--- a/Preliminary_results.docx
+++ b/Preliminary_results.docx
@@ -26,7 +26,7 @@
         <w:t xml:space="preserve">2026-06-02</w:t>
       </w:r>
     </w:p>
-    <w:bookmarkStart w:id="21" w:name="preliminary-analysis"/>
+    <w:bookmarkStart w:id="24" w:name="preliminary-analysis"/>
     <w:p>
       <w:pPr>
         <w:pStyle w:val="Heading2"/>
@@ -3305,7 +3305,804 @@
         <w:t xml:space="preserve">A little confusing because it re-ordered the panels, with bucket coming first here.</w:t>
       </w:r>
     </w:p>
-    <w:bookmarkEnd w:id="21"/>
+    <w:p>
+      <w:pPr>
+        <w:pStyle w:val="BodyText"/>
+      </w:pPr>
+      <w:r>
+        <w:t xml:space="preserve">Lastly, I integrated grid treatment and bucket into one treatment.</w:t>
+      </w:r>
+    </w:p>
+    <w:p>
+      <w:pPr>
+        <w:pStyle w:val="BodyText"/>
+      </w:pPr>
+      <w:r>
+        <w:t xml:space="preserve">Control + no bucket = regular density + no food</w:t>
+      </w:r>
+      <w:r>
+        <w:t xml:space="preserve"> </w:t>
+      </w:r>
+      <w:r>
+        <w:t xml:space="preserve">Food add + no bucket = high density + no food</w:t>
+      </w:r>
+      <w:r>
+        <w:t xml:space="preserve"> </w:t>
+      </w:r>
+      <w:r>
+        <w:t xml:space="preserve">Food add + bucket = high density + food</w:t>
+      </w:r>
+      <w:r>
+        <w:t xml:space="preserve"> </w:t>
+      </w:r>
+      <w:r>
+        <w:t xml:space="preserve">Rattle + no bucket = percieved high density + no food</w:t>
+      </w:r>
+    </w:p>
+    <w:p>
+      <w:pPr>
+        <w:pStyle w:val="SourceCode"/>
+      </w:pPr>
+      <w:r>
+        <w:rPr>
+          <w:rStyle w:val="CommentTok"/>
+        </w:rPr>
+        <w:t xml:space="preserve">#make model for growth ~ litter size * food add</w:t>
+      </w:r>
+      <w:r>
+        <w:br/>
+      </w:r>
+      <w:r>
+        <w:rPr>
+          <w:rStyle w:val="NormalTok"/>
+        </w:rPr>
+        <w:t xml:space="preserve">tbmod </w:t>
+      </w:r>
+      <w:r>
+        <w:rPr>
+          <w:rStyle w:val="OtherTok"/>
+        </w:rPr>
+        <w:t xml:space="preserve">&lt;-</w:t>
+      </w:r>
+      <w:r>
+        <w:rPr>
+          <w:rStyle w:val="NormalTok"/>
+        </w:rPr>
+        <w:t xml:space="preserve"> </w:t>
+      </w:r>
+      <w:r>
+        <w:rPr>
+          <w:rStyle w:val="FunctionTok"/>
+        </w:rPr>
+        <w:t xml:space="preserve">lm</w:t>
+      </w:r>
+      <w:r>
+        <w:rPr>
+          <w:rStyle w:val="NormalTok"/>
+        </w:rPr>
+        <w:t xml:space="preserve">(growthrate </w:t>
+      </w:r>
+      <w:r>
+        <w:rPr>
+          <w:rStyle w:val="SpecialCharTok"/>
+        </w:rPr>
+        <w:t xml:space="preserve">~</w:t>
+      </w:r>
+      <w:r>
+        <w:rPr>
+          <w:rStyle w:val="NormalTok"/>
+        </w:rPr>
+        <w:t xml:space="preserve"> litterf </w:t>
+      </w:r>
+      <w:r>
+        <w:rPr>
+          <w:rStyle w:val="SpecialCharTok"/>
+        </w:rPr>
+        <w:t xml:space="preserve">+</w:t>
+      </w:r>
+      <w:r>
+        <w:rPr>
+          <w:rStyle w:val="NormalTok"/>
+        </w:rPr>
+        <w:t xml:space="preserve"> density</w:t>
+      </w:r>
+      <w:r>
+        <w:rPr>
+          <w:rStyle w:val="SpecialCharTok"/>
+        </w:rPr>
+        <w:t xml:space="preserve">*</w:t>
+      </w:r>
+      <w:r>
+        <w:rPr>
+          <w:rStyle w:val="NormalTok"/>
+        </w:rPr>
+        <w:t xml:space="preserve">treatment_bucket, dat)</w:t>
+      </w:r>
+      <w:r>
+        <w:br/>
+      </w:r>
+      <w:r>
+        <w:br/>
+      </w:r>
+      <w:r>
+        <w:rPr>
+          <w:rStyle w:val="CommentTok"/>
+        </w:rPr>
+        <w:t xml:space="preserve">#get effects table for model</w:t>
+      </w:r>
+      <w:r>
+        <w:br/>
+      </w:r>
+      <w:r>
+        <w:rPr>
+          <w:rStyle w:val="NormalTok"/>
+        </w:rPr>
+        <w:t xml:space="preserve">tb_effs </w:t>
+      </w:r>
+      <w:r>
+        <w:rPr>
+          <w:rStyle w:val="OtherTok"/>
+        </w:rPr>
+        <w:t xml:space="preserve">&lt;-</w:t>
+      </w:r>
+      <w:r>
+        <w:rPr>
+          <w:rStyle w:val="NormalTok"/>
+        </w:rPr>
+        <w:t xml:space="preserve"> </w:t>
+      </w:r>
+      <w:r>
+        <w:rPr>
+          <w:rStyle w:val="FunctionTok"/>
+        </w:rPr>
+        <w:t xml:space="preserve">as.data.table</w:t>
+      </w:r>
+      <w:r>
+        <w:rPr>
+          <w:rStyle w:val="NormalTok"/>
+        </w:rPr>
+        <w:t xml:space="preserve">(</w:t>
+      </w:r>
+      <w:r>
+        <w:rPr>
+          <w:rStyle w:val="FunctionTok"/>
+        </w:rPr>
+        <w:t xml:space="preserve">ggpredict</w:t>
+      </w:r>
+      <w:r>
+        <w:rPr>
+          <w:rStyle w:val="NormalTok"/>
+        </w:rPr>
+        <w:t xml:space="preserve">(tbmod, </w:t>
+      </w:r>
+      <w:r>
+        <w:rPr>
+          <w:rStyle w:val="AttributeTok"/>
+        </w:rPr>
+        <w:t xml:space="preserve">terms =</w:t>
+      </w:r>
+      <w:r>
+        <w:rPr>
+          <w:rStyle w:val="NormalTok"/>
+        </w:rPr>
+        <w:t xml:space="preserve"> </w:t>
+      </w:r>
+      <w:r>
+        <w:rPr>
+          <w:rStyle w:val="FunctionTok"/>
+        </w:rPr>
+        <w:t xml:space="preserve">c</w:t>
+      </w:r>
+      <w:r>
+        <w:rPr>
+          <w:rStyle w:val="NormalTok"/>
+        </w:rPr>
+        <w:t xml:space="preserve">(</w:t>
+      </w:r>
+      <w:r>
+        <w:rPr>
+          <w:rStyle w:val="StringTok"/>
+        </w:rPr>
+        <w:t xml:space="preserve">"density"</w:t>
+      </w:r>
+      <w:r>
+        <w:rPr>
+          <w:rStyle w:val="NormalTok"/>
+        </w:rPr>
+        <w:t xml:space="preserve">, </w:t>
+      </w:r>
+      <w:r>
+        <w:rPr>
+          <w:rStyle w:val="StringTok"/>
+        </w:rPr>
+        <w:t xml:space="preserve">"litterf"</w:t>
+      </w:r>
+      <w:r>
+        <w:rPr>
+          <w:rStyle w:val="NormalTok"/>
+        </w:rPr>
+        <w:t xml:space="preserve">, </w:t>
+      </w:r>
+      <w:r>
+        <w:rPr>
+          <w:rStyle w:val="StringTok"/>
+        </w:rPr>
+        <w:t xml:space="preserve">"treatment_bucket"</w:t>
+      </w:r>
+      <w:r>
+        <w:rPr>
+          <w:rStyle w:val="NormalTok"/>
+        </w:rPr>
+        <w:t xml:space="preserve">)))</w:t>
+      </w:r>
+      <w:r>
+        <w:br/>
+      </w:r>
+      <w:r>
+        <w:br/>
+      </w:r>
+      <w:r>
+        <w:rPr>
+          <w:rStyle w:val="FunctionTok"/>
+        </w:rPr>
+        <w:t xml:space="preserve">ggplot</w:t>
+      </w:r>
+      <w:r>
+        <w:rPr>
+          <w:rStyle w:val="NormalTok"/>
+        </w:rPr>
+        <w:t xml:space="preserve">(tb_effs)</w:t>
+      </w:r>
+      <w:r>
+        <w:rPr>
+          <w:rStyle w:val="SpecialCharTok"/>
+        </w:rPr>
+        <w:t xml:space="preserve">+</w:t>
+      </w:r>
+      <w:r>
+        <w:br/>
+      </w:r>
+      <w:r>
+        <w:rPr>
+          <w:rStyle w:val="NormalTok"/>
+        </w:rPr>
+        <w:t xml:space="preserve">  </w:t>
+      </w:r>
+      <w:r>
+        <w:rPr>
+          <w:rStyle w:val="FunctionTok"/>
+        </w:rPr>
+        <w:t xml:space="preserve">geom_ribbon</w:t>
+      </w:r>
+      <w:r>
+        <w:rPr>
+          <w:rStyle w:val="NormalTok"/>
+        </w:rPr>
+        <w:t xml:space="preserve">(</w:t>
+      </w:r>
+      <w:r>
+        <w:rPr>
+          <w:rStyle w:val="FunctionTok"/>
+        </w:rPr>
+        <w:t xml:space="preserve">aes</w:t>
+      </w:r>
+      <w:r>
+        <w:rPr>
+          <w:rStyle w:val="NormalTok"/>
+        </w:rPr>
+        <w:t xml:space="preserve">(</w:t>
+      </w:r>
+      <w:r>
+        <w:rPr>
+          <w:rStyle w:val="AttributeTok"/>
+        </w:rPr>
+        <w:t xml:space="preserve">x =</w:t>
+      </w:r>
+      <w:r>
+        <w:rPr>
+          <w:rStyle w:val="NormalTok"/>
+        </w:rPr>
+        <w:t xml:space="preserve"> x, </w:t>
+      </w:r>
+      <w:r>
+        <w:rPr>
+          <w:rStyle w:val="AttributeTok"/>
+        </w:rPr>
+        <w:t xml:space="preserve">ymin =</w:t>
+      </w:r>
+      <w:r>
+        <w:rPr>
+          <w:rStyle w:val="NormalTok"/>
+        </w:rPr>
+        <w:t xml:space="preserve"> conf.low, </w:t>
+      </w:r>
+      <w:r>
+        <w:rPr>
+          <w:rStyle w:val="AttributeTok"/>
+        </w:rPr>
+        <w:t xml:space="preserve">ymax =</w:t>
+      </w:r>
+      <w:r>
+        <w:rPr>
+          <w:rStyle w:val="NormalTok"/>
+        </w:rPr>
+        <w:t xml:space="preserve"> conf.high, </w:t>
+      </w:r>
+      <w:r>
+        <w:rPr>
+          <w:rStyle w:val="AttributeTok"/>
+        </w:rPr>
+        <w:t xml:space="preserve">group =</w:t>
+      </w:r>
+      <w:r>
+        <w:rPr>
+          <w:rStyle w:val="NormalTok"/>
+        </w:rPr>
+        <w:t xml:space="preserve"> group, </w:t>
+      </w:r>
+      <w:r>
+        <w:rPr>
+          <w:rStyle w:val="AttributeTok"/>
+        </w:rPr>
+        <w:t xml:space="preserve">fill =</w:t>
+      </w:r>
+      <w:r>
+        <w:rPr>
+          <w:rStyle w:val="NormalTok"/>
+        </w:rPr>
+        <w:t xml:space="preserve"> group), </w:t>
+      </w:r>
+      <w:r>
+        <w:rPr>
+          <w:rStyle w:val="AttributeTok"/>
+        </w:rPr>
+        <w:t xml:space="preserve">alpha =</w:t>
+      </w:r>
+      <w:r>
+        <w:rPr>
+          <w:rStyle w:val="NormalTok"/>
+        </w:rPr>
+        <w:t xml:space="preserve"> </w:t>
+      </w:r>
+      <w:r>
+        <w:rPr>
+          <w:rStyle w:val="FloatTok"/>
+        </w:rPr>
+        <w:t xml:space="preserve">0.2</w:t>
+      </w:r>
+      <w:r>
+        <w:rPr>
+          <w:rStyle w:val="NormalTok"/>
+        </w:rPr>
+        <w:t xml:space="preserve">)</w:t>
+      </w:r>
+      <w:r>
+        <w:rPr>
+          <w:rStyle w:val="SpecialCharTok"/>
+        </w:rPr>
+        <w:t xml:space="preserve">+</w:t>
+      </w:r>
+      <w:r>
+        <w:br/>
+      </w:r>
+      <w:r>
+        <w:rPr>
+          <w:rStyle w:val="NormalTok"/>
+        </w:rPr>
+        <w:t xml:space="preserve">  </w:t>
+      </w:r>
+      <w:r>
+        <w:rPr>
+          <w:rStyle w:val="FunctionTok"/>
+        </w:rPr>
+        <w:t xml:space="preserve">geom_line</w:t>
+      </w:r>
+      <w:r>
+        <w:rPr>
+          <w:rStyle w:val="NormalTok"/>
+        </w:rPr>
+        <w:t xml:space="preserve">(</w:t>
+      </w:r>
+      <w:r>
+        <w:rPr>
+          <w:rStyle w:val="FunctionTok"/>
+        </w:rPr>
+        <w:t xml:space="preserve">aes</w:t>
+      </w:r>
+      <w:r>
+        <w:rPr>
+          <w:rStyle w:val="NormalTok"/>
+        </w:rPr>
+        <w:t xml:space="preserve">(</w:t>
+      </w:r>
+      <w:r>
+        <w:rPr>
+          <w:rStyle w:val="AttributeTok"/>
+        </w:rPr>
+        <w:t xml:space="preserve">y =</w:t>
+      </w:r>
+      <w:r>
+        <w:rPr>
+          <w:rStyle w:val="NormalTok"/>
+        </w:rPr>
+        <w:t xml:space="preserve"> predicted, </w:t>
+      </w:r>
+      <w:r>
+        <w:rPr>
+          <w:rStyle w:val="AttributeTok"/>
+        </w:rPr>
+        <w:t xml:space="preserve">x =</w:t>
+      </w:r>
+      <w:r>
+        <w:rPr>
+          <w:rStyle w:val="NormalTok"/>
+        </w:rPr>
+        <w:t xml:space="preserve"> x, </w:t>
+      </w:r>
+      <w:r>
+        <w:rPr>
+          <w:rStyle w:val="AttributeTok"/>
+        </w:rPr>
+        <w:t xml:space="preserve">color =</w:t>
+      </w:r>
+      <w:r>
+        <w:rPr>
+          <w:rStyle w:val="NormalTok"/>
+        </w:rPr>
+        <w:t xml:space="preserve"> group, </w:t>
+      </w:r>
+      <w:r>
+        <w:rPr>
+          <w:rStyle w:val="AttributeTok"/>
+        </w:rPr>
+        <w:t xml:space="preserve">group =</w:t>
+      </w:r>
+      <w:r>
+        <w:rPr>
+          <w:rStyle w:val="NormalTok"/>
+        </w:rPr>
+        <w:t xml:space="preserve"> group), </w:t>
+      </w:r>
+      <w:r>
+        <w:rPr>
+          <w:rStyle w:val="AttributeTok"/>
+        </w:rPr>
+        <w:t xml:space="preserve">linewidth =</w:t>
+      </w:r>
+      <w:r>
+        <w:rPr>
+          <w:rStyle w:val="NormalTok"/>
+        </w:rPr>
+        <w:t xml:space="preserve"> </w:t>
+      </w:r>
+      <w:r>
+        <w:rPr>
+          <w:rStyle w:val="DecValTok"/>
+        </w:rPr>
+        <w:t xml:space="preserve">1</w:t>
+      </w:r>
+      <w:r>
+        <w:rPr>
+          <w:rStyle w:val="NormalTok"/>
+        </w:rPr>
+        <w:t xml:space="preserve">)</w:t>
+      </w:r>
+      <w:r>
+        <w:rPr>
+          <w:rStyle w:val="SpecialCharTok"/>
+        </w:rPr>
+        <w:t xml:space="preserve">+</w:t>
+      </w:r>
+      <w:r>
+        <w:br/>
+      </w:r>
+      <w:r>
+        <w:rPr>
+          <w:rStyle w:val="NormalTok"/>
+        </w:rPr>
+        <w:t xml:space="preserve">  </w:t>
+      </w:r>
+      <w:r>
+        <w:rPr>
+          <w:rStyle w:val="FunctionTok"/>
+        </w:rPr>
+        <w:t xml:space="preserve">scale_color_discrete</w:t>
+      </w:r>
+      <w:r>
+        <w:rPr>
+          <w:rStyle w:val="NormalTok"/>
+        </w:rPr>
+        <w:t xml:space="preserve">(</w:t>
+      </w:r>
+      <w:r>
+        <w:rPr>
+          <w:rStyle w:val="AttributeTok"/>
+        </w:rPr>
+        <w:t xml:space="preserve">name =</w:t>
+      </w:r>
+      <w:r>
+        <w:rPr>
+          <w:rStyle w:val="NormalTok"/>
+        </w:rPr>
+        <w:t xml:space="preserve"> </w:t>
+      </w:r>
+      <w:r>
+        <w:rPr>
+          <w:rStyle w:val="StringTok"/>
+        </w:rPr>
+        <w:t xml:space="preserve">"Litter size"</w:t>
+      </w:r>
+      <w:r>
+        <w:rPr>
+          <w:rStyle w:val="NormalTok"/>
+        </w:rPr>
+        <w:t xml:space="preserve">)</w:t>
+      </w:r>
+      <w:r>
+        <w:rPr>
+          <w:rStyle w:val="SpecialCharTok"/>
+        </w:rPr>
+        <w:t xml:space="preserve">+</w:t>
+      </w:r>
+      <w:r>
+        <w:br/>
+      </w:r>
+      <w:r>
+        <w:rPr>
+          <w:rStyle w:val="NormalTok"/>
+        </w:rPr>
+        <w:t xml:space="preserve">  </w:t>
+      </w:r>
+      <w:r>
+        <w:rPr>
+          <w:rStyle w:val="FunctionTok"/>
+        </w:rPr>
+        <w:t xml:space="preserve">scale_fill_discrete</w:t>
+      </w:r>
+      <w:r>
+        <w:rPr>
+          <w:rStyle w:val="NormalTok"/>
+        </w:rPr>
+        <w:t xml:space="preserve">(</w:t>
+      </w:r>
+      <w:r>
+        <w:rPr>
+          <w:rStyle w:val="AttributeTok"/>
+        </w:rPr>
+        <w:t xml:space="preserve">name =</w:t>
+      </w:r>
+      <w:r>
+        <w:rPr>
+          <w:rStyle w:val="NormalTok"/>
+        </w:rPr>
+        <w:t xml:space="preserve"> </w:t>
+      </w:r>
+      <w:r>
+        <w:rPr>
+          <w:rStyle w:val="StringTok"/>
+        </w:rPr>
+        <w:t xml:space="preserve">"Litter size"</w:t>
+      </w:r>
+      <w:r>
+        <w:rPr>
+          <w:rStyle w:val="NormalTok"/>
+        </w:rPr>
+        <w:t xml:space="preserve">)</w:t>
+      </w:r>
+      <w:r>
+        <w:rPr>
+          <w:rStyle w:val="SpecialCharTok"/>
+        </w:rPr>
+        <w:t xml:space="preserve">+</w:t>
+      </w:r>
+      <w:r>
+        <w:br/>
+      </w:r>
+      <w:r>
+        <w:rPr>
+          <w:rStyle w:val="NormalTok"/>
+        </w:rPr>
+        <w:t xml:space="preserve">  </w:t>
+      </w:r>
+      <w:r>
+        <w:rPr>
+          <w:rStyle w:val="FunctionTok"/>
+        </w:rPr>
+        <w:t xml:space="preserve">labs</w:t>
+      </w:r>
+      <w:r>
+        <w:rPr>
+          <w:rStyle w:val="NormalTok"/>
+        </w:rPr>
+        <w:t xml:space="preserve">(</w:t>
+      </w:r>
+      <w:r>
+        <w:rPr>
+          <w:rStyle w:val="AttributeTok"/>
+        </w:rPr>
+        <w:t xml:space="preserve">x =</w:t>
+      </w:r>
+      <w:r>
+        <w:rPr>
+          <w:rStyle w:val="NormalTok"/>
+        </w:rPr>
+        <w:t xml:space="preserve"> </w:t>
+      </w:r>
+      <w:r>
+        <w:rPr>
+          <w:rStyle w:val="StringTok"/>
+        </w:rPr>
+        <w:t xml:space="preserve">"Local density (squirrels/ha)"</w:t>
+      </w:r>
+      <w:r>
+        <w:rPr>
+          <w:rStyle w:val="NormalTok"/>
+        </w:rPr>
+        <w:t xml:space="preserve">, </w:t>
+      </w:r>
+      <w:r>
+        <w:rPr>
+          <w:rStyle w:val="AttributeTok"/>
+        </w:rPr>
+        <w:t xml:space="preserve">y =</w:t>
+      </w:r>
+      <w:r>
+        <w:rPr>
+          <w:rStyle w:val="NormalTok"/>
+        </w:rPr>
+        <w:t xml:space="preserve"> </w:t>
+      </w:r>
+      <w:r>
+        <w:rPr>
+          <w:rStyle w:val="StringTok"/>
+        </w:rPr>
+        <w:t xml:space="preserve">"Growth rate (g/day)"</w:t>
+      </w:r>
+      <w:r>
+        <w:rPr>
+          <w:rStyle w:val="NormalTok"/>
+        </w:rPr>
+        <w:t xml:space="preserve">, </w:t>
+      </w:r>
+      <w:r>
+        <w:rPr>
+          <w:rStyle w:val="AttributeTok"/>
+        </w:rPr>
+        <w:t xml:space="preserve">subtitle =</w:t>
+      </w:r>
+      <w:r>
+        <w:rPr>
+          <w:rStyle w:val="NormalTok"/>
+        </w:rPr>
+        <w:t xml:space="preserve"> </w:t>
+      </w:r>
+      <w:r>
+        <w:rPr>
+          <w:rStyle w:val="StringTok"/>
+        </w:rPr>
+        <w:t xml:space="preserve">"Grid_Bucket"</w:t>
+      </w:r>
+      <w:r>
+        <w:rPr>
+          <w:rStyle w:val="NormalTok"/>
+        </w:rPr>
+        <w:t xml:space="preserve">)</w:t>
+      </w:r>
+      <w:r>
+        <w:rPr>
+          <w:rStyle w:val="SpecialCharTok"/>
+        </w:rPr>
+        <w:t xml:space="preserve">+</w:t>
+      </w:r>
+      <w:r>
+        <w:br/>
+      </w:r>
+      <w:r>
+        <w:rPr>
+          <w:rStyle w:val="NormalTok"/>
+        </w:rPr>
+        <w:t xml:space="preserve">  </w:t>
+      </w:r>
+      <w:r>
+        <w:rPr>
+          <w:rStyle w:val="FunctionTok"/>
+        </w:rPr>
+        <w:t xml:space="preserve">facet_wrap</w:t>
+      </w:r>
+      <w:r>
+        <w:rPr>
+          <w:rStyle w:val="NormalTok"/>
+        </w:rPr>
+        <w:t xml:space="preserve">(</w:t>
+      </w:r>
+      <w:r>
+        <w:rPr>
+          <w:rStyle w:val="SpecialCharTok"/>
+        </w:rPr>
+        <w:t xml:space="preserve">~</w:t>
+      </w:r>
+      <w:r>
+        <w:rPr>
+          <w:rStyle w:val="NormalTok"/>
+        </w:rPr>
+        <w:t xml:space="preserve">facet)</w:t>
+      </w:r>
+      <w:r>
+        <w:rPr>
+          <w:rStyle w:val="SpecialCharTok"/>
+        </w:rPr>
+        <w:t xml:space="preserve">+</w:t>
+      </w:r>
+      <w:r>
+        <w:br/>
+      </w:r>
+      <w:r>
+        <w:rPr>
+          <w:rStyle w:val="NormalTok"/>
+        </w:rPr>
+        <w:t xml:space="preserve">  </w:t>
+      </w:r>
+      <w:r>
+        <w:rPr>
+          <w:rStyle w:val="FunctionTok"/>
+        </w:rPr>
+        <w:t xml:space="preserve">theme_bw</w:t>
+      </w:r>
+      <w:r>
+        <w:rPr>
+          <w:rStyle w:val="NormalTok"/>
+        </w:rPr>
+        <w:t xml:space="preserve">()</w:t>
+      </w:r>
+    </w:p>
+    <w:p>
+      <w:pPr>
+        <w:pStyle w:val="FirstParagraph"/>
+      </w:pPr>
+      <w:r>
+        <w:drawing>
+          <wp:inline>
+            <wp:extent cx="4620126" cy="3696101"/>
+            <wp:effectExtent b="0" l="0" r="0" t="0"/>
+            <wp:docPr descr="" title="" id="22" name="Picture"/>
+            <a:graphic>
+              <a:graphicData uri="http://schemas.openxmlformats.org/drawingml/2006/picture">
+                <pic:pic>
+                  <pic:nvPicPr>
+                    <pic:cNvPr descr="Preliminary_results_files/Preliminary_results_files/figure-docx/fig 5-1.png" id="23" name="Picture"/>
+                    <pic:cNvPicPr>
+                      <a:picLocks noChangeArrowheads="1" noChangeAspect="1"/>
+                    </pic:cNvPicPr>
+                  </pic:nvPicPr>
+                  <pic:blipFill>
+                    <a:blip r:embed="rId21"/>
+                    <a:stretch>
+                      <a:fillRect/>
+                    </a:stretch>
+                  </pic:blipFill>
+                  <pic:spPr bwMode="auto">
+                    <a:xfrm>
+                      <a:off x="0" y="0"/>
+                      <a:ext cx="4620126" cy="3696101"/>
+                    </a:xfrm>
+                    <a:prstGeom prst="rect">
+                      <a:avLst/>
+                    </a:prstGeom>
+                    <a:noFill/>
+                    <a:ln w="9525">
+                      <a:noFill/>
+                      <a:headEnd/>
+                      <a:tailEnd/>
+                    </a:ln>
+                  </pic:spPr>
+                </pic:pic>
+              </a:graphicData>
+            </a:graphic>
+          </wp:inline>
+        </w:drawing>
+      </w:r>
+    </w:p>
+    <w:bookmarkEnd w:id="24"/>
     <w:sectPr>
       <w:footnotePr>
         <w:numRestart w:val="eachSect"/>

--- a/Preliminary_results.docx
+++ b/Preliminary_results.docx
@@ -1148,70 +1148,70 @@
         <w:rPr>
           <w:rStyle w:val="VerbatimChar"/>
         </w:rPr>
-        <w:t xml:space="preserve">## littersize                            1   52.20  52.204 256.3939 &lt; 2.2e-16 ***</w:t>
-      </w:r>
-      <w:r>
-        <w:br/>
-      </w:r>
-      <w:r>
-        <w:rPr>
-          <w:rStyle w:val="VerbatimChar"/>
-        </w:rPr>
-        <w:t xml:space="preserve">## densityf                              3   11.00   3.667  18.0093 1.245e-11 ***</w:t>
-      </w:r>
-      <w:r>
-        <w:br/>
-      </w:r>
-      <w:r>
-        <w:rPr>
-          <w:rStyle w:val="VerbatimChar"/>
-        </w:rPr>
-        <w:t xml:space="preserve">## treatment_grid                        2   17.71   8.857  43.5024 &lt; 2.2e-16 ***</w:t>
-      </w:r>
-      <w:r>
-        <w:br/>
-      </w:r>
-      <w:r>
-        <w:rPr>
-          <w:rStyle w:val="VerbatimChar"/>
-        </w:rPr>
-        <w:t xml:space="preserve">## littersize:densityf                   3    0.34   0.115   0.5632 0.6393030    </w:t>
-      </w:r>
-      <w:r>
-        <w:br/>
-      </w:r>
-      <w:r>
-        <w:rPr>
-          <w:rStyle w:val="VerbatimChar"/>
-        </w:rPr>
-        <w:t xml:space="preserve">## littersize:treatment_grid             2    4.09   2.047  10.0515 4.386e-05 ***</w:t>
-      </w:r>
-      <w:r>
-        <w:br/>
-      </w:r>
-      <w:r>
-        <w:rPr>
-          <w:rStyle w:val="VerbatimChar"/>
-        </w:rPr>
-        <w:t xml:space="preserve">## densityf:treatment_grid               3    4.16   1.388   6.8171 0.0001391 ***</w:t>
-      </w:r>
-      <w:r>
-        <w:br/>
-      </w:r>
-      <w:r>
-        <w:rPr>
-          <w:rStyle w:val="VerbatimChar"/>
-        </w:rPr>
-        <w:t xml:space="preserve">## littersize:densityf:treatment_grid    3    0.54   0.180   0.8853 0.4478224    </w:t>
-      </w:r>
-      <w:r>
-        <w:br/>
-      </w:r>
-      <w:r>
-        <w:rPr>
-          <w:rStyle w:val="VerbatimChar"/>
-        </w:rPr>
-        <w:t xml:space="preserve">## Residuals                          5930 1207.39   0.204                       </w:t>
+        <w:t xml:space="preserve">## littersize                            1   52.20  52.204 258.3465 &lt; 2.2e-16 ***</w:t>
+      </w:r>
+      <w:r>
+        <w:br/>
+      </w:r>
+      <w:r>
+        <w:rPr>
+          <w:rStyle w:val="VerbatimChar"/>
+        </w:rPr>
+        <w:t xml:space="preserve">## densityf                              3   11.00   3.667  18.1465 1.019e-11 ***</w:t>
+      </w:r>
+      <w:r>
+        <w:br/>
+      </w:r>
+      <w:r>
+        <w:rPr>
+          <w:rStyle w:val="VerbatimChar"/>
+        </w:rPr>
+        <w:t xml:space="preserve">## treatment_grid                        2   21.02  10.510  52.0103 &lt; 2.2e-16 ***</w:t>
+      </w:r>
+      <w:r>
+        <w:br/>
+      </w:r>
+      <w:r>
+        <w:rPr>
+          <w:rStyle w:val="VerbatimChar"/>
+        </w:rPr>
+        <w:t xml:space="preserve">## littersize:densityf                   3    0.35   0.117   0.5789    0.6288    </w:t>
+      </w:r>
+      <w:r>
+        <w:br/>
+      </w:r>
+      <w:r>
+        <w:rPr>
+          <w:rStyle w:val="VerbatimChar"/>
+        </w:rPr>
+        <w:t xml:space="preserve">## littersize:treatment_grid             2    4.98   2.489  12.3156 4.597e-06 ***</w:t>
+      </w:r>
+      <w:r>
+        <w:br/>
+      </w:r>
+      <w:r>
+        <w:rPr>
+          <w:rStyle w:val="VerbatimChar"/>
+        </w:rPr>
+        <w:t xml:space="preserve">## densityf:treatment_grid               3    8.96   2.986  14.7768 1.389e-09 ***</w:t>
+      </w:r>
+      <w:r>
+        <w:br/>
+      </w:r>
+      <w:r>
+        <w:rPr>
+          <w:rStyle w:val="VerbatimChar"/>
+        </w:rPr>
+        <w:t xml:space="preserve">## littersize:densityf:treatment_grid    3    0.68   0.226   1.1173    0.3406    </w:t>
+      </w:r>
+      <w:r>
+        <w:br/>
+      </w:r>
+      <w:r>
+        <w:rPr>
+          <w:rStyle w:val="VerbatimChar"/>
+        </w:rPr>
+        <w:t xml:space="preserve">## Residuals                          5930 1198.27   0.202                       </w:t>
       </w:r>
       <w:r>
         <w:br/>
@@ -3088,70 +3088,70 @@
         <w:rPr>
           <w:rStyle w:val="VerbatimChar"/>
         </w:rPr>
-        <w:t xml:space="preserve">## littersize                              1   52.20  52.204 263.0764 &lt; 2.2e-16</w:t>
-      </w:r>
-      <w:r>
-        <w:br/>
-      </w:r>
-      <w:r>
-        <w:rPr>
-          <w:rStyle w:val="VerbatimChar"/>
-        </w:rPr>
-        <w:t xml:space="preserve">## densityf                                3   11.00   3.667  18.4787 6.277e-12</w:t>
-      </w:r>
-      <w:r>
-        <w:br/>
-      </w:r>
-      <w:r>
-        <w:rPr>
-          <w:rStyle w:val="VerbatimChar"/>
-        </w:rPr>
-        <w:t xml:space="preserve">## treatment_bucket                        4   48.21  12.053  60.7421 &lt; 2.2e-16</w:t>
-      </w:r>
-      <w:r>
-        <w:br/>
-      </w:r>
-      <w:r>
-        <w:rPr>
-          <w:rStyle w:val="VerbatimChar"/>
-        </w:rPr>
-        <w:t xml:space="preserve">## littersize:densityf                     3    0.66   0.219   1.1058 0.3453307</w:t>
-      </w:r>
-      <w:r>
-        <w:br/>
-      </w:r>
-      <w:r>
-        <w:rPr>
-          <w:rStyle w:val="VerbatimChar"/>
-        </w:rPr>
-        <w:t xml:space="preserve">## littersize:treatment_bucket             4    4.49   1.123   5.6574 0.0001529</w:t>
-      </w:r>
-      <w:r>
-        <w:br/>
-      </w:r>
-      <w:r>
-        <w:rPr>
-          <w:rStyle w:val="VerbatimChar"/>
-        </w:rPr>
-        <w:t xml:space="preserve">## densityf:treatment_bucket               7    5.08   0.726   3.6593 0.0006007</w:t>
-      </w:r>
-      <w:r>
-        <w:br/>
-      </w:r>
-      <w:r>
-        <w:rPr>
-          <w:rStyle w:val="VerbatimChar"/>
-        </w:rPr>
-        <w:t xml:space="preserve">## littersize:densityf:treatment_bucket    7    1.46   0.209   1.0525 0.3918046</w:t>
-      </w:r>
-      <w:r>
-        <w:br/>
-      </w:r>
-      <w:r>
-        <w:rPr>
-          <w:rStyle w:val="VerbatimChar"/>
-        </w:rPr>
-        <w:t xml:space="preserve">## Residuals                            5918 1174.34   0.198                   </w:t>
+        <w:t xml:space="preserve">## littersize                              1   52.20  52.204 263.6933 &lt; 2.2e-16</w:t>
+      </w:r>
+      <w:r>
+        <w:br/>
+      </w:r>
+      <w:r>
+        <w:rPr>
+          <w:rStyle w:val="VerbatimChar"/>
+        </w:rPr>
+        <w:t xml:space="preserve">## densityf                                3   11.00   3.667  18.5220 5.891e-12</w:t>
+      </w:r>
+      <w:r>
+        <w:br/>
+      </w:r>
+      <w:r>
+        <w:rPr>
+          <w:rStyle w:val="VerbatimChar"/>
+        </w:rPr>
+        <w:t xml:space="preserve">## treatment_bucket                        3   49.33  16.443  83.0584 &lt; 2.2e-16</w:t>
+      </w:r>
+      <w:r>
+        <w:br/>
+      </w:r>
+      <w:r>
+        <w:rPr>
+          <w:rStyle w:val="VerbatimChar"/>
+        </w:rPr>
+        <w:t xml:space="preserve">## littersize:densityf                     3    0.69   0.231   1.1680 0.3203366</w:t>
+      </w:r>
+      <w:r>
+        <w:br/>
+      </w:r>
+      <w:r>
+        <w:rPr>
+          <w:rStyle w:val="VerbatimChar"/>
+        </w:rPr>
+        <w:t xml:space="preserve">## littersize:treatment_bucket             3    3.46   1.155   5.8317 0.0005654</w:t>
+      </w:r>
+      <w:r>
+        <w:br/>
+      </w:r>
+      <w:r>
+        <w:rPr>
+          <w:rStyle w:val="VerbatimChar"/>
+        </w:rPr>
+        <w:t xml:space="preserve">## densityf:treatment_bucket               5    6.75   1.350   6.8178 2.381e-06</w:t>
+      </w:r>
+      <w:r>
+        <w:br/>
+      </w:r>
+      <w:r>
+        <w:rPr>
+          <w:rStyle w:val="VerbatimChar"/>
+        </w:rPr>
+        <w:t xml:space="preserve">## littersize:densityf:treatment_bucket    5    1.23   0.246   1.2441 0.2855284</w:t>
+      </w:r>
+      <w:r>
+        <w:br/>
+      </w:r>
+      <w:r>
+        <w:rPr>
+          <w:rStyle w:val="VerbatimChar"/>
+        </w:rPr>
+        <w:t xml:space="preserve">## Residuals                            5924 1172.78   0.198                   </w:t>
       </w:r>
       <w:r>
         <w:br/>

--- a/Preliminary_results.docx
+++ b/Preliminary_results.docx
@@ -26,7 +26,7 @@
         <w:t xml:space="preserve">2026-06-02</w:t>
       </w:r>
     </w:p>
-    <w:bookmarkStart w:id="21" w:name="preliminary-analysis"/>
+    <w:bookmarkStart w:id="18" w:name="preliminary-analysis"/>
     <w:p>
       <w:pPr>
         <w:pStyle w:val="Heading2"/>
@@ -116,7 +116,7 @@
         <w:rPr>
           <w:rStyle w:val="NormalTok"/>
         </w:rPr>
-        <w:t xml:space="preserve">densityf, control)</w:t>
+        <w:t xml:space="preserve">density, control)</w:t>
       </w:r>
       <w:r>
         <w:br/>
@@ -169,7 +169,7 @@
         <w:rPr>
           <w:rStyle w:val="VerbatimChar"/>
         </w:rPr>
-        <w:t xml:space="preserve">##                       Df Sum Sq Mean Sq F value    Pr(&gt;F)    </w:t>
+        <w:t xml:space="preserve">##                      Df Sum Sq Mean Sq  F value Pr(&gt;F)    </w:t>
       </w:r>
       <w:r>
         <w:br/>
@@ -178,7 +178,7 @@
         <w:rPr>
           <w:rStyle w:val="VerbatimChar"/>
         </w:rPr>
-        <w:t xml:space="preserve">## littersize             1  48.46  48.457 252.601 &lt; 2.2e-16 ***</w:t>
+        <w:t xml:space="preserve">## littersize            1  50.33  50.327 256.3765 &lt;2e-16 ***</w:t>
       </w:r>
       <w:r>
         <w:br/>
@@ -187,7 +187,7 @@
         <w:rPr>
           <w:rStyle w:val="VerbatimChar"/>
         </w:rPr>
-        <w:t xml:space="preserve">## densityf               3  14.44   4.813  25.090 4.798e-16 ***</w:t>
+        <w:t xml:space="preserve">## density               1  13.88  13.878  70.6950 &lt;2e-16 ***</w:t>
       </w:r>
       <w:r>
         <w:br/>
@@ -196,7 +196,7 @@
         <w:rPr>
           <w:rStyle w:val="VerbatimChar"/>
         </w:rPr>
-        <w:t xml:space="preserve">## littersize:densityf    3   1.14   0.380   1.983    0.1143    </w:t>
+        <w:t xml:space="preserve">## littersize:density    1   0.00   0.004   0.0187 0.8911    </w:t>
       </w:r>
       <w:r>
         <w:br/>
@@ -205,7 +205,7 @@
         <w:rPr>
           <w:rStyle w:val="VerbatimChar"/>
         </w:rPr>
-        <w:t xml:space="preserve">## Residuals           3279 629.02   0.192                      </w:t>
+        <w:t xml:space="preserve">## Residuals          3436 674.49   0.196                    </w:t>
       </w:r>
       <w:r>
         <w:br/>
@@ -321,7 +321,7 @@
         <w:rPr>
           <w:rStyle w:val="StringTok"/>
         </w:rPr>
-        <w:t xml:space="preserve">"densityf"</w:t>
+        <w:t xml:space="preserve">"density"</w:t>
       </w:r>
       <w:r>
         <w:rPr>
@@ -355,117 +355,6 @@
           <w:rStyle w:val="NormalTok"/>
         </w:rPr>
         <w:t xml:space="preserve">()</w:t>
-      </w:r>
-      <w:r>
-        <w:rPr>
-          <w:rStyle w:val="SpecialCharTok"/>
-        </w:rPr>
-        <w:t xml:space="preserve">+</w:t>
-      </w:r>
-      <w:r>
-        <w:br/>
-      </w:r>
-      <w:r>
-        <w:rPr>
-          <w:rStyle w:val="NormalTok"/>
-        </w:rPr>
-        <w:t xml:space="preserve">  </w:t>
-      </w:r>
-      <w:r>
-        <w:rPr>
-          <w:rStyle w:val="FunctionTok"/>
-        </w:rPr>
-        <w:t xml:space="preserve">geom_point</w:t>
-      </w:r>
-      <w:r>
-        <w:rPr>
-          <w:rStyle w:val="NormalTok"/>
-        </w:rPr>
-        <w:t xml:space="preserve">(</w:t>
-      </w:r>
-      <w:r>
-        <w:rPr>
-          <w:rStyle w:val="FunctionTok"/>
-        </w:rPr>
-        <w:t xml:space="preserve">aes</w:t>
-      </w:r>
-      <w:r>
-        <w:rPr>
-          <w:rStyle w:val="NormalTok"/>
-        </w:rPr>
-        <w:t xml:space="preserve">(</w:t>
-      </w:r>
-      <w:r>
-        <w:rPr>
-          <w:rStyle w:val="AttributeTok"/>
-        </w:rPr>
-        <w:t xml:space="preserve">x =</w:t>
-      </w:r>
-      <w:r>
-        <w:rPr>
-          <w:rStyle w:val="NormalTok"/>
-        </w:rPr>
-        <w:t xml:space="preserve"> littersize, </w:t>
-      </w:r>
-      <w:r>
-        <w:rPr>
-          <w:rStyle w:val="AttributeTok"/>
-        </w:rPr>
-        <w:t xml:space="preserve">y =</w:t>
-      </w:r>
-      <w:r>
-        <w:rPr>
-          <w:rStyle w:val="NormalTok"/>
-        </w:rPr>
-        <w:t xml:space="preserve"> growthrate, </w:t>
-      </w:r>
-      <w:r>
-        <w:rPr>
-          <w:rStyle w:val="AttributeTok"/>
-        </w:rPr>
-        <w:t xml:space="preserve">color =</w:t>
-      </w:r>
-      <w:r>
-        <w:rPr>
-          <w:rStyle w:val="NormalTok"/>
-        </w:rPr>
-        <w:t xml:space="preserve"> densityf), </w:t>
-      </w:r>
-      <w:r>
-        <w:rPr>
-          <w:rStyle w:val="AttributeTok"/>
-        </w:rPr>
-        <w:t xml:space="preserve">alpha =</w:t>
-      </w:r>
-      <w:r>
-        <w:rPr>
-          <w:rStyle w:val="NormalTok"/>
-        </w:rPr>
-        <w:t xml:space="preserve"> </w:t>
-      </w:r>
-      <w:r>
-        <w:rPr>
-          <w:rStyle w:val="FloatTok"/>
-        </w:rPr>
-        <w:t xml:space="preserve">0.2</w:t>
-      </w:r>
-      <w:r>
-        <w:rPr>
-          <w:rStyle w:val="NormalTok"/>
-        </w:rPr>
-        <w:t xml:space="preserve">, </w:t>
-      </w:r>
-      <w:r>
-        <w:rPr>
-          <w:rStyle w:val="AttributeTok"/>
-        </w:rPr>
-        <w:t xml:space="preserve">data =</w:t>
-      </w:r>
-      <w:r>
-        <w:rPr>
-          <w:rStyle w:val="NormalTok"/>
-        </w:rPr>
-        <w:t xml:space="preserve"> control)</w:t>
       </w:r>
       <w:r>
         <w:rPr>
@@ -1074,7 +963,7 @@
         <w:rPr>
           <w:rStyle w:val="NormalTok"/>
         </w:rPr>
-        <w:t xml:space="preserve">densityf</w:t>
+        <w:t xml:space="preserve">density</w:t>
       </w:r>
       <w:r>
         <w:rPr>
@@ -1086,7 +975,7 @@
         <w:rPr>
           <w:rStyle w:val="NormalTok"/>
         </w:rPr>
-        <w:t xml:space="preserve">treatment_grid, dat)</w:t>
+        <w:t xml:space="preserve">treatment, dat)</w:t>
       </w:r>
       <w:r>
         <w:br/>
@@ -1139,7 +1028,7 @@
         <w:rPr>
           <w:rStyle w:val="VerbatimChar"/>
         </w:rPr>
-        <w:t xml:space="preserve">##                                      Df  Sum Sq Mean Sq  F value    Pr(&gt;F)    </w:t>
+        <w:t xml:space="preserve">##                                Df  Sum Sq Mean Sq  F value    Pr(&gt;F)    </w:t>
       </w:r>
       <w:r>
         <w:br/>
@@ -1148,7 +1037,7 @@
         <w:rPr>
           <w:rStyle w:val="VerbatimChar"/>
         </w:rPr>
-        <w:t xml:space="preserve">## littersize                            1   52.20  52.204 258.3465 &lt; 2.2e-16 ***</w:t>
+        <w:t xml:space="preserve">## littersize                      1   52.20  52.204 258.0033 &lt; 2.2e-16 ***</w:t>
       </w:r>
       <w:r>
         <w:br/>
@@ -1157,7 +1046,7 @@
         <w:rPr>
           <w:rStyle w:val="VerbatimChar"/>
         </w:rPr>
-        <w:t xml:space="preserve">## densityf                              3   11.00   3.667  18.1465 1.019e-11 ***</w:t>
+        <w:t xml:space="preserve">## density                         1   11.44  11.435  56.5144 6.407e-14 ***</w:t>
       </w:r>
       <w:r>
         <w:br/>
@@ -1166,7 +1055,7 @@
         <w:rPr>
           <w:rStyle w:val="VerbatimChar"/>
         </w:rPr>
-        <w:t xml:space="preserve">## treatment_grid                        2   21.02  10.510  52.0103 &lt; 2.2e-16 ***</w:t>
+        <w:t xml:space="preserve">## treatment                       2   18.47   9.237  45.6491 &lt; 2.2e-16 ***</w:t>
       </w:r>
       <w:r>
         <w:br/>
@@ -1175,7 +1064,7 @@
         <w:rPr>
           <w:rStyle w:val="VerbatimChar"/>
         </w:rPr>
-        <w:t xml:space="preserve">## littersize:densityf                   3    0.35   0.117   0.5789    0.6288    </w:t>
+        <w:t xml:space="preserve">## littersize:density              1    0.00   0.004   0.0185    0.8918    </w:t>
       </w:r>
       <w:r>
         <w:br/>
@@ -1184,7 +1073,7 @@
         <w:rPr>
           <w:rStyle w:val="VerbatimChar"/>
         </w:rPr>
-        <w:t xml:space="preserve">## littersize:treatment_grid             2    4.98   2.489  12.3156 4.597e-06 ***</w:t>
+        <w:t xml:space="preserve">## littersize:treatment            2    4.90   2.448  12.0962 5.719e-06 ***</w:t>
       </w:r>
       <w:r>
         <w:br/>
@@ -1193,7 +1082,7 @@
         <w:rPr>
           <w:rStyle w:val="VerbatimChar"/>
         </w:rPr>
-        <w:t xml:space="preserve">## densityf:treatment_grid               3    8.96   2.986  14.7768 1.389e-09 ***</w:t>
+        <w:t xml:space="preserve">## density:treatment               2    9.16   4.581  22.6425 1.599e-10 ***</w:t>
       </w:r>
       <w:r>
         <w:br/>
@@ -1202,7 +1091,7 @@
         <w:rPr>
           <w:rStyle w:val="VerbatimChar"/>
         </w:rPr>
-        <w:t xml:space="preserve">## littersize:densityf:treatment_grid    3    0.68   0.226   1.1173    0.3406    </w:t>
+        <w:t xml:space="preserve">## littersize:density:treatment    2    0.21   0.103   0.5072    0.6022    </w:t>
       </w:r>
       <w:r>
         <w:br/>
@@ -1211,7 +1100,7 @@
         <w:rPr>
           <w:rStyle w:val="VerbatimChar"/>
         </w:rPr>
-        <w:t xml:space="preserve">## Residuals                          5930 1198.27   0.202                       </w:t>
+        <w:t xml:space="preserve">## Residuals                    5936 1201.08   0.202                       </w:t>
       </w:r>
       <w:r>
         <w:br/>
@@ -1327,7 +1216,7 @@
         <w:rPr>
           <w:rStyle w:val="StringTok"/>
         </w:rPr>
-        <w:t xml:space="preserve">"densityf"</w:t>
+        <w:t xml:space="preserve">"density"</w:t>
       </w:r>
       <w:r>
         <w:rPr>
@@ -1339,7 +1228,7 @@
         <w:rPr>
           <w:rStyle w:val="StringTok"/>
         </w:rPr>
-        <w:t xml:space="preserve">"treatment_grid"</w:t>
+        <w:t xml:space="preserve">"treatment"</w:t>
       </w:r>
       <w:r>
         <w:rPr>
@@ -1347,40 +1236,12 @@
         </w:rPr>
         <w:t xml:space="preserve">)))</w:t>
       </w:r>
-    </w:p>
-    <w:p>
-      <w:pPr>
-        <w:pStyle w:val="SourceCode"/>
-      </w:pPr>
-      <w:r>
-        <w:rPr>
-          <w:rStyle w:val="VerbatimChar"/>
-        </w:rPr>
-        <w:t xml:space="preserve">## Warning in predict.lm(model, newdata = data_grid, type = "response", se.fit =</w:t>
-      </w:r>
-      <w:r>
-        <w:br/>
-      </w:r>
-      <w:r>
-        <w:rPr>
-          <w:rStyle w:val="VerbatimChar"/>
-        </w:rPr>
-        <w:t xml:space="preserve">## se, : prediction from rank-deficient fit; attr(*, "non-estim") has doubtful</w:t>
-      </w:r>
-      <w:r>
-        <w:br/>
-      </w:r>
-      <w:r>
-        <w:rPr>
-          <w:rStyle w:val="VerbatimChar"/>
-        </w:rPr>
-        <w:t xml:space="preserve">## cases</w:t>
-      </w:r>
-    </w:p>
-    <w:p>
-      <w:pPr>
-        <w:pStyle w:val="SourceCode"/>
-      </w:pPr>
+      <w:r>
+        <w:br/>
+      </w:r>
+      <w:r>
+        <w:br/>
+      </w:r>
       <w:r>
         <w:rPr>
           <w:rStyle w:val="FunctionTok"/>
@@ -1947,7 +1808,7 @@
         <w:pStyle w:val="BodyText"/>
       </w:pPr>
       <w:r>
-        <w:t xml:space="preserve">Lastly, looked at the interacting effect of treatment on the individual level. This was either control, bucket, or rattle. Individuals on food add grids that didn’t have buckets were marked as control. This is subject to change of course. Could make bucket a nested factor within grid treatment, or categorize squirrels on food add grids differently based on bucket status.</w:t>
+        <w:t xml:space="preserve">Next, incorporate bucket. Looking at only food add and control grids.</w:t>
       </w:r>
     </w:p>
     <w:p>
@@ -1967,7 +1828,7 @@
         <w:rPr>
           <w:rStyle w:val="NormalTok"/>
         </w:rPr>
-        <w:t xml:space="preserve">imod </w:t>
+        <w:t xml:space="preserve">tbmod </w:t>
       </w:r>
       <w:r>
         <w:rPr>
@@ -2015,7 +1876,7 @@
         <w:rPr>
           <w:rStyle w:val="NormalTok"/>
         </w:rPr>
-        <w:t xml:space="preserve">densityf</w:t>
+        <w:t xml:space="preserve">density</w:t>
       </w:r>
       <w:r>
         <w:rPr>
@@ -2027,7 +1888,7 @@
         <w:rPr>
           <w:rStyle w:val="NormalTok"/>
         </w:rPr>
-        <w:t xml:space="preserve">treatment_ind, dat)</w:t>
+        <w:t xml:space="preserve">treatment_food, food)</w:t>
       </w:r>
       <w:r>
         <w:br/>
@@ -2054,7 +1915,7 @@
         <w:rPr>
           <w:rStyle w:val="NormalTok"/>
         </w:rPr>
-        <w:t xml:space="preserve">(imod)</w:t>
+        <w:t xml:space="preserve">(tbmod)</w:t>
       </w:r>
     </w:p>
     <w:p>
@@ -2101,7 +1962,7 @@
         <w:rPr>
           <w:rStyle w:val="VerbatimChar"/>
         </w:rPr>
-        <w:t xml:space="preserve">## littersize                           1   52.20  52.204 260.8534 &lt; 2.2e-16 ***</w:t>
+        <w:t xml:space="preserve">## littersize                           1   50.53  50.527 255.4197 &lt; 2.2e-16 ***</w:t>
       </w:r>
       <w:r>
         <w:br/>
@@ -2110,7 +1971,7 @@
         <w:rPr>
           <w:rStyle w:val="VerbatimChar"/>
         </w:rPr>
-        <w:t xml:space="preserve">## densityf                             3   11.00   3.667  18.3225 7.882e-12 ***</w:t>
+        <w:t xml:space="preserve">## density                              1    9.31   9.305  47.0381 7.689e-12 ***</w:t>
       </w:r>
       <w:r>
         <w:br/>
@@ -2119,7 +1980,7 @@
         <w:rPr>
           <w:rStyle w:val="VerbatimChar"/>
         </w:rPr>
-        <w:t xml:space="preserve">## treatment_ind                        1   40.26  40.258 201.1623 &lt; 2.2e-16 ***</w:t>
+        <w:t xml:space="preserve">## treatment_food                       2   37.47  18.736  94.7117 &lt; 2.2e-16 ***</w:t>
       </w:r>
       <w:r>
         <w:br/>
@@ -2128,7 +1989,7 @@
         <w:rPr>
           <w:rStyle w:val="VerbatimChar"/>
         </w:rPr>
-        <w:t xml:space="preserve">## littersize:densityf                  3    0.48   0.162   0.8073 0.4896415    </w:t>
+        <w:t xml:space="preserve">## littersize:density                   1    0.12   0.119   0.6024 0.4376887    </w:t>
       </w:r>
       <w:r>
         <w:br/>
@@ -2137,7 +1998,7 @@
         <w:rPr>
           <w:rStyle w:val="VerbatimChar"/>
         </w:rPr>
-        <w:t xml:space="preserve">## littersize:treatment_ind             1    2.99   2.989  14.9355 0.0001124 ***</w:t>
+        <w:t xml:space="preserve">## littersize:treatment_food            2    2.88   1.438   7.2690 0.0007032 ***</w:t>
       </w:r>
       <w:r>
         <w:br/>
@@ -2146,7 +2007,7 @@
         <w:rPr>
           <w:rStyle w:val="VerbatimChar"/>
         </w:rPr>
-        <w:t xml:space="preserve">## densityf:treatment_ind               2    2.26   1.128   5.6377 0.0035801 ** </w:t>
+        <w:t xml:space="preserve">## density:treatment_food               2    5.37   2.685  13.5728 1.316e-06 ***</w:t>
       </w:r>
       <w:r>
         <w:br/>
@@ -2155,7 +2016,7 @@
         <w:rPr>
           <w:rStyle w:val="VerbatimChar"/>
         </w:rPr>
-        <w:t xml:space="preserve">## littersize:densityf:treatment_ind    2    0.71   0.355   1.7730 0.1699068    </w:t>
+        <w:t xml:space="preserve">## littersize:density:treatment_food    2    0.09   0.046   0.2308 0.7939404    </w:t>
       </w:r>
       <w:r>
         <w:br/>
@@ -2164,7 +2025,7 @@
         <w:rPr>
           <w:rStyle w:val="VerbatimChar"/>
         </w:rPr>
-        <w:t xml:space="preserve">## Residuals                         5934 1187.55   0.200                       </w:t>
+        <w:t xml:space="preserve">## Residuals                         5769 1141.23   0.198                       </w:t>
       </w:r>
       <w:r>
         <w:br/>
@@ -2202,7 +2063,7 @@
         <w:rPr>
           <w:rStyle w:val="NormalTok"/>
         </w:rPr>
-        <w:t xml:space="preserve">ind_effs </w:t>
+        <w:t xml:space="preserve">tb_effs </w:t>
       </w:r>
       <w:r>
         <w:rPr>
@@ -2238,7 +2099,7 @@
         <w:rPr>
           <w:rStyle w:val="NormalTok"/>
         </w:rPr>
-        <w:t xml:space="preserve">(imod, </w:t>
+        <w:t xml:space="preserve">(tbmod, </w:t>
       </w:r>
       <w:r>
         <w:rPr>
@@ -2280,7 +2141,7 @@
         <w:rPr>
           <w:rStyle w:val="StringTok"/>
         </w:rPr>
-        <w:t xml:space="preserve">"densityf"</w:t>
+        <w:t xml:space="preserve">"density"</w:t>
       </w:r>
       <w:r>
         <w:rPr>
@@ -2292,7 +2153,7 @@
         <w:rPr>
           <w:rStyle w:val="StringTok"/>
         </w:rPr>
-        <w:t xml:space="preserve">"treatment_ind"</w:t>
+        <w:t xml:space="preserve">"treatment_food"</w:t>
       </w:r>
       <w:r>
         <w:rPr>
@@ -2309,7 +2170,7 @@
         <w:rPr>
           <w:rStyle w:val="VerbatimChar"/>
         </w:rPr>
-        <w:t xml:space="preserve">## Warning in predict.lm(model, newdata = data_grid, type = "response", se.fit =</w:t>
+        <w:t xml:space="preserve">## Some of the focal terms are of type `character`. This may lead to</w:t>
       </w:r>
       <w:r>
         <w:br/>
@@ -2318,7 +2179,7 @@
         <w:rPr>
           <w:rStyle w:val="VerbatimChar"/>
         </w:rPr>
-        <w:t xml:space="preserve">## se, : prediction from rank-deficient fit; attr(*, "non-estim") has doubtful</w:t>
+        <w:t xml:space="preserve">##   unexpected results. It is recommended to convert these variables to</w:t>
       </w:r>
       <w:r>
         <w:br/>
@@ -2327,7 +2188,16 @@
         <w:rPr>
           <w:rStyle w:val="VerbatimChar"/>
         </w:rPr>
-        <w:t xml:space="preserve">## cases</w:t>
+        <w:t xml:space="preserve">##   factors before fitting the model.</w:t>
+      </w:r>
+      <w:r>
+        <w:br/>
+      </w:r>
+      <w:r>
+        <w:rPr>
+          <w:rStyle w:val="VerbatimChar"/>
+        </w:rPr>
+        <w:t xml:space="preserve">##   The following variables are of type character: `treatment_food`</w:t>
       </w:r>
     </w:p>
     <w:p>
@@ -2344,7 +2214,7 @@
         <w:rPr>
           <w:rStyle w:val="NormalTok"/>
         </w:rPr>
-        <w:t xml:space="preserve">(ind_effs)</w:t>
+        <w:t xml:space="preserve">(tb_effs)</w:t>
       </w:r>
       <w:r>
         <w:rPr>
@@ -2773,7 +2643,7 @@
         <w:rPr>
           <w:rStyle w:val="StringTok"/>
         </w:rPr>
-        <w:t xml:space="preserve">"Individual Treatment"</w:t>
+        <w:t xml:space="preserve">"Grid Treatment + Bucket"</w:t>
       </w:r>
       <w:r>
         <w:rPr>
@@ -2862,7 +2732,7 @@
               <a:graphicData uri="http://schemas.openxmlformats.org/drawingml/2006/picture">
                 <pic:pic>
                   <pic:nvPicPr>
-                    <pic:cNvPr descr="Preliminary_results_files/Preliminary_results_files/figure-docx/fig 3-1.png" id="17" name="Picture"/>
+                    <pic:cNvPr descr="Preliminary_results_files/Preliminary_results_files/figure-docx/fig 4-1.png" id="17" name="Picture"/>
                     <pic:cNvPicPr>
                       <a:picLocks noChangeArrowheads="1" noChangeAspect="1"/>
                     </pic:cNvPicPr>
@@ -2895,1075 +2765,7 @@
         </w:drawing>
       </w:r>
     </w:p>
-    <w:p>
-      <w:pPr>
-        <w:pStyle w:val="BodyText"/>
-      </w:pPr>
-      <w:r>
-        <w:t xml:space="preserve">A little confusing because it re-ordered the panels, with bucket coming first here.</w:t>
-      </w:r>
-    </w:p>
-    <w:p>
-      <w:pPr>
-        <w:pStyle w:val="BodyText"/>
-      </w:pPr>
-      <w:r>
-        <w:t xml:space="preserve">Lastly, I integrated grid treatment and bucket into one treatment.</w:t>
-      </w:r>
-    </w:p>
-    <w:p>
-      <w:pPr>
-        <w:pStyle w:val="BodyText"/>
-      </w:pPr>
-      <w:r>
-        <w:t xml:space="preserve">Control + no bucket = regular density + no food</w:t>
-      </w:r>
-      <w:r>
-        <w:t xml:space="preserve"> </w:t>
-      </w:r>
-      <w:r>
-        <w:t xml:space="preserve">Food add + no bucket = high density + no food</w:t>
-      </w:r>
-      <w:r>
-        <w:t xml:space="preserve"> </w:t>
-      </w:r>
-      <w:r>
-        <w:t xml:space="preserve">Food add + bucket = high density + food</w:t>
-      </w:r>
-      <w:r>
-        <w:t xml:space="preserve"> </w:t>
-      </w:r>
-      <w:r>
-        <w:t xml:space="preserve">Rattle + no bucket = percieved high density + no food</w:t>
-      </w:r>
-    </w:p>
-    <w:p>
-      <w:pPr>
-        <w:pStyle w:val="SourceCode"/>
-      </w:pPr>
-      <w:r>
-        <w:rPr>
-          <w:rStyle w:val="CommentTok"/>
-        </w:rPr>
-        <w:t xml:space="preserve">#make model for growth ~ litter size * food add</w:t>
-      </w:r>
-      <w:r>
-        <w:br/>
-      </w:r>
-      <w:r>
-        <w:rPr>
-          <w:rStyle w:val="NormalTok"/>
-        </w:rPr>
-        <w:t xml:space="preserve">tbmod </w:t>
-      </w:r>
-      <w:r>
-        <w:rPr>
-          <w:rStyle w:val="OtherTok"/>
-        </w:rPr>
-        <w:t xml:space="preserve">&lt;-</w:t>
-      </w:r>
-      <w:r>
-        <w:rPr>
-          <w:rStyle w:val="NormalTok"/>
-        </w:rPr>
-        <w:t xml:space="preserve"> </w:t>
-      </w:r>
-      <w:r>
-        <w:rPr>
-          <w:rStyle w:val="FunctionTok"/>
-        </w:rPr>
-        <w:t xml:space="preserve">lm</w:t>
-      </w:r>
-      <w:r>
-        <w:rPr>
-          <w:rStyle w:val="NormalTok"/>
-        </w:rPr>
-        <w:t xml:space="preserve">(growthrate </w:t>
-      </w:r>
-      <w:r>
-        <w:rPr>
-          <w:rStyle w:val="SpecialCharTok"/>
-        </w:rPr>
-        <w:t xml:space="preserve">~</w:t>
-      </w:r>
-      <w:r>
-        <w:rPr>
-          <w:rStyle w:val="NormalTok"/>
-        </w:rPr>
-        <w:t xml:space="preserve"> littersize</w:t>
-      </w:r>
-      <w:r>
-        <w:rPr>
-          <w:rStyle w:val="SpecialCharTok"/>
-        </w:rPr>
-        <w:t xml:space="preserve">*</w:t>
-      </w:r>
-      <w:r>
-        <w:rPr>
-          <w:rStyle w:val="NormalTok"/>
-        </w:rPr>
-        <w:t xml:space="preserve">densityf</w:t>
-      </w:r>
-      <w:r>
-        <w:rPr>
-          <w:rStyle w:val="SpecialCharTok"/>
-        </w:rPr>
-        <w:t xml:space="preserve">*</w:t>
-      </w:r>
-      <w:r>
-        <w:rPr>
-          <w:rStyle w:val="NormalTok"/>
-        </w:rPr>
-        <w:t xml:space="preserve">treatment_bucket, dat)</w:t>
-      </w:r>
-      <w:r>
-        <w:br/>
-      </w:r>
-      <w:r>
-        <w:br/>
-      </w:r>
-      <w:r>
-        <w:rPr>
-          <w:rStyle w:val="CommentTok"/>
-        </w:rPr>
-        <w:t xml:space="preserve">#summaries</w:t>
-      </w:r>
-      <w:r>
-        <w:br/>
-      </w:r>
-      <w:r>
-        <w:rPr>
-          <w:rStyle w:val="FunctionTok"/>
-        </w:rPr>
-        <w:t xml:space="preserve">anova</w:t>
-      </w:r>
-      <w:r>
-        <w:rPr>
-          <w:rStyle w:val="NormalTok"/>
-        </w:rPr>
-        <w:t xml:space="preserve">(tbmod)</w:t>
-      </w:r>
-    </w:p>
-    <w:p>
-      <w:pPr>
-        <w:pStyle w:val="SourceCode"/>
-      </w:pPr>
-      <w:r>
-        <w:rPr>
-          <w:rStyle w:val="VerbatimChar"/>
-        </w:rPr>
-        <w:t xml:space="preserve">## Analysis of Variance Table</w:t>
-      </w:r>
-      <w:r>
-        <w:br/>
-      </w:r>
-      <w:r>
-        <w:rPr>
-          <w:rStyle w:val="VerbatimChar"/>
-        </w:rPr>
-        <w:t xml:space="preserve">## </w:t>
-      </w:r>
-      <w:r>
-        <w:br/>
-      </w:r>
-      <w:r>
-        <w:rPr>
-          <w:rStyle w:val="VerbatimChar"/>
-        </w:rPr>
-        <w:t xml:space="preserve">## Response: growthrate</w:t>
-      </w:r>
-      <w:r>
-        <w:br/>
-      </w:r>
-      <w:r>
-        <w:rPr>
-          <w:rStyle w:val="VerbatimChar"/>
-        </w:rPr>
-        <w:t xml:space="preserve">##                                        Df  Sum Sq Mean Sq  F value    Pr(&gt;F)</w:t>
-      </w:r>
-      <w:r>
-        <w:br/>
-      </w:r>
-      <w:r>
-        <w:rPr>
-          <w:rStyle w:val="VerbatimChar"/>
-        </w:rPr>
-        <w:t xml:space="preserve">## littersize                              1   52.20  52.204 263.6933 &lt; 2.2e-16</w:t>
-      </w:r>
-      <w:r>
-        <w:br/>
-      </w:r>
-      <w:r>
-        <w:rPr>
-          <w:rStyle w:val="VerbatimChar"/>
-        </w:rPr>
-        <w:t xml:space="preserve">## densityf                                3   11.00   3.667  18.5220 5.891e-12</w:t>
-      </w:r>
-      <w:r>
-        <w:br/>
-      </w:r>
-      <w:r>
-        <w:rPr>
-          <w:rStyle w:val="VerbatimChar"/>
-        </w:rPr>
-        <w:t xml:space="preserve">## treatment_bucket                        3   49.33  16.443  83.0584 &lt; 2.2e-16</w:t>
-      </w:r>
-      <w:r>
-        <w:br/>
-      </w:r>
-      <w:r>
-        <w:rPr>
-          <w:rStyle w:val="VerbatimChar"/>
-        </w:rPr>
-        <w:t xml:space="preserve">## littersize:densityf                     3    0.69   0.231   1.1680 0.3203366</w:t>
-      </w:r>
-      <w:r>
-        <w:br/>
-      </w:r>
-      <w:r>
-        <w:rPr>
-          <w:rStyle w:val="VerbatimChar"/>
-        </w:rPr>
-        <w:t xml:space="preserve">## littersize:treatment_bucket             3    3.46   1.155   5.8317 0.0005654</w:t>
-      </w:r>
-      <w:r>
-        <w:br/>
-      </w:r>
-      <w:r>
-        <w:rPr>
-          <w:rStyle w:val="VerbatimChar"/>
-        </w:rPr>
-        <w:t xml:space="preserve">## densityf:treatment_bucket               5    6.75   1.350   6.8178 2.381e-06</w:t>
-      </w:r>
-      <w:r>
-        <w:br/>
-      </w:r>
-      <w:r>
-        <w:rPr>
-          <w:rStyle w:val="VerbatimChar"/>
-        </w:rPr>
-        <w:t xml:space="preserve">## littersize:densityf:treatment_bucket    5    1.23   0.246   1.2441 0.2855284</w:t>
-      </w:r>
-      <w:r>
-        <w:br/>
-      </w:r>
-      <w:r>
-        <w:rPr>
-          <w:rStyle w:val="VerbatimChar"/>
-        </w:rPr>
-        <w:t xml:space="preserve">## Residuals                            5924 1172.78   0.198                   </w:t>
-      </w:r>
-      <w:r>
-        <w:br/>
-      </w:r>
-      <w:r>
-        <w:rPr>
-          <w:rStyle w:val="VerbatimChar"/>
-        </w:rPr>
-        <w:t xml:space="preserve">##                                         </w:t>
-      </w:r>
-      <w:r>
-        <w:br/>
-      </w:r>
-      <w:r>
-        <w:rPr>
-          <w:rStyle w:val="VerbatimChar"/>
-        </w:rPr>
-        <w:t xml:space="preserve">## littersize                           ***</w:t>
-      </w:r>
-      <w:r>
-        <w:br/>
-      </w:r>
-      <w:r>
-        <w:rPr>
-          <w:rStyle w:val="VerbatimChar"/>
-        </w:rPr>
-        <w:t xml:space="preserve">## densityf                             ***</w:t>
-      </w:r>
-      <w:r>
-        <w:br/>
-      </w:r>
-      <w:r>
-        <w:rPr>
-          <w:rStyle w:val="VerbatimChar"/>
-        </w:rPr>
-        <w:t xml:space="preserve">## treatment_bucket                     ***</w:t>
-      </w:r>
-      <w:r>
-        <w:br/>
-      </w:r>
-      <w:r>
-        <w:rPr>
-          <w:rStyle w:val="VerbatimChar"/>
-        </w:rPr>
-        <w:t xml:space="preserve">## littersize:densityf                     </w:t>
-      </w:r>
-      <w:r>
-        <w:br/>
-      </w:r>
-      <w:r>
-        <w:rPr>
-          <w:rStyle w:val="VerbatimChar"/>
-        </w:rPr>
-        <w:t xml:space="preserve">## littersize:treatment_bucket          ***</w:t>
-      </w:r>
-      <w:r>
-        <w:br/>
-      </w:r>
-      <w:r>
-        <w:rPr>
-          <w:rStyle w:val="VerbatimChar"/>
-        </w:rPr>
-        <w:t xml:space="preserve">## densityf:treatment_bucket            ***</w:t>
-      </w:r>
-      <w:r>
-        <w:br/>
-      </w:r>
-      <w:r>
-        <w:rPr>
-          <w:rStyle w:val="VerbatimChar"/>
-        </w:rPr>
-        <w:t xml:space="preserve">## littersize:densityf:treatment_bucket    </w:t>
-      </w:r>
-      <w:r>
-        <w:br/>
-      </w:r>
-      <w:r>
-        <w:rPr>
-          <w:rStyle w:val="VerbatimChar"/>
-        </w:rPr>
-        <w:t xml:space="preserve">## Residuals                               </w:t>
-      </w:r>
-      <w:r>
-        <w:br/>
-      </w:r>
-      <w:r>
-        <w:rPr>
-          <w:rStyle w:val="VerbatimChar"/>
-        </w:rPr>
-        <w:t xml:space="preserve">## ---</w:t>
-      </w:r>
-      <w:r>
-        <w:br/>
-      </w:r>
-      <w:r>
-        <w:rPr>
-          <w:rStyle w:val="VerbatimChar"/>
-        </w:rPr>
-        <w:t xml:space="preserve">## Signif. codes:  0 '***' 0.001 '**' 0.01 '*' 0.05 '.' 0.1 ' ' 1</w:t>
-      </w:r>
-    </w:p>
-    <w:p>
-      <w:pPr>
-        <w:pStyle w:val="SourceCode"/>
-      </w:pPr>
-      <w:r>
-        <w:rPr>
-          <w:rStyle w:val="CommentTok"/>
-        </w:rPr>
-        <w:t xml:space="preserve">#get effects table for model</w:t>
-      </w:r>
-      <w:r>
-        <w:br/>
-      </w:r>
-      <w:r>
-        <w:rPr>
-          <w:rStyle w:val="NormalTok"/>
-        </w:rPr>
-        <w:t xml:space="preserve">tb_effs </w:t>
-      </w:r>
-      <w:r>
-        <w:rPr>
-          <w:rStyle w:val="OtherTok"/>
-        </w:rPr>
-        <w:t xml:space="preserve">&lt;-</w:t>
-      </w:r>
-      <w:r>
-        <w:rPr>
-          <w:rStyle w:val="NormalTok"/>
-        </w:rPr>
-        <w:t xml:space="preserve"> </w:t>
-      </w:r>
-      <w:r>
-        <w:rPr>
-          <w:rStyle w:val="FunctionTok"/>
-        </w:rPr>
-        <w:t xml:space="preserve">as.data.table</w:t>
-      </w:r>
-      <w:r>
-        <w:rPr>
-          <w:rStyle w:val="NormalTok"/>
-        </w:rPr>
-        <w:t xml:space="preserve">(</w:t>
-      </w:r>
-      <w:r>
-        <w:rPr>
-          <w:rStyle w:val="FunctionTok"/>
-        </w:rPr>
-        <w:t xml:space="preserve">ggpredict</w:t>
-      </w:r>
-      <w:r>
-        <w:rPr>
-          <w:rStyle w:val="NormalTok"/>
-        </w:rPr>
-        <w:t xml:space="preserve">(tbmod, </w:t>
-      </w:r>
-      <w:r>
-        <w:rPr>
-          <w:rStyle w:val="AttributeTok"/>
-        </w:rPr>
-        <w:t xml:space="preserve">terms =</w:t>
-      </w:r>
-      <w:r>
-        <w:rPr>
-          <w:rStyle w:val="NormalTok"/>
-        </w:rPr>
-        <w:t xml:space="preserve"> </w:t>
-      </w:r>
-      <w:r>
-        <w:rPr>
-          <w:rStyle w:val="FunctionTok"/>
-        </w:rPr>
-        <w:t xml:space="preserve">c</w:t>
-      </w:r>
-      <w:r>
-        <w:rPr>
-          <w:rStyle w:val="NormalTok"/>
-        </w:rPr>
-        <w:t xml:space="preserve">(</w:t>
-      </w:r>
-      <w:r>
-        <w:rPr>
-          <w:rStyle w:val="StringTok"/>
-        </w:rPr>
-        <w:t xml:space="preserve">"littersize"</w:t>
-      </w:r>
-      <w:r>
-        <w:rPr>
-          <w:rStyle w:val="NormalTok"/>
-        </w:rPr>
-        <w:t xml:space="preserve">, </w:t>
-      </w:r>
-      <w:r>
-        <w:rPr>
-          <w:rStyle w:val="StringTok"/>
-        </w:rPr>
-        <w:t xml:space="preserve">"densityf"</w:t>
-      </w:r>
-      <w:r>
-        <w:rPr>
-          <w:rStyle w:val="NormalTok"/>
-        </w:rPr>
-        <w:t xml:space="preserve">, </w:t>
-      </w:r>
-      <w:r>
-        <w:rPr>
-          <w:rStyle w:val="StringTok"/>
-        </w:rPr>
-        <w:t xml:space="preserve">"treatment_bucket"</w:t>
-      </w:r>
-      <w:r>
-        <w:rPr>
-          <w:rStyle w:val="NormalTok"/>
-        </w:rPr>
-        <w:t xml:space="preserve">)))</w:t>
-      </w:r>
-    </w:p>
-    <w:p>
-      <w:pPr>
-        <w:pStyle w:val="SourceCode"/>
-      </w:pPr>
-      <w:r>
-        <w:rPr>
-          <w:rStyle w:val="VerbatimChar"/>
-        </w:rPr>
-        <w:t xml:space="preserve">## Warning in predict.lm(model, newdata = data_grid, type = "response", se.fit =</w:t>
-      </w:r>
-      <w:r>
-        <w:br/>
-      </w:r>
-      <w:r>
-        <w:rPr>
-          <w:rStyle w:val="VerbatimChar"/>
-        </w:rPr>
-        <w:t xml:space="preserve">## se, : prediction from rank-deficient fit; attr(*, "non-estim") has doubtful</w:t>
-      </w:r>
-      <w:r>
-        <w:br/>
-      </w:r>
-      <w:r>
-        <w:rPr>
-          <w:rStyle w:val="VerbatimChar"/>
-        </w:rPr>
-        <w:t xml:space="preserve">## cases</w:t>
-      </w:r>
-    </w:p>
-    <w:p>
-      <w:pPr>
-        <w:pStyle w:val="SourceCode"/>
-      </w:pPr>
-      <w:r>
-        <w:rPr>
-          <w:rStyle w:val="FunctionTok"/>
-        </w:rPr>
-        <w:t xml:space="preserve">ggplot</w:t>
-      </w:r>
-      <w:r>
-        <w:rPr>
-          <w:rStyle w:val="NormalTok"/>
-        </w:rPr>
-        <w:t xml:space="preserve">(tb_effs)</w:t>
-      </w:r>
-      <w:r>
-        <w:rPr>
-          <w:rStyle w:val="SpecialCharTok"/>
-        </w:rPr>
-        <w:t xml:space="preserve">+</w:t>
-      </w:r>
-      <w:r>
-        <w:br/>
-      </w:r>
-      <w:r>
-        <w:rPr>
-          <w:rStyle w:val="NormalTok"/>
-        </w:rPr>
-        <w:t xml:space="preserve">  </w:t>
-      </w:r>
-      <w:r>
-        <w:rPr>
-          <w:rStyle w:val="FunctionTok"/>
-        </w:rPr>
-        <w:t xml:space="preserve">geom_ribbon</w:t>
-      </w:r>
-      <w:r>
-        <w:rPr>
-          <w:rStyle w:val="NormalTok"/>
-        </w:rPr>
-        <w:t xml:space="preserve">(</w:t>
-      </w:r>
-      <w:r>
-        <w:rPr>
-          <w:rStyle w:val="FunctionTok"/>
-        </w:rPr>
-        <w:t xml:space="preserve">aes</w:t>
-      </w:r>
-      <w:r>
-        <w:rPr>
-          <w:rStyle w:val="NormalTok"/>
-        </w:rPr>
-        <w:t xml:space="preserve">(</w:t>
-      </w:r>
-      <w:r>
-        <w:rPr>
-          <w:rStyle w:val="AttributeTok"/>
-        </w:rPr>
-        <w:t xml:space="preserve">x =</w:t>
-      </w:r>
-      <w:r>
-        <w:rPr>
-          <w:rStyle w:val="NormalTok"/>
-        </w:rPr>
-        <w:t xml:space="preserve"> x, </w:t>
-      </w:r>
-      <w:r>
-        <w:rPr>
-          <w:rStyle w:val="AttributeTok"/>
-        </w:rPr>
-        <w:t xml:space="preserve">ymin =</w:t>
-      </w:r>
-      <w:r>
-        <w:rPr>
-          <w:rStyle w:val="NormalTok"/>
-        </w:rPr>
-        <w:t xml:space="preserve"> conf.low, </w:t>
-      </w:r>
-      <w:r>
-        <w:rPr>
-          <w:rStyle w:val="AttributeTok"/>
-        </w:rPr>
-        <w:t xml:space="preserve">ymax =</w:t>
-      </w:r>
-      <w:r>
-        <w:rPr>
-          <w:rStyle w:val="NormalTok"/>
-        </w:rPr>
-        <w:t xml:space="preserve"> conf.high, </w:t>
-      </w:r>
-      <w:r>
-        <w:rPr>
-          <w:rStyle w:val="AttributeTok"/>
-        </w:rPr>
-        <w:t xml:space="preserve">group =</w:t>
-      </w:r>
-      <w:r>
-        <w:rPr>
-          <w:rStyle w:val="NormalTok"/>
-        </w:rPr>
-        <w:t xml:space="preserve"> group, </w:t>
-      </w:r>
-      <w:r>
-        <w:rPr>
-          <w:rStyle w:val="AttributeTok"/>
-        </w:rPr>
-        <w:t xml:space="preserve">fill =</w:t>
-      </w:r>
-      <w:r>
-        <w:rPr>
-          <w:rStyle w:val="NormalTok"/>
-        </w:rPr>
-        <w:t xml:space="preserve"> group), </w:t>
-      </w:r>
-      <w:r>
-        <w:rPr>
-          <w:rStyle w:val="AttributeTok"/>
-        </w:rPr>
-        <w:t xml:space="preserve">alpha =</w:t>
-      </w:r>
-      <w:r>
-        <w:rPr>
-          <w:rStyle w:val="NormalTok"/>
-        </w:rPr>
-        <w:t xml:space="preserve"> </w:t>
-      </w:r>
-      <w:r>
-        <w:rPr>
-          <w:rStyle w:val="FloatTok"/>
-        </w:rPr>
-        <w:t xml:space="preserve">0.2</w:t>
-      </w:r>
-      <w:r>
-        <w:rPr>
-          <w:rStyle w:val="NormalTok"/>
-        </w:rPr>
-        <w:t xml:space="preserve">)</w:t>
-      </w:r>
-      <w:r>
-        <w:rPr>
-          <w:rStyle w:val="SpecialCharTok"/>
-        </w:rPr>
-        <w:t xml:space="preserve">+</w:t>
-      </w:r>
-      <w:r>
-        <w:br/>
-      </w:r>
-      <w:r>
-        <w:rPr>
-          <w:rStyle w:val="NormalTok"/>
-        </w:rPr>
-        <w:t xml:space="preserve">  </w:t>
-      </w:r>
-      <w:r>
-        <w:rPr>
-          <w:rStyle w:val="FunctionTok"/>
-        </w:rPr>
-        <w:t xml:space="preserve">geom_line</w:t>
-      </w:r>
-      <w:r>
-        <w:rPr>
-          <w:rStyle w:val="NormalTok"/>
-        </w:rPr>
-        <w:t xml:space="preserve">(</w:t>
-      </w:r>
-      <w:r>
-        <w:rPr>
-          <w:rStyle w:val="FunctionTok"/>
-        </w:rPr>
-        <w:t xml:space="preserve">aes</w:t>
-      </w:r>
-      <w:r>
-        <w:rPr>
-          <w:rStyle w:val="NormalTok"/>
-        </w:rPr>
-        <w:t xml:space="preserve">(</w:t>
-      </w:r>
-      <w:r>
-        <w:rPr>
-          <w:rStyle w:val="AttributeTok"/>
-        </w:rPr>
-        <w:t xml:space="preserve">y =</w:t>
-      </w:r>
-      <w:r>
-        <w:rPr>
-          <w:rStyle w:val="NormalTok"/>
-        </w:rPr>
-        <w:t xml:space="preserve"> predicted, </w:t>
-      </w:r>
-      <w:r>
-        <w:rPr>
-          <w:rStyle w:val="AttributeTok"/>
-        </w:rPr>
-        <w:t xml:space="preserve">x =</w:t>
-      </w:r>
-      <w:r>
-        <w:rPr>
-          <w:rStyle w:val="NormalTok"/>
-        </w:rPr>
-        <w:t xml:space="preserve"> x, </w:t>
-      </w:r>
-      <w:r>
-        <w:rPr>
-          <w:rStyle w:val="AttributeTok"/>
-        </w:rPr>
-        <w:t xml:space="preserve">color =</w:t>
-      </w:r>
-      <w:r>
-        <w:rPr>
-          <w:rStyle w:val="NormalTok"/>
-        </w:rPr>
-        <w:t xml:space="preserve"> group, </w:t>
-      </w:r>
-      <w:r>
-        <w:rPr>
-          <w:rStyle w:val="AttributeTok"/>
-        </w:rPr>
-        <w:t xml:space="preserve">group =</w:t>
-      </w:r>
-      <w:r>
-        <w:rPr>
-          <w:rStyle w:val="NormalTok"/>
-        </w:rPr>
-        <w:t xml:space="preserve"> group), </w:t>
-      </w:r>
-      <w:r>
-        <w:rPr>
-          <w:rStyle w:val="AttributeTok"/>
-        </w:rPr>
-        <w:t xml:space="preserve">linewidth =</w:t>
-      </w:r>
-      <w:r>
-        <w:rPr>
-          <w:rStyle w:val="NormalTok"/>
-        </w:rPr>
-        <w:t xml:space="preserve"> </w:t>
-      </w:r>
-      <w:r>
-        <w:rPr>
-          <w:rStyle w:val="DecValTok"/>
-        </w:rPr>
-        <w:t xml:space="preserve">1</w:t>
-      </w:r>
-      <w:r>
-        <w:rPr>
-          <w:rStyle w:val="NormalTok"/>
-        </w:rPr>
-        <w:t xml:space="preserve">)</w:t>
-      </w:r>
-      <w:r>
-        <w:rPr>
-          <w:rStyle w:val="SpecialCharTok"/>
-        </w:rPr>
-        <w:t xml:space="preserve">+</w:t>
-      </w:r>
-      <w:r>
-        <w:br/>
-      </w:r>
-      <w:r>
-        <w:rPr>
-          <w:rStyle w:val="NormalTok"/>
-        </w:rPr>
-        <w:t xml:space="preserve">  </w:t>
-      </w:r>
-      <w:r>
-        <w:rPr>
-          <w:rStyle w:val="FunctionTok"/>
-        </w:rPr>
-        <w:t xml:space="preserve">scale_color_discrete</w:t>
-      </w:r>
-      <w:r>
-        <w:rPr>
-          <w:rStyle w:val="NormalTok"/>
-        </w:rPr>
-        <w:t xml:space="preserve">(</w:t>
-      </w:r>
-      <w:r>
-        <w:rPr>
-          <w:rStyle w:val="AttributeTok"/>
-        </w:rPr>
-        <w:t xml:space="preserve">name =</w:t>
-      </w:r>
-      <w:r>
-        <w:rPr>
-          <w:rStyle w:val="NormalTok"/>
-        </w:rPr>
-        <w:t xml:space="preserve"> </w:t>
-      </w:r>
-      <w:r>
-        <w:rPr>
-          <w:rStyle w:val="StringTok"/>
-        </w:rPr>
-        <w:t xml:space="preserve">"Density (ind/ha)"</w:t>
-      </w:r>
-      <w:r>
-        <w:rPr>
-          <w:rStyle w:val="NormalTok"/>
-        </w:rPr>
-        <w:t xml:space="preserve">)</w:t>
-      </w:r>
-      <w:r>
-        <w:rPr>
-          <w:rStyle w:val="SpecialCharTok"/>
-        </w:rPr>
-        <w:t xml:space="preserve">+</w:t>
-      </w:r>
-      <w:r>
-        <w:br/>
-      </w:r>
-      <w:r>
-        <w:rPr>
-          <w:rStyle w:val="NormalTok"/>
-        </w:rPr>
-        <w:t xml:space="preserve">  </w:t>
-      </w:r>
-      <w:r>
-        <w:rPr>
-          <w:rStyle w:val="FunctionTok"/>
-        </w:rPr>
-        <w:t xml:space="preserve">scale_fill_discrete</w:t>
-      </w:r>
-      <w:r>
-        <w:rPr>
-          <w:rStyle w:val="NormalTok"/>
-        </w:rPr>
-        <w:t xml:space="preserve">(</w:t>
-      </w:r>
-      <w:r>
-        <w:rPr>
-          <w:rStyle w:val="AttributeTok"/>
-        </w:rPr>
-        <w:t xml:space="preserve">name =</w:t>
-      </w:r>
-      <w:r>
-        <w:rPr>
-          <w:rStyle w:val="NormalTok"/>
-        </w:rPr>
-        <w:t xml:space="preserve"> </w:t>
-      </w:r>
-      <w:r>
-        <w:rPr>
-          <w:rStyle w:val="StringTok"/>
-        </w:rPr>
-        <w:t xml:space="preserve">"Density (ind/ha)"</w:t>
-      </w:r>
-      <w:r>
-        <w:rPr>
-          <w:rStyle w:val="NormalTok"/>
-        </w:rPr>
-        <w:t xml:space="preserve">)</w:t>
-      </w:r>
-      <w:r>
-        <w:rPr>
-          <w:rStyle w:val="SpecialCharTok"/>
-        </w:rPr>
-        <w:t xml:space="preserve">+</w:t>
-      </w:r>
-      <w:r>
-        <w:br/>
-      </w:r>
-      <w:r>
-        <w:rPr>
-          <w:rStyle w:val="NormalTok"/>
-        </w:rPr>
-        <w:t xml:space="preserve">  </w:t>
-      </w:r>
-      <w:r>
-        <w:rPr>
-          <w:rStyle w:val="FunctionTok"/>
-        </w:rPr>
-        <w:t xml:space="preserve">labs</w:t>
-      </w:r>
-      <w:r>
-        <w:rPr>
-          <w:rStyle w:val="NormalTok"/>
-        </w:rPr>
-        <w:t xml:space="preserve">(</w:t>
-      </w:r>
-      <w:r>
-        <w:rPr>
-          <w:rStyle w:val="AttributeTok"/>
-        </w:rPr>
-        <w:t xml:space="preserve">x =</w:t>
-      </w:r>
-      <w:r>
-        <w:rPr>
-          <w:rStyle w:val="NormalTok"/>
-        </w:rPr>
-        <w:t xml:space="preserve"> </w:t>
-      </w:r>
-      <w:r>
-        <w:rPr>
-          <w:rStyle w:val="StringTok"/>
-        </w:rPr>
-        <w:t xml:space="preserve">"Litter size"</w:t>
-      </w:r>
-      <w:r>
-        <w:rPr>
-          <w:rStyle w:val="NormalTok"/>
-        </w:rPr>
-        <w:t xml:space="preserve">, </w:t>
-      </w:r>
-      <w:r>
-        <w:rPr>
-          <w:rStyle w:val="AttributeTok"/>
-        </w:rPr>
-        <w:t xml:space="preserve">y =</w:t>
-      </w:r>
-      <w:r>
-        <w:rPr>
-          <w:rStyle w:val="NormalTok"/>
-        </w:rPr>
-        <w:t xml:space="preserve"> </w:t>
-      </w:r>
-      <w:r>
-        <w:rPr>
-          <w:rStyle w:val="StringTok"/>
-        </w:rPr>
-        <w:t xml:space="preserve">"Growth rate (g/day)"</w:t>
-      </w:r>
-      <w:r>
-        <w:rPr>
-          <w:rStyle w:val="NormalTok"/>
-        </w:rPr>
-        <w:t xml:space="preserve">, </w:t>
-      </w:r>
-      <w:r>
-        <w:rPr>
-          <w:rStyle w:val="AttributeTok"/>
-        </w:rPr>
-        <w:t xml:space="preserve">subtitle =</w:t>
-      </w:r>
-      <w:r>
-        <w:rPr>
-          <w:rStyle w:val="NormalTok"/>
-        </w:rPr>
-        <w:t xml:space="preserve"> </w:t>
-      </w:r>
-      <w:r>
-        <w:rPr>
-          <w:rStyle w:val="StringTok"/>
-        </w:rPr>
-        <w:t xml:space="preserve">"Grid_Bucket"</w:t>
-      </w:r>
-      <w:r>
-        <w:rPr>
-          <w:rStyle w:val="NormalTok"/>
-        </w:rPr>
-        <w:t xml:space="preserve">)</w:t>
-      </w:r>
-      <w:r>
-        <w:rPr>
-          <w:rStyle w:val="SpecialCharTok"/>
-        </w:rPr>
-        <w:t xml:space="preserve">+</w:t>
-      </w:r>
-      <w:r>
-        <w:br/>
-      </w:r>
-      <w:r>
-        <w:rPr>
-          <w:rStyle w:val="NormalTok"/>
-        </w:rPr>
-        <w:t xml:space="preserve">  </w:t>
-      </w:r>
-      <w:r>
-        <w:rPr>
-          <w:rStyle w:val="FunctionTok"/>
-        </w:rPr>
-        <w:t xml:space="preserve">facet_wrap</w:t>
-      </w:r>
-      <w:r>
-        <w:rPr>
-          <w:rStyle w:val="NormalTok"/>
-        </w:rPr>
-        <w:t xml:space="preserve">(</w:t>
-      </w:r>
-      <w:r>
-        <w:rPr>
-          <w:rStyle w:val="SpecialCharTok"/>
-        </w:rPr>
-        <w:t xml:space="preserve">~</w:t>
-      </w:r>
-      <w:r>
-        <w:rPr>
-          <w:rStyle w:val="NormalTok"/>
-        </w:rPr>
-        <w:t xml:space="preserve">facet)</w:t>
-      </w:r>
-      <w:r>
-        <w:rPr>
-          <w:rStyle w:val="SpecialCharTok"/>
-        </w:rPr>
-        <w:t xml:space="preserve">+</w:t>
-      </w:r>
-      <w:r>
-        <w:br/>
-      </w:r>
-      <w:r>
-        <w:rPr>
-          <w:rStyle w:val="NormalTok"/>
-        </w:rPr>
-        <w:t xml:space="preserve">  </w:t>
-      </w:r>
-      <w:r>
-        <w:rPr>
-          <w:rStyle w:val="FunctionTok"/>
-        </w:rPr>
-        <w:t xml:space="preserve">theme_bw</w:t>
-      </w:r>
-      <w:r>
-        <w:rPr>
-          <w:rStyle w:val="NormalTok"/>
-        </w:rPr>
-        <w:t xml:space="preserve">()</w:t>
-      </w:r>
-    </w:p>
-    <w:p>
-      <w:pPr>
-        <w:pStyle w:val="FirstParagraph"/>
-      </w:pPr>
-      <w:r>
-        <w:drawing>
-          <wp:inline>
-            <wp:extent cx="4620126" cy="3696101"/>
-            <wp:effectExtent b="0" l="0" r="0" t="0"/>
-            <wp:docPr descr="" title="" id="19" name="Picture"/>
-            <a:graphic>
-              <a:graphicData uri="http://schemas.openxmlformats.org/drawingml/2006/picture">
-                <pic:pic>
-                  <pic:nvPicPr>
-                    <pic:cNvPr descr="Preliminary_results_files/Preliminary_results_files/figure-docx/fig 4-1.png" id="20" name="Picture"/>
-                    <pic:cNvPicPr>
-                      <a:picLocks noChangeArrowheads="1" noChangeAspect="1"/>
-                    </pic:cNvPicPr>
-                  </pic:nvPicPr>
-                  <pic:blipFill>
-                    <a:blip r:embed="rId18"/>
-                    <a:stretch>
-                      <a:fillRect/>
-                    </a:stretch>
-                  </pic:blipFill>
-                  <pic:spPr bwMode="auto">
-                    <a:xfrm>
-                      <a:off x="0" y="0"/>
-                      <a:ext cx="4620126" cy="3696101"/>
-                    </a:xfrm>
-                    <a:prstGeom prst="rect">
-                      <a:avLst/>
-                    </a:prstGeom>
-                    <a:noFill/>
-                    <a:ln w="9525">
-                      <a:noFill/>
-                      <a:headEnd/>
-                      <a:tailEnd/>
-                    </a:ln>
-                  </pic:spPr>
-                </pic:pic>
-              </a:graphicData>
-            </a:graphic>
-          </wp:inline>
-        </w:drawing>
-      </w:r>
-    </w:p>
-    <w:bookmarkEnd w:id="21"/>
+    <w:bookmarkEnd w:id="18"/>
     <w:sectPr>
       <w:footnotePr>
         <w:numRestart w:val="eachSect"/>

--- a/Preliminary_results.docx
+++ b/Preliminary_results.docx
@@ -26,7 +26,7 @@
         <w:t xml:space="preserve">2026-06-02</w:t>
       </w:r>
     </w:p>
-    <w:bookmarkStart w:id="18" w:name="preliminary-analysis"/>
+    <w:bookmarkStart w:id="21" w:name="preliminary-analysis"/>
     <w:p>
       <w:pPr>
         <w:pStyle w:val="Heading2"/>
@@ -2732,7 +2732,7 @@
               <a:graphicData uri="http://schemas.openxmlformats.org/drawingml/2006/picture">
                 <pic:pic>
                   <pic:nvPicPr>
-                    <pic:cNvPr descr="Preliminary_results_files/Preliminary_results_files/figure-docx/fig 4-1.png" id="17" name="Picture"/>
+                    <pic:cNvPr descr="Preliminary_results_files/Preliminary_results_files/figure-docx/fig 3-1.png" id="17" name="Picture"/>
                     <pic:cNvPicPr>
                       <a:picLocks noChangeArrowheads="1" noChangeAspect="1"/>
                     </pic:cNvPicPr>
@@ -2765,7 +2765,1209 @@
         </w:drawing>
       </w:r>
     </w:p>
-    <w:bookmarkEnd w:id="18"/>
+    <w:p>
+      <w:pPr>
+        <w:pStyle w:val="SourceCode"/>
+      </w:pPr>
+      <w:r>
+        <w:rPr>
+          <w:rStyle w:val="CommentTok"/>
+        </w:rPr>
+        <w:t xml:space="preserve">#build off previous model, making it a mixed model with additional co variates </w:t>
+      </w:r>
+      <w:r>
+        <w:br/>
+      </w:r>
+      <w:r>
+        <w:rPr>
+          <w:rStyle w:val="NormalTok"/>
+        </w:rPr>
+        <w:t xml:space="preserve">tbmod </w:t>
+      </w:r>
+      <w:r>
+        <w:rPr>
+          <w:rStyle w:val="OtherTok"/>
+        </w:rPr>
+        <w:t xml:space="preserve">&lt;-</w:t>
+      </w:r>
+      <w:r>
+        <w:rPr>
+          <w:rStyle w:val="NormalTok"/>
+        </w:rPr>
+        <w:t xml:space="preserve"> </w:t>
+      </w:r>
+      <w:r>
+        <w:rPr>
+          <w:rStyle w:val="FunctionTok"/>
+        </w:rPr>
+        <w:t xml:space="preserve">lm</w:t>
+      </w:r>
+      <w:r>
+        <w:rPr>
+          <w:rStyle w:val="NormalTok"/>
+        </w:rPr>
+        <w:t xml:space="preserve">(growthrate </w:t>
+      </w:r>
+      <w:r>
+        <w:rPr>
+          <w:rStyle w:val="SpecialCharTok"/>
+        </w:rPr>
+        <w:t xml:space="preserve">~</w:t>
+      </w:r>
+      <w:r>
+        <w:rPr>
+          <w:rStyle w:val="NormalTok"/>
+        </w:rPr>
+        <w:t xml:space="preserve"> littersize</w:t>
+      </w:r>
+      <w:r>
+        <w:rPr>
+          <w:rStyle w:val="SpecialCharTok"/>
+        </w:rPr>
+        <w:t xml:space="preserve">*</w:t>
+      </w:r>
+      <w:r>
+        <w:rPr>
+          <w:rStyle w:val="NormalTok"/>
+        </w:rPr>
+        <w:t xml:space="preserve">density</w:t>
+      </w:r>
+      <w:r>
+        <w:rPr>
+          <w:rStyle w:val="SpecialCharTok"/>
+        </w:rPr>
+        <w:t xml:space="preserve">*</w:t>
+      </w:r>
+      <w:r>
+        <w:rPr>
+          <w:rStyle w:val="NormalTok"/>
+        </w:rPr>
+        <w:t xml:space="preserve">treatment_food, food)</w:t>
+      </w:r>
+      <w:r>
+        <w:br/>
+      </w:r>
+      <w:r>
+        <w:br/>
+      </w:r>
+      <w:r>
+        <w:rPr>
+          <w:rStyle w:val="CommentTok"/>
+        </w:rPr>
+        <w:t xml:space="preserve">#this model is Growth Rate ~ Litter Size x Density x Grid-level Treatment</w:t>
+      </w:r>
+      <w:r>
+        <w:br/>
+      </w:r>
+      <w:r>
+        <w:rPr>
+          <w:rStyle w:val="NormalTok"/>
+        </w:rPr>
+        <w:t xml:space="preserve">mixmod </w:t>
+      </w:r>
+      <w:r>
+        <w:rPr>
+          <w:rStyle w:val="OtherTok"/>
+        </w:rPr>
+        <w:t xml:space="preserve">&lt;-</w:t>
+      </w:r>
+      <w:r>
+        <w:rPr>
+          <w:rStyle w:val="NormalTok"/>
+        </w:rPr>
+        <w:t xml:space="preserve"> </w:t>
+      </w:r>
+      <w:r>
+        <w:rPr>
+          <w:rStyle w:val="FunctionTok"/>
+        </w:rPr>
+        <w:t xml:space="preserve">lmer</w:t>
+      </w:r>
+      <w:r>
+        <w:rPr>
+          <w:rStyle w:val="NormalTok"/>
+        </w:rPr>
+        <w:t xml:space="preserve">(growthrate </w:t>
+      </w:r>
+      <w:r>
+        <w:rPr>
+          <w:rStyle w:val="SpecialCharTok"/>
+        </w:rPr>
+        <w:t xml:space="preserve">~</w:t>
+      </w:r>
+      <w:r>
+        <w:rPr>
+          <w:rStyle w:val="NormalTok"/>
+        </w:rPr>
+        <w:t xml:space="preserve"> </w:t>
+      </w:r>
+      <w:r>
+        <w:br/>
+      </w:r>
+      <w:r>
+        <w:rPr>
+          <w:rStyle w:val="NormalTok"/>
+        </w:rPr>
+        <w:t xml:space="preserve">              littersize</w:t>
+      </w:r>
+      <w:r>
+        <w:rPr>
+          <w:rStyle w:val="SpecialCharTok"/>
+        </w:rPr>
+        <w:t xml:space="preserve">*</w:t>
+      </w:r>
+      <w:r>
+        <w:rPr>
+          <w:rStyle w:val="NormalTok"/>
+        </w:rPr>
+        <w:t xml:space="preserve">density</w:t>
+      </w:r>
+      <w:r>
+        <w:rPr>
+          <w:rStyle w:val="SpecialCharTok"/>
+        </w:rPr>
+        <w:t xml:space="preserve">*</w:t>
+      </w:r>
+      <w:r>
+        <w:rPr>
+          <w:rStyle w:val="NormalTok"/>
+        </w:rPr>
+        <w:t xml:space="preserve">treatment_food </w:t>
+      </w:r>
+      <w:r>
+        <w:rPr>
+          <w:rStyle w:val="SpecialCharTok"/>
+        </w:rPr>
+        <w:t xml:space="preserve">+</w:t>
+      </w:r>
+      <w:r>
+        <w:br/>
+      </w:r>
+      <w:r>
+        <w:rPr>
+          <w:rStyle w:val="NormalTok"/>
+        </w:rPr>
+        <w:t xml:space="preserve">              mother_age </w:t>
+      </w:r>
+      <w:r>
+        <w:rPr>
+          <w:rStyle w:val="SpecialCharTok"/>
+        </w:rPr>
+        <w:t xml:space="preserve">+</w:t>
+      </w:r>
+      <w:r>
+        <w:rPr>
+          <w:rStyle w:val="NormalTok"/>
+        </w:rPr>
+        <w:t xml:space="preserve"> </w:t>
+      </w:r>
+      <w:r>
+        <w:br/>
+      </w:r>
+      <w:r>
+        <w:rPr>
+          <w:rStyle w:val="NormalTok"/>
+        </w:rPr>
+        <w:t xml:space="preserve">              mother_age</w:t>
+      </w:r>
+      <w:r>
+        <w:rPr>
+          <w:rStyle w:val="SpecialCharTok"/>
+        </w:rPr>
+        <w:t xml:space="preserve">^</w:t>
+      </w:r>
+      <w:r>
+        <w:rPr>
+          <w:rStyle w:val="DecValTok"/>
+        </w:rPr>
+        <w:t xml:space="preserve">2</w:t>
+      </w:r>
+      <w:r>
+        <w:rPr>
+          <w:rStyle w:val="NormalTok"/>
+        </w:rPr>
+        <w:t xml:space="preserve"> </w:t>
+      </w:r>
+      <w:r>
+        <w:rPr>
+          <w:rStyle w:val="SpecialCharTok"/>
+        </w:rPr>
+        <w:t xml:space="preserve">+</w:t>
+      </w:r>
+      <w:r>
+        <w:br/>
+      </w:r>
+      <w:r>
+        <w:rPr>
+          <w:rStyle w:val="NormalTok"/>
+        </w:rPr>
+        <w:t xml:space="preserve">              sex </w:t>
+      </w:r>
+      <w:r>
+        <w:rPr>
+          <w:rStyle w:val="SpecialCharTok"/>
+        </w:rPr>
+        <w:t xml:space="preserve">+</w:t>
+      </w:r>
+      <w:r>
+        <w:rPr>
+          <w:rStyle w:val="NormalTok"/>
+        </w:rPr>
+        <w:t xml:space="preserve"> </w:t>
+      </w:r>
+      <w:r>
+        <w:br/>
+      </w:r>
+      <w:r>
+        <w:rPr>
+          <w:rStyle w:val="NormalTok"/>
+        </w:rPr>
+        <w:t xml:space="preserve">              mast </w:t>
+      </w:r>
+      <w:r>
+        <w:rPr>
+          <w:rStyle w:val="SpecialCharTok"/>
+        </w:rPr>
+        <w:t xml:space="preserve">+</w:t>
+      </w:r>
+      <w:r>
+        <w:rPr>
+          <w:rStyle w:val="NormalTok"/>
+        </w:rPr>
+        <w:t xml:space="preserve"> </w:t>
+      </w:r>
+      <w:r>
+        <w:br/>
+      </w:r>
+      <w:r>
+        <w:rPr>
+          <w:rStyle w:val="NormalTok"/>
+        </w:rPr>
+        <w:t xml:space="preserve">              bjulian </w:t>
+      </w:r>
+      <w:r>
+        <w:rPr>
+          <w:rStyle w:val="SpecialCharTok"/>
+        </w:rPr>
+        <w:t xml:space="preserve">+</w:t>
+      </w:r>
+      <w:r>
+        <w:rPr>
+          <w:rStyle w:val="NormalTok"/>
+        </w:rPr>
+        <w:t xml:space="preserve"> </w:t>
+      </w:r>
+      <w:r>
+        <w:br/>
+      </w:r>
+      <w:r>
+        <w:rPr>
+          <w:rStyle w:val="NormalTok"/>
+        </w:rPr>
+        <w:t xml:space="preserve">              (</w:t>
+      </w:r>
+      <w:r>
+        <w:rPr>
+          <w:rStyle w:val="DecValTok"/>
+        </w:rPr>
+        <w:t xml:space="preserve">1</w:t>
+      </w:r>
+      <w:r>
+        <w:rPr>
+          <w:rStyle w:val="SpecialCharTok"/>
+        </w:rPr>
+        <w:t xml:space="preserve">|</w:t>
+      </w:r>
+      <w:r>
+        <w:rPr>
+          <w:rStyle w:val="NormalTok"/>
+        </w:rPr>
+        <w:t xml:space="preserve">mother_id</w:t>
+      </w:r>
+      <w:r>
+        <w:rPr>
+          <w:rStyle w:val="SpecialCharTok"/>
+        </w:rPr>
+        <w:t xml:space="preserve">/</w:t>
+      </w:r>
+      <w:r>
+        <w:rPr>
+          <w:rStyle w:val="NormalTok"/>
+        </w:rPr>
+        <w:t xml:space="preserve">litter_id) </w:t>
+      </w:r>
+      <w:r>
+        <w:rPr>
+          <w:rStyle w:val="SpecialCharTok"/>
+        </w:rPr>
+        <w:t xml:space="preserve">+</w:t>
+      </w:r>
+      <w:r>
+        <w:br/>
+      </w:r>
+      <w:r>
+        <w:rPr>
+          <w:rStyle w:val="NormalTok"/>
+        </w:rPr>
+        <w:t xml:space="preserve">              (</w:t>
+      </w:r>
+      <w:r>
+        <w:rPr>
+          <w:rStyle w:val="DecValTok"/>
+        </w:rPr>
+        <w:t xml:space="preserve">1</w:t>
+      </w:r>
+      <w:r>
+        <w:rPr>
+          <w:rStyle w:val="SpecialCharTok"/>
+        </w:rPr>
+        <w:t xml:space="preserve">|</w:t>
+      </w:r>
+      <w:r>
+        <w:rPr>
+          <w:rStyle w:val="NormalTok"/>
+        </w:rPr>
+        <w:t xml:space="preserve">year), </w:t>
+      </w:r>
+      <w:r>
+        <w:br/>
+      </w:r>
+      <w:r>
+        <w:rPr>
+          <w:rStyle w:val="NormalTok"/>
+        </w:rPr>
+        <w:t xml:space="preserve">            food)</w:t>
+      </w:r>
+      <w:r>
+        <w:br/>
+      </w:r>
+      <w:r>
+        <w:br/>
+      </w:r>
+      <w:r>
+        <w:rPr>
+          <w:rStyle w:val="CommentTok"/>
+        </w:rPr>
+        <w:t xml:space="preserve">#summaries</w:t>
+      </w:r>
+      <w:r>
+        <w:br/>
+      </w:r>
+      <w:r>
+        <w:rPr>
+          <w:rStyle w:val="FunctionTok"/>
+        </w:rPr>
+        <w:t xml:space="preserve">anova</w:t>
+      </w:r>
+      <w:r>
+        <w:rPr>
+          <w:rStyle w:val="NormalTok"/>
+        </w:rPr>
+        <w:t xml:space="preserve">(mixmod)</w:t>
+      </w:r>
+    </w:p>
+    <w:p>
+      <w:pPr>
+        <w:pStyle w:val="SourceCode"/>
+      </w:pPr>
+      <w:r>
+        <w:rPr>
+          <w:rStyle w:val="VerbatimChar"/>
+        </w:rPr>
+        <w:t xml:space="preserve">## Analysis of Variance Table</w:t>
+      </w:r>
+      <w:r>
+        <w:br/>
+      </w:r>
+      <w:r>
+        <w:rPr>
+          <w:rStyle w:val="VerbatimChar"/>
+        </w:rPr>
+        <w:t xml:space="preserve">##                                   npar Sum Sq Mean Sq  F value</w:t>
+      </w:r>
+      <w:r>
+        <w:br/>
+      </w:r>
+      <w:r>
+        <w:rPr>
+          <w:rStyle w:val="VerbatimChar"/>
+        </w:rPr>
+        <w:t xml:space="preserve">## littersize                           1 4.2101  4.2101 127.4264</w:t>
+      </w:r>
+      <w:r>
+        <w:br/>
+      </w:r>
+      <w:r>
+        <w:rPr>
+          <w:rStyle w:val="VerbatimChar"/>
+        </w:rPr>
+        <w:t xml:space="preserve">## density                              1 0.0769  0.0769   2.3269</w:t>
+      </w:r>
+      <w:r>
+        <w:br/>
+      </w:r>
+      <w:r>
+        <w:rPr>
+          <w:rStyle w:val="VerbatimChar"/>
+        </w:rPr>
+        <w:t xml:space="preserve">## treatment_food                       2 0.6441  0.3220   9.7468</w:t>
+      </w:r>
+      <w:r>
+        <w:br/>
+      </w:r>
+      <w:r>
+        <w:rPr>
+          <w:rStyle w:val="VerbatimChar"/>
+        </w:rPr>
+        <w:t xml:space="preserve">## mother_age                           1 0.0189  0.0189   0.5706</w:t>
+      </w:r>
+      <w:r>
+        <w:br/>
+      </w:r>
+      <w:r>
+        <w:rPr>
+          <w:rStyle w:val="VerbatimChar"/>
+        </w:rPr>
+        <w:t xml:space="preserve">## sex                                  1 0.8029  0.8029  24.3000</w:t>
+      </w:r>
+      <w:r>
+        <w:br/>
+      </w:r>
+      <w:r>
+        <w:rPr>
+          <w:rStyle w:val="VerbatimChar"/>
+        </w:rPr>
+        <w:t xml:space="preserve">## mast                                 1 0.0161  0.0161   0.4859</w:t>
+      </w:r>
+      <w:r>
+        <w:br/>
+      </w:r>
+      <w:r>
+        <w:rPr>
+          <w:rStyle w:val="VerbatimChar"/>
+        </w:rPr>
+        <w:t xml:space="preserve">## bjulian                              1 2.4690  2.4690  74.7285</w:t>
+      </w:r>
+      <w:r>
+        <w:br/>
+      </w:r>
+      <w:r>
+        <w:rPr>
+          <w:rStyle w:val="VerbatimChar"/>
+        </w:rPr>
+        <w:t xml:space="preserve">## littersize:density                   1 0.0569  0.0569   1.7227</w:t>
+      </w:r>
+      <w:r>
+        <w:br/>
+      </w:r>
+      <w:r>
+        <w:rPr>
+          <w:rStyle w:val="VerbatimChar"/>
+        </w:rPr>
+        <w:t xml:space="preserve">## littersize:treatment_food            2 0.2057  0.1028   3.1123</w:t>
+      </w:r>
+      <w:r>
+        <w:br/>
+      </w:r>
+      <w:r>
+        <w:rPr>
+          <w:rStyle w:val="VerbatimChar"/>
+        </w:rPr>
+        <w:t xml:space="preserve">## density:treatment_food               2 0.0727  0.0363   1.0996</w:t>
+      </w:r>
+      <w:r>
+        <w:br/>
+      </w:r>
+      <w:r>
+        <w:rPr>
+          <w:rStyle w:val="VerbatimChar"/>
+        </w:rPr>
+        <w:t xml:space="preserve">## littersize:density:treatment_food    2 0.1268  0.0634   1.9182</w:t>
+      </w:r>
+    </w:p>
+    <w:p>
+      <w:pPr>
+        <w:pStyle w:val="SourceCode"/>
+      </w:pPr>
+      <w:r>
+        <w:rPr>
+          <w:rStyle w:val="CommentTok"/>
+        </w:rPr>
+        <w:t xml:space="preserve">#get effects table for model</w:t>
+      </w:r>
+      <w:r>
+        <w:br/>
+      </w:r>
+      <w:r>
+        <w:rPr>
+          <w:rStyle w:val="NormalTok"/>
+        </w:rPr>
+        <w:t xml:space="preserve">mix_effs </w:t>
+      </w:r>
+      <w:r>
+        <w:rPr>
+          <w:rStyle w:val="OtherTok"/>
+        </w:rPr>
+        <w:t xml:space="preserve">&lt;-</w:t>
+      </w:r>
+      <w:r>
+        <w:rPr>
+          <w:rStyle w:val="NormalTok"/>
+        </w:rPr>
+        <w:t xml:space="preserve"> </w:t>
+      </w:r>
+      <w:r>
+        <w:rPr>
+          <w:rStyle w:val="FunctionTok"/>
+        </w:rPr>
+        <w:t xml:space="preserve">as.data.table</w:t>
+      </w:r>
+      <w:r>
+        <w:rPr>
+          <w:rStyle w:val="NormalTok"/>
+        </w:rPr>
+        <w:t xml:space="preserve">(</w:t>
+      </w:r>
+      <w:r>
+        <w:rPr>
+          <w:rStyle w:val="FunctionTok"/>
+        </w:rPr>
+        <w:t xml:space="preserve">ggpredict</w:t>
+      </w:r>
+      <w:r>
+        <w:rPr>
+          <w:rStyle w:val="NormalTok"/>
+        </w:rPr>
+        <w:t xml:space="preserve">(mixmod, </w:t>
+      </w:r>
+      <w:r>
+        <w:rPr>
+          <w:rStyle w:val="AttributeTok"/>
+        </w:rPr>
+        <w:t xml:space="preserve">terms =</w:t>
+      </w:r>
+      <w:r>
+        <w:rPr>
+          <w:rStyle w:val="NormalTok"/>
+        </w:rPr>
+        <w:t xml:space="preserve"> </w:t>
+      </w:r>
+      <w:r>
+        <w:rPr>
+          <w:rStyle w:val="FunctionTok"/>
+        </w:rPr>
+        <w:t xml:space="preserve">c</w:t>
+      </w:r>
+      <w:r>
+        <w:rPr>
+          <w:rStyle w:val="NormalTok"/>
+        </w:rPr>
+        <w:t xml:space="preserve">(</w:t>
+      </w:r>
+      <w:r>
+        <w:rPr>
+          <w:rStyle w:val="StringTok"/>
+        </w:rPr>
+        <w:t xml:space="preserve">"littersize"</w:t>
+      </w:r>
+      <w:r>
+        <w:rPr>
+          <w:rStyle w:val="NormalTok"/>
+        </w:rPr>
+        <w:t xml:space="preserve">, </w:t>
+      </w:r>
+      <w:r>
+        <w:rPr>
+          <w:rStyle w:val="StringTok"/>
+        </w:rPr>
+        <w:t xml:space="preserve">"density"</w:t>
+      </w:r>
+      <w:r>
+        <w:rPr>
+          <w:rStyle w:val="NormalTok"/>
+        </w:rPr>
+        <w:t xml:space="preserve">, </w:t>
+      </w:r>
+      <w:r>
+        <w:rPr>
+          <w:rStyle w:val="StringTok"/>
+        </w:rPr>
+        <w:t xml:space="preserve">"treatment_food"</w:t>
+      </w:r>
+      <w:r>
+        <w:rPr>
+          <w:rStyle w:val="NormalTok"/>
+        </w:rPr>
+        <w:t xml:space="preserve">)))</w:t>
+      </w:r>
+      <w:r>
+        <w:br/>
+      </w:r>
+      <w:r>
+        <w:br/>
+      </w:r>
+      <w:r>
+        <w:rPr>
+          <w:rStyle w:val="FunctionTok"/>
+        </w:rPr>
+        <w:t xml:space="preserve">ggplot</w:t>
+      </w:r>
+      <w:r>
+        <w:rPr>
+          <w:rStyle w:val="NormalTok"/>
+        </w:rPr>
+        <w:t xml:space="preserve">(mix_effs)</w:t>
+      </w:r>
+      <w:r>
+        <w:rPr>
+          <w:rStyle w:val="SpecialCharTok"/>
+        </w:rPr>
+        <w:t xml:space="preserve">+</w:t>
+      </w:r>
+      <w:r>
+        <w:br/>
+      </w:r>
+      <w:r>
+        <w:rPr>
+          <w:rStyle w:val="NormalTok"/>
+        </w:rPr>
+        <w:t xml:space="preserve">  </w:t>
+      </w:r>
+      <w:r>
+        <w:rPr>
+          <w:rStyle w:val="FunctionTok"/>
+        </w:rPr>
+        <w:t xml:space="preserve">geom_ribbon</w:t>
+      </w:r>
+      <w:r>
+        <w:rPr>
+          <w:rStyle w:val="NormalTok"/>
+        </w:rPr>
+        <w:t xml:space="preserve">(</w:t>
+      </w:r>
+      <w:r>
+        <w:rPr>
+          <w:rStyle w:val="FunctionTok"/>
+        </w:rPr>
+        <w:t xml:space="preserve">aes</w:t>
+      </w:r>
+      <w:r>
+        <w:rPr>
+          <w:rStyle w:val="NormalTok"/>
+        </w:rPr>
+        <w:t xml:space="preserve">(</w:t>
+      </w:r>
+      <w:r>
+        <w:rPr>
+          <w:rStyle w:val="AttributeTok"/>
+        </w:rPr>
+        <w:t xml:space="preserve">x =</w:t>
+      </w:r>
+      <w:r>
+        <w:rPr>
+          <w:rStyle w:val="NormalTok"/>
+        </w:rPr>
+        <w:t xml:space="preserve"> x, </w:t>
+      </w:r>
+      <w:r>
+        <w:rPr>
+          <w:rStyle w:val="AttributeTok"/>
+        </w:rPr>
+        <w:t xml:space="preserve">ymin =</w:t>
+      </w:r>
+      <w:r>
+        <w:rPr>
+          <w:rStyle w:val="NormalTok"/>
+        </w:rPr>
+        <w:t xml:space="preserve"> conf.low, </w:t>
+      </w:r>
+      <w:r>
+        <w:rPr>
+          <w:rStyle w:val="AttributeTok"/>
+        </w:rPr>
+        <w:t xml:space="preserve">ymax =</w:t>
+      </w:r>
+      <w:r>
+        <w:rPr>
+          <w:rStyle w:val="NormalTok"/>
+        </w:rPr>
+        <w:t xml:space="preserve"> conf.high, </w:t>
+      </w:r>
+      <w:r>
+        <w:rPr>
+          <w:rStyle w:val="AttributeTok"/>
+        </w:rPr>
+        <w:t xml:space="preserve">group =</w:t>
+      </w:r>
+      <w:r>
+        <w:rPr>
+          <w:rStyle w:val="NormalTok"/>
+        </w:rPr>
+        <w:t xml:space="preserve"> group, </w:t>
+      </w:r>
+      <w:r>
+        <w:rPr>
+          <w:rStyle w:val="AttributeTok"/>
+        </w:rPr>
+        <w:t xml:space="preserve">fill =</w:t>
+      </w:r>
+      <w:r>
+        <w:rPr>
+          <w:rStyle w:val="NormalTok"/>
+        </w:rPr>
+        <w:t xml:space="preserve"> group), </w:t>
+      </w:r>
+      <w:r>
+        <w:rPr>
+          <w:rStyle w:val="AttributeTok"/>
+        </w:rPr>
+        <w:t xml:space="preserve">alpha =</w:t>
+      </w:r>
+      <w:r>
+        <w:rPr>
+          <w:rStyle w:val="NormalTok"/>
+        </w:rPr>
+        <w:t xml:space="preserve"> </w:t>
+      </w:r>
+      <w:r>
+        <w:rPr>
+          <w:rStyle w:val="FloatTok"/>
+        </w:rPr>
+        <w:t xml:space="preserve">0.2</w:t>
+      </w:r>
+      <w:r>
+        <w:rPr>
+          <w:rStyle w:val="NormalTok"/>
+        </w:rPr>
+        <w:t xml:space="preserve">)</w:t>
+      </w:r>
+      <w:r>
+        <w:rPr>
+          <w:rStyle w:val="SpecialCharTok"/>
+        </w:rPr>
+        <w:t xml:space="preserve">+</w:t>
+      </w:r>
+      <w:r>
+        <w:br/>
+      </w:r>
+      <w:r>
+        <w:rPr>
+          <w:rStyle w:val="NormalTok"/>
+        </w:rPr>
+        <w:t xml:space="preserve">  </w:t>
+      </w:r>
+      <w:r>
+        <w:rPr>
+          <w:rStyle w:val="FunctionTok"/>
+        </w:rPr>
+        <w:t xml:space="preserve">geom_line</w:t>
+      </w:r>
+      <w:r>
+        <w:rPr>
+          <w:rStyle w:val="NormalTok"/>
+        </w:rPr>
+        <w:t xml:space="preserve">(</w:t>
+      </w:r>
+      <w:r>
+        <w:rPr>
+          <w:rStyle w:val="FunctionTok"/>
+        </w:rPr>
+        <w:t xml:space="preserve">aes</w:t>
+      </w:r>
+      <w:r>
+        <w:rPr>
+          <w:rStyle w:val="NormalTok"/>
+        </w:rPr>
+        <w:t xml:space="preserve">(</w:t>
+      </w:r>
+      <w:r>
+        <w:rPr>
+          <w:rStyle w:val="AttributeTok"/>
+        </w:rPr>
+        <w:t xml:space="preserve">y =</w:t>
+      </w:r>
+      <w:r>
+        <w:rPr>
+          <w:rStyle w:val="NormalTok"/>
+        </w:rPr>
+        <w:t xml:space="preserve"> predicted, </w:t>
+      </w:r>
+      <w:r>
+        <w:rPr>
+          <w:rStyle w:val="AttributeTok"/>
+        </w:rPr>
+        <w:t xml:space="preserve">x =</w:t>
+      </w:r>
+      <w:r>
+        <w:rPr>
+          <w:rStyle w:val="NormalTok"/>
+        </w:rPr>
+        <w:t xml:space="preserve"> x, </w:t>
+      </w:r>
+      <w:r>
+        <w:rPr>
+          <w:rStyle w:val="AttributeTok"/>
+        </w:rPr>
+        <w:t xml:space="preserve">color =</w:t>
+      </w:r>
+      <w:r>
+        <w:rPr>
+          <w:rStyle w:val="NormalTok"/>
+        </w:rPr>
+        <w:t xml:space="preserve"> group, </w:t>
+      </w:r>
+      <w:r>
+        <w:rPr>
+          <w:rStyle w:val="AttributeTok"/>
+        </w:rPr>
+        <w:t xml:space="preserve">group =</w:t>
+      </w:r>
+      <w:r>
+        <w:rPr>
+          <w:rStyle w:val="NormalTok"/>
+        </w:rPr>
+        <w:t xml:space="preserve"> group), </w:t>
+      </w:r>
+      <w:r>
+        <w:rPr>
+          <w:rStyle w:val="AttributeTok"/>
+        </w:rPr>
+        <w:t xml:space="preserve">linewidth =</w:t>
+      </w:r>
+      <w:r>
+        <w:rPr>
+          <w:rStyle w:val="NormalTok"/>
+        </w:rPr>
+        <w:t xml:space="preserve"> </w:t>
+      </w:r>
+      <w:r>
+        <w:rPr>
+          <w:rStyle w:val="DecValTok"/>
+        </w:rPr>
+        <w:t xml:space="preserve">1</w:t>
+      </w:r>
+      <w:r>
+        <w:rPr>
+          <w:rStyle w:val="NormalTok"/>
+        </w:rPr>
+        <w:t xml:space="preserve">)</w:t>
+      </w:r>
+      <w:r>
+        <w:rPr>
+          <w:rStyle w:val="SpecialCharTok"/>
+        </w:rPr>
+        <w:t xml:space="preserve">+</w:t>
+      </w:r>
+      <w:r>
+        <w:br/>
+      </w:r>
+      <w:r>
+        <w:rPr>
+          <w:rStyle w:val="NormalTok"/>
+        </w:rPr>
+        <w:t xml:space="preserve">  </w:t>
+      </w:r>
+      <w:r>
+        <w:rPr>
+          <w:rStyle w:val="FunctionTok"/>
+        </w:rPr>
+        <w:t xml:space="preserve">scale_color_discrete</w:t>
+      </w:r>
+      <w:r>
+        <w:rPr>
+          <w:rStyle w:val="NormalTok"/>
+        </w:rPr>
+        <w:t xml:space="preserve">(</w:t>
+      </w:r>
+      <w:r>
+        <w:rPr>
+          <w:rStyle w:val="AttributeTok"/>
+        </w:rPr>
+        <w:t xml:space="preserve">name =</w:t>
+      </w:r>
+      <w:r>
+        <w:rPr>
+          <w:rStyle w:val="NormalTok"/>
+        </w:rPr>
+        <w:t xml:space="preserve"> </w:t>
+      </w:r>
+      <w:r>
+        <w:rPr>
+          <w:rStyle w:val="StringTok"/>
+        </w:rPr>
+        <w:t xml:space="preserve">"Density (ind/ha)"</w:t>
+      </w:r>
+      <w:r>
+        <w:rPr>
+          <w:rStyle w:val="NormalTok"/>
+        </w:rPr>
+        <w:t xml:space="preserve">)</w:t>
+      </w:r>
+      <w:r>
+        <w:rPr>
+          <w:rStyle w:val="SpecialCharTok"/>
+        </w:rPr>
+        <w:t xml:space="preserve">+</w:t>
+      </w:r>
+      <w:r>
+        <w:br/>
+      </w:r>
+      <w:r>
+        <w:rPr>
+          <w:rStyle w:val="NormalTok"/>
+        </w:rPr>
+        <w:t xml:space="preserve">  </w:t>
+      </w:r>
+      <w:r>
+        <w:rPr>
+          <w:rStyle w:val="FunctionTok"/>
+        </w:rPr>
+        <w:t xml:space="preserve">scale_fill_discrete</w:t>
+      </w:r>
+      <w:r>
+        <w:rPr>
+          <w:rStyle w:val="NormalTok"/>
+        </w:rPr>
+        <w:t xml:space="preserve">(</w:t>
+      </w:r>
+      <w:r>
+        <w:rPr>
+          <w:rStyle w:val="AttributeTok"/>
+        </w:rPr>
+        <w:t xml:space="preserve">name =</w:t>
+      </w:r>
+      <w:r>
+        <w:rPr>
+          <w:rStyle w:val="NormalTok"/>
+        </w:rPr>
+        <w:t xml:space="preserve"> </w:t>
+      </w:r>
+      <w:r>
+        <w:rPr>
+          <w:rStyle w:val="StringTok"/>
+        </w:rPr>
+        <w:t xml:space="preserve">"Density (ind/ha)"</w:t>
+      </w:r>
+      <w:r>
+        <w:rPr>
+          <w:rStyle w:val="NormalTok"/>
+        </w:rPr>
+        <w:t xml:space="preserve">)</w:t>
+      </w:r>
+      <w:r>
+        <w:rPr>
+          <w:rStyle w:val="SpecialCharTok"/>
+        </w:rPr>
+        <w:t xml:space="preserve">+</w:t>
+      </w:r>
+      <w:r>
+        <w:br/>
+      </w:r>
+      <w:r>
+        <w:rPr>
+          <w:rStyle w:val="NormalTok"/>
+        </w:rPr>
+        <w:t xml:space="preserve">  </w:t>
+      </w:r>
+      <w:r>
+        <w:rPr>
+          <w:rStyle w:val="FunctionTok"/>
+        </w:rPr>
+        <w:t xml:space="preserve">labs</w:t>
+      </w:r>
+      <w:r>
+        <w:rPr>
+          <w:rStyle w:val="NormalTok"/>
+        </w:rPr>
+        <w:t xml:space="preserve">(</w:t>
+      </w:r>
+      <w:r>
+        <w:rPr>
+          <w:rStyle w:val="AttributeTok"/>
+        </w:rPr>
+        <w:t xml:space="preserve">x =</w:t>
+      </w:r>
+      <w:r>
+        <w:rPr>
+          <w:rStyle w:val="NormalTok"/>
+        </w:rPr>
+        <w:t xml:space="preserve"> </w:t>
+      </w:r>
+      <w:r>
+        <w:rPr>
+          <w:rStyle w:val="StringTok"/>
+        </w:rPr>
+        <w:t xml:space="preserve">"Litter size"</w:t>
+      </w:r>
+      <w:r>
+        <w:rPr>
+          <w:rStyle w:val="NormalTok"/>
+        </w:rPr>
+        <w:t xml:space="preserve">, </w:t>
+      </w:r>
+      <w:r>
+        <w:rPr>
+          <w:rStyle w:val="AttributeTok"/>
+        </w:rPr>
+        <w:t xml:space="preserve">y =</w:t>
+      </w:r>
+      <w:r>
+        <w:rPr>
+          <w:rStyle w:val="NormalTok"/>
+        </w:rPr>
+        <w:t xml:space="preserve"> </w:t>
+      </w:r>
+      <w:r>
+        <w:rPr>
+          <w:rStyle w:val="StringTok"/>
+        </w:rPr>
+        <w:t xml:space="preserve">"Growth rate (g/day)"</w:t>
+      </w:r>
+      <w:r>
+        <w:rPr>
+          <w:rStyle w:val="NormalTok"/>
+        </w:rPr>
+        <w:t xml:space="preserve">, </w:t>
+      </w:r>
+      <w:r>
+        <w:rPr>
+          <w:rStyle w:val="AttributeTok"/>
+        </w:rPr>
+        <w:t xml:space="preserve">subtitle =</w:t>
+      </w:r>
+      <w:r>
+        <w:rPr>
+          <w:rStyle w:val="NormalTok"/>
+        </w:rPr>
+        <w:t xml:space="preserve"> </w:t>
+      </w:r>
+      <w:r>
+        <w:rPr>
+          <w:rStyle w:val="StringTok"/>
+        </w:rPr>
+        <w:t xml:space="preserve">"Grid Treatment + Bucket"</w:t>
+      </w:r>
+      <w:r>
+        <w:rPr>
+          <w:rStyle w:val="NormalTok"/>
+        </w:rPr>
+        <w:t xml:space="preserve">)</w:t>
+      </w:r>
+      <w:r>
+        <w:rPr>
+          <w:rStyle w:val="SpecialCharTok"/>
+        </w:rPr>
+        <w:t xml:space="preserve">+</w:t>
+      </w:r>
+      <w:r>
+        <w:br/>
+      </w:r>
+      <w:r>
+        <w:rPr>
+          <w:rStyle w:val="NormalTok"/>
+        </w:rPr>
+        <w:t xml:space="preserve">  </w:t>
+      </w:r>
+      <w:r>
+        <w:rPr>
+          <w:rStyle w:val="FunctionTok"/>
+        </w:rPr>
+        <w:t xml:space="preserve">facet_wrap</w:t>
+      </w:r>
+      <w:r>
+        <w:rPr>
+          <w:rStyle w:val="NormalTok"/>
+        </w:rPr>
+        <w:t xml:space="preserve">(</w:t>
+      </w:r>
+      <w:r>
+        <w:rPr>
+          <w:rStyle w:val="SpecialCharTok"/>
+        </w:rPr>
+        <w:t xml:space="preserve">~</w:t>
+      </w:r>
+      <w:r>
+        <w:rPr>
+          <w:rStyle w:val="NormalTok"/>
+        </w:rPr>
+        <w:t xml:space="preserve">facet)</w:t>
+      </w:r>
+      <w:r>
+        <w:rPr>
+          <w:rStyle w:val="SpecialCharTok"/>
+        </w:rPr>
+        <w:t xml:space="preserve">+</w:t>
+      </w:r>
+      <w:r>
+        <w:br/>
+      </w:r>
+      <w:r>
+        <w:rPr>
+          <w:rStyle w:val="NormalTok"/>
+        </w:rPr>
+        <w:t xml:space="preserve">  </w:t>
+      </w:r>
+      <w:r>
+        <w:rPr>
+          <w:rStyle w:val="FunctionTok"/>
+        </w:rPr>
+        <w:t xml:space="preserve">theme_bw</w:t>
+      </w:r>
+      <w:r>
+        <w:rPr>
+          <w:rStyle w:val="NormalTok"/>
+        </w:rPr>
+        <w:t xml:space="preserve">()</w:t>
+      </w:r>
+    </w:p>
+    <w:p>
+      <w:pPr>
+        <w:pStyle w:val="FirstParagraph"/>
+      </w:pPr>
+      <w:r>
+        <w:drawing>
+          <wp:inline>
+            <wp:extent cx="4620126" cy="3696101"/>
+            <wp:effectExtent b="0" l="0" r="0" t="0"/>
+            <wp:docPr descr="" title="" id="19" name="Picture"/>
+            <a:graphic>
+              <a:graphicData uri="http://schemas.openxmlformats.org/drawingml/2006/picture">
+                <pic:pic>
+                  <pic:nvPicPr>
+                    <pic:cNvPr descr="Preliminary_results_files/Preliminary_results_files/figure-docx/fig 4-1.png" id="20" name="Picture"/>
+                    <pic:cNvPicPr>
+                      <a:picLocks noChangeArrowheads="1" noChangeAspect="1"/>
+                    </pic:cNvPicPr>
+                  </pic:nvPicPr>
+                  <pic:blipFill>
+                    <a:blip r:embed="rId18"/>
+                    <a:stretch>
+                      <a:fillRect/>
+                    </a:stretch>
+                  </pic:blipFill>
+                  <pic:spPr bwMode="auto">
+                    <a:xfrm>
+                      <a:off x="0" y="0"/>
+                      <a:ext cx="4620126" cy="3696101"/>
+                    </a:xfrm>
+                    <a:prstGeom prst="rect">
+                      <a:avLst/>
+                    </a:prstGeom>
+                    <a:noFill/>
+                    <a:ln w="9525">
+                      <a:noFill/>
+                      <a:headEnd/>
+                      <a:tailEnd/>
+                    </a:ln>
+                  </pic:spPr>
+                </pic:pic>
+              </a:graphicData>
+            </a:graphic>
+          </wp:inline>
+        </w:drawing>
+      </w:r>
+    </w:p>
+    <w:bookmarkEnd w:id="21"/>
     <w:sectPr>
       <w:footnotePr>
         <w:numRestart w:val="eachSect"/>

--- a/Preliminary_results.docx
+++ b/Preliminary_results.docx
@@ -26,7 +26,7 @@
         <w:t xml:space="preserve">2026-06-02</w:t>
       </w:r>
     </w:p>
-    <w:bookmarkStart w:id="21" w:name="preliminary-analysis"/>
+    <w:bookmarkStart w:id="18" w:name="preliminary-analysis"/>
     <w:p>
       <w:pPr>
         <w:pStyle w:val="Heading2"/>
@@ -169,7 +169,7 @@
         <w:rPr>
           <w:rStyle w:val="VerbatimChar"/>
         </w:rPr>
-        <w:t xml:space="preserve">##                      Df Sum Sq Mean Sq  F value Pr(&gt;F)    </w:t>
+        <w:t xml:space="preserve">##                      Df Sum Sq Mean Sq F value    Pr(&gt;F)    </w:t>
       </w:r>
       <w:r>
         <w:br/>
@@ -178,7 +178,7 @@
         <w:rPr>
           <w:rStyle w:val="VerbatimChar"/>
         </w:rPr>
-        <w:t xml:space="preserve">## littersize            1  50.33  50.327 256.3765 &lt;2e-16 ***</w:t>
+        <w:t xml:space="preserve">## littersize            1  48.46  48.457 251.487 &lt; 2.2e-16 ***</w:t>
       </w:r>
       <w:r>
         <w:br/>
@@ -187,7 +187,7 @@
         <w:rPr>
           <w:rStyle w:val="VerbatimChar"/>
         </w:rPr>
-        <w:t xml:space="preserve">## density               1  13.88  13.878  70.6950 &lt;2e-16 ***</w:t>
+        <w:t xml:space="preserve">## density               1  12.01  12.006  62.311 3.965e-15 ***</w:t>
       </w:r>
       <w:r>
         <w:br/>
@@ -196,7 +196,7 @@
         <w:rPr>
           <w:rStyle w:val="VerbatimChar"/>
         </w:rPr>
-        <w:t xml:space="preserve">## littersize:density    1   0.00   0.004   0.0187 0.8911    </w:t>
+        <w:t xml:space="preserve">## littersize:density    1   0.02   0.017   0.090    0.7642    </w:t>
       </w:r>
       <w:r>
         <w:br/>
@@ -205,7 +205,7 @@
         <w:rPr>
           <w:rStyle w:val="VerbatimChar"/>
         </w:rPr>
-        <w:t xml:space="preserve">## Residuals          3436 674.49   0.196                    </w:t>
+        <w:t xml:space="preserve">## Residuals          3283 632.58   0.193                      </w:t>
       </w:r>
       <w:r>
         <w:br/>
@@ -1819,6 +1819,15 @@
         <w:rPr>
           <w:rStyle w:val="CommentTok"/>
         </w:rPr>
+        <w:t xml:space="preserve"># look at treatment for just food add grids, incorporating bucket</w:t>
+      </w:r>
+      <w:r>
+        <w:br/>
+      </w:r>
+      <w:r>
+        <w:rPr>
+          <w:rStyle w:val="CommentTok"/>
+        </w:rPr>
         <w:t xml:space="preserve">#make model for growth ~ litter size * food add</w:t>
       </w:r>
       <w:r>
@@ -2765,1209 +2774,7 @@
         </w:drawing>
       </w:r>
     </w:p>
-    <w:p>
-      <w:pPr>
-        <w:pStyle w:val="SourceCode"/>
-      </w:pPr>
-      <w:r>
-        <w:rPr>
-          <w:rStyle w:val="CommentTok"/>
-        </w:rPr>
-        <w:t xml:space="preserve">#build off previous model, making it a mixed model with additional co variates </w:t>
-      </w:r>
-      <w:r>
-        <w:br/>
-      </w:r>
-      <w:r>
-        <w:rPr>
-          <w:rStyle w:val="NormalTok"/>
-        </w:rPr>
-        <w:t xml:space="preserve">tbmod </w:t>
-      </w:r>
-      <w:r>
-        <w:rPr>
-          <w:rStyle w:val="OtherTok"/>
-        </w:rPr>
-        <w:t xml:space="preserve">&lt;-</w:t>
-      </w:r>
-      <w:r>
-        <w:rPr>
-          <w:rStyle w:val="NormalTok"/>
-        </w:rPr>
-        <w:t xml:space="preserve"> </w:t>
-      </w:r>
-      <w:r>
-        <w:rPr>
-          <w:rStyle w:val="FunctionTok"/>
-        </w:rPr>
-        <w:t xml:space="preserve">lm</w:t>
-      </w:r>
-      <w:r>
-        <w:rPr>
-          <w:rStyle w:val="NormalTok"/>
-        </w:rPr>
-        <w:t xml:space="preserve">(growthrate </w:t>
-      </w:r>
-      <w:r>
-        <w:rPr>
-          <w:rStyle w:val="SpecialCharTok"/>
-        </w:rPr>
-        <w:t xml:space="preserve">~</w:t>
-      </w:r>
-      <w:r>
-        <w:rPr>
-          <w:rStyle w:val="NormalTok"/>
-        </w:rPr>
-        <w:t xml:space="preserve"> littersize</w:t>
-      </w:r>
-      <w:r>
-        <w:rPr>
-          <w:rStyle w:val="SpecialCharTok"/>
-        </w:rPr>
-        <w:t xml:space="preserve">*</w:t>
-      </w:r>
-      <w:r>
-        <w:rPr>
-          <w:rStyle w:val="NormalTok"/>
-        </w:rPr>
-        <w:t xml:space="preserve">density</w:t>
-      </w:r>
-      <w:r>
-        <w:rPr>
-          <w:rStyle w:val="SpecialCharTok"/>
-        </w:rPr>
-        <w:t xml:space="preserve">*</w:t>
-      </w:r>
-      <w:r>
-        <w:rPr>
-          <w:rStyle w:val="NormalTok"/>
-        </w:rPr>
-        <w:t xml:space="preserve">treatment_food, food)</w:t>
-      </w:r>
-      <w:r>
-        <w:br/>
-      </w:r>
-      <w:r>
-        <w:br/>
-      </w:r>
-      <w:r>
-        <w:rPr>
-          <w:rStyle w:val="CommentTok"/>
-        </w:rPr>
-        <w:t xml:space="preserve">#this model is Growth Rate ~ Litter Size x Density x Grid-level Treatment</w:t>
-      </w:r>
-      <w:r>
-        <w:br/>
-      </w:r>
-      <w:r>
-        <w:rPr>
-          <w:rStyle w:val="NormalTok"/>
-        </w:rPr>
-        <w:t xml:space="preserve">mixmod </w:t>
-      </w:r>
-      <w:r>
-        <w:rPr>
-          <w:rStyle w:val="OtherTok"/>
-        </w:rPr>
-        <w:t xml:space="preserve">&lt;-</w:t>
-      </w:r>
-      <w:r>
-        <w:rPr>
-          <w:rStyle w:val="NormalTok"/>
-        </w:rPr>
-        <w:t xml:space="preserve"> </w:t>
-      </w:r>
-      <w:r>
-        <w:rPr>
-          <w:rStyle w:val="FunctionTok"/>
-        </w:rPr>
-        <w:t xml:space="preserve">lmer</w:t>
-      </w:r>
-      <w:r>
-        <w:rPr>
-          <w:rStyle w:val="NormalTok"/>
-        </w:rPr>
-        <w:t xml:space="preserve">(growthrate </w:t>
-      </w:r>
-      <w:r>
-        <w:rPr>
-          <w:rStyle w:val="SpecialCharTok"/>
-        </w:rPr>
-        <w:t xml:space="preserve">~</w:t>
-      </w:r>
-      <w:r>
-        <w:rPr>
-          <w:rStyle w:val="NormalTok"/>
-        </w:rPr>
-        <w:t xml:space="preserve"> </w:t>
-      </w:r>
-      <w:r>
-        <w:br/>
-      </w:r>
-      <w:r>
-        <w:rPr>
-          <w:rStyle w:val="NormalTok"/>
-        </w:rPr>
-        <w:t xml:space="preserve">              littersize</w:t>
-      </w:r>
-      <w:r>
-        <w:rPr>
-          <w:rStyle w:val="SpecialCharTok"/>
-        </w:rPr>
-        <w:t xml:space="preserve">*</w:t>
-      </w:r>
-      <w:r>
-        <w:rPr>
-          <w:rStyle w:val="NormalTok"/>
-        </w:rPr>
-        <w:t xml:space="preserve">density</w:t>
-      </w:r>
-      <w:r>
-        <w:rPr>
-          <w:rStyle w:val="SpecialCharTok"/>
-        </w:rPr>
-        <w:t xml:space="preserve">*</w:t>
-      </w:r>
-      <w:r>
-        <w:rPr>
-          <w:rStyle w:val="NormalTok"/>
-        </w:rPr>
-        <w:t xml:space="preserve">treatment_food </w:t>
-      </w:r>
-      <w:r>
-        <w:rPr>
-          <w:rStyle w:val="SpecialCharTok"/>
-        </w:rPr>
-        <w:t xml:space="preserve">+</w:t>
-      </w:r>
-      <w:r>
-        <w:br/>
-      </w:r>
-      <w:r>
-        <w:rPr>
-          <w:rStyle w:val="NormalTok"/>
-        </w:rPr>
-        <w:t xml:space="preserve">              mother_age </w:t>
-      </w:r>
-      <w:r>
-        <w:rPr>
-          <w:rStyle w:val="SpecialCharTok"/>
-        </w:rPr>
-        <w:t xml:space="preserve">+</w:t>
-      </w:r>
-      <w:r>
-        <w:rPr>
-          <w:rStyle w:val="NormalTok"/>
-        </w:rPr>
-        <w:t xml:space="preserve"> </w:t>
-      </w:r>
-      <w:r>
-        <w:br/>
-      </w:r>
-      <w:r>
-        <w:rPr>
-          <w:rStyle w:val="NormalTok"/>
-        </w:rPr>
-        <w:t xml:space="preserve">              mother_age</w:t>
-      </w:r>
-      <w:r>
-        <w:rPr>
-          <w:rStyle w:val="SpecialCharTok"/>
-        </w:rPr>
-        <w:t xml:space="preserve">^</w:t>
-      </w:r>
-      <w:r>
-        <w:rPr>
-          <w:rStyle w:val="DecValTok"/>
-        </w:rPr>
-        <w:t xml:space="preserve">2</w:t>
-      </w:r>
-      <w:r>
-        <w:rPr>
-          <w:rStyle w:val="NormalTok"/>
-        </w:rPr>
-        <w:t xml:space="preserve"> </w:t>
-      </w:r>
-      <w:r>
-        <w:rPr>
-          <w:rStyle w:val="SpecialCharTok"/>
-        </w:rPr>
-        <w:t xml:space="preserve">+</w:t>
-      </w:r>
-      <w:r>
-        <w:br/>
-      </w:r>
-      <w:r>
-        <w:rPr>
-          <w:rStyle w:val="NormalTok"/>
-        </w:rPr>
-        <w:t xml:space="preserve">              sex </w:t>
-      </w:r>
-      <w:r>
-        <w:rPr>
-          <w:rStyle w:val="SpecialCharTok"/>
-        </w:rPr>
-        <w:t xml:space="preserve">+</w:t>
-      </w:r>
-      <w:r>
-        <w:rPr>
-          <w:rStyle w:val="NormalTok"/>
-        </w:rPr>
-        <w:t xml:space="preserve"> </w:t>
-      </w:r>
-      <w:r>
-        <w:br/>
-      </w:r>
-      <w:r>
-        <w:rPr>
-          <w:rStyle w:val="NormalTok"/>
-        </w:rPr>
-        <w:t xml:space="preserve">              mast </w:t>
-      </w:r>
-      <w:r>
-        <w:rPr>
-          <w:rStyle w:val="SpecialCharTok"/>
-        </w:rPr>
-        <w:t xml:space="preserve">+</w:t>
-      </w:r>
-      <w:r>
-        <w:rPr>
-          <w:rStyle w:val="NormalTok"/>
-        </w:rPr>
-        <w:t xml:space="preserve"> </w:t>
-      </w:r>
-      <w:r>
-        <w:br/>
-      </w:r>
-      <w:r>
-        <w:rPr>
-          <w:rStyle w:val="NormalTok"/>
-        </w:rPr>
-        <w:t xml:space="preserve">              bjulian </w:t>
-      </w:r>
-      <w:r>
-        <w:rPr>
-          <w:rStyle w:val="SpecialCharTok"/>
-        </w:rPr>
-        <w:t xml:space="preserve">+</w:t>
-      </w:r>
-      <w:r>
-        <w:rPr>
-          <w:rStyle w:val="NormalTok"/>
-        </w:rPr>
-        <w:t xml:space="preserve"> </w:t>
-      </w:r>
-      <w:r>
-        <w:br/>
-      </w:r>
-      <w:r>
-        <w:rPr>
-          <w:rStyle w:val="NormalTok"/>
-        </w:rPr>
-        <w:t xml:space="preserve">              (</w:t>
-      </w:r>
-      <w:r>
-        <w:rPr>
-          <w:rStyle w:val="DecValTok"/>
-        </w:rPr>
-        <w:t xml:space="preserve">1</w:t>
-      </w:r>
-      <w:r>
-        <w:rPr>
-          <w:rStyle w:val="SpecialCharTok"/>
-        </w:rPr>
-        <w:t xml:space="preserve">|</w:t>
-      </w:r>
-      <w:r>
-        <w:rPr>
-          <w:rStyle w:val="NormalTok"/>
-        </w:rPr>
-        <w:t xml:space="preserve">mother_id</w:t>
-      </w:r>
-      <w:r>
-        <w:rPr>
-          <w:rStyle w:val="SpecialCharTok"/>
-        </w:rPr>
-        <w:t xml:space="preserve">/</w:t>
-      </w:r>
-      <w:r>
-        <w:rPr>
-          <w:rStyle w:val="NormalTok"/>
-        </w:rPr>
-        <w:t xml:space="preserve">litter_id) </w:t>
-      </w:r>
-      <w:r>
-        <w:rPr>
-          <w:rStyle w:val="SpecialCharTok"/>
-        </w:rPr>
-        <w:t xml:space="preserve">+</w:t>
-      </w:r>
-      <w:r>
-        <w:br/>
-      </w:r>
-      <w:r>
-        <w:rPr>
-          <w:rStyle w:val="NormalTok"/>
-        </w:rPr>
-        <w:t xml:space="preserve">              (</w:t>
-      </w:r>
-      <w:r>
-        <w:rPr>
-          <w:rStyle w:val="DecValTok"/>
-        </w:rPr>
-        <w:t xml:space="preserve">1</w:t>
-      </w:r>
-      <w:r>
-        <w:rPr>
-          <w:rStyle w:val="SpecialCharTok"/>
-        </w:rPr>
-        <w:t xml:space="preserve">|</w:t>
-      </w:r>
-      <w:r>
-        <w:rPr>
-          <w:rStyle w:val="NormalTok"/>
-        </w:rPr>
-        <w:t xml:space="preserve">year), </w:t>
-      </w:r>
-      <w:r>
-        <w:br/>
-      </w:r>
-      <w:r>
-        <w:rPr>
-          <w:rStyle w:val="NormalTok"/>
-        </w:rPr>
-        <w:t xml:space="preserve">            food)</w:t>
-      </w:r>
-      <w:r>
-        <w:br/>
-      </w:r>
-      <w:r>
-        <w:br/>
-      </w:r>
-      <w:r>
-        <w:rPr>
-          <w:rStyle w:val="CommentTok"/>
-        </w:rPr>
-        <w:t xml:space="preserve">#summaries</w:t>
-      </w:r>
-      <w:r>
-        <w:br/>
-      </w:r>
-      <w:r>
-        <w:rPr>
-          <w:rStyle w:val="FunctionTok"/>
-        </w:rPr>
-        <w:t xml:space="preserve">anova</w:t>
-      </w:r>
-      <w:r>
-        <w:rPr>
-          <w:rStyle w:val="NormalTok"/>
-        </w:rPr>
-        <w:t xml:space="preserve">(mixmod)</w:t>
-      </w:r>
-    </w:p>
-    <w:p>
-      <w:pPr>
-        <w:pStyle w:val="SourceCode"/>
-      </w:pPr>
-      <w:r>
-        <w:rPr>
-          <w:rStyle w:val="VerbatimChar"/>
-        </w:rPr>
-        <w:t xml:space="preserve">## Analysis of Variance Table</w:t>
-      </w:r>
-      <w:r>
-        <w:br/>
-      </w:r>
-      <w:r>
-        <w:rPr>
-          <w:rStyle w:val="VerbatimChar"/>
-        </w:rPr>
-        <w:t xml:space="preserve">##                                   npar Sum Sq Mean Sq  F value</w:t>
-      </w:r>
-      <w:r>
-        <w:br/>
-      </w:r>
-      <w:r>
-        <w:rPr>
-          <w:rStyle w:val="VerbatimChar"/>
-        </w:rPr>
-        <w:t xml:space="preserve">## littersize                           1 4.2101  4.2101 127.4264</w:t>
-      </w:r>
-      <w:r>
-        <w:br/>
-      </w:r>
-      <w:r>
-        <w:rPr>
-          <w:rStyle w:val="VerbatimChar"/>
-        </w:rPr>
-        <w:t xml:space="preserve">## density                              1 0.0769  0.0769   2.3269</w:t>
-      </w:r>
-      <w:r>
-        <w:br/>
-      </w:r>
-      <w:r>
-        <w:rPr>
-          <w:rStyle w:val="VerbatimChar"/>
-        </w:rPr>
-        <w:t xml:space="preserve">## treatment_food                       2 0.6441  0.3220   9.7468</w:t>
-      </w:r>
-      <w:r>
-        <w:br/>
-      </w:r>
-      <w:r>
-        <w:rPr>
-          <w:rStyle w:val="VerbatimChar"/>
-        </w:rPr>
-        <w:t xml:space="preserve">## mother_age                           1 0.0189  0.0189   0.5706</w:t>
-      </w:r>
-      <w:r>
-        <w:br/>
-      </w:r>
-      <w:r>
-        <w:rPr>
-          <w:rStyle w:val="VerbatimChar"/>
-        </w:rPr>
-        <w:t xml:space="preserve">## sex                                  1 0.8029  0.8029  24.3000</w:t>
-      </w:r>
-      <w:r>
-        <w:br/>
-      </w:r>
-      <w:r>
-        <w:rPr>
-          <w:rStyle w:val="VerbatimChar"/>
-        </w:rPr>
-        <w:t xml:space="preserve">## mast                                 1 0.0161  0.0161   0.4859</w:t>
-      </w:r>
-      <w:r>
-        <w:br/>
-      </w:r>
-      <w:r>
-        <w:rPr>
-          <w:rStyle w:val="VerbatimChar"/>
-        </w:rPr>
-        <w:t xml:space="preserve">## bjulian                              1 2.4690  2.4690  74.7285</w:t>
-      </w:r>
-      <w:r>
-        <w:br/>
-      </w:r>
-      <w:r>
-        <w:rPr>
-          <w:rStyle w:val="VerbatimChar"/>
-        </w:rPr>
-        <w:t xml:space="preserve">## littersize:density                   1 0.0569  0.0569   1.7227</w:t>
-      </w:r>
-      <w:r>
-        <w:br/>
-      </w:r>
-      <w:r>
-        <w:rPr>
-          <w:rStyle w:val="VerbatimChar"/>
-        </w:rPr>
-        <w:t xml:space="preserve">## littersize:treatment_food            2 0.2057  0.1028   3.1123</w:t>
-      </w:r>
-      <w:r>
-        <w:br/>
-      </w:r>
-      <w:r>
-        <w:rPr>
-          <w:rStyle w:val="VerbatimChar"/>
-        </w:rPr>
-        <w:t xml:space="preserve">## density:treatment_food               2 0.0727  0.0363   1.0996</w:t>
-      </w:r>
-      <w:r>
-        <w:br/>
-      </w:r>
-      <w:r>
-        <w:rPr>
-          <w:rStyle w:val="VerbatimChar"/>
-        </w:rPr>
-        <w:t xml:space="preserve">## littersize:density:treatment_food    2 0.1268  0.0634   1.9182</w:t>
-      </w:r>
-    </w:p>
-    <w:p>
-      <w:pPr>
-        <w:pStyle w:val="SourceCode"/>
-      </w:pPr>
-      <w:r>
-        <w:rPr>
-          <w:rStyle w:val="CommentTok"/>
-        </w:rPr>
-        <w:t xml:space="preserve">#get effects table for model</w:t>
-      </w:r>
-      <w:r>
-        <w:br/>
-      </w:r>
-      <w:r>
-        <w:rPr>
-          <w:rStyle w:val="NormalTok"/>
-        </w:rPr>
-        <w:t xml:space="preserve">mix_effs </w:t>
-      </w:r>
-      <w:r>
-        <w:rPr>
-          <w:rStyle w:val="OtherTok"/>
-        </w:rPr>
-        <w:t xml:space="preserve">&lt;-</w:t>
-      </w:r>
-      <w:r>
-        <w:rPr>
-          <w:rStyle w:val="NormalTok"/>
-        </w:rPr>
-        <w:t xml:space="preserve"> </w:t>
-      </w:r>
-      <w:r>
-        <w:rPr>
-          <w:rStyle w:val="FunctionTok"/>
-        </w:rPr>
-        <w:t xml:space="preserve">as.data.table</w:t>
-      </w:r>
-      <w:r>
-        <w:rPr>
-          <w:rStyle w:val="NormalTok"/>
-        </w:rPr>
-        <w:t xml:space="preserve">(</w:t>
-      </w:r>
-      <w:r>
-        <w:rPr>
-          <w:rStyle w:val="FunctionTok"/>
-        </w:rPr>
-        <w:t xml:space="preserve">ggpredict</w:t>
-      </w:r>
-      <w:r>
-        <w:rPr>
-          <w:rStyle w:val="NormalTok"/>
-        </w:rPr>
-        <w:t xml:space="preserve">(mixmod, </w:t>
-      </w:r>
-      <w:r>
-        <w:rPr>
-          <w:rStyle w:val="AttributeTok"/>
-        </w:rPr>
-        <w:t xml:space="preserve">terms =</w:t>
-      </w:r>
-      <w:r>
-        <w:rPr>
-          <w:rStyle w:val="NormalTok"/>
-        </w:rPr>
-        <w:t xml:space="preserve"> </w:t>
-      </w:r>
-      <w:r>
-        <w:rPr>
-          <w:rStyle w:val="FunctionTok"/>
-        </w:rPr>
-        <w:t xml:space="preserve">c</w:t>
-      </w:r>
-      <w:r>
-        <w:rPr>
-          <w:rStyle w:val="NormalTok"/>
-        </w:rPr>
-        <w:t xml:space="preserve">(</w:t>
-      </w:r>
-      <w:r>
-        <w:rPr>
-          <w:rStyle w:val="StringTok"/>
-        </w:rPr>
-        <w:t xml:space="preserve">"littersize"</w:t>
-      </w:r>
-      <w:r>
-        <w:rPr>
-          <w:rStyle w:val="NormalTok"/>
-        </w:rPr>
-        <w:t xml:space="preserve">, </w:t>
-      </w:r>
-      <w:r>
-        <w:rPr>
-          <w:rStyle w:val="StringTok"/>
-        </w:rPr>
-        <w:t xml:space="preserve">"density"</w:t>
-      </w:r>
-      <w:r>
-        <w:rPr>
-          <w:rStyle w:val="NormalTok"/>
-        </w:rPr>
-        <w:t xml:space="preserve">, </w:t>
-      </w:r>
-      <w:r>
-        <w:rPr>
-          <w:rStyle w:val="StringTok"/>
-        </w:rPr>
-        <w:t xml:space="preserve">"treatment_food"</w:t>
-      </w:r>
-      <w:r>
-        <w:rPr>
-          <w:rStyle w:val="NormalTok"/>
-        </w:rPr>
-        <w:t xml:space="preserve">)))</w:t>
-      </w:r>
-      <w:r>
-        <w:br/>
-      </w:r>
-      <w:r>
-        <w:br/>
-      </w:r>
-      <w:r>
-        <w:rPr>
-          <w:rStyle w:val="FunctionTok"/>
-        </w:rPr>
-        <w:t xml:space="preserve">ggplot</w:t>
-      </w:r>
-      <w:r>
-        <w:rPr>
-          <w:rStyle w:val="NormalTok"/>
-        </w:rPr>
-        <w:t xml:space="preserve">(mix_effs)</w:t>
-      </w:r>
-      <w:r>
-        <w:rPr>
-          <w:rStyle w:val="SpecialCharTok"/>
-        </w:rPr>
-        <w:t xml:space="preserve">+</w:t>
-      </w:r>
-      <w:r>
-        <w:br/>
-      </w:r>
-      <w:r>
-        <w:rPr>
-          <w:rStyle w:val="NormalTok"/>
-        </w:rPr>
-        <w:t xml:space="preserve">  </w:t>
-      </w:r>
-      <w:r>
-        <w:rPr>
-          <w:rStyle w:val="FunctionTok"/>
-        </w:rPr>
-        <w:t xml:space="preserve">geom_ribbon</w:t>
-      </w:r>
-      <w:r>
-        <w:rPr>
-          <w:rStyle w:val="NormalTok"/>
-        </w:rPr>
-        <w:t xml:space="preserve">(</w:t>
-      </w:r>
-      <w:r>
-        <w:rPr>
-          <w:rStyle w:val="FunctionTok"/>
-        </w:rPr>
-        <w:t xml:space="preserve">aes</w:t>
-      </w:r>
-      <w:r>
-        <w:rPr>
-          <w:rStyle w:val="NormalTok"/>
-        </w:rPr>
-        <w:t xml:space="preserve">(</w:t>
-      </w:r>
-      <w:r>
-        <w:rPr>
-          <w:rStyle w:val="AttributeTok"/>
-        </w:rPr>
-        <w:t xml:space="preserve">x =</w:t>
-      </w:r>
-      <w:r>
-        <w:rPr>
-          <w:rStyle w:val="NormalTok"/>
-        </w:rPr>
-        <w:t xml:space="preserve"> x, </w:t>
-      </w:r>
-      <w:r>
-        <w:rPr>
-          <w:rStyle w:val="AttributeTok"/>
-        </w:rPr>
-        <w:t xml:space="preserve">ymin =</w:t>
-      </w:r>
-      <w:r>
-        <w:rPr>
-          <w:rStyle w:val="NormalTok"/>
-        </w:rPr>
-        <w:t xml:space="preserve"> conf.low, </w:t>
-      </w:r>
-      <w:r>
-        <w:rPr>
-          <w:rStyle w:val="AttributeTok"/>
-        </w:rPr>
-        <w:t xml:space="preserve">ymax =</w:t>
-      </w:r>
-      <w:r>
-        <w:rPr>
-          <w:rStyle w:val="NormalTok"/>
-        </w:rPr>
-        <w:t xml:space="preserve"> conf.high, </w:t>
-      </w:r>
-      <w:r>
-        <w:rPr>
-          <w:rStyle w:val="AttributeTok"/>
-        </w:rPr>
-        <w:t xml:space="preserve">group =</w:t>
-      </w:r>
-      <w:r>
-        <w:rPr>
-          <w:rStyle w:val="NormalTok"/>
-        </w:rPr>
-        <w:t xml:space="preserve"> group, </w:t>
-      </w:r>
-      <w:r>
-        <w:rPr>
-          <w:rStyle w:val="AttributeTok"/>
-        </w:rPr>
-        <w:t xml:space="preserve">fill =</w:t>
-      </w:r>
-      <w:r>
-        <w:rPr>
-          <w:rStyle w:val="NormalTok"/>
-        </w:rPr>
-        <w:t xml:space="preserve"> group), </w:t>
-      </w:r>
-      <w:r>
-        <w:rPr>
-          <w:rStyle w:val="AttributeTok"/>
-        </w:rPr>
-        <w:t xml:space="preserve">alpha =</w:t>
-      </w:r>
-      <w:r>
-        <w:rPr>
-          <w:rStyle w:val="NormalTok"/>
-        </w:rPr>
-        <w:t xml:space="preserve"> </w:t>
-      </w:r>
-      <w:r>
-        <w:rPr>
-          <w:rStyle w:val="FloatTok"/>
-        </w:rPr>
-        <w:t xml:space="preserve">0.2</w:t>
-      </w:r>
-      <w:r>
-        <w:rPr>
-          <w:rStyle w:val="NormalTok"/>
-        </w:rPr>
-        <w:t xml:space="preserve">)</w:t>
-      </w:r>
-      <w:r>
-        <w:rPr>
-          <w:rStyle w:val="SpecialCharTok"/>
-        </w:rPr>
-        <w:t xml:space="preserve">+</w:t>
-      </w:r>
-      <w:r>
-        <w:br/>
-      </w:r>
-      <w:r>
-        <w:rPr>
-          <w:rStyle w:val="NormalTok"/>
-        </w:rPr>
-        <w:t xml:space="preserve">  </w:t>
-      </w:r>
-      <w:r>
-        <w:rPr>
-          <w:rStyle w:val="FunctionTok"/>
-        </w:rPr>
-        <w:t xml:space="preserve">geom_line</w:t>
-      </w:r>
-      <w:r>
-        <w:rPr>
-          <w:rStyle w:val="NormalTok"/>
-        </w:rPr>
-        <w:t xml:space="preserve">(</w:t>
-      </w:r>
-      <w:r>
-        <w:rPr>
-          <w:rStyle w:val="FunctionTok"/>
-        </w:rPr>
-        <w:t xml:space="preserve">aes</w:t>
-      </w:r>
-      <w:r>
-        <w:rPr>
-          <w:rStyle w:val="NormalTok"/>
-        </w:rPr>
-        <w:t xml:space="preserve">(</w:t>
-      </w:r>
-      <w:r>
-        <w:rPr>
-          <w:rStyle w:val="AttributeTok"/>
-        </w:rPr>
-        <w:t xml:space="preserve">y =</w:t>
-      </w:r>
-      <w:r>
-        <w:rPr>
-          <w:rStyle w:val="NormalTok"/>
-        </w:rPr>
-        <w:t xml:space="preserve"> predicted, </w:t>
-      </w:r>
-      <w:r>
-        <w:rPr>
-          <w:rStyle w:val="AttributeTok"/>
-        </w:rPr>
-        <w:t xml:space="preserve">x =</w:t>
-      </w:r>
-      <w:r>
-        <w:rPr>
-          <w:rStyle w:val="NormalTok"/>
-        </w:rPr>
-        <w:t xml:space="preserve"> x, </w:t>
-      </w:r>
-      <w:r>
-        <w:rPr>
-          <w:rStyle w:val="AttributeTok"/>
-        </w:rPr>
-        <w:t xml:space="preserve">color =</w:t>
-      </w:r>
-      <w:r>
-        <w:rPr>
-          <w:rStyle w:val="NormalTok"/>
-        </w:rPr>
-        <w:t xml:space="preserve"> group, </w:t>
-      </w:r>
-      <w:r>
-        <w:rPr>
-          <w:rStyle w:val="AttributeTok"/>
-        </w:rPr>
-        <w:t xml:space="preserve">group =</w:t>
-      </w:r>
-      <w:r>
-        <w:rPr>
-          <w:rStyle w:val="NormalTok"/>
-        </w:rPr>
-        <w:t xml:space="preserve"> group), </w:t>
-      </w:r>
-      <w:r>
-        <w:rPr>
-          <w:rStyle w:val="AttributeTok"/>
-        </w:rPr>
-        <w:t xml:space="preserve">linewidth =</w:t>
-      </w:r>
-      <w:r>
-        <w:rPr>
-          <w:rStyle w:val="NormalTok"/>
-        </w:rPr>
-        <w:t xml:space="preserve"> </w:t>
-      </w:r>
-      <w:r>
-        <w:rPr>
-          <w:rStyle w:val="DecValTok"/>
-        </w:rPr>
-        <w:t xml:space="preserve">1</w:t>
-      </w:r>
-      <w:r>
-        <w:rPr>
-          <w:rStyle w:val="NormalTok"/>
-        </w:rPr>
-        <w:t xml:space="preserve">)</w:t>
-      </w:r>
-      <w:r>
-        <w:rPr>
-          <w:rStyle w:val="SpecialCharTok"/>
-        </w:rPr>
-        <w:t xml:space="preserve">+</w:t>
-      </w:r>
-      <w:r>
-        <w:br/>
-      </w:r>
-      <w:r>
-        <w:rPr>
-          <w:rStyle w:val="NormalTok"/>
-        </w:rPr>
-        <w:t xml:space="preserve">  </w:t>
-      </w:r>
-      <w:r>
-        <w:rPr>
-          <w:rStyle w:val="FunctionTok"/>
-        </w:rPr>
-        <w:t xml:space="preserve">scale_color_discrete</w:t>
-      </w:r>
-      <w:r>
-        <w:rPr>
-          <w:rStyle w:val="NormalTok"/>
-        </w:rPr>
-        <w:t xml:space="preserve">(</w:t>
-      </w:r>
-      <w:r>
-        <w:rPr>
-          <w:rStyle w:val="AttributeTok"/>
-        </w:rPr>
-        <w:t xml:space="preserve">name =</w:t>
-      </w:r>
-      <w:r>
-        <w:rPr>
-          <w:rStyle w:val="NormalTok"/>
-        </w:rPr>
-        <w:t xml:space="preserve"> </w:t>
-      </w:r>
-      <w:r>
-        <w:rPr>
-          <w:rStyle w:val="StringTok"/>
-        </w:rPr>
-        <w:t xml:space="preserve">"Density (ind/ha)"</w:t>
-      </w:r>
-      <w:r>
-        <w:rPr>
-          <w:rStyle w:val="NormalTok"/>
-        </w:rPr>
-        <w:t xml:space="preserve">)</w:t>
-      </w:r>
-      <w:r>
-        <w:rPr>
-          <w:rStyle w:val="SpecialCharTok"/>
-        </w:rPr>
-        <w:t xml:space="preserve">+</w:t>
-      </w:r>
-      <w:r>
-        <w:br/>
-      </w:r>
-      <w:r>
-        <w:rPr>
-          <w:rStyle w:val="NormalTok"/>
-        </w:rPr>
-        <w:t xml:space="preserve">  </w:t>
-      </w:r>
-      <w:r>
-        <w:rPr>
-          <w:rStyle w:val="FunctionTok"/>
-        </w:rPr>
-        <w:t xml:space="preserve">scale_fill_discrete</w:t>
-      </w:r>
-      <w:r>
-        <w:rPr>
-          <w:rStyle w:val="NormalTok"/>
-        </w:rPr>
-        <w:t xml:space="preserve">(</w:t>
-      </w:r>
-      <w:r>
-        <w:rPr>
-          <w:rStyle w:val="AttributeTok"/>
-        </w:rPr>
-        <w:t xml:space="preserve">name =</w:t>
-      </w:r>
-      <w:r>
-        <w:rPr>
-          <w:rStyle w:val="NormalTok"/>
-        </w:rPr>
-        <w:t xml:space="preserve"> </w:t>
-      </w:r>
-      <w:r>
-        <w:rPr>
-          <w:rStyle w:val="StringTok"/>
-        </w:rPr>
-        <w:t xml:space="preserve">"Density (ind/ha)"</w:t>
-      </w:r>
-      <w:r>
-        <w:rPr>
-          <w:rStyle w:val="NormalTok"/>
-        </w:rPr>
-        <w:t xml:space="preserve">)</w:t>
-      </w:r>
-      <w:r>
-        <w:rPr>
-          <w:rStyle w:val="SpecialCharTok"/>
-        </w:rPr>
-        <w:t xml:space="preserve">+</w:t>
-      </w:r>
-      <w:r>
-        <w:br/>
-      </w:r>
-      <w:r>
-        <w:rPr>
-          <w:rStyle w:val="NormalTok"/>
-        </w:rPr>
-        <w:t xml:space="preserve">  </w:t>
-      </w:r>
-      <w:r>
-        <w:rPr>
-          <w:rStyle w:val="FunctionTok"/>
-        </w:rPr>
-        <w:t xml:space="preserve">labs</w:t>
-      </w:r>
-      <w:r>
-        <w:rPr>
-          <w:rStyle w:val="NormalTok"/>
-        </w:rPr>
-        <w:t xml:space="preserve">(</w:t>
-      </w:r>
-      <w:r>
-        <w:rPr>
-          <w:rStyle w:val="AttributeTok"/>
-        </w:rPr>
-        <w:t xml:space="preserve">x =</w:t>
-      </w:r>
-      <w:r>
-        <w:rPr>
-          <w:rStyle w:val="NormalTok"/>
-        </w:rPr>
-        <w:t xml:space="preserve"> </w:t>
-      </w:r>
-      <w:r>
-        <w:rPr>
-          <w:rStyle w:val="StringTok"/>
-        </w:rPr>
-        <w:t xml:space="preserve">"Litter size"</w:t>
-      </w:r>
-      <w:r>
-        <w:rPr>
-          <w:rStyle w:val="NormalTok"/>
-        </w:rPr>
-        <w:t xml:space="preserve">, </w:t>
-      </w:r>
-      <w:r>
-        <w:rPr>
-          <w:rStyle w:val="AttributeTok"/>
-        </w:rPr>
-        <w:t xml:space="preserve">y =</w:t>
-      </w:r>
-      <w:r>
-        <w:rPr>
-          <w:rStyle w:val="NormalTok"/>
-        </w:rPr>
-        <w:t xml:space="preserve"> </w:t>
-      </w:r>
-      <w:r>
-        <w:rPr>
-          <w:rStyle w:val="StringTok"/>
-        </w:rPr>
-        <w:t xml:space="preserve">"Growth rate (g/day)"</w:t>
-      </w:r>
-      <w:r>
-        <w:rPr>
-          <w:rStyle w:val="NormalTok"/>
-        </w:rPr>
-        <w:t xml:space="preserve">, </w:t>
-      </w:r>
-      <w:r>
-        <w:rPr>
-          <w:rStyle w:val="AttributeTok"/>
-        </w:rPr>
-        <w:t xml:space="preserve">subtitle =</w:t>
-      </w:r>
-      <w:r>
-        <w:rPr>
-          <w:rStyle w:val="NormalTok"/>
-        </w:rPr>
-        <w:t xml:space="preserve"> </w:t>
-      </w:r>
-      <w:r>
-        <w:rPr>
-          <w:rStyle w:val="StringTok"/>
-        </w:rPr>
-        <w:t xml:space="preserve">"Grid Treatment + Bucket"</w:t>
-      </w:r>
-      <w:r>
-        <w:rPr>
-          <w:rStyle w:val="NormalTok"/>
-        </w:rPr>
-        <w:t xml:space="preserve">)</w:t>
-      </w:r>
-      <w:r>
-        <w:rPr>
-          <w:rStyle w:val="SpecialCharTok"/>
-        </w:rPr>
-        <w:t xml:space="preserve">+</w:t>
-      </w:r>
-      <w:r>
-        <w:br/>
-      </w:r>
-      <w:r>
-        <w:rPr>
-          <w:rStyle w:val="NormalTok"/>
-        </w:rPr>
-        <w:t xml:space="preserve">  </w:t>
-      </w:r>
-      <w:r>
-        <w:rPr>
-          <w:rStyle w:val="FunctionTok"/>
-        </w:rPr>
-        <w:t xml:space="preserve">facet_wrap</w:t>
-      </w:r>
-      <w:r>
-        <w:rPr>
-          <w:rStyle w:val="NormalTok"/>
-        </w:rPr>
-        <w:t xml:space="preserve">(</w:t>
-      </w:r>
-      <w:r>
-        <w:rPr>
-          <w:rStyle w:val="SpecialCharTok"/>
-        </w:rPr>
-        <w:t xml:space="preserve">~</w:t>
-      </w:r>
-      <w:r>
-        <w:rPr>
-          <w:rStyle w:val="NormalTok"/>
-        </w:rPr>
-        <w:t xml:space="preserve">facet)</w:t>
-      </w:r>
-      <w:r>
-        <w:rPr>
-          <w:rStyle w:val="SpecialCharTok"/>
-        </w:rPr>
-        <w:t xml:space="preserve">+</w:t>
-      </w:r>
-      <w:r>
-        <w:br/>
-      </w:r>
-      <w:r>
-        <w:rPr>
-          <w:rStyle w:val="NormalTok"/>
-        </w:rPr>
-        <w:t xml:space="preserve">  </w:t>
-      </w:r>
-      <w:r>
-        <w:rPr>
-          <w:rStyle w:val="FunctionTok"/>
-        </w:rPr>
-        <w:t xml:space="preserve">theme_bw</w:t>
-      </w:r>
-      <w:r>
-        <w:rPr>
-          <w:rStyle w:val="NormalTok"/>
-        </w:rPr>
-        <w:t xml:space="preserve">()</w:t>
-      </w:r>
-    </w:p>
-    <w:p>
-      <w:pPr>
-        <w:pStyle w:val="FirstParagraph"/>
-      </w:pPr>
-      <w:r>
-        <w:drawing>
-          <wp:inline>
-            <wp:extent cx="4620126" cy="3696101"/>
-            <wp:effectExtent b="0" l="0" r="0" t="0"/>
-            <wp:docPr descr="" title="" id="19" name="Picture"/>
-            <a:graphic>
-              <a:graphicData uri="http://schemas.openxmlformats.org/drawingml/2006/picture">
-                <pic:pic>
-                  <pic:nvPicPr>
-                    <pic:cNvPr descr="Preliminary_results_files/Preliminary_results_files/figure-docx/fig 4-1.png" id="20" name="Picture"/>
-                    <pic:cNvPicPr>
-                      <a:picLocks noChangeArrowheads="1" noChangeAspect="1"/>
-                    </pic:cNvPicPr>
-                  </pic:nvPicPr>
-                  <pic:blipFill>
-                    <a:blip r:embed="rId18"/>
-                    <a:stretch>
-                      <a:fillRect/>
-                    </a:stretch>
-                  </pic:blipFill>
-                  <pic:spPr bwMode="auto">
-                    <a:xfrm>
-                      <a:off x="0" y="0"/>
-                      <a:ext cx="4620126" cy="3696101"/>
-                    </a:xfrm>
-                    <a:prstGeom prst="rect">
-                      <a:avLst/>
-                    </a:prstGeom>
-                    <a:noFill/>
-                    <a:ln w="9525">
-                      <a:noFill/>
-                      <a:headEnd/>
-                      <a:tailEnd/>
-                    </a:ln>
-                  </pic:spPr>
-                </pic:pic>
-              </a:graphicData>
-            </a:graphic>
-          </wp:inline>
-        </w:drawing>
-      </w:r>
-    </w:p>
-    <w:bookmarkEnd w:id="21"/>
+    <w:bookmarkEnd w:id="18"/>
     <w:sectPr>
       <w:footnotePr>
         <w:numRestart w:val="eachSect"/>

--- a/Preliminary_results.docx
+++ b/Preliminary_results.docx
@@ -1,13 +1,13 @@
 
 <file path=word/document.xml><?xml version="1.0" encoding="utf-8"?>
-<w:document xmlns:w="http://schemas.openxmlformats.org/wordprocessingml/2006/main" xmlns:m="http://schemas.openxmlformats.org/officeDocument/2006/math" xmlns:r="http://schemas.openxmlformats.org/officeDocument/2006/relationships" xmlns:o="urn:schemas-microsoft-com:office:office" xmlns:v="urn:schemas-microsoft-com:vml" xmlns:w10="urn:schemas-microsoft-com:office:word" xmlns:a="http://schemas.openxmlformats.org/drawingml/2006/main" xmlns:pic="http://schemas.openxmlformats.org/drawingml/2006/picture" xmlns:wp="http://schemas.openxmlformats.org/drawingml/2006/wordprocessingDrawing">
+<w:document xmlns:wpc="http://schemas.microsoft.com/office/word/2010/wordprocessingCanvas" xmlns:cx="http://schemas.microsoft.com/office/drawing/2014/chartex" xmlns:cx1="http://schemas.microsoft.com/office/drawing/2015/9/8/chartex" xmlns:cx2="http://schemas.microsoft.com/office/drawing/2015/10/21/chartex" xmlns:cx3="http://schemas.microsoft.com/office/drawing/2016/5/9/chartex" xmlns:cx4="http://schemas.microsoft.com/office/drawing/2016/5/10/chartex" xmlns:cx5="http://schemas.microsoft.com/office/drawing/2016/5/11/chartex" xmlns:cx6="http://schemas.microsoft.com/office/drawing/2016/5/12/chartex" xmlns:cx7="http://schemas.microsoft.com/office/drawing/2016/5/13/chartex" xmlns:cx8="http://schemas.microsoft.com/office/drawing/2016/5/14/chartex" xmlns:mc="http://schemas.openxmlformats.org/markup-compatibility/2006" xmlns:aink="http://schemas.microsoft.com/office/drawing/2016/ink" xmlns:am3d="http://schemas.microsoft.com/office/drawing/2017/model3d" xmlns:o="urn:schemas-microsoft-com:office:office" xmlns:oel="http://schemas.microsoft.com/office/2019/extlst" xmlns:r="http://schemas.openxmlformats.org/officeDocument/2006/relationships" xmlns:m="http://schemas.openxmlformats.org/officeDocument/2006/math" xmlns:v="urn:schemas-microsoft-com:vml" xmlns:wp14="http://schemas.microsoft.com/office/word/2010/wordprocessingDrawing" xmlns:wp="http://schemas.openxmlformats.org/drawingml/2006/wordprocessingDrawing" xmlns:w10="urn:schemas-microsoft-com:office:word" xmlns:w="http://schemas.openxmlformats.org/wordprocessingml/2006/main" xmlns:w14="http://schemas.microsoft.com/office/word/2010/wordml" xmlns:w15="http://schemas.microsoft.com/office/word/2012/wordml" xmlns:w16cex="http://schemas.microsoft.com/office/word/2018/wordml/cex" xmlns:w16cid="http://schemas.microsoft.com/office/word/2016/wordml/cid" xmlns:w16="http://schemas.microsoft.com/office/word/2018/wordml" xmlns:w16du="http://schemas.microsoft.com/office/word/2023/wordml/word16du" xmlns:w16sdtdh="http://schemas.microsoft.com/office/word/2020/wordml/sdtdatahash" xmlns:w16sdtfl="http://schemas.microsoft.com/office/word/2024/wordml/sdtformatlock" xmlns:w16se="http://schemas.microsoft.com/office/word/2015/wordml/symex" xmlns:wpg="http://schemas.microsoft.com/office/word/2010/wordprocessingGroup" xmlns:wpi="http://schemas.microsoft.com/office/word/2010/wordprocessingInk" xmlns:wne="http://schemas.microsoft.com/office/word/2006/wordml" xmlns:wps="http://schemas.microsoft.com/office/word/2010/wordprocessingShape" mc:Ignorable="w14 w15 w16se w16cid w16 w16cex w16sdtdh w16sdtfl w16du wp14">
   <w:body>
     <w:p>
       <w:pPr>
         <w:pStyle w:val="Title"/>
       </w:pPr>
       <w:r>
-        <w:t xml:space="preserve">Preliminary_results</w:t>
+        <w:t>Preliminary_results</w:t>
       </w:r>
     </w:p>
     <w:p>
@@ -15,7 +15,7 @@
         <w:pStyle w:val="Author"/>
       </w:pPr>
       <w:r>
-        <w:t xml:space="preserve">Juliana Balluffi-Fry</w:t>
+        <w:t>Juliana Balluffi-Fry</w:t>
       </w:r>
     </w:p>
     <w:p>
@@ -23,16 +23,16 @@
         <w:pStyle w:val="Date"/>
       </w:pPr>
       <w:r>
-        <w:t xml:space="preserve">2026-06-02</w:t>
+        <w:t>2026-06-02</w:t>
       </w:r>
     </w:p>
-    <w:bookmarkStart w:id="18" w:name="preliminary-analysis"/>
     <w:p>
       <w:pPr>
         <w:pStyle w:val="Heading2"/>
       </w:pPr>
-      <w:r>
-        <w:t xml:space="preserve">Preliminary Analysis</w:t>
+      <w:bookmarkStart w:id="0" w:name="preliminary-analysis"/>
+      <w:r>
+        <w:t>Preliminary Analysis</w:t>
       </w:r>
     </w:p>
     <w:p>
@@ -40,15 +40,7 @@
         <w:pStyle w:val="FirstParagraph"/>
       </w:pPr>
       <w:r>
-        <w:t xml:space="preserve">Below is the results from the control model. This was a test to see the effects of litter size and local density on growth rates using control grids (KL and SU) only.</w:t>
-      </w:r>
-    </w:p>
-    <w:p>
-      <w:pPr>
-        <w:pStyle w:val="BodyText"/>
-      </w:pPr>
-      <w:r>
-        <w:t xml:space="preserve">First, tested litter size and density as an interaction. Litter size was categorized into 4 categories but control grids didn’t have the largest category.</w:t>
+        <w:t>Below is the basic relationship between growth rate, litter size, and density.</w:t>
       </w:r>
     </w:p>
     <w:p>
@@ -59,7 +51,7 @@
         <w:rPr>
           <w:rStyle w:val="CommentTok"/>
         </w:rPr>
-        <w:t xml:space="preserve">#this model is Growth Rate ~ Litter Size x Local Density</w:t>
+        <w:t>#this model is Growth Rate ~ Litter Size x Local Density Category</w:t>
       </w:r>
       <w:r>
         <w:br/>
@@ -74,7 +66,7 @@
         <w:rPr>
           <w:rStyle w:val="OtherTok"/>
         </w:rPr>
-        <w:t xml:space="preserve">&lt;-</w:t>
+        <w:t>&lt;-</w:t>
       </w:r>
       <w:r>
         <w:rPr>
@@ -86,7 +78,7 @@
         <w:rPr>
           <w:rStyle w:val="FunctionTok"/>
         </w:rPr>
-        <w:t xml:space="preserve">lm</w:t>
+        <w:t>lm</w:t>
       </w:r>
       <w:r>
         <w:rPr>
@@ -98,7 +90,7 @@
         <w:rPr>
           <w:rStyle w:val="SpecialCharTok"/>
         </w:rPr>
-        <w:t xml:space="preserve">~</w:t>
+        <w:t>~</w:t>
       </w:r>
       <w:r>
         <w:rPr>
@@ -110,13 +102,13 @@
         <w:rPr>
           <w:rStyle w:val="SpecialCharTok"/>
         </w:rPr>
-        <w:t xml:space="preserve">*</w:t>
-      </w:r>
-      <w:r>
-        <w:rPr>
-          <w:rStyle w:val="NormalTok"/>
-        </w:rPr>
-        <w:t xml:space="preserve">density, control)</w:t>
+        <w:t>*</w:t>
+      </w:r>
+      <w:r>
+        <w:rPr>
+          <w:rStyle w:val="NormalTok"/>
+        </w:rPr>
+        <w:t>density_cat, control)</w:t>
       </w:r>
       <w:r>
         <w:br/>
@@ -125,13 +117,13 @@
         <w:rPr>
           <w:rStyle w:val="FunctionTok"/>
         </w:rPr>
-        <w:t xml:space="preserve">anova</w:t>
-      </w:r>
-      <w:r>
-        <w:rPr>
-          <w:rStyle w:val="NormalTok"/>
-        </w:rPr>
-        <w:t xml:space="preserve">(bmod)</w:t>
+        <w:t>anova</w:t>
+      </w:r>
+      <w:r>
+        <w:rPr>
+          <w:rStyle w:val="NormalTok"/>
+        </w:rPr>
+        <w:t>(bmod)</w:t>
       </w:r>
     </w:p>
     <w:p>
@@ -142,7 +134,7 @@
         <w:rPr>
           <w:rStyle w:val="VerbatimChar"/>
         </w:rPr>
-        <w:t xml:space="preserve">## Analysis of Variance Table</w:t>
+        <w:t>## Analysis of Variance Table</w:t>
       </w:r>
       <w:r>
         <w:br/>
@@ -160,70 +152,70 @@
         <w:rPr>
           <w:rStyle w:val="VerbatimChar"/>
         </w:rPr>
-        <w:t xml:space="preserve">## Response: growthrate</w:t>
-      </w:r>
-      <w:r>
-        <w:br/>
-      </w:r>
-      <w:r>
-        <w:rPr>
-          <w:rStyle w:val="VerbatimChar"/>
-        </w:rPr>
-        <w:t xml:space="preserve">##                      Df Sum Sq Mean Sq F value    Pr(&gt;F)    </w:t>
-      </w:r>
-      <w:r>
-        <w:br/>
-      </w:r>
-      <w:r>
-        <w:rPr>
-          <w:rStyle w:val="VerbatimChar"/>
-        </w:rPr>
-        <w:t xml:space="preserve">## littersize            1  48.46  48.457 251.487 &lt; 2.2e-16 ***</w:t>
-      </w:r>
-      <w:r>
-        <w:br/>
-      </w:r>
-      <w:r>
-        <w:rPr>
-          <w:rStyle w:val="VerbatimChar"/>
-        </w:rPr>
-        <w:t xml:space="preserve">## density               1  12.01  12.006  62.311 3.965e-15 ***</w:t>
-      </w:r>
-      <w:r>
-        <w:br/>
-      </w:r>
-      <w:r>
-        <w:rPr>
-          <w:rStyle w:val="VerbatimChar"/>
-        </w:rPr>
-        <w:t xml:space="preserve">## littersize:density    1   0.02   0.017   0.090    0.7642    </w:t>
-      </w:r>
-      <w:r>
-        <w:br/>
-      </w:r>
-      <w:r>
-        <w:rPr>
-          <w:rStyle w:val="VerbatimChar"/>
-        </w:rPr>
-        <w:t xml:space="preserve">## Residuals          3283 632.58   0.193                      </w:t>
-      </w:r>
-      <w:r>
-        <w:br/>
-      </w:r>
-      <w:r>
-        <w:rPr>
-          <w:rStyle w:val="VerbatimChar"/>
-        </w:rPr>
-        <w:t xml:space="preserve">## ---</w:t>
-      </w:r>
-      <w:r>
-        <w:br/>
-      </w:r>
-      <w:r>
-        <w:rPr>
-          <w:rStyle w:val="VerbatimChar"/>
-        </w:rPr>
-        <w:t xml:space="preserve">## Signif. codes:  0 '***' 0.001 '**' 0.01 '*' 0.05 '.' 0.1 ' ' 1</w:t>
+        <w:t>## Response: growthrate</w:t>
+      </w:r>
+      <w:r>
+        <w:br/>
+      </w:r>
+      <w:r>
+        <w:rPr>
+          <w:rStyle w:val="VerbatimChar"/>
+        </w:rPr>
+        <w:t xml:space="preserve">##                          Df Sum Sq Mean Sq  F value    Pr(&gt;F)    </w:t>
+      </w:r>
+      <w:r>
+        <w:br/>
+      </w:r>
+      <w:r>
+        <w:rPr>
+          <w:rStyle w:val="VerbatimChar"/>
+        </w:rPr>
+        <w:t>## littersize                1  48.46  48.457 248.0440 &lt; 2.2e-16 ***</w:t>
+      </w:r>
+      <w:r>
+        <w:br/>
+      </w:r>
+      <w:r>
+        <w:rPr>
+          <w:rStyle w:val="VerbatimChar"/>
+        </w:rPr>
+        <w:t xml:space="preserve">## density_cat               1   1.83   1.829   9.3618  0.002233 ** </w:t>
+      </w:r>
+      <w:r>
+        <w:br/>
+      </w:r>
+      <w:r>
+        <w:rPr>
+          <w:rStyle w:val="VerbatimChar"/>
+        </w:rPr>
+        <w:t xml:space="preserve">## littersize:density_cat    1   1.41   1.414   7.2355  0.007184 ** </w:t>
+      </w:r>
+      <w:r>
+        <w:br/>
+      </w:r>
+      <w:r>
+        <w:rPr>
+          <w:rStyle w:val="VerbatimChar"/>
+        </w:rPr>
+        <w:t xml:space="preserve">## Residuals              3283 641.36   0.195                       </w:t>
+      </w:r>
+      <w:r>
+        <w:br/>
+      </w:r>
+      <w:r>
+        <w:rPr>
+          <w:rStyle w:val="VerbatimChar"/>
+        </w:rPr>
+        <w:t>## ---</w:t>
+      </w:r>
+      <w:r>
+        <w:br/>
+      </w:r>
+      <w:r>
+        <w:rPr>
+          <w:rStyle w:val="VerbatimChar"/>
+        </w:rPr>
+        <w:t>## Signif. codes:  0 '***' 0.001 '**' 0.01 '*' 0.05 '.' 0.1 ' ' 1</w:t>
       </w:r>
     </w:p>
     <w:p>
@@ -234,7 +226,7 @@
         <w:rPr>
           <w:rStyle w:val="CommentTok"/>
         </w:rPr>
-        <w:t xml:space="preserve">#get effects table</w:t>
+        <w:t>#get effects table</w:t>
       </w:r>
       <w:r>
         <w:br/>
@@ -249,7 +241,7 @@
         <w:rPr>
           <w:rStyle w:val="OtherTok"/>
         </w:rPr>
-        <w:t xml:space="preserve">&lt;-</w:t>
+        <w:t>&lt;-</w:t>
       </w:r>
       <w:r>
         <w:rPr>
@@ -261,19 +253,19 @@
         <w:rPr>
           <w:rStyle w:val="FunctionTok"/>
         </w:rPr>
-        <w:t xml:space="preserve">as.data.table</w:t>
-      </w:r>
-      <w:r>
-        <w:rPr>
-          <w:rStyle w:val="NormalTok"/>
-        </w:rPr>
-        <w:t xml:space="preserve">(</w:t>
+        <w:t>as.data.table</w:t>
+      </w:r>
+      <w:r>
+        <w:rPr>
+          <w:rStyle w:val="NormalTok"/>
+        </w:rPr>
+        <w:t>(</w:t>
       </w:r>
       <w:r>
         <w:rPr>
           <w:rStyle w:val="FunctionTok"/>
         </w:rPr>
-        <w:t xml:space="preserve">ggpredict</w:t>
+        <w:t>ggpredict</w:t>
       </w:r>
       <w:r>
         <w:rPr>
@@ -285,7 +277,7 @@
         <w:rPr>
           <w:rStyle w:val="AttributeTok"/>
         </w:rPr>
-        <w:t xml:space="preserve">terms =</w:t>
+        <w:t>terms =</w:t>
       </w:r>
       <w:r>
         <w:rPr>
@@ -297,19 +289,19 @@
         <w:rPr>
           <w:rStyle w:val="FunctionTok"/>
         </w:rPr>
-        <w:t xml:space="preserve">c</w:t>
-      </w:r>
-      <w:r>
-        <w:rPr>
-          <w:rStyle w:val="NormalTok"/>
-        </w:rPr>
-        <w:t xml:space="preserve">(</w:t>
+        <w:t>c</w:t>
+      </w:r>
+      <w:r>
+        <w:rPr>
+          <w:rStyle w:val="NormalTok"/>
+        </w:rPr>
+        <w:t>(</w:t>
       </w:r>
       <w:r>
         <w:rPr>
           <w:rStyle w:val="StringTok"/>
         </w:rPr>
-        <w:t xml:space="preserve">"littersize"</w:t>
+        <w:t>"littersize"</w:t>
       </w:r>
       <w:r>
         <w:rPr>
@@ -321,25 +313,62 @@
         <w:rPr>
           <w:rStyle w:val="StringTok"/>
         </w:rPr>
-        <w:t xml:space="preserve">"density"</w:t>
-      </w:r>
-      <w:r>
-        <w:rPr>
-          <w:rStyle w:val="NormalTok"/>
-        </w:rPr>
-        <w:t xml:space="preserve">)))</w:t>
-      </w:r>
-      <w:r>
-        <w:br/>
-      </w:r>
-      <w:r>
-        <w:br/>
-      </w:r>
+        <w:t>"density_cat"</w:t>
+      </w:r>
+      <w:r>
+        <w:rPr>
+          <w:rStyle w:val="NormalTok"/>
+        </w:rPr>
+        <w:t>)))</w:t>
+      </w:r>
+    </w:p>
+    <w:p>
+      <w:pPr>
+        <w:pStyle w:val="SourceCode"/>
+      </w:pPr>
+      <w:r>
+        <w:rPr>
+          <w:rStyle w:val="VerbatimChar"/>
+        </w:rPr>
+        <w:t>## Some of the focal terms are of type `character`. This may lead to</w:t>
+      </w:r>
+      <w:r>
+        <w:br/>
+      </w:r>
+      <w:r>
+        <w:rPr>
+          <w:rStyle w:val="VerbatimChar"/>
+        </w:rPr>
+        <w:t>##   unexpected results. It is recommended to convert these variables to</w:t>
+      </w:r>
+      <w:r>
+        <w:br/>
+      </w:r>
+      <w:r>
+        <w:rPr>
+          <w:rStyle w:val="VerbatimChar"/>
+        </w:rPr>
+        <w:t>##   factors before fitting the model.</w:t>
+      </w:r>
+      <w:r>
+        <w:br/>
+      </w:r>
+      <w:r>
+        <w:rPr>
+          <w:rStyle w:val="VerbatimChar"/>
+        </w:rPr>
+        <w:t>##   The following variables are of type character: `density_cat`</w:t>
+      </w:r>
+    </w:p>
+    <w:p>
+      <w:pPr>
+        <w:pStyle w:val="SourceCode"/>
+      </w:pPr>
       <w:r>
         <w:rPr>
           <w:rStyle w:val="CommentTok"/>
         </w:rPr>
-        <w:t xml:space="preserve">#plot results from model</w:t>
+        <w:t>#plot regressions on top of raw data</w:t>
       </w:r>
       <w:r>
         <w:br/>
@@ -348,19 +377,19 @@
         <w:rPr>
           <w:rStyle w:val="FunctionTok"/>
         </w:rPr>
-        <w:t xml:space="preserve">ggplot</w:t>
-      </w:r>
-      <w:r>
-        <w:rPr>
-          <w:rStyle w:val="NormalTok"/>
-        </w:rPr>
-        <w:t xml:space="preserve">()</w:t>
+        <w:t>ggplot</w:t>
+      </w:r>
+      <w:r>
+        <w:rPr>
+          <w:rStyle w:val="NormalTok"/>
+        </w:rPr>
+        <w:t>()</w:t>
       </w:r>
       <w:r>
         <w:rPr>
           <w:rStyle w:val="SpecialCharTok"/>
         </w:rPr>
-        <w:t xml:space="preserve">+</w:t>
+        <w:t>+</w:t>
       </w:r>
       <w:r>
         <w:br/>
@@ -375,31 +404,142 @@
         <w:rPr>
           <w:rStyle w:val="FunctionTok"/>
         </w:rPr>
-        <w:t xml:space="preserve">geom_ribbon</w:t>
-      </w:r>
-      <w:r>
-        <w:rPr>
-          <w:rStyle w:val="NormalTok"/>
-        </w:rPr>
-        <w:t xml:space="preserve">(</w:t>
+        <w:t>geom_point</w:t>
+      </w:r>
+      <w:r>
+        <w:rPr>
+          <w:rStyle w:val="NormalTok"/>
+        </w:rPr>
+        <w:t>(</w:t>
       </w:r>
       <w:r>
         <w:rPr>
           <w:rStyle w:val="FunctionTok"/>
         </w:rPr>
-        <w:t xml:space="preserve">aes</w:t>
-      </w:r>
-      <w:r>
-        <w:rPr>
-          <w:rStyle w:val="NormalTok"/>
-        </w:rPr>
-        <w:t xml:space="preserve">(</w:t>
-      </w:r>
-      <w:r>
-        <w:rPr>
-          <w:rStyle w:val="AttributeTok"/>
-        </w:rPr>
-        <w:t xml:space="preserve">x =</w:t>
+        <w:t>aes</w:t>
+      </w:r>
+      <w:r>
+        <w:rPr>
+          <w:rStyle w:val="NormalTok"/>
+        </w:rPr>
+        <w:t>(</w:t>
+      </w:r>
+      <w:r>
+        <w:rPr>
+          <w:rStyle w:val="AttributeTok"/>
+        </w:rPr>
+        <w:t>x =</w:t>
+      </w:r>
+      <w:r>
+        <w:rPr>
+          <w:rStyle w:val="NormalTok"/>
+        </w:rPr>
+        <w:t xml:space="preserve"> littersize, </w:t>
+      </w:r>
+      <w:r>
+        <w:rPr>
+          <w:rStyle w:val="AttributeTok"/>
+        </w:rPr>
+        <w:t>y =</w:t>
+      </w:r>
+      <w:r>
+        <w:rPr>
+          <w:rStyle w:val="NormalTok"/>
+        </w:rPr>
+        <w:t xml:space="preserve"> growthrate, </w:t>
+      </w:r>
+      <w:r>
+        <w:rPr>
+          <w:rStyle w:val="AttributeTok"/>
+        </w:rPr>
+        <w:t>color =</w:t>
+      </w:r>
+      <w:r>
+        <w:rPr>
+          <w:rStyle w:val="NormalTok"/>
+        </w:rPr>
+        <w:t xml:space="preserve"> density_cat), </w:t>
+      </w:r>
+      <w:r>
+        <w:rPr>
+          <w:rStyle w:val="AttributeTok"/>
+        </w:rPr>
+        <w:t>alpha =</w:t>
+      </w:r>
+      <w:r>
+        <w:rPr>
+          <w:rStyle w:val="NormalTok"/>
+        </w:rPr>
+        <w:t xml:space="preserve"> </w:t>
+      </w:r>
+      <w:r>
+        <w:rPr>
+          <w:rStyle w:val="FloatTok"/>
+        </w:rPr>
+        <w:t>0.2</w:t>
+      </w:r>
+      <w:r>
+        <w:rPr>
+          <w:rStyle w:val="NormalTok"/>
+        </w:rPr>
+        <w:t xml:space="preserve">, </w:t>
+      </w:r>
+      <w:r>
+        <w:rPr>
+          <w:rStyle w:val="AttributeTok"/>
+        </w:rPr>
+        <w:t>data =</w:t>
+      </w:r>
+      <w:r>
+        <w:rPr>
+          <w:rStyle w:val="NormalTok"/>
+        </w:rPr>
+        <w:t xml:space="preserve"> control)</w:t>
+      </w:r>
+      <w:r>
+        <w:rPr>
+          <w:rStyle w:val="SpecialCharTok"/>
+        </w:rPr>
+        <w:t>+</w:t>
+      </w:r>
+      <w:r>
+        <w:br/>
+      </w:r>
+      <w:r>
+        <w:rPr>
+          <w:rStyle w:val="NormalTok"/>
+        </w:rPr>
+        <w:t xml:space="preserve">  </w:t>
+      </w:r>
+      <w:r>
+        <w:rPr>
+          <w:rStyle w:val="FunctionTok"/>
+        </w:rPr>
+        <w:t>geom_ribbon</w:t>
+      </w:r>
+      <w:r>
+        <w:rPr>
+          <w:rStyle w:val="NormalTok"/>
+        </w:rPr>
+        <w:t>(</w:t>
+      </w:r>
+      <w:r>
+        <w:rPr>
+          <w:rStyle w:val="FunctionTok"/>
+        </w:rPr>
+        <w:t>aes</w:t>
+      </w:r>
+      <w:r>
+        <w:rPr>
+          <w:rStyle w:val="NormalTok"/>
+        </w:rPr>
+        <w:t>(</w:t>
+      </w:r>
+      <w:r>
+        <w:rPr>
+          <w:rStyle w:val="AttributeTok"/>
+        </w:rPr>
+        <w:t>x =</w:t>
       </w:r>
       <w:r>
         <w:rPr>
@@ -411,7 +551,7 @@
         <w:rPr>
           <w:rStyle w:val="AttributeTok"/>
         </w:rPr>
-        <w:t xml:space="preserve">ymin =</w:t>
+        <w:t>ymin =</w:t>
       </w:r>
       <w:r>
         <w:rPr>
@@ -423,7 +563,7 @@
         <w:rPr>
           <w:rStyle w:val="AttributeTok"/>
         </w:rPr>
-        <w:t xml:space="preserve">ymax =</w:t>
+        <w:t>ymax =</w:t>
       </w:r>
       <w:r>
         <w:rPr>
@@ -435,7 +575,7 @@
         <w:rPr>
           <w:rStyle w:val="AttributeTok"/>
         </w:rPr>
-        <w:t xml:space="preserve">group =</w:t>
+        <w:t>group =</w:t>
       </w:r>
       <w:r>
         <w:rPr>
@@ -447,7 +587,7 @@
         <w:rPr>
           <w:rStyle w:val="AttributeTok"/>
         </w:rPr>
-        <w:t xml:space="preserve">fill =</w:t>
+        <w:t>fill =</w:t>
       </w:r>
       <w:r>
         <w:rPr>
@@ -459,7 +599,7 @@
         <w:rPr>
           <w:rStyle w:val="AttributeTok"/>
         </w:rPr>
-        <w:t xml:space="preserve">alpha =</w:t>
+        <w:t>alpha =</w:t>
       </w:r>
       <w:r>
         <w:rPr>
@@ -471,7 +611,7 @@
         <w:rPr>
           <w:rStyle w:val="FloatTok"/>
         </w:rPr>
-        <w:t xml:space="preserve">0.2</w:t>
+        <w:t>0.2</w:t>
       </w:r>
       <w:r>
         <w:rPr>
@@ -483,7 +623,7 @@
         <w:rPr>
           <w:rStyle w:val="AttributeTok"/>
         </w:rPr>
-        <w:t xml:space="preserve">data =</w:t>
+        <w:t>data =</w:t>
       </w:r>
       <w:r>
         <w:rPr>
@@ -495,7 +635,7 @@
         <w:rPr>
           <w:rStyle w:val="SpecialCharTok"/>
         </w:rPr>
-        <w:t xml:space="preserve">+</w:t>
+        <w:t>+</w:t>
       </w:r>
       <w:r>
         <w:br/>
@@ -510,31 +650,31 @@
         <w:rPr>
           <w:rStyle w:val="FunctionTok"/>
         </w:rPr>
-        <w:t xml:space="preserve">geom_line</w:t>
-      </w:r>
-      <w:r>
-        <w:rPr>
-          <w:rStyle w:val="NormalTok"/>
-        </w:rPr>
-        <w:t xml:space="preserve">(</w:t>
+        <w:t>geom_line</w:t>
+      </w:r>
+      <w:r>
+        <w:rPr>
+          <w:rStyle w:val="NormalTok"/>
+        </w:rPr>
+        <w:t>(</w:t>
       </w:r>
       <w:r>
         <w:rPr>
           <w:rStyle w:val="FunctionTok"/>
         </w:rPr>
-        <w:t xml:space="preserve">aes</w:t>
-      </w:r>
-      <w:r>
-        <w:rPr>
-          <w:rStyle w:val="NormalTok"/>
-        </w:rPr>
-        <w:t xml:space="preserve">(</w:t>
-      </w:r>
-      <w:r>
-        <w:rPr>
-          <w:rStyle w:val="AttributeTok"/>
-        </w:rPr>
-        <w:t xml:space="preserve">y =</w:t>
+        <w:t>aes</w:t>
+      </w:r>
+      <w:r>
+        <w:rPr>
+          <w:rStyle w:val="NormalTok"/>
+        </w:rPr>
+        <w:t>(</w:t>
+      </w:r>
+      <w:r>
+        <w:rPr>
+          <w:rStyle w:val="AttributeTok"/>
+        </w:rPr>
+        <w:t>y =</w:t>
       </w:r>
       <w:r>
         <w:rPr>
@@ -546,7 +686,7 @@
         <w:rPr>
           <w:rStyle w:val="AttributeTok"/>
         </w:rPr>
-        <w:t xml:space="preserve">x =</w:t>
+        <w:t>x =</w:t>
       </w:r>
       <w:r>
         <w:rPr>
@@ -558,7 +698,7 @@
         <w:rPr>
           <w:rStyle w:val="AttributeTok"/>
         </w:rPr>
-        <w:t xml:space="preserve">color =</w:t>
+        <w:t>color =</w:t>
       </w:r>
       <w:r>
         <w:rPr>
@@ -570,7 +710,7 @@
         <w:rPr>
           <w:rStyle w:val="AttributeTok"/>
         </w:rPr>
-        <w:t xml:space="preserve">group =</w:t>
+        <w:t>group =</w:t>
       </w:r>
       <w:r>
         <w:rPr>
@@ -582,7 +722,7 @@
         <w:rPr>
           <w:rStyle w:val="AttributeTok"/>
         </w:rPr>
-        <w:t xml:space="preserve">linewidth =</w:t>
+        <w:t>linewidth =</w:t>
       </w:r>
       <w:r>
         <w:rPr>
@@ -594,7 +734,7 @@
         <w:rPr>
           <w:rStyle w:val="DecValTok"/>
         </w:rPr>
-        <w:t xml:space="preserve">1</w:t>
+        <w:t>1</w:t>
       </w:r>
       <w:r>
         <w:rPr>
@@ -606,7 +746,7 @@
         <w:rPr>
           <w:rStyle w:val="AttributeTok"/>
         </w:rPr>
-        <w:t xml:space="preserve">data =</w:t>
+        <w:t>data =</w:t>
       </w:r>
       <w:r>
         <w:rPr>
@@ -618,7 +758,7 @@
         <w:rPr>
           <w:rStyle w:val="SpecialCharTok"/>
         </w:rPr>
-        <w:t xml:space="preserve">+</w:t>
+        <w:t>+</w:t>
       </w:r>
       <w:r>
         <w:br/>
@@ -633,19 +773,19 @@
         <w:rPr>
           <w:rStyle w:val="FunctionTok"/>
         </w:rPr>
-        <w:t xml:space="preserve">scale_color_discrete</w:t>
-      </w:r>
-      <w:r>
-        <w:rPr>
-          <w:rStyle w:val="NormalTok"/>
-        </w:rPr>
-        <w:t xml:space="preserve">(</w:t>
-      </w:r>
-      <w:r>
-        <w:rPr>
-          <w:rStyle w:val="AttributeTok"/>
-        </w:rPr>
-        <w:t xml:space="preserve">name =</w:t>
+        <w:t>scale_color_discrete</w:t>
+      </w:r>
+      <w:r>
+        <w:rPr>
+          <w:rStyle w:val="NormalTok"/>
+        </w:rPr>
+        <w:t>(</w:t>
+      </w:r>
+      <w:r>
+        <w:rPr>
+          <w:rStyle w:val="AttributeTok"/>
+        </w:rPr>
+        <w:t>name =</w:t>
       </w:r>
       <w:r>
         <w:rPr>
@@ -657,19 +797,19 @@
         <w:rPr>
           <w:rStyle w:val="StringTok"/>
         </w:rPr>
-        <w:t xml:space="preserve">"Density (ind/ha)"</w:t>
-      </w:r>
-      <w:r>
-        <w:rPr>
-          <w:rStyle w:val="NormalTok"/>
-        </w:rPr>
-        <w:t xml:space="preserve">)</w:t>
+        <w:t>"Density"</w:t>
+      </w:r>
+      <w:r>
+        <w:rPr>
+          <w:rStyle w:val="NormalTok"/>
+        </w:rPr>
+        <w:t>)</w:t>
       </w:r>
       <w:r>
         <w:rPr>
           <w:rStyle w:val="SpecialCharTok"/>
         </w:rPr>
-        <w:t xml:space="preserve">+</w:t>
+        <w:t>+</w:t>
       </w:r>
       <w:r>
         <w:br/>
@@ -684,19 +824,19 @@
         <w:rPr>
           <w:rStyle w:val="FunctionTok"/>
         </w:rPr>
-        <w:t xml:space="preserve">scale_fill_discrete</w:t>
-      </w:r>
-      <w:r>
-        <w:rPr>
-          <w:rStyle w:val="NormalTok"/>
-        </w:rPr>
-        <w:t xml:space="preserve">(</w:t>
-      </w:r>
-      <w:r>
-        <w:rPr>
-          <w:rStyle w:val="AttributeTok"/>
-        </w:rPr>
-        <w:t xml:space="preserve">name =</w:t>
+        <w:t>scale_fill_discrete</w:t>
+      </w:r>
+      <w:r>
+        <w:rPr>
+          <w:rStyle w:val="NormalTok"/>
+        </w:rPr>
+        <w:t>(</w:t>
+      </w:r>
+      <w:r>
+        <w:rPr>
+          <w:rStyle w:val="AttributeTok"/>
+        </w:rPr>
+        <w:t>name =</w:t>
       </w:r>
       <w:r>
         <w:rPr>
@@ -708,19 +848,19 @@
         <w:rPr>
           <w:rStyle w:val="StringTok"/>
         </w:rPr>
-        <w:t xml:space="preserve">"Density (ind/ha)"</w:t>
-      </w:r>
-      <w:r>
-        <w:rPr>
-          <w:rStyle w:val="NormalTok"/>
-        </w:rPr>
-        <w:t xml:space="preserve">)</w:t>
+        <w:t>"Density"</w:t>
+      </w:r>
+      <w:r>
+        <w:rPr>
+          <w:rStyle w:val="NormalTok"/>
+        </w:rPr>
+        <w:t>)</w:t>
       </w:r>
       <w:r>
         <w:rPr>
           <w:rStyle w:val="SpecialCharTok"/>
         </w:rPr>
-        <w:t xml:space="preserve">+</w:t>
+        <w:t>+</w:t>
       </w:r>
       <w:r>
         <w:br/>
@@ -735,19 +875,19 @@
         <w:rPr>
           <w:rStyle w:val="FunctionTok"/>
         </w:rPr>
-        <w:t xml:space="preserve">labs</w:t>
-      </w:r>
-      <w:r>
-        <w:rPr>
-          <w:rStyle w:val="NormalTok"/>
-        </w:rPr>
-        <w:t xml:space="preserve">(</w:t>
-      </w:r>
-      <w:r>
-        <w:rPr>
-          <w:rStyle w:val="AttributeTok"/>
-        </w:rPr>
-        <w:t xml:space="preserve">x =</w:t>
+        <w:t>labs</w:t>
+      </w:r>
+      <w:r>
+        <w:rPr>
+          <w:rStyle w:val="NormalTok"/>
+        </w:rPr>
+        <w:t>(</w:t>
+      </w:r>
+      <w:r>
+        <w:rPr>
+          <w:rStyle w:val="AttributeTok"/>
+        </w:rPr>
+        <w:t>x =</w:t>
       </w:r>
       <w:r>
         <w:rPr>
@@ -759,7 +899,7 @@
         <w:rPr>
           <w:rStyle w:val="StringTok"/>
         </w:rPr>
-        <w:t xml:space="preserve">"Litter size"</w:t>
+        <w:t>"Litter size"</w:t>
       </w:r>
       <w:r>
         <w:rPr>
@@ -771,7 +911,7 @@
         <w:rPr>
           <w:rStyle w:val="AttributeTok"/>
         </w:rPr>
-        <w:t xml:space="preserve">y =</w:t>
+        <w:t>y =</w:t>
       </w:r>
       <w:r>
         <w:rPr>
@@ -783,7 +923,7 @@
         <w:rPr>
           <w:rStyle w:val="StringTok"/>
         </w:rPr>
-        <w:t xml:space="preserve">"Growth rate (g/day)"</w:t>
+        <w:t>"Growth rate (g/day)"</w:t>
       </w:r>
       <w:r>
         <w:rPr>
@@ -795,7 +935,7 @@
         <w:rPr>
           <w:rStyle w:val="AttributeTok"/>
         </w:rPr>
-        <w:t xml:space="preserve">subtitle =</w:t>
+        <w:t>subtitle =</w:t>
       </w:r>
       <w:r>
         <w:rPr>
@@ -807,19 +947,19 @@
         <w:rPr>
           <w:rStyle w:val="StringTok"/>
         </w:rPr>
-        <w:t xml:space="preserve">"SU and KL only"</w:t>
-      </w:r>
-      <w:r>
-        <w:rPr>
-          <w:rStyle w:val="NormalTok"/>
-        </w:rPr>
-        <w:t xml:space="preserve">)</w:t>
+        <w:t>"SU and KL only"</w:t>
+      </w:r>
+      <w:r>
+        <w:rPr>
+          <w:rStyle w:val="NormalTok"/>
+        </w:rPr>
+        <w:t>)</w:t>
       </w:r>
       <w:r>
         <w:rPr>
           <w:rStyle w:val="SpecialCharTok"/>
         </w:rPr>
-        <w:t xml:space="preserve">+</w:t>
+        <w:t>+</w:t>
       </w:r>
       <w:r>
         <w:br/>
@@ -834,13 +974,13 @@
         <w:rPr>
           <w:rStyle w:val="FunctionTok"/>
         </w:rPr>
-        <w:t xml:space="preserve">theme_bw</w:t>
-      </w:r>
-      <w:r>
-        <w:rPr>
-          <w:rStyle w:val="NormalTok"/>
-        </w:rPr>
-        <w:t xml:space="preserve">()</w:t>
+        <w:t>theme_bw</w:t>
+      </w:r>
+      <w:r>
+        <w:rPr>
+          <w:rStyle w:val="NormalTok"/>
+        </w:rPr>
+        <w:t>()</w:t>
       </w:r>
     </w:p>
     <w:p>
@@ -848,22 +988,27 @@
         <w:pStyle w:val="FirstParagraph"/>
       </w:pPr>
       <w:r>
+        <w:rPr>
+          <w:noProof/>
+        </w:rPr>
+        <w:lastRenderedPageBreak/>
         <w:drawing>
-          <wp:inline>
-            <wp:extent cx="4620126" cy="3696101"/>
-            <wp:effectExtent b="0" l="0" r="0" t="0"/>
-            <wp:docPr descr="" title="" id="10" name="Picture"/>
-            <a:graphic>
+          <wp:inline distT="0" distB="0" distL="0" distR="0" wp14:anchorId="179BE32E" wp14:editId="7373B5F8">
+            <wp:extent cx="5842000" cy="4864100"/>
+            <wp:effectExtent l="0" t="0" r="0" b="0"/>
+            <wp:docPr id="10" name="Picture"/>
+            <wp:cNvGraphicFramePr/>
+            <a:graphic xmlns:a="http://schemas.openxmlformats.org/drawingml/2006/main">
               <a:graphicData uri="http://schemas.openxmlformats.org/drawingml/2006/picture">
-                <pic:pic>
+                <pic:pic xmlns:pic="http://schemas.openxmlformats.org/drawingml/2006/picture">
                   <pic:nvPicPr>
-                    <pic:cNvPr descr="Preliminary_results_files/Preliminary_results_files/figure-docx/fig1-1.png" id="11" name="Picture"/>
+                    <pic:cNvPr id="11" name="Picture" descr="Preliminary_results_files/Preliminary_results_files/figure-docx/fig1-1.png"/>
                     <pic:cNvPicPr>
-                      <a:picLocks noChangeArrowheads="1" noChangeAspect="1"/>
+                      <a:picLocks noChangeAspect="1" noChangeArrowheads="1"/>
                     </pic:cNvPicPr>
                   </pic:nvPicPr>
                   <pic:blipFill>
-                    <a:blip r:embed="rId9"/>
+                    <a:blip r:embed="rId5"/>
                     <a:stretch>
                       <a:fillRect/>
                     </a:stretch>
@@ -871,7 +1016,7 @@
                   <pic:spPr bwMode="auto">
                     <a:xfrm>
                       <a:off x="0" y="0"/>
-                      <a:ext cx="4620126" cy="3696101"/>
+                      <a:ext cx="5842637" cy="4864630"/>
                     </a:xfrm>
                     <a:prstGeom prst="rect">
                       <a:avLst/>
@@ -895,7 +1040,7 @@
         <w:pStyle w:val="BodyText"/>
       </w:pPr>
       <w:r>
-        <w:t xml:space="preserve">Next, looked at the interacting effect of treatment on the grid level. This was either control, food add, or rattle. Did not account for bucket.</w:t>
+        <w:t>Next, same thing but using the food data set. Add in food treatment as factor.</w:t>
       </w:r>
     </w:p>
     <w:p>
@@ -906,22 +1051,22 @@
         <w:rPr>
           <w:rStyle w:val="CommentTok"/>
         </w:rPr>
-        <w:t xml:space="preserve">#this model is Growth Rate ~ Litter Size x Density x Grid-level Treatment</w:t>
-      </w:r>
-      <w:r>
-        <w:br/>
-      </w:r>
-      <w:r>
-        <w:rPr>
-          <w:rStyle w:val="NormalTok"/>
-        </w:rPr>
-        <w:t xml:space="preserve">gmod </w:t>
+        <w:t>#this model is Growth Rate ~ Litter Size x Density Category x Food Treatment</w:t>
+      </w:r>
+      <w:r>
+        <w:br/>
+      </w:r>
+      <w:r>
+        <w:rPr>
+          <w:rStyle w:val="NormalTok"/>
+        </w:rPr>
+        <w:t xml:space="preserve">fmod </w:t>
       </w:r>
       <w:r>
         <w:rPr>
           <w:rStyle w:val="OtherTok"/>
         </w:rPr>
-        <w:t xml:space="preserve">&lt;-</w:t>
+        <w:t>&lt;-</w:t>
       </w:r>
       <w:r>
         <w:rPr>
@@ -933,7 +1078,7 @@
         <w:rPr>
           <w:rStyle w:val="FunctionTok"/>
         </w:rPr>
-        <w:t xml:space="preserve">lm</w:t>
+        <w:t>lm</w:t>
       </w:r>
       <w:r>
         <w:rPr>
@@ -945,7 +1090,7 @@
         <w:rPr>
           <w:rStyle w:val="SpecialCharTok"/>
         </w:rPr>
-        <w:t xml:space="preserve">~</w:t>
+        <w:t>~</w:t>
       </w:r>
       <w:r>
         <w:rPr>
@@ -957,25 +1102,25 @@
         <w:rPr>
           <w:rStyle w:val="SpecialCharTok"/>
         </w:rPr>
-        <w:t xml:space="preserve">*</w:t>
-      </w:r>
-      <w:r>
-        <w:rPr>
-          <w:rStyle w:val="NormalTok"/>
-        </w:rPr>
-        <w:t xml:space="preserve">density</w:t>
+        <w:t>*</w:t>
+      </w:r>
+      <w:r>
+        <w:rPr>
+          <w:rStyle w:val="NormalTok"/>
+        </w:rPr>
+        <w:t>density_cat</w:t>
       </w:r>
       <w:r>
         <w:rPr>
           <w:rStyle w:val="SpecialCharTok"/>
         </w:rPr>
-        <w:t xml:space="preserve">*</w:t>
-      </w:r>
-      <w:r>
-        <w:rPr>
-          <w:rStyle w:val="NormalTok"/>
-        </w:rPr>
-        <w:t xml:space="preserve">treatment, dat)</w:t>
+        <w:t>*</w:t>
+      </w:r>
+      <w:r>
+        <w:rPr>
+          <w:rStyle w:val="NormalTok"/>
+        </w:rPr>
+        <w:t>treatment_food, food)</w:t>
       </w:r>
       <w:r>
         <w:br/>
@@ -984,13 +1129,13 @@
         <w:rPr>
           <w:rStyle w:val="FunctionTok"/>
         </w:rPr>
-        <w:t xml:space="preserve">anova</w:t>
-      </w:r>
-      <w:r>
-        <w:rPr>
-          <w:rStyle w:val="NormalTok"/>
-        </w:rPr>
-        <w:t xml:space="preserve">(gmod)</w:t>
+        <w:t>anova</w:t>
+      </w:r>
+      <w:r>
+        <w:rPr>
+          <w:rStyle w:val="NormalTok"/>
+        </w:rPr>
+        <w:t>(fmod)</w:t>
       </w:r>
     </w:p>
     <w:p>
@@ -1001,7 +1146,7 @@
         <w:rPr>
           <w:rStyle w:val="VerbatimChar"/>
         </w:rPr>
-        <w:t xml:space="preserve">## Analysis of Variance Table</w:t>
+        <w:t>## Analysis of Variance Table</w:t>
       </w:r>
       <w:r>
         <w:br/>
@@ -1019,106 +1164,194 @@
         <w:rPr>
           <w:rStyle w:val="VerbatimChar"/>
         </w:rPr>
-        <w:t xml:space="preserve">## Response: growthrate</w:t>
-      </w:r>
-      <w:r>
-        <w:br/>
-      </w:r>
-      <w:r>
-        <w:rPr>
-          <w:rStyle w:val="VerbatimChar"/>
-        </w:rPr>
-        <w:t xml:space="preserve">##                                Df  Sum Sq Mean Sq  F value    Pr(&gt;F)    </w:t>
-      </w:r>
-      <w:r>
-        <w:br/>
-      </w:r>
-      <w:r>
-        <w:rPr>
-          <w:rStyle w:val="VerbatimChar"/>
-        </w:rPr>
-        <w:t xml:space="preserve">## littersize                      1   52.20  52.204 258.0033 &lt; 2.2e-16 ***</w:t>
-      </w:r>
-      <w:r>
-        <w:br/>
-      </w:r>
-      <w:r>
-        <w:rPr>
-          <w:rStyle w:val="VerbatimChar"/>
-        </w:rPr>
-        <w:t xml:space="preserve">## density                         1   11.44  11.435  56.5144 6.407e-14 ***</w:t>
-      </w:r>
-      <w:r>
-        <w:br/>
-      </w:r>
-      <w:r>
-        <w:rPr>
-          <w:rStyle w:val="VerbatimChar"/>
-        </w:rPr>
-        <w:t xml:space="preserve">## treatment                       2   18.47   9.237  45.6491 &lt; 2.2e-16 ***</w:t>
-      </w:r>
-      <w:r>
-        <w:br/>
-      </w:r>
-      <w:r>
-        <w:rPr>
-          <w:rStyle w:val="VerbatimChar"/>
-        </w:rPr>
-        <w:t xml:space="preserve">## littersize:density              1    0.00   0.004   0.0185    0.8918    </w:t>
-      </w:r>
-      <w:r>
-        <w:br/>
-      </w:r>
-      <w:r>
-        <w:rPr>
-          <w:rStyle w:val="VerbatimChar"/>
-        </w:rPr>
-        <w:t xml:space="preserve">## littersize:treatment            2    4.90   2.448  12.0962 5.719e-06 ***</w:t>
-      </w:r>
-      <w:r>
-        <w:br/>
-      </w:r>
-      <w:r>
-        <w:rPr>
-          <w:rStyle w:val="VerbatimChar"/>
-        </w:rPr>
-        <w:t xml:space="preserve">## density:treatment               2    9.16   4.581  22.6425 1.599e-10 ***</w:t>
-      </w:r>
-      <w:r>
-        <w:br/>
-      </w:r>
-      <w:r>
-        <w:rPr>
-          <w:rStyle w:val="VerbatimChar"/>
-        </w:rPr>
-        <w:t xml:space="preserve">## littersize:density:treatment    2    0.21   0.103   0.5072    0.6022    </w:t>
-      </w:r>
-      <w:r>
-        <w:br/>
-      </w:r>
-      <w:r>
-        <w:rPr>
-          <w:rStyle w:val="VerbatimChar"/>
-        </w:rPr>
-        <w:t xml:space="preserve">## Residuals                    5936 1201.08   0.202                       </w:t>
-      </w:r>
-      <w:r>
-        <w:br/>
-      </w:r>
-      <w:r>
-        <w:rPr>
-          <w:rStyle w:val="VerbatimChar"/>
-        </w:rPr>
-        <w:t xml:space="preserve">## ---</w:t>
-      </w:r>
-      <w:r>
-        <w:br/>
-      </w:r>
-      <w:r>
-        <w:rPr>
-          <w:rStyle w:val="VerbatimChar"/>
-        </w:rPr>
-        <w:t xml:space="preserve">## Signif. codes:  0 '***' 0.001 '**' 0.01 '*' 0.05 '.' 0.1 ' ' 1</w:t>
+        <w:t>## Response: growthrate</w:t>
+      </w:r>
+      <w:r>
+        <w:br/>
+      </w:r>
+      <w:r>
+        <w:rPr>
+          <w:rStyle w:val="VerbatimChar"/>
+        </w:rPr>
+        <w:t>##                                         Df  Sum Sq Mean Sq  F value    Pr(&gt;F)</w:t>
+      </w:r>
+      <w:r>
+        <w:br/>
+      </w:r>
+      <w:r>
+        <w:rPr>
+          <w:rStyle w:val="VerbatimChar"/>
+        </w:rPr>
+        <w:t>## littersize                               1   50.53  50.527 253.4859 &lt; 2.2e-16</w:t>
+      </w:r>
+      <w:r>
+        <w:br/>
+      </w:r>
+      <w:r>
+        <w:rPr>
+          <w:rStyle w:val="VerbatimChar"/>
+        </w:rPr>
+        <w:t>## density_cat                              1    1.57   1.568   7.8686 0.0050469</w:t>
+      </w:r>
+      <w:r>
+        <w:br/>
+      </w:r>
+      <w:r>
+        <w:rPr>
+          <w:rStyle w:val="VerbatimChar"/>
+        </w:rPr>
+        <w:t>## treatment_food                           2   37.18  18.589  93.2581 &lt; 2.2e-16</w:t>
+      </w:r>
+      <w:r>
+        <w:br/>
+      </w:r>
+      <w:r>
+        <w:rPr>
+          <w:rStyle w:val="VerbatimChar"/>
+        </w:rPr>
+        <w:t>## littersize:density_cat                   1    0.00   0.001   0.0028 0.9576223</w:t>
+      </w:r>
+      <w:r>
+        <w:br/>
+      </w:r>
+      <w:r>
+        <w:rPr>
+          <w:rStyle w:val="VerbatimChar"/>
+        </w:rPr>
+        <w:t>## littersize:treatment_food                2    3.03   1.516   7.6063 0.0005</w:t>
+      </w:r>
+      <w:r>
+        <w:rPr>
+          <w:rStyle w:val="VerbatimChar"/>
+        </w:rPr>
+        <w:lastRenderedPageBreak/>
+        <w:t>023</w:t>
+      </w:r>
+      <w:r>
+        <w:br/>
+      </w:r>
+      <w:r>
+        <w:rPr>
+          <w:rStyle w:val="VerbatimChar"/>
+        </w:rPr>
+        <w:t>## density_cat:treatment_food               2    3.07   1.535   7.7026 0.0004563</w:t>
+      </w:r>
+      <w:r>
+        <w:br/>
+      </w:r>
+      <w:r>
+        <w:rPr>
+          <w:rStyle w:val="VerbatimChar"/>
+        </w:rPr>
+        <w:t>## littersize:density_cat:treatment_food    2    1.68   0.838   4.2062 0.0149491</w:t>
+      </w:r>
+      <w:r>
+        <w:br/>
+      </w:r>
+      <w:r>
+        <w:rPr>
+          <w:rStyle w:val="VerbatimChar"/>
+        </w:rPr>
+        <w:t xml:space="preserve">## Residuals                             5769 1149.93   0.199                   </w:t>
+      </w:r>
+      <w:r>
+        <w:br/>
+      </w:r>
+      <w:r>
+        <w:rPr>
+          <w:rStyle w:val="VerbatimChar"/>
+        </w:rPr>
+        <w:t xml:space="preserve">##                                          </w:t>
+      </w:r>
+      <w:r>
+        <w:br/>
+      </w:r>
+      <w:r>
+        <w:rPr>
+          <w:rStyle w:val="VerbatimChar"/>
+        </w:rPr>
+        <w:t>## littersize                            ***</w:t>
+      </w:r>
+      <w:r>
+        <w:br/>
+      </w:r>
+      <w:r>
+        <w:rPr>
+          <w:rStyle w:val="VerbatimChar"/>
+        </w:rPr>
+        <w:t xml:space="preserve">## density_cat                           ** </w:t>
+      </w:r>
+      <w:r>
+        <w:br/>
+      </w:r>
+      <w:r>
+        <w:rPr>
+          <w:rStyle w:val="VerbatimChar"/>
+        </w:rPr>
+        <w:t>## treatment_food                        ***</w:t>
+      </w:r>
+      <w:r>
+        <w:br/>
+      </w:r>
+      <w:r>
+        <w:rPr>
+          <w:rStyle w:val="VerbatimChar"/>
+        </w:rPr>
+        <w:t xml:space="preserve">## littersize:density_cat                   </w:t>
+      </w:r>
+      <w:r>
+        <w:br/>
+      </w:r>
+      <w:r>
+        <w:rPr>
+          <w:rStyle w:val="VerbatimChar"/>
+        </w:rPr>
+        <w:t>## littersize:treatment_food             ***</w:t>
+      </w:r>
+      <w:r>
+        <w:br/>
+      </w:r>
+      <w:r>
+        <w:rPr>
+          <w:rStyle w:val="VerbatimChar"/>
+        </w:rPr>
+        <w:t>## density_cat:treatment_food            ***</w:t>
+      </w:r>
+      <w:r>
+        <w:br/>
+      </w:r>
+      <w:r>
+        <w:rPr>
+          <w:rStyle w:val="VerbatimChar"/>
+        </w:rPr>
+        <w:t xml:space="preserve">## littersize:density_cat:treatment_food *  </w:t>
+      </w:r>
+      <w:r>
+        <w:br/>
+      </w:r>
+      <w:r>
+        <w:rPr>
+          <w:rStyle w:val="VerbatimChar"/>
+        </w:rPr>
+        <w:t xml:space="preserve">## Residuals                                </w:t>
+      </w:r>
+      <w:r>
+        <w:br/>
+      </w:r>
+      <w:r>
+        <w:rPr>
+          <w:rStyle w:val="VerbatimChar"/>
+        </w:rPr>
+        <w:t>## ---</w:t>
+      </w:r>
+      <w:r>
+        <w:br/>
+      </w:r>
+      <w:r>
+        <w:rPr>
+          <w:rStyle w:val="VerbatimChar"/>
+        </w:rPr>
+        <w:t>## Signif. codes:  0 '***' 0.001 '**' 0.01 '*' 0.05 '.' 0.1 ' ' 1</w:t>
       </w:r>
     </w:p>
     <w:p>
@@ -1129,22 +1362,22 @@
         <w:rPr>
           <w:rStyle w:val="CommentTok"/>
         </w:rPr>
-        <w:t xml:space="preserve">#get effects table</w:t>
-      </w:r>
-      <w:r>
-        <w:br/>
-      </w:r>
-      <w:r>
-        <w:rPr>
-          <w:rStyle w:val="NormalTok"/>
-        </w:rPr>
-        <w:t xml:space="preserve">grid_effs </w:t>
+        <w:t>#get effects table</w:t>
+      </w:r>
+      <w:r>
+        <w:br/>
+      </w:r>
+      <w:r>
+        <w:rPr>
+          <w:rStyle w:val="NormalTok"/>
+        </w:rPr>
+        <w:t xml:space="preserve">food_effs </w:t>
       </w:r>
       <w:r>
         <w:rPr>
           <w:rStyle w:val="OtherTok"/>
         </w:rPr>
-        <w:t xml:space="preserve">&lt;-</w:t>
+        <w:t>&lt;-</w:t>
       </w:r>
       <w:r>
         <w:rPr>
@@ -1156,31 +1389,31 @@
         <w:rPr>
           <w:rStyle w:val="FunctionTok"/>
         </w:rPr>
-        <w:t xml:space="preserve">as.data.table</w:t>
-      </w:r>
-      <w:r>
-        <w:rPr>
-          <w:rStyle w:val="NormalTok"/>
-        </w:rPr>
-        <w:t xml:space="preserve">(</w:t>
+        <w:t>as.data.table</w:t>
+      </w:r>
+      <w:r>
+        <w:rPr>
+          <w:rStyle w:val="NormalTok"/>
+        </w:rPr>
+        <w:t>(</w:t>
       </w:r>
       <w:r>
         <w:rPr>
           <w:rStyle w:val="FunctionTok"/>
         </w:rPr>
-        <w:t xml:space="preserve">ggpredict</w:t>
-      </w:r>
-      <w:r>
-        <w:rPr>
-          <w:rStyle w:val="NormalTok"/>
-        </w:rPr>
-        <w:t xml:space="preserve">(gmod, </w:t>
-      </w:r>
-      <w:r>
-        <w:rPr>
-          <w:rStyle w:val="AttributeTok"/>
-        </w:rPr>
-        <w:t xml:space="preserve">terms =</w:t>
+        <w:t>ggpredict</w:t>
+      </w:r>
+      <w:r>
+        <w:rPr>
+          <w:rStyle w:val="NormalTok"/>
+        </w:rPr>
+        <w:t xml:space="preserve">(fmod, </w:t>
+      </w:r>
+      <w:r>
+        <w:rPr>
+          <w:rStyle w:val="AttributeTok"/>
+        </w:rPr>
+        <w:t>terms =</w:t>
       </w:r>
       <w:r>
         <w:rPr>
@@ -1192,19 +1425,19 @@
         <w:rPr>
           <w:rStyle w:val="FunctionTok"/>
         </w:rPr>
-        <w:t xml:space="preserve">c</w:t>
-      </w:r>
-      <w:r>
-        <w:rPr>
-          <w:rStyle w:val="NormalTok"/>
-        </w:rPr>
-        <w:t xml:space="preserve">(</w:t>
+        <w:t>c</w:t>
+      </w:r>
+      <w:r>
+        <w:rPr>
+          <w:rStyle w:val="NormalTok"/>
+        </w:rPr>
+        <w:t>(</w:t>
       </w:r>
       <w:r>
         <w:rPr>
           <w:rStyle w:val="StringTok"/>
         </w:rPr>
-        <w:t xml:space="preserve">"littersize"</w:t>
+        <w:t>"littersize"</w:t>
       </w:r>
       <w:r>
         <w:rPr>
@@ -1216,7 +1449,7 @@
         <w:rPr>
           <w:rStyle w:val="StringTok"/>
         </w:rPr>
-        <w:t xml:space="preserve">"density"</w:t>
+        <w:t>"density_cat"</w:t>
       </w:r>
       <w:r>
         <w:rPr>
@@ -1228,16 +1461,71 @@
         <w:rPr>
           <w:rStyle w:val="StringTok"/>
         </w:rPr>
-        <w:t xml:space="preserve">"treatment"</w:t>
-      </w:r>
-      <w:r>
-        <w:rPr>
-          <w:rStyle w:val="NormalTok"/>
-        </w:rPr>
-        <w:t xml:space="preserve">)))</w:t>
-      </w:r>
-      <w:r>
-        <w:br/>
+        <w:t>"treatment_food"</w:t>
+      </w:r>
+      <w:r>
+        <w:rPr>
+          <w:rStyle w:val="NormalTok"/>
+        </w:rPr>
+        <w:t>)))</w:t>
+      </w:r>
+    </w:p>
+    <w:p>
+      <w:pPr>
+        <w:pStyle w:val="SourceCode"/>
+      </w:pPr>
+      <w:r>
+        <w:rPr>
+          <w:rStyle w:val="VerbatimChar"/>
+        </w:rPr>
+        <w:t>## Some of the focal terms are of type `character`. This may lead to</w:t>
+      </w:r>
+      <w:r>
+        <w:br/>
+      </w:r>
+      <w:r>
+        <w:rPr>
+          <w:rStyle w:val="VerbatimChar"/>
+        </w:rPr>
+        <w:t>##   unexpected results. It is recommended to convert these variables to</w:t>
+      </w:r>
+      <w:r>
+        <w:br/>
+      </w:r>
+      <w:r>
+        <w:rPr>
+          <w:rStyle w:val="VerbatimChar"/>
+        </w:rPr>
+        <w:t>##   factors before fitting the model.</w:t>
+      </w:r>
+      <w:r>
+        <w:br/>
+      </w:r>
+      <w:r>
+        <w:rPr>
+          <w:rStyle w:val="VerbatimChar"/>
+        </w:rPr>
+        <w:t>##   The following variables are of type character: `density_cat`,</w:t>
+      </w:r>
+      <w:r>
+        <w:br/>
+      </w:r>
+      <w:r>
+        <w:rPr>
+          <w:rStyle w:val="VerbatimChar"/>
+        </w:rPr>
+        <w:t>##   `treatment_food`</w:t>
+      </w:r>
+    </w:p>
+    <w:p>
+      <w:pPr>
+        <w:pStyle w:val="SourceCode"/>
+      </w:pPr>
+      <w:r>
+        <w:rPr>
+          <w:rStyle w:val="CommentTok"/>
+        </w:rPr>
+        <w:t>#plot regressions on top of raw data</w:t>
       </w:r>
       <w:r>
         <w:br/>
@@ -1246,19 +1534,19 @@
         <w:rPr>
           <w:rStyle w:val="FunctionTok"/>
         </w:rPr>
-        <w:t xml:space="preserve">ggplot</w:t>
-      </w:r>
-      <w:r>
-        <w:rPr>
-          <w:rStyle w:val="NormalTok"/>
-        </w:rPr>
-        <w:t xml:space="preserve">(grid_effs)</w:t>
+        <w:t>ggplot</w:t>
+      </w:r>
+      <w:r>
+        <w:rPr>
+          <w:rStyle w:val="NormalTok"/>
+        </w:rPr>
+        <w:t>(food_effs)</w:t>
       </w:r>
       <w:r>
         <w:rPr>
           <w:rStyle w:val="SpecialCharTok"/>
         </w:rPr>
-        <w:t xml:space="preserve">+</w:t>
+        <w:t>+</w:t>
       </w:r>
       <w:r>
         <w:br/>
@@ -1273,31 +1561,142 @@
         <w:rPr>
           <w:rStyle w:val="FunctionTok"/>
         </w:rPr>
-        <w:t xml:space="preserve">geom_ribbon</w:t>
-      </w:r>
-      <w:r>
-        <w:rPr>
-          <w:rStyle w:val="NormalTok"/>
-        </w:rPr>
-        <w:t xml:space="preserve">(</w:t>
+        <w:t>geom_point</w:t>
+      </w:r>
+      <w:r>
+        <w:rPr>
+          <w:rStyle w:val="NormalTok"/>
+        </w:rPr>
+        <w:t>(</w:t>
       </w:r>
       <w:r>
         <w:rPr>
           <w:rStyle w:val="FunctionTok"/>
         </w:rPr>
-        <w:t xml:space="preserve">aes</w:t>
-      </w:r>
-      <w:r>
-        <w:rPr>
-          <w:rStyle w:val="NormalTok"/>
-        </w:rPr>
-        <w:t xml:space="preserve">(</w:t>
-      </w:r>
-      <w:r>
-        <w:rPr>
-          <w:rStyle w:val="AttributeTok"/>
-        </w:rPr>
-        <w:t xml:space="preserve">x =</w:t>
+        <w:t>aes</w:t>
+      </w:r>
+      <w:r>
+        <w:rPr>
+          <w:rStyle w:val="NormalTok"/>
+        </w:rPr>
+        <w:t>(</w:t>
+      </w:r>
+      <w:r>
+        <w:rPr>
+          <w:rStyle w:val="AttributeTok"/>
+        </w:rPr>
+        <w:t>x =</w:t>
+      </w:r>
+      <w:r>
+        <w:rPr>
+          <w:rStyle w:val="NormalTok"/>
+        </w:rPr>
+        <w:t xml:space="preserve"> littersize, </w:t>
+      </w:r>
+      <w:r>
+        <w:rPr>
+          <w:rStyle w:val="AttributeTok"/>
+        </w:rPr>
+        <w:t>y =</w:t>
+      </w:r>
+      <w:r>
+        <w:rPr>
+          <w:rStyle w:val="NormalTok"/>
+        </w:rPr>
+        <w:t xml:space="preserve"> growthrate, </w:t>
+      </w:r>
+      <w:r>
+        <w:rPr>
+          <w:rStyle w:val="AttributeTok"/>
+        </w:rPr>
+        <w:t>color =</w:t>
+      </w:r>
+      <w:r>
+        <w:rPr>
+          <w:rStyle w:val="NormalTok"/>
+        </w:rPr>
+        <w:t xml:space="preserve"> density_cat), </w:t>
+      </w:r>
+      <w:r>
+        <w:rPr>
+          <w:rStyle w:val="AttributeTok"/>
+        </w:rPr>
+        <w:t>alpha =</w:t>
+      </w:r>
+      <w:r>
+        <w:rPr>
+          <w:rStyle w:val="NormalTok"/>
+        </w:rPr>
+        <w:t xml:space="preserve"> </w:t>
+      </w:r>
+      <w:r>
+        <w:rPr>
+          <w:rStyle w:val="FloatTok"/>
+        </w:rPr>
+        <w:t>0.2</w:t>
+      </w:r>
+      <w:r>
+        <w:rPr>
+          <w:rStyle w:val="NormalTok"/>
+        </w:rPr>
+        <w:t xml:space="preserve">, </w:t>
+      </w:r>
+      <w:r>
+        <w:rPr>
+          <w:rStyle w:val="AttributeTok"/>
+        </w:rPr>
+        <w:t>data =</w:t>
+      </w:r>
+      <w:r>
+        <w:rPr>
+          <w:rStyle w:val="NormalTok"/>
+        </w:rPr>
+        <w:t xml:space="preserve"> food)</w:t>
+      </w:r>
+      <w:r>
+        <w:rPr>
+          <w:rStyle w:val="SpecialCharTok"/>
+        </w:rPr>
+        <w:t>+</w:t>
+      </w:r>
+      <w:r>
+        <w:br/>
+      </w:r>
+      <w:r>
+        <w:rPr>
+          <w:rStyle w:val="NormalTok"/>
+        </w:rPr>
+        <w:t xml:space="preserve">  </w:t>
+      </w:r>
+      <w:r>
+        <w:rPr>
+          <w:rStyle w:val="FunctionTok"/>
+        </w:rPr>
+        <w:t>geom_ribbon</w:t>
+      </w:r>
+      <w:r>
+        <w:rPr>
+          <w:rStyle w:val="NormalTok"/>
+        </w:rPr>
+        <w:t>(</w:t>
+      </w:r>
+      <w:r>
+        <w:rPr>
+          <w:rStyle w:val="FunctionTok"/>
+        </w:rPr>
+        <w:t>aes</w:t>
+      </w:r>
+      <w:r>
+        <w:rPr>
+          <w:rStyle w:val="NormalTok"/>
+        </w:rPr>
+        <w:t>(</w:t>
+      </w:r>
+      <w:r>
+        <w:rPr>
+          <w:rStyle w:val="AttributeTok"/>
+        </w:rPr>
+        <w:t>x =</w:t>
       </w:r>
       <w:r>
         <w:rPr>
@@ -1309,7 +1708,7 @@
         <w:rPr>
           <w:rStyle w:val="AttributeTok"/>
         </w:rPr>
-        <w:t xml:space="preserve">ymin =</w:t>
+        <w:t>ymin =</w:t>
       </w:r>
       <w:r>
         <w:rPr>
@@ -1321,7 +1720,7 @@
         <w:rPr>
           <w:rStyle w:val="AttributeTok"/>
         </w:rPr>
-        <w:t xml:space="preserve">ymax =</w:t>
+        <w:t>ymax =</w:t>
       </w:r>
       <w:r>
         <w:rPr>
@@ -1333,7 +1732,7 @@
         <w:rPr>
           <w:rStyle w:val="AttributeTok"/>
         </w:rPr>
-        <w:t xml:space="preserve">group =</w:t>
+        <w:t>group =</w:t>
       </w:r>
       <w:r>
         <w:rPr>
@@ -1345,7 +1744,7 @@
         <w:rPr>
           <w:rStyle w:val="AttributeTok"/>
         </w:rPr>
-        <w:t xml:space="preserve">fill =</w:t>
+        <w:t>fill =</w:t>
       </w:r>
       <w:r>
         <w:rPr>
@@ -1357,7 +1756,7 @@
         <w:rPr>
           <w:rStyle w:val="AttributeTok"/>
         </w:rPr>
-        <w:t xml:space="preserve">alpha =</w:t>
+        <w:t>alpha =</w:t>
       </w:r>
       <w:r>
         <w:rPr>
@@ -1369,19 +1768,19 @@
         <w:rPr>
           <w:rStyle w:val="FloatTok"/>
         </w:rPr>
-        <w:t xml:space="preserve">0.2</w:t>
-      </w:r>
-      <w:r>
-        <w:rPr>
-          <w:rStyle w:val="NormalTok"/>
-        </w:rPr>
-        <w:t xml:space="preserve">)</w:t>
+        <w:t>0.2</w:t>
+      </w:r>
+      <w:r>
+        <w:rPr>
+          <w:rStyle w:val="NormalTok"/>
+        </w:rPr>
+        <w:t>)</w:t>
       </w:r>
       <w:r>
         <w:rPr>
           <w:rStyle w:val="SpecialCharTok"/>
         </w:rPr>
-        <w:t xml:space="preserve">+</w:t>
+        <w:t>+</w:t>
       </w:r>
       <w:r>
         <w:br/>
@@ -1396,31 +1795,31 @@
         <w:rPr>
           <w:rStyle w:val="FunctionTok"/>
         </w:rPr>
-        <w:t xml:space="preserve">geom_line</w:t>
-      </w:r>
-      <w:r>
-        <w:rPr>
-          <w:rStyle w:val="NormalTok"/>
-        </w:rPr>
-        <w:t xml:space="preserve">(</w:t>
+        <w:t>geom_line</w:t>
+      </w:r>
+      <w:r>
+        <w:rPr>
+          <w:rStyle w:val="NormalTok"/>
+        </w:rPr>
+        <w:t>(</w:t>
       </w:r>
       <w:r>
         <w:rPr>
           <w:rStyle w:val="FunctionTok"/>
         </w:rPr>
-        <w:t xml:space="preserve">aes</w:t>
-      </w:r>
-      <w:r>
-        <w:rPr>
-          <w:rStyle w:val="NormalTok"/>
-        </w:rPr>
-        <w:t xml:space="preserve">(</w:t>
-      </w:r>
-      <w:r>
-        <w:rPr>
-          <w:rStyle w:val="AttributeTok"/>
-        </w:rPr>
-        <w:t xml:space="preserve">y =</w:t>
+        <w:t>aes</w:t>
+      </w:r>
+      <w:r>
+        <w:rPr>
+          <w:rStyle w:val="NormalTok"/>
+        </w:rPr>
+        <w:t>(</w:t>
+      </w:r>
+      <w:r>
+        <w:rPr>
+          <w:rStyle w:val="AttributeTok"/>
+        </w:rPr>
+        <w:t>y =</w:t>
       </w:r>
       <w:r>
         <w:rPr>
@@ -1432,7 +1831,7 @@
         <w:rPr>
           <w:rStyle w:val="AttributeTok"/>
         </w:rPr>
-        <w:t xml:space="preserve">x =</w:t>
+        <w:t>x =</w:t>
       </w:r>
       <w:r>
         <w:rPr>
@@ -1444,7 +1843,7 @@
         <w:rPr>
           <w:rStyle w:val="AttributeTok"/>
         </w:rPr>
-        <w:t xml:space="preserve">color =</w:t>
+        <w:t>color =</w:t>
       </w:r>
       <w:r>
         <w:rPr>
@@ -1456,7 +1855,7 @@
         <w:rPr>
           <w:rStyle w:val="AttributeTok"/>
         </w:rPr>
-        <w:t xml:space="preserve">group =</w:t>
+        <w:t>group =</w:t>
       </w:r>
       <w:r>
         <w:rPr>
@@ -1468,7 +1867,7 @@
         <w:rPr>
           <w:rStyle w:val="AttributeTok"/>
         </w:rPr>
-        <w:t xml:space="preserve">linewidth =</w:t>
+        <w:t>linewidth =</w:t>
       </w:r>
       <w:r>
         <w:rPr>
@@ -1480,19 +1879,19 @@
         <w:rPr>
           <w:rStyle w:val="DecValTok"/>
         </w:rPr>
-        <w:t xml:space="preserve">1</w:t>
-      </w:r>
-      <w:r>
-        <w:rPr>
-          <w:rStyle w:val="NormalTok"/>
-        </w:rPr>
-        <w:t xml:space="preserve">)</w:t>
+        <w:t>1</w:t>
+      </w:r>
+      <w:r>
+        <w:rPr>
+          <w:rStyle w:val="NormalTok"/>
+        </w:rPr>
+        <w:t>)</w:t>
       </w:r>
       <w:r>
         <w:rPr>
           <w:rStyle w:val="SpecialCharTok"/>
         </w:rPr>
-        <w:t xml:space="preserve">+</w:t>
+        <w:t>+</w:t>
       </w:r>
       <w:r>
         <w:br/>
@@ -1507,19 +1906,19 @@
         <w:rPr>
           <w:rStyle w:val="FunctionTok"/>
         </w:rPr>
-        <w:t xml:space="preserve">scale_color_discrete</w:t>
-      </w:r>
-      <w:r>
-        <w:rPr>
-          <w:rStyle w:val="NormalTok"/>
-        </w:rPr>
-        <w:t xml:space="preserve">(</w:t>
-      </w:r>
-      <w:r>
-        <w:rPr>
-          <w:rStyle w:val="AttributeTok"/>
-        </w:rPr>
-        <w:t xml:space="preserve">name =</w:t>
+        <w:t>scale_color_discrete</w:t>
+      </w:r>
+      <w:r>
+        <w:rPr>
+          <w:rStyle w:val="NormalTok"/>
+        </w:rPr>
+        <w:t>(</w:t>
+      </w:r>
+      <w:r>
+        <w:rPr>
+          <w:rStyle w:val="AttributeTok"/>
+        </w:rPr>
+        <w:t>name =</w:t>
       </w:r>
       <w:r>
         <w:rPr>
@@ -1531,19 +1930,19 @@
         <w:rPr>
           <w:rStyle w:val="StringTok"/>
         </w:rPr>
-        <w:t xml:space="preserve">"Density (ind/ha)"</w:t>
-      </w:r>
-      <w:r>
-        <w:rPr>
-          <w:rStyle w:val="NormalTok"/>
-        </w:rPr>
-        <w:t xml:space="preserve">)</w:t>
+        <w:t>"Density"</w:t>
+      </w:r>
+      <w:r>
+        <w:rPr>
+          <w:rStyle w:val="NormalTok"/>
+        </w:rPr>
+        <w:t>)</w:t>
       </w:r>
       <w:r>
         <w:rPr>
           <w:rStyle w:val="SpecialCharTok"/>
         </w:rPr>
-        <w:t xml:space="preserve">+</w:t>
+        <w:t>+</w:t>
       </w:r>
       <w:r>
         <w:br/>
@@ -1558,19 +1957,19 @@
         <w:rPr>
           <w:rStyle w:val="FunctionTok"/>
         </w:rPr>
-        <w:t xml:space="preserve">scale_fill_discrete</w:t>
-      </w:r>
-      <w:r>
-        <w:rPr>
-          <w:rStyle w:val="NormalTok"/>
-        </w:rPr>
-        <w:t xml:space="preserve">(</w:t>
-      </w:r>
-      <w:r>
-        <w:rPr>
-          <w:rStyle w:val="AttributeTok"/>
-        </w:rPr>
-        <w:t xml:space="preserve">name =</w:t>
+        <w:t>scale_fill_discrete</w:t>
+      </w:r>
+      <w:r>
+        <w:rPr>
+          <w:rStyle w:val="NormalTok"/>
+        </w:rPr>
+        <w:t>(</w:t>
+      </w:r>
+      <w:r>
+        <w:rPr>
+          <w:rStyle w:val="AttributeTok"/>
+        </w:rPr>
+        <w:t>name =</w:t>
       </w:r>
       <w:r>
         <w:rPr>
@@ -1582,19 +1981,19 @@
         <w:rPr>
           <w:rStyle w:val="StringTok"/>
         </w:rPr>
-        <w:t xml:space="preserve">"Density (ind/ha)"</w:t>
-      </w:r>
-      <w:r>
-        <w:rPr>
-          <w:rStyle w:val="NormalTok"/>
-        </w:rPr>
-        <w:t xml:space="preserve">)</w:t>
+        <w:t>"Density"</w:t>
+      </w:r>
+      <w:r>
+        <w:rPr>
+          <w:rStyle w:val="NormalTok"/>
+        </w:rPr>
+        <w:t>)</w:t>
       </w:r>
       <w:r>
         <w:rPr>
           <w:rStyle w:val="SpecialCharTok"/>
         </w:rPr>
-        <w:t xml:space="preserve">+</w:t>
+        <w:t>+</w:t>
       </w:r>
       <w:r>
         <w:br/>
@@ -1609,19 +2008,19 @@
         <w:rPr>
           <w:rStyle w:val="FunctionTok"/>
         </w:rPr>
-        <w:t xml:space="preserve">labs</w:t>
-      </w:r>
-      <w:r>
-        <w:rPr>
-          <w:rStyle w:val="NormalTok"/>
-        </w:rPr>
-        <w:t xml:space="preserve">(</w:t>
-      </w:r>
-      <w:r>
-        <w:rPr>
-          <w:rStyle w:val="AttributeTok"/>
-        </w:rPr>
-        <w:t xml:space="preserve">x =</w:t>
+        <w:t>labs</w:t>
+      </w:r>
+      <w:r>
+        <w:rPr>
+          <w:rStyle w:val="NormalTok"/>
+        </w:rPr>
+        <w:t>(</w:t>
+      </w:r>
+      <w:r>
+        <w:rPr>
+          <w:rStyle w:val="AttributeTok"/>
+        </w:rPr>
+        <w:t>x =</w:t>
       </w:r>
       <w:r>
         <w:rPr>
@@ -1633,7 +2032,7 @@
         <w:rPr>
           <w:rStyle w:val="StringTok"/>
         </w:rPr>
-        <w:t xml:space="preserve">"Litter size"</w:t>
+        <w:t>"Litter size"</w:t>
       </w:r>
       <w:r>
         <w:rPr>
@@ -1645,7 +2044,7 @@
         <w:rPr>
           <w:rStyle w:val="AttributeTok"/>
         </w:rPr>
-        <w:t xml:space="preserve">y =</w:t>
+        <w:t>y =</w:t>
       </w:r>
       <w:r>
         <w:rPr>
@@ -1657,7 +2056,7 @@
         <w:rPr>
           <w:rStyle w:val="StringTok"/>
         </w:rPr>
-        <w:t xml:space="preserve">"Growth rate (g/day)"</w:t>
+        <w:t>"Growth rate (g/day)"</w:t>
       </w:r>
       <w:r>
         <w:rPr>
@@ -1669,7 +2068,7 @@
         <w:rPr>
           <w:rStyle w:val="AttributeTok"/>
         </w:rPr>
-        <w:t xml:space="preserve">subtitle =</w:t>
+        <w:t>subtitle =</w:t>
       </w:r>
       <w:r>
         <w:rPr>
@@ -1681,19 +2080,19 @@
         <w:rPr>
           <w:rStyle w:val="StringTok"/>
         </w:rPr>
-        <w:t xml:space="preserve">"Grid Treatment"</w:t>
-      </w:r>
-      <w:r>
-        <w:rPr>
-          <w:rStyle w:val="NormalTok"/>
-        </w:rPr>
-        <w:t xml:space="preserve">)</w:t>
+        <w:t>"Grid Treatment"</w:t>
+      </w:r>
+      <w:r>
+        <w:rPr>
+          <w:rStyle w:val="NormalTok"/>
+        </w:rPr>
+        <w:t>)</w:t>
       </w:r>
       <w:r>
         <w:rPr>
           <w:rStyle w:val="SpecialCharTok"/>
         </w:rPr>
-        <w:t xml:space="preserve">+</w:t>
+        <w:t>+</w:t>
       </w:r>
       <w:r>
         <w:br/>
@@ -1708,31 +2107,31 @@
         <w:rPr>
           <w:rStyle w:val="FunctionTok"/>
         </w:rPr>
-        <w:t xml:space="preserve">facet_wrap</w:t>
-      </w:r>
-      <w:r>
-        <w:rPr>
-          <w:rStyle w:val="NormalTok"/>
-        </w:rPr>
-        <w:t xml:space="preserve">(</w:t>
+        <w:t>facet_wrap</w:t>
+      </w:r>
+      <w:r>
+        <w:rPr>
+          <w:rStyle w:val="NormalTok"/>
+        </w:rPr>
+        <w:t>(</w:t>
       </w:r>
       <w:r>
         <w:rPr>
           <w:rStyle w:val="SpecialCharTok"/>
         </w:rPr>
-        <w:t xml:space="preserve">~</w:t>
-      </w:r>
-      <w:r>
-        <w:rPr>
-          <w:rStyle w:val="NormalTok"/>
-        </w:rPr>
-        <w:t xml:space="preserve">facet)</w:t>
+        <w:t>~</w:t>
+      </w:r>
+      <w:r>
+        <w:rPr>
+          <w:rStyle w:val="NormalTok"/>
+        </w:rPr>
+        <w:t>facet)</w:t>
       </w:r>
       <w:r>
         <w:rPr>
           <w:rStyle w:val="SpecialCharTok"/>
         </w:rPr>
-        <w:t xml:space="preserve">+</w:t>
+        <w:t>+</w:t>
       </w:r>
       <w:r>
         <w:br/>
@@ -1747,13 +2146,13 @@
         <w:rPr>
           <w:rStyle w:val="FunctionTok"/>
         </w:rPr>
-        <w:t xml:space="preserve">theme_bw</w:t>
-      </w:r>
-      <w:r>
-        <w:rPr>
-          <w:rStyle w:val="NormalTok"/>
-        </w:rPr>
-        <w:t xml:space="preserve">()</w:t>
+        <w:t>theme_bw</w:t>
+      </w:r>
+      <w:r>
+        <w:rPr>
+          <w:rStyle w:val="NormalTok"/>
+        </w:rPr>
+        <w:t>()</w:t>
       </w:r>
     </w:p>
     <w:p>
@@ -1761,22 +2160,27 @@
         <w:pStyle w:val="FirstParagraph"/>
       </w:pPr>
       <w:r>
+        <w:rPr>
+          <w:noProof/>
+        </w:rPr>
+        <w:lastRenderedPageBreak/>
         <w:drawing>
-          <wp:inline>
-            <wp:extent cx="4620126" cy="3696101"/>
-            <wp:effectExtent b="0" l="0" r="0" t="0"/>
-            <wp:docPr descr="" title="" id="13" name="Picture"/>
-            <a:graphic>
+          <wp:inline distT="0" distB="0" distL="0" distR="0" wp14:anchorId="590E9B78" wp14:editId="012B126B">
+            <wp:extent cx="5918200" cy="4603750"/>
+            <wp:effectExtent l="0" t="0" r="0" b="0"/>
+            <wp:docPr id="13" name="Picture"/>
+            <wp:cNvGraphicFramePr/>
+            <a:graphic xmlns:a="http://schemas.openxmlformats.org/drawingml/2006/main">
               <a:graphicData uri="http://schemas.openxmlformats.org/drawingml/2006/picture">
-                <pic:pic>
+                <pic:pic xmlns:pic="http://schemas.openxmlformats.org/drawingml/2006/picture">
                   <pic:nvPicPr>
-                    <pic:cNvPr descr="Preliminary_results_files/Preliminary_results_files/figure-docx/fig2-1.png" id="14" name="Picture"/>
+                    <pic:cNvPr id="14" name="Picture" descr="Preliminary_results_files/Preliminary_results_files/figure-docx/fig2-1.png"/>
                     <pic:cNvPicPr>
-                      <a:picLocks noChangeArrowheads="1" noChangeAspect="1"/>
+                      <a:picLocks noChangeAspect="1" noChangeArrowheads="1"/>
                     </pic:cNvPicPr>
                   </pic:nvPicPr>
                   <pic:blipFill>
-                    <a:blip r:embed="rId12"/>
+                    <a:blip r:embed="rId6"/>
                     <a:stretch>
                       <a:fillRect/>
                     </a:stretch>
@@ -1784,7 +2188,7 @@
                   <pic:spPr bwMode="auto">
                     <a:xfrm>
                       <a:off x="0" y="0"/>
-                      <a:ext cx="4620126" cy="3696101"/>
+                      <a:ext cx="5918843" cy="4604250"/>
                     </a:xfrm>
                     <a:prstGeom prst="rect">
                       <a:avLst/>
@@ -1808,7 +2212,7 @@
         <w:pStyle w:val="BodyText"/>
       </w:pPr>
       <w:r>
-        <w:t xml:space="preserve">Next, incorporate bucket. Looking at only food add and control grids.</w:t>
+        <w:t>Lastly, same thing but for the rattle data set. Incorporate rattle treatment.</w:t>
       </w:r>
     </w:p>
     <w:p>
@@ -1819,7 +2223,79 @@
         <w:rPr>
           <w:rStyle w:val="CommentTok"/>
         </w:rPr>
-        <w:t xml:space="preserve"># look at treatment for just food add grids, incorporating bucket</w:t>
+        <w:t># make model for growth ~ litter size * density category * rattle treatment</w:t>
+      </w:r>
+      <w:r>
+        <w:br/>
+      </w:r>
+      <w:r>
+        <w:rPr>
+          <w:rStyle w:val="NormalTok"/>
+        </w:rPr>
+        <w:t xml:space="preserve">rmod </w:t>
+      </w:r>
+      <w:r>
+        <w:rPr>
+          <w:rStyle w:val="OtherTok"/>
+        </w:rPr>
+        <w:t>&lt;-</w:t>
+      </w:r>
+      <w:r>
+        <w:rPr>
+          <w:rStyle w:val="NormalTok"/>
+        </w:rPr>
+        <w:t xml:space="preserve"> </w:t>
+      </w:r>
+      <w:r>
+        <w:rPr>
+          <w:rStyle w:val="FunctionTok"/>
+        </w:rPr>
+        <w:t>lm</w:t>
+      </w:r>
+      <w:r>
+        <w:rPr>
+          <w:rStyle w:val="NormalTok"/>
+        </w:rPr>
+        <w:t xml:space="preserve">(growthrate </w:t>
+      </w:r>
+      <w:r>
+        <w:rPr>
+          <w:rStyle w:val="SpecialCharTok"/>
+        </w:rPr>
+        <w:t>~</w:t>
+      </w:r>
+      <w:r>
+        <w:rPr>
+          <w:rStyle w:val="NormalTok"/>
+        </w:rPr>
+        <w:t xml:space="preserve"> littersize</w:t>
+      </w:r>
+      <w:r>
+        <w:rPr>
+          <w:rStyle w:val="SpecialCharTok"/>
+        </w:rPr>
+        <w:t>*</w:t>
+      </w:r>
+      <w:r>
+        <w:rPr>
+          <w:rStyle w:val="NormalTok"/>
+        </w:rPr>
+        <w:t>density_cat</w:t>
+      </w:r>
+      <w:r>
+        <w:rPr>
+          <w:rStyle w:val="SpecialCharTok"/>
+        </w:rPr>
+        <w:t>*</w:t>
+      </w:r>
+      <w:r>
+        <w:rPr>
+          <w:rStyle w:val="NormalTok"/>
+        </w:rPr>
+        <w:t>treatment, rattle)</w:t>
+      </w:r>
+      <w:r>
+        <w:br/>
       </w:r>
       <w:r>
         <w:br/>
@@ -1828,103 +2304,22 @@
         <w:rPr>
           <w:rStyle w:val="CommentTok"/>
         </w:rPr>
-        <w:t xml:space="preserve">#make model for growth ~ litter size * food add</w:t>
-      </w:r>
-      <w:r>
-        <w:br/>
-      </w:r>
-      <w:r>
-        <w:rPr>
-          <w:rStyle w:val="NormalTok"/>
-        </w:rPr>
-        <w:t xml:space="preserve">tbmod </w:t>
-      </w:r>
-      <w:r>
-        <w:rPr>
-          <w:rStyle w:val="OtherTok"/>
-        </w:rPr>
-        <w:t xml:space="preserve">&lt;-</w:t>
-      </w:r>
-      <w:r>
-        <w:rPr>
-          <w:rStyle w:val="NormalTok"/>
-        </w:rPr>
-        <w:t xml:space="preserve"> </w:t>
+        <w:t>#summary</w:t>
+      </w:r>
+      <w:r>
+        <w:br/>
       </w:r>
       <w:r>
         <w:rPr>
           <w:rStyle w:val="FunctionTok"/>
         </w:rPr>
-        <w:t xml:space="preserve">lm</w:t>
-      </w:r>
-      <w:r>
-        <w:rPr>
-          <w:rStyle w:val="NormalTok"/>
-        </w:rPr>
-        <w:t xml:space="preserve">(growthrate </w:t>
-      </w:r>
-      <w:r>
-        <w:rPr>
-          <w:rStyle w:val="SpecialCharTok"/>
-        </w:rPr>
-        <w:t xml:space="preserve">~</w:t>
-      </w:r>
-      <w:r>
-        <w:rPr>
-          <w:rStyle w:val="NormalTok"/>
-        </w:rPr>
-        <w:t xml:space="preserve"> littersize</w:t>
-      </w:r>
-      <w:r>
-        <w:rPr>
-          <w:rStyle w:val="SpecialCharTok"/>
-        </w:rPr>
-        <w:t xml:space="preserve">*</w:t>
-      </w:r>
-      <w:r>
-        <w:rPr>
-          <w:rStyle w:val="NormalTok"/>
-        </w:rPr>
-        <w:t xml:space="preserve">density</w:t>
-      </w:r>
-      <w:r>
-        <w:rPr>
-          <w:rStyle w:val="SpecialCharTok"/>
-        </w:rPr>
-        <w:t xml:space="preserve">*</w:t>
-      </w:r>
-      <w:r>
-        <w:rPr>
-          <w:rStyle w:val="NormalTok"/>
-        </w:rPr>
-        <w:t xml:space="preserve">treatment_food, food)</w:t>
-      </w:r>
-      <w:r>
-        <w:br/>
-      </w:r>
-      <w:r>
-        <w:br/>
-      </w:r>
-      <w:r>
-        <w:rPr>
-          <w:rStyle w:val="CommentTok"/>
-        </w:rPr>
-        <w:t xml:space="preserve">#summaries</w:t>
-      </w:r>
-      <w:r>
-        <w:br/>
-      </w:r>
-      <w:r>
-        <w:rPr>
-          <w:rStyle w:val="FunctionTok"/>
-        </w:rPr>
-        <w:t xml:space="preserve">anova</w:t>
-      </w:r>
-      <w:r>
-        <w:rPr>
-          <w:rStyle w:val="NormalTok"/>
-        </w:rPr>
-        <w:t xml:space="preserve">(tbmod)</w:t>
+        <w:t>anova</w:t>
+      </w:r>
+      <w:r>
+        <w:rPr>
+          <w:rStyle w:val="NormalTok"/>
+        </w:rPr>
+        <w:t>(rmod)</w:t>
       </w:r>
     </w:p>
     <w:p>
@@ -1935,7 +2330,7 @@
         <w:rPr>
           <w:rStyle w:val="VerbatimChar"/>
         </w:rPr>
-        <w:t xml:space="preserve">## Analysis of Variance Table</w:t>
+        <w:t>## Analysis of Variance Table</w:t>
       </w:r>
       <w:r>
         <w:br/>
@@ -1953,106 +2348,107 @@
         <w:rPr>
           <w:rStyle w:val="VerbatimChar"/>
         </w:rPr>
-        <w:t xml:space="preserve">## Response: growthrate</w:t>
-      </w:r>
-      <w:r>
-        <w:br/>
-      </w:r>
-      <w:r>
-        <w:rPr>
-          <w:rStyle w:val="VerbatimChar"/>
-        </w:rPr>
-        <w:t xml:space="preserve">##                                     Df  Sum Sq Mean Sq  F value    Pr(&gt;F)    </w:t>
-      </w:r>
-      <w:r>
-        <w:br/>
-      </w:r>
-      <w:r>
-        <w:rPr>
-          <w:rStyle w:val="VerbatimChar"/>
-        </w:rPr>
-        <w:t xml:space="preserve">## littersize                           1   50.53  50.527 255.4197 &lt; 2.2e-16 ***</w:t>
-      </w:r>
-      <w:r>
-        <w:br/>
-      </w:r>
-      <w:r>
-        <w:rPr>
-          <w:rStyle w:val="VerbatimChar"/>
-        </w:rPr>
-        <w:t xml:space="preserve">## density                              1    9.31   9.305  47.0381 7.689e-12 ***</w:t>
-      </w:r>
-      <w:r>
-        <w:br/>
-      </w:r>
-      <w:r>
-        <w:rPr>
-          <w:rStyle w:val="VerbatimChar"/>
-        </w:rPr>
-        <w:t xml:space="preserve">## treatment_food                       2   37.47  18.736  94.7117 &lt; 2.2e-16 ***</w:t>
-      </w:r>
-      <w:r>
-        <w:br/>
-      </w:r>
-      <w:r>
-        <w:rPr>
-          <w:rStyle w:val="VerbatimChar"/>
-        </w:rPr>
-        <w:t xml:space="preserve">## littersize:density                   1    0.12   0.119   0.6024 0.4376887    </w:t>
-      </w:r>
-      <w:r>
-        <w:br/>
-      </w:r>
-      <w:r>
-        <w:rPr>
-          <w:rStyle w:val="VerbatimChar"/>
-        </w:rPr>
-        <w:t xml:space="preserve">## littersize:treatment_food            2    2.88   1.438   7.2690 0.0007032 ***</w:t>
-      </w:r>
-      <w:r>
-        <w:br/>
-      </w:r>
-      <w:r>
-        <w:rPr>
-          <w:rStyle w:val="VerbatimChar"/>
-        </w:rPr>
-        <w:t xml:space="preserve">## density:treatment_food               2    5.37   2.685  13.5728 1.316e-06 ***</w:t>
-      </w:r>
-      <w:r>
-        <w:br/>
-      </w:r>
-      <w:r>
-        <w:rPr>
-          <w:rStyle w:val="VerbatimChar"/>
-        </w:rPr>
-        <w:t xml:space="preserve">## littersize:density:treatment_food    2    0.09   0.046   0.2308 0.7939404    </w:t>
-      </w:r>
-      <w:r>
-        <w:br/>
-      </w:r>
-      <w:r>
-        <w:rPr>
-          <w:rStyle w:val="VerbatimChar"/>
-        </w:rPr>
-        <w:t xml:space="preserve">## Residuals                         5769 1141.23   0.198                       </w:t>
-      </w:r>
-      <w:r>
-        <w:br/>
-      </w:r>
-      <w:r>
-        <w:rPr>
-          <w:rStyle w:val="VerbatimChar"/>
-        </w:rPr>
-        <w:t xml:space="preserve">## ---</w:t>
-      </w:r>
-      <w:r>
-        <w:br/>
-      </w:r>
-      <w:r>
-        <w:rPr>
-          <w:rStyle w:val="VerbatimChar"/>
-        </w:rPr>
-        <w:t xml:space="preserve">## Signif. codes:  0 '***' 0.001 '**' 0.01 '*' 0.05 '.' 0.1 ' ' 1</w:t>
+        <w:t>## Response: growthrate</w:t>
+      </w:r>
+      <w:r>
+        <w:br/>
+      </w:r>
+      <w:r>
+        <w:rPr>
+          <w:rStyle w:val="VerbatimChar"/>
+        </w:rPr>
+        <w:t xml:space="preserve">##                                   Df Sum Sq Mean Sq F value    Pr(&gt;F)    </w:t>
+      </w:r>
+      <w:r>
+        <w:br/>
+      </w:r>
+      <w:r>
+        <w:rPr>
+          <w:rStyle w:val="VerbatimChar"/>
+        </w:rPr>
+        <w:t>## littersize                         1 15.735 15.7345 78.8718 &lt; 2.2e-16 ***</w:t>
+      </w:r>
+      <w:r>
+        <w:br/>
+      </w:r>
+      <w:r>
+        <w:rPr>
+          <w:rStyle w:val="VerbatimChar"/>
+        </w:rPr>
+        <w:t xml:space="preserve">## density_cat                        1  0.023  0.0231  0.1156  0.733962    </w:t>
+      </w:r>
+      <w:r>
+        <w:br/>
+      </w:r>
+      <w:r>
+        <w:rPr>
+          <w:rStyle w:val="VerbatimChar"/>
+        </w:rPr>
+        <w:t xml:space="preserve">## treatment                          1  0.324  0.3237  1.6228  0.203305    </w:t>
+      </w:r>
+      <w:r>
+        <w:br/>
+      </w:r>
+      <w:r>
+        <w:rPr>
+          <w:rStyle w:val="VerbatimChar"/>
+        </w:rPr>
+        <w:t xml:space="preserve">## littersize:density_cat             1  0.812  0.8125  4.0727  0.044126 *  </w:t>
+      </w:r>
+      <w:r>
+        <w:br/>
+      </w:r>
+      <w:r>
+        <w:rPr>
+          <w:rStyle w:val="VerbatimChar"/>
+        </w:rPr>
+        <w:t xml:space="preserve">## littersize:treatment               1  2.039  2.0388 10.2197  0.001479 ** </w:t>
+      </w:r>
+      <w:r>
+        <w:br/>
+      </w:r>
+      <w:r>
+        <w:rPr>
+          <w:rStyle w:val="VerbatimChar"/>
+        </w:rPr>
+        <w:t xml:space="preserve">## density_cat:treatment              1  1.024  1.0245  5.1353  0.023878 *  </w:t>
+      </w:r>
+      <w:r>
+        <w:br/>
+      </w:r>
+      <w:r>
+        <w:rPr>
+          <w:rStyle w:val="VerbatimChar"/>
+        </w:rPr>
+        <w:t xml:space="preserve">## littersize:density_cat:treatment   1  0.002  0.0018  0.0092  0.923635    </w:t>
+      </w:r>
+      <w:r>
+        <w:br/>
+      </w:r>
+      <w:r>
+        <w:rPr>
+          <w:rStyle w:val="VerbatimChar"/>
+        </w:rPr>
+        <w:t xml:space="preserve">## Residuals                        491 97.952  0.1995                      </w:t>
+      </w:r>
+      <w:r>
+        <w:br/>
+      </w:r>
+      <w:r>
+        <w:rPr>
+          <w:rStyle w:val="VerbatimChar"/>
+        </w:rPr>
+        <w:lastRenderedPageBreak/>
+        <w:t>## ---</w:t>
+      </w:r>
+      <w:r>
+        <w:br/>
+      </w:r>
+      <w:r>
+        <w:rPr>
+          <w:rStyle w:val="VerbatimChar"/>
+        </w:rPr>
+        <w:t>## Signif. codes:  0 '***' 0.001 '**' 0.01 '*' 0.05 '.' 0.1 ' ' 1</w:t>
       </w:r>
     </w:p>
     <w:p>
@@ -2063,22 +2459,22 @@
         <w:rPr>
           <w:rStyle w:val="CommentTok"/>
         </w:rPr>
-        <w:t xml:space="preserve">#get effects table for model</w:t>
-      </w:r>
-      <w:r>
-        <w:br/>
-      </w:r>
-      <w:r>
-        <w:rPr>
-          <w:rStyle w:val="NormalTok"/>
-        </w:rPr>
-        <w:t xml:space="preserve">tb_effs </w:t>
+        <w:t>#get effects table for model</w:t>
+      </w:r>
+      <w:r>
+        <w:br/>
+      </w:r>
+      <w:r>
+        <w:rPr>
+          <w:rStyle w:val="NormalTok"/>
+        </w:rPr>
+        <w:t xml:space="preserve">rat_effs </w:t>
       </w:r>
       <w:r>
         <w:rPr>
           <w:rStyle w:val="OtherTok"/>
         </w:rPr>
-        <w:t xml:space="preserve">&lt;-</w:t>
+        <w:t>&lt;-</w:t>
       </w:r>
       <w:r>
         <w:rPr>
@@ -2090,31 +2486,31 @@
         <w:rPr>
           <w:rStyle w:val="FunctionTok"/>
         </w:rPr>
-        <w:t xml:space="preserve">as.data.table</w:t>
-      </w:r>
-      <w:r>
-        <w:rPr>
-          <w:rStyle w:val="NormalTok"/>
-        </w:rPr>
-        <w:t xml:space="preserve">(</w:t>
+        <w:t>as.data.table</w:t>
+      </w:r>
+      <w:r>
+        <w:rPr>
+          <w:rStyle w:val="NormalTok"/>
+        </w:rPr>
+        <w:t>(</w:t>
       </w:r>
       <w:r>
         <w:rPr>
           <w:rStyle w:val="FunctionTok"/>
         </w:rPr>
-        <w:t xml:space="preserve">ggpredict</w:t>
-      </w:r>
-      <w:r>
-        <w:rPr>
-          <w:rStyle w:val="NormalTok"/>
-        </w:rPr>
-        <w:t xml:space="preserve">(tbmod, </w:t>
-      </w:r>
-      <w:r>
-        <w:rPr>
-          <w:rStyle w:val="AttributeTok"/>
-        </w:rPr>
-        <w:t xml:space="preserve">terms =</w:t>
+        <w:t>ggpredict</w:t>
+      </w:r>
+      <w:r>
+        <w:rPr>
+          <w:rStyle w:val="NormalTok"/>
+        </w:rPr>
+        <w:t xml:space="preserve">(rmod, </w:t>
+      </w:r>
+      <w:r>
+        <w:rPr>
+          <w:rStyle w:val="AttributeTok"/>
+        </w:rPr>
+        <w:t>terms =</w:t>
       </w:r>
       <w:r>
         <w:rPr>
@@ -2126,19 +2522,19 @@
         <w:rPr>
           <w:rStyle w:val="FunctionTok"/>
         </w:rPr>
-        <w:t xml:space="preserve">c</w:t>
-      </w:r>
-      <w:r>
-        <w:rPr>
-          <w:rStyle w:val="NormalTok"/>
-        </w:rPr>
-        <w:t xml:space="preserve">(</w:t>
+        <w:t>c</w:t>
+      </w:r>
+      <w:r>
+        <w:rPr>
+          <w:rStyle w:val="NormalTok"/>
+        </w:rPr>
+        <w:t>(</w:t>
       </w:r>
       <w:r>
         <w:rPr>
           <w:rStyle w:val="StringTok"/>
         </w:rPr>
-        <w:t xml:space="preserve">"littersize"</w:t>
+        <w:t>"littersize"</w:t>
       </w:r>
       <w:r>
         <w:rPr>
@@ -2150,7 +2546,7 @@
         <w:rPr>
           <w:rStyle w:val="StringTok"/>
         </w:rPr>
-        <w:t xml:space="preserve">"density"</w:t>
+        <w:t>"density_cat"</w:t>
       </w:r>
       <w:r>
         <w:rPr>
@@ -2162,13 +2558,13 @@
         <w:rPr>
           <w:rStyle w:val="StringTok"/>
         </w:rPr>
-        <w:t xml:space="preserve">"treatment_food"</w:t>
-      </w:r>
-      <w:r>
-        <w:rPr>
-          <w:rStyle w:val="NormalTok"/>
-        </w:rPr>
-        <w:t xml:space="preserve">)))</w:t>
+        <w:t>"treatment"</w:t>
+      </w:r>
+      <w:r>
+        <w:rPr>
+          <w:rStyle w:val="NormalTok"/>
+        </w:rPr>
+        <w:t>)))</w:t>
       </w:r>
     </w:p>
     <w:p>
@@ -2179,34 +2575,34 @@
         <w:rPr>
           <w:rStyle w:val="VerbatimChar"/>
         </w:rPr>
-        <w:t xml:space="preserve">## Some of the focal terms are of type `character`. This may lead to</w:t>
-      </w:r>
-      <w:r>
-        <w:br/>
-      </w:r>
-      <w:r>
-        <w:rPr>
-          <w:rStyle w:val="VerbatimChar"/>
-        </w:rPr>
-        <w:t xml:space="preserve">##   unexpected results. It is recommended to convert these variables to</w:t>
-      </w:r>
-      <w:r>
-        <w:br/>
-      </w:r>
-      <w:r>
-        <w:rPr>
-          <w:rStyle w:val="VerbatimChar"/>
-        </w:rPr>
-        <w:t xml:space="preserve">##   factors before fitting the model.</w:t>
-      </w:r>
-      <w:r>
-        <w:br/>
-      </w:r>
-      <w:r>
-        <w:rPr>
-          <w:rStyle w:val="VerbatimChar"/>
-        </w:rPr>
-        <w:t xml:space="preserve">##   The following variables are of type character: `treatment_food`</w:t>
+        <w:t>## Some of the focal terms are of type `character`. This may lead to</w:t>
+      </w:r>
+      <w:r>
+        <w:br/>
+      </w:r>
+      <w:r>
+        <w:rPr>
+          <w:rStyle w:val="VerbatimChar"/>
+        </w:rPr>
+        <w:t>##   unexpected results. It is recommended to convert these variables to</w:t>
+      </w:r>
+      <w:r>
+        <w:br/>
+      </w:r>
+      <w:r>
+        <w:rPr>
+          <w:rStyle w:val="VerbatimChar"/>
+        </w:rPr>
+        <w:t>##   factors before fitting the model.</w:t>
+      </w:r>
+      <w:r>
+        <w:br/>
+      </w:r>
+      <w:r>
+        <w:rPr>
+          <w:rStyle w:val="VerbatimChar"/>
+        </w:rPr>
+        <w:t>##   The following variables are of type character: `density_cat`</w:t>
       </w:r>
     </w:p>
     <w:p>
@@ -2215,21 +2611,30 @@
       </w:pPr>
       <w:r>
         <w:rPr>
+          <w:rStyle w:val="CommentTok"/>
+        </w:rPr>
+        <w:t>#plot regressions over raw data</w:t>
+      </w:r>
+      <w:r>
+        <w:br/>
+      </w:r>
+      <w:r>
+        <w:rPr>
           <w:rStyle w:val="FunctionTok"/>
         </w:rPr>
-        <w:t xml:space="preserve">ggplot</w:t>
-      </w:r>
-      <w:r>
-        <w:rPr>
-          <w:rStyle w:val="NormalTok"/>
-        </w:rPr>
-        <w:t xml:space="preserve">(tb_effs)</w:t>
+        <w:t>ggplot</w:t>
+      </w:r>
+      <w:r>
+        <w:rPr>
+          <w:rStyle w:val="NormalTok"/>
+        </w:rPr>
+        <w:t>(rat_effs)</w:t>
       </w:r>
       <w:r>
         <w:rPr>
           <w:rStyle w:val="SpecialCharTok"/>
         </w:rPr>
-        <w:t xml:space="preserve">+</w:t>
+        <w:t>+</w:t>
       </w:r>
       <w:r>
         <w:br/>
@@ -2244,31 +2649,142 @@
         <w:rPr>
           <w:rStyle w:val="FunctionTok"/>
         </w:rPr>
-        <w:t xml:space="preserve">geom_ribbon</w:t>
-      </w:r>
-      <w:r>
-        <w:rPr>
-          <w:rStyle w:val="NormalTok"/>
-        </w:rPr>
-        <w:t xml:space="preserve">(</w:t>
+        <w:t>geom_point</w:t>
+      </w:r>
+      <w:r>
+        <w:rPr>
+          <w:rStyle w:val="NormalTok"/>
+        </w:rPr>
+        <w:t>(</w:t>
       </w:r>
       <w:r>
         <w:rPr>
           <w:rStyle w:val="FunctionTok"/>
         </w:rPr>
-        <w:t xml:space="preserve">aes</w:t>
-      </w:r>
-      <w:r>
-        <w:rPr>
-          <w:rStyle w:val="NormalTok"/>
-        </w:rPr>
-        <w:t xml:space="preserve">(</w:t>
-      </w:r>
-      <w:r>
-        <w:rPr>
-          <w:rStyle w:val="AttributeTok"/>
-        </w:rPr>
-        <w:t xml:space="preserve">x =</w:t>
+        <w:t>aes</w:t>
+      </w:r>
+      <w:r>
+        <w:rPr>
+          <w:rStyle w:val="NormalTok"/>
+        </w:rPr>
+        <w:t>(</w:t>
+      </w:r>
+      <w:r>
+        <w:rPr>
+          <w:rStyle w:val="AttributeTok"/>
+        </w:rPr>
+        <w:t>x =</w:t>
+      </w:r>
+      <w:r>
+        <w:rPr>
+          <w:rStyle w:val="NormalTok"/>
+        </w:rPr>
+        <w:t xml:space="preserve"> littersize, </w:t>
+      </w:r>
+      <w:r>
+        <w:rPr>
+          <w:rStyle w:val="AttributeTok"/>
+        </w:rPr>
+        <w:t>y =</w:t>
+      </w:r>
+      <w:r>
+        <w:rPr>
+          <w:rStyle w:val="NormalTok"/>
+        </w:rPr>
+        <w:t xml:space="preserve"> growthrate, </w:t>
+      </w:r>
+      <w:r>
+        <w:rPr>
+          <w:rStyle w:val="AttributeTok"/>
+        </w:rPr>
+        <w:t>color =</w:t>
+      </w:r>
+      <w:r>
+        <w:rPr>
+          <w:rStyle w:val="NormalTok"/>
+        </w:rPr>
+        <w:t xml:space="preserve"> density_cat), </w:t>
+      </w:r>
+      <w:r>
+        <w:rPr>
+          <w:rStyle w:val="AttributeTok"/>
+        </w:rPr>
+        <w:t>alpha =</w:t>
+      </w:r>
+      <w:r>
+        <w:rPr>
+          <w:rStyle w:val="NormalTok"/>
+        </w:rPr>
+        <w:t xml:space="preserve"> </w:t>
+      </w:r>
+      <w:r>
+        <w:rPr>
+          <w:rStyle w:val="FloatTok"/>
+        </w:rPr>
+        <w:t>0.2</w:t>
+      </w:r>
+      <w:r>
+        <w:rPr>
+          <w:rStyle w:val="NormalTok"/>
+        </w:rPr>
+        <w:t xml:space="preserve">, </w:t>
+      </w:r>
+      <w:r>
+        <w:rPr>
+          <w:rStyle w:val="AttributeTok"/>
+        </w:rPr>
+        <w:t>data =</w:t>
+      </w:r>
+      <w:r>
+        <w:rPr>
+          <w:rStyle w:val="NormalTok"/>
+        </w:rPr>
+        <w:t xml:space="preserve"> rattle)</w:t>
+      </w:r>
+      <w:r>
+        <w:rPr>
+          <w:rStyle w:val="SpecialCharTok"/>
+        </w:rPr>
+        <w:t>+</w:t>
+      </w:r>
+      <w:r>
+        <w:br/>
+      </w:r>
+      <w:r>
+        <w:rPr>
+          <w:rStyle w:val="NormalTok"/>
+        </w:rPr>
+        <w:t xml:space="preserve">  </w:t>
+      </w:r>
+      <w:r>
+        <w:rPr>
+          <w:rStyle w:val="FunctionTok"/>
+        </w:rPr>
+        <w:t>geom_ribbon</w:t>
+      </w:r>
+      <w:r>
+        <w:rPr>
+          <w:rStyle w:val="NormalTok"/>
+        </w:rPr>
+        <w:t>(</w:t>
+      </w:r>
+      <w:r>
+        <w:rPr>
+          <w:rStyle w:val="FunctionTok"/>
+        </w:rPr>
+        <w:t>aes</w:t>
+      </w:r>
+      <w:r>
+        <w:rPr>
+          <w:rStyle w:val="NormalTok"/>
+        </w:rPr>
+        <w:t>(</w:t>
+      </w:r>
+      <w:r>
+        <w:rPr>
+          <w:rStyle w:val="AttributeTok"/>
+        </w:rPr>
+        <w:t>x =</w:t>
       </w:r>
       <w:r>
         <w:rPr>
@@ -2280,7 +2796,7 @@
         <w:rPr>
           <w:rStyle w:val="AttributeTok"/>
         </w:rPr>
-        <w:t xml:space="preserve">ymin =</w:t>
+        <w:t>ymin =</w:t>
       </w:r>
       <w:r>
         <w:rPr>
@@ -2292,7 +2808,7 @@
         <w:rPr>
           <w:rStyle w:val="AttributeTok"/>
         </w:rPr>
-        <w:t xml:space="preserve">ymax =</w:t>
+        <w:t>ymax =</w:t>
       </w:r>
       <w:r>
         <w:rPr>
@@ -2304,7 +2820,7 @@
         <w:rPr>
           <w:rStyle w:val="AttributeTok"/>
         </w:rPr>
-        <w:t xml:space="preserve">group =</w:t>
+        <w:t>group =</w:t>
       </w:r>
       <w:r>
         <w:rPr>
@@ -2316,7 +2832,7 @@
         <w:rPr>
           <w:rStyle w:val="AttributeTok"/>
         </w:rPr>
-        <w:t xml:space="preserve">fill =</w:t>
+        <w:t>fill =</w:t>
       </w:r>
       <w:r>
         <w:rPr>
@@ -2328,7 +2844,7 @@
         <w:rPr>
           <w:rStyle w:val="AttributeTok"/>
         </w:rPr>
-        <w:t xml:space="preserve">alpha =</w:t>
+        <w:t>alpha =</w:t>
       </w:r>
       <w:r>
         <w:rPr>
@@ -2340,19 +2856,19 @@
         <w:rPr>
           <w:rStyle w:val="FloatTok"/>
         </w:rPr>
-        <w:t xml:space="preserve">0.2</w:t>
-      </w:r>
-      <w:r>
-        <w:rPr>
-          <w:rStyle w:val="NormalTok"/>
-        </w:rPr>
-        <w:t xml:space="preserve">)</w:t>
+        <w:t>0.2</w:t>
+      </w:r>
+      <w:r>
+        <w:rPr>
+          <w:rStyle w:val="NormalTok"/>
+        </w:rPr>
+        <w:t>)</w:t>
       </w:r>
       <w:r>
         <w:rPr>
           <w:rStyle w:val="SpecialCharTok"/>
         </w:rPr>
-        <w:t xml:space="preserve">+</w:t>
+        <w:t>+</w:t>
       </w:r>
       <w:r>
         <w:br/>
@@ -2367,31 +2883,31 @@
         <w:rPr>
           <w:rStyle w:val="FunctionTok"/>
         </w:rPr>
-        <w:t xml:space="preserve">geom_line</w:t>
-      </w:r>
-      <w:r>
-        <w:rPr>
-          <w:rStyle w:val="NormalTok"/>
-        </w:rPr>
-        <w:t xml:space="preserve">(</w:t>
+        <w:t>geom_line</w:t>
+      </w:r>
+      <w:r>
+        <w:rPr>
+          <w:rStyle w:val="NormalTok"/>
+        </w:rPr>
+        <w:t>(</w:t>
       </w:r>
       <w:r>
         <w:rPr>
           <w:rStyle w:val="FunctionTok"/>
         </w:rPr>
-        <w:t xml:space="preserve">aes</w:t>
-      </w:r>
-      <w:r>
-        <w:rPr>
-          <w:rStyle w:val="NormalTok"/>
-        </w:rPr>
-        <w:t xml:space="preserve">(</w:t>
-      </w:r>
-      <w:r>
-        <w:rPr>
-          <w:rStyle w:val="AttributeTok"/>
-        </w:rPr>
-        <w:t xml:space="preserve">y =</w:t>
+        <w:t>aes</w:t>
+      </w:r>
+      <w:r>
+        <w:rPr>
+          <w:rStyle w:val="NormalTok"/>
+        </w:rPr>
+        <w:t>(</w:t>
+      </w:r>
+      <w:r>
+        <w:rPr>
+          <w:rStyle w:val="AttributeTok"/>
+        </w:rPr>
+        <w:t>y =</w:t>
       </w:r>
       <w:r>
         <w:rPr>
@@ -2403,7 +2919,7 @@
         <w:rPr>
           <w:rStyle w:val="AttributeTok"/>
         </w:rPr>
-        <w:t xml:space="preserve">x =</w:t>
+        <w:t>x =</w:t>
       </w:r>
       <w:r>
         <w:rPr>
@@ -2415,7 +2931,7 @@
         <w:rPr>
           <w:rStyle w:val="AttributeTok"/>
         </w:rPr>
-        <w:t xml:space="preserve">color =</w:t>
+        <w:t>color =</w:t>
       </w:r>
       <w:r>
         <w:rPr>
@@ -2427,7 +2943,7 @@
         <w:rPr>
           <w:rStyle w:val="AttributeTok"/>
         </w:rPr>
-        <w:t xml:space="preserve">group =</w:t>
+        <w:t>group =</w:t>
       </w:r>
       <w:r>
         <w:rPr>
@@ -2439,7 +2955,7 @@
         <w:rPr>
           <w:rStyle w:val="AttributeTok"/>
         </w:rPr>
-        <w:t xml:space="preserve">linewidth =</w:t>
+        <w:t>linewidth =</w:t>
       </w:r>
       <w:r>
         <w:rPr>
@@ -2451,19 +2967,19 @@
         <w:rPr>
           <w:rStyle w:val="DecValTok"/>
         </w:rPr>
-        <w:t xml:space="preserve">1</w:t>
-      </w:r>
-      <w:r>
-        <w:rPr>
-          <w:rStyle w:val="NormalTok"/>
-        </w:rPr>
-        <w:t xml:space="preserve">)</w:t>
+        <w:t>1</w:t>
+      </w:r>
+      <w:r>
+        <w:rPr>
+          <w:rStyle w:val="NormalTok"/>
+        </w:rPr>
+        <w:t>)</w:t>
       </w:r>
       <w:r>
         <w:rPr>
           <w:rStyle w:val="SpecialCharTok"/>
         </w:rPr>
-        <w:t xml:space="preserve">+</w:t>
+        <w:t>+</w:t>
       </w:r>
       <w:r>
         <w:br/>
@@ -2478,19 +2994,19 @@
         <w:rPr>
           <w:rStyle w:val="FunctionTok"/>
         </w:rPr>
-        <w:t xml:space="preserve">scale_color_discrete</w:t>
-      </w:r>
-      <w:r>
-        <w:rPr>
-          <w:rStyle w:val="NormalTok"/>
-        </w:rPr>
-        <w:t xml:space="preserve">(</w:t>
-      </w:r>
-      <w:r>
-        <w:rPr>
-          <w:rStyle w:val="AttributeTok"/>
-        </w:rPr>
-        <w:t xml:space="preserve">name =</w:t>
+        <w:t>scale_color_discrete</w:t>
+      </w:r>
+      <w:r>
+        <w:rPr>
+          <w:rStyle w:val="NormalTok"/>
+        </w:rPr>
+        <w:t>(</w:t>
+      </w:r>
+      <w:r>
+        <w:rPr>
+          <w:rStyle w:val="AttributeTok"/>
+        </w:rPr>
+        <w:t>name =</w:t>
       </w:r>
       <w:r>
         <w:rPr>
@@ -2502,19 +3018,19 @@
         <w:rPr>
           <w:rStyle w:val="StringTok"/>
         </w:rPr>
-        <w:t xml:space="preserve">"Density (ind/ha)"</w:t>
-      </w:r>
-      <w:r>
-        <w:rPr>
-          <w:rStyle w:val="NormalTok"/>
-        </w:rPr>
-        <w:t xml:space="preserve">)</w:t>
+        <w:t>"Density"</w:t>
+      </w:r>
+      <w:r>
+        <w:rPr>
+          <w:rStyle w:val="NormalTok"/>
+        </w:rPr>
+        <w:t>)</w:t>
       </w:r>
       <w:r>
         <w:rPr>
           <w:rStyle w:val="SpecialCharTok"/>
         </w:rPr>
-        <w:t xml:space="preserve">+</w:t>
+        <w:t>+</w:t>
       </w:r>
       <w:r>
         <w:br/>
@@ -2529,19 +3045,19 @@
         <w:rPr>
           <w:rStyle w:val="FunctionTok"/>
         </w:rPr>
-        <w:t xml:space="preserve">scale_fill_discrete</w:t>
-      </w:r>
-      <w:r>
-        <w:rPr>
-          <w:rStyle w:val="NormalTok"/>
-        </w:rPr>
-        <w:t xml:space="preserve">(</w:t>
-      </w:r>
-      <w:r>
-        <w:rPr>
-          <w:rStyle w:val="AttributeTok"/>
-        </w:rPr>
-        <w:t xml:space="preserve">name =</w:t>
+        <w:t>scale_fill_discrete</w:t>
+      </w:r>
+      <w:r>
+        <w:rPr>
+          <w:rStyle w:val="NormalTok"/>
+        </w:rPr>
+        <w:t>(</w:t>
+      </w:r>
+      <w:r>
+        <w:rPr>
+          <w:rStyle w:val="AttributeTok"/>
+        </w:rPr>
+        <w:t>name =</w:t>
       </w:r>
       <w:r>
         <w:rPr>
@@ -2553,19 +3069,19 @@
         <w:rPr>
           <w:rStyle w:val="StringTok"/>
         </w:rPr>
-        <w:t xml:space="preserve">"Density (ind/ha)"</w:t>
-      </w:r>
-      <w:r>
-        <w:rPr>
-          <w:rStyle w:val="NormalTok"/>
-        </w:rPr>
-        <w:t xml:space="preserve">)</w:t>
+        <w:t>"Density"</w:t>
+      </w:r>
+      <w:r>
+        <w:rPr>
+          <w:rStyle w:val="NormalTok"/>
+        </w:rPr>
+        <w:t>)</w:t>
       </w:r>
       <w:r>
         <w:rPr>
           <w:rStyle w:val="SpecialCharTok"/>
         </w:rPr>
-        <w:t xml:space="preserve">+</w:t>
+        <w:t>+</w:t>
       </w:r>
       <w:r>
         <w:br/>
@@ -2580,19 +3096,19 @@
         <w:rPr>
           <w:rStyle w:val="FunctionTok"/>
         </w:rPr>
-        <w:t xml:space="preserve">labs</w:t>
-      </w:r>
-      <w:r>
-        <w:rPr>
-          <w:rStyle w:val="NormalTok"/>
-        </w:rPr>
-        <w:t xml:space="preserve">(</w:t>
-      </w:r>
-      <w:r>
-        <w:rPr>
-          <w:rStyle w:val="AttributeTok"/>
-        </w:rPr>
-        <w:t xml:space="preserve">x =</w:t>
+        <w:t>labs</w:t>
+      </w:r>
+      <w:r>
+        <w:rPr>
+          <w:rStyle w:val="NormalTok"/>
+        </w:rPr>
+        <w:t>(</w:t>
+      </w:r>
+      <w:r>
+        <w:rPr>
+          <w:rStyle w:val="AttributeTok"/>
+        </w:rPr>
+        <w:t>x =</w:t>
       </w:r>
       <w:r>
         <w:rPr>
@@ -2604,7 +3120,7 @@
         <w:rPr>
           <w:rStyle w:val="StringTok"/>
         </w:rPr>
-        <w:t xml:space="preserve">"Litter size"</w:t>
+        <w:t>"Litter size"</w:t>
       </w:r>
       <w:r>
         <w:rPr>
@@ -2616,7 +3132,7 @@
         <w:rPr>
           <w:rStyle w:val="AttributeTok"/>
         </w:rPr>
-        <w:t xml:space="preserve">y =</w:t>
+        <w:t>y =</w:t>
       </w:r>
       <w:r>
         <w:rPr>
@@ -2628,7 +3144,7 @@
         <w:rPr>
           <w:rStyle w:val="StringTok"/>
         </w:rPr>
-        <w:t xml:space="preserve">"Growth rate (g/day)"</w:t>
+        <w:t>"Growth rate (g/day)"</w:t>
       </w:r>
       <w:r>
         <w:rPr>
@@ -2640,7 +3156,7 @@
         <w:rPr>
           <w:rStyle w:val="AttributeTok"/>
         </w:rPr>
-        <w:t xml:space="preserve">subtitle =</w:t>
+        <w:t>subtitle =</w:t>
       </w:r>
       <w:r>
         <w:rPr>
@@ -2652,19 +3168,19 @@
         <w:rPr>
           <w:rStyle w:val="StringTok"/>
         </w:rPr>
-        <w:t xml:space="preserve">"Grid Treatment + Bucket"</w:t>
-      </w:r>
-      <w:r>
-        <w:rPr>
-          <w:rStyle w:val="NormalTok"/>
-        </w:rPr>
-        <w:t xml:space="preserve">)</w:t>
+        <w:t>"Grid Treatment + Bucket"</w:t>
+      </w:r>
+      <w:r>
+        <w:rPr>
+          <w:rStyle w:val="NormalTok"/>
+        </w:rPr>
+        <w:t>)</w:t>
       </w:r>
       <w:r>
         <w:rPr>
           <w:rStyle w:val="SpecialCharTok"/>
         </w:rPr>
-        <w:t xml:space="preserve">+</w:t>
+        <w:t>+</w:t>
       </w:r>
       <w:r>
         <w:br/>
@@ -2679,31 +3195,31 @@
         <w:rPr>
           <w:rStyle w:val="FunctionTok"/>
         </w:rPr>
-        <w:t xml:space="preserve">facet_wrap</w:t>
-      </w:r>
-      <w:r>
-        <w:rPr>
-          <w:rStyle w:val="NormalTok"/>
-        </w:rPr>
-        <w:t xml:space="preserve">(</w:t>
+        <w:t>facet_wrap</w:t>
+      </w:r>
+      <w:r>
+        <w:rPr>
+          <w:rStyle w:val="NormalTok"/>
+        </w:rPr>
+        <w:t>(</w:t>
       </w:r>
       <w:r>
         <w:rPr>
           <w:rStyle w:val="SpecialCharTok"/>
         </w:rPr>
-        <w:t xml:space="preserve">~</w:t>
-      </w:r>
-      <w:r>
-        <w:rPr>
-          <w:rStyle w:val="NormalTok"/>
-        </w:rPr>
-        <w:t xml:space="preserve">facet)</w:t>
+        <w:t>~</w:t>
+      </w:r>
+      <w:r>
+        <w:rPr>
+          <w:rStyle w:val="NormalTok"/>
+        </w:rPr>
+        <w:t>facet)</w:t>
       </w:r>
       <w:r>
         <w:rPr>
           <w:rStyle w:val="SpecialCharTok"/>
         </w:rPr>
-        <w:t xml:space="preserve">+</w:t>
+        <w:t>+</w:t>
       </w:r>
       <w:r>
         <w:br/>
@@ -2718,13 +3234,13 @@
         <w:rPr>
           <w:rStyle w:val="FunctionTok"/>
         </w:rPr>
-        <w:t xml:space="preserve">theme_bw</w:t>
-      </w:r>
-      <w:r>
-        <w:rPr>
-          <w:rStyle w:val="NormalTok"/>
-        </w:rPr>
-        <w:t xml:space="preserve">()</w:t>
+        <w:t>theme_bw</w:t>
+      </w:r>
+      <w:r>
+        <w:rPr>
+          <w:rStyle w:val="NormalTok"/>
+        </w:rPr>
+        <w:t>()</w:t>
       </w:r>
     </w:p>
     <w:p>
@@ -2732,22 +3248,27 @@
         <w:pStyle w:val="FirstParagraph"/>
       </w:pPr>
       <w:r>
+        <w:rPr>
+          <w:noProof/>
+        </w:rPr>
+        <w:lastRenderedPageBreak/>
         <w:drawing>
-          <wp:inline>
-            <wp:extent cx="4620126" cy="3696101"/>
-            <wp:effectExtent b="0" l="0" r="0" t="0"/>
-            <wp:docPr descr="" title="" id="16" name="Picture"/>
-            <a:graphic>
+          <wp:inline distT="0" distB="0" distL="0" distR="0" wp14:anchorId="6206914E" wp14:editId="7CC740C1">
+            <wp:extent cx="5905500" cy="4578350"/>
+            <wp:effectExtent l="0" t="0" r="0" b="0"/>
+            <wp:docPr id="16" name="Picture"/>
+            <wp:cNvGraphicFramePr/>
+            <a:graphic xmlns:a="http://schemas.openxmlformats.org/drawingml/2006/main">
               <a:graphicData uri="http://schemas.openxmlformats.org/drawingml/2006/picture">
-                <pic:pic>
+                <pic:pic xmlns:pic="http://schemas.openxmlformats.org/drawingml/2006/picture">
                   <pic:nvPicPr>
-                    <pic:cNvPr descr="Preliminary_results_files/Preliminary_results_files/figure-docx/fig 3-1.png" id="17" name="Picture"/>
+                    <pic:cNvPr id="17" name="Picture" descr="Preliminary_results_files/Preliminary_results_files/figure-docx/fig 3-1.png"/>
                     <pic:cNvPicPr>
-                      <a:picLocks noChangeArrowheads="1" noChangeAspect="1"/>
+                      <a:picLocks noChangeAspect="1" noChangeArrowheads="1"/>
                     </pic:cNvPicPr>
                   </pic:nvPicPr>
                   <pic:blipFill>
-                    <a:blip r:embed="rId15"/>
+                    <a:blip r:embed="rId7"/>
                     <a:stretch>
                       <a:fillRect/>
                     </a:stretch>
@@ -2755,7 +3276,7 @@
                   <pic:spPr bwMode="auto">
                     <a:xfrm>
                       <a:off x="0" y="0"/>
-                      <a:ext cx="4620126" cy="3696101"/>
+                      <a:ext cx="5906144" cy="4578849"/>
                     </a:xfrm>
                     <a:prstGeom prst="rect">
                       <a:avLst/>
@@ -2773,45 +3294,26 @@
           </wp:inline>
         </w:drawing>
       </w:r>
+      <w:bookmarkEnd w:id="0"/>
     </w:p>
-    <w:bookmarkEnd w:id="18"/>
     <w:sectPr>
       <w:footnotePr>
         <w:numRestart w:val="eachSect"/>
       </w:footnotePr>
+      <w:pgSz w:w="12240" w:h="15840"/>
+      <w:pgMar w:top="1440" w:right="1440" w:bottom="1440" w:left="1440" w:header="720" w:footer="720" w:gutter="0"/>
+      <w:cols w:space="720"/>
     </w:sectPr>
   </w:body>
 </w:document>
 </file>
 
-<file path=word/comments.xml><?xml version="1.0" encoding="utf-8"?>
-<w:comments xmlns:w="http://schemas.openxmlformats.org/wordprocessingml/2006/main" xmlns:m="http://schemas.openxmlformats.org/officeDocument/2006/math" xmlns:r="http://schemas.openxmlformats.org/officeDocument/2006/relationships" xmlns:o="urn:schemas-microsoft-com:office:office" xmlns:v="urn:schemas-microsoft-com:vml" xmlns:w10="urn:schemas-microsoft-com:office:word" xmlns:a="http://schemas.openxmlformats.org/drawingml/2006/main" xmlns:pic="http://schemas.openxmlformats.org/drawingml/2006/picture" xmlns:wp="http://schemas.openxmlformats.org/drawingml/2006/wordprocessingDrawing"/>
-</file>
-
-<file path=word/footnotes.xml><?xml version="1.0" encoding="utf-8"?>
-<w:footnotes xmlns:w="http://schemas.openxmlformats.org/wordprocessingml/2006/main" xmlns:m="http://schemas.openxmlformats.org/officeDocument/2006/math" xmlns:r="http://schemas.openxmlformats.org/officeDocument/2006/relationships" xmlns:o="urn:schemas-microsoft-com:office:office" xmlns:v="urn:schemas-microsoft-com:vml" xmlns:w10="urn:schemas-microsoft-com:office:word" xmlns:a="http://schemas.openxmlformats.org/drawingml/2006/main" xmlns:pic="http://schemas.openxmlformats.org/drawingml/2006/picture" xmlns:wp="http://schemas.openxmlformats.org/drawingml/2006/wordprocessingDrawing">
-  <w:footnote w:type="continuationSeparator" w:id="0">
-    <w:p>
-      <w:r>
-        <w:continuationSeparator/>
-      </w:r>
-    </w:p>
-  </w:footnote>
-  <w:footnote w:type="separator" w:id="-1">
-    <w:p>
-      <w:r>
-        <w:separator/>
-      </w:r>
-    </w:p>
-  </w:footnote>
-</w:footnotes>
-</file>
-
 <file path=word/numbering.xml><?xml version="1.0" encoding="utf-8"?>
-<w:numbering xmlns:w="http://schemas.openxmlformats.org/wordprocessingml/2006/main">
-  <w:abstractNum w:abstractNumId="990">
+<w:numbering xmlns:wpc="http://schemas.microsoft.com/office/word/2010/wordprocessingCanvas" xmlns:cx="http://schemas.microsoft.com/office/drawing/2014/chartex" xmlns:cx1="http://schemas.microsoft.com/office/drawing/2015/9/8/chartex" xmlns:cx2="http://schemas.microsoft.com/office/drawing/2015/10/21/chartex" xmlns:cx3="http://schemas.microsoft.com/office/drawing/2016/5/9/chartex" xmlns:cx4="http://schemas.microsoft.com/office/drawing/2016/5/10/chartex" xmlns:cx5="http://schemas.microsoft.com/office/drawing/2016/5/11/chartex" xmlns:cx6="http://schemas.microsoft.com/office/drawing/2016/5/12/chartex" xmlns:cx7="http://schemas.microsoft.com/office/drawing/2016/5/13/chartex" xmlns:cx8="http://schemas.microsoft.com/office/drawing/2016/5/14/chartex" xmlns:mc="http://schemas.openxmlformats.org/markup-compatibility/2006" xmlns:aink="http://schemas.microsoft.com/office/drawing/2016/ink" xmlns:am3d="http://schemas.microsoft.com/office/drawing/2017/model3d" xmlns:o="urn:schemas-microsoft-com:office:office" xmlns:oel="http://schemas.microsoft.com/office/2019/extlst" xmlns:r="http://schemas.openxmlformats.org/officeDocument/2006/relationships" xmlns:m="http://schemas.openxmlformats.org/officeDocument/2006/math" xmlns:v="urn:schemas-microsoft-com:vml" xmlns:wp14="http://schemas.microsoft.com/office/word/2010/wordprocessingDrawing" xmlns:wp="http://schemas.openxmlformats.org/drawingml/2006/wordprocessingDrawing" xmlns:w10="urn:schemas-microsoft-com:office:word" xmlns:w="http://schemas.openxmlformats.org/wordprocessingml/2006/main" xmlns:w14="http://schemas.microsoft.com/office/word/2010/wordml" xmlns:w15="http://schemas.microsoft.com/office/word/2012/wordml" xmlns:w16cex="http://schemas.microsoft.com/office/word/2018/wordml/cex" xmlns:w16cid="http://schemas.microsoft.com/office/word/2016/wordml/cid" xmlns:w16="http://schemas.microsoft.com/office/word/2018/wordml" xmlns:w16du="http://schemas.microsoft.com/office/word/2023/wordml/word16du" xmlns:w16sdtdh="http://schemas.microsoft.com/office/word/2020/wordml/sdtdatahash" xmlns:w16sdtfl="http://schemas.microsoft.com/office/word/2024/wordml/sdtformatlock" xmlns:w16se="http://schemas.microsoft.com/office/word/2015/wordml/symex" xmlns:wpg="http://schemas.microsoft.com/office/word/2010/wordprocessingGroup" xmlns:wpi="http://schemas.microsoft.com/office/word/2010/wordprocessingInk" xmlns:wne="http://schemas.microsoft.com/office/word/2006/wordml" xmlns:wps="http://schemas.microsoft.com/office/word/2010/wordprocessingShape" mc:Ignorable="w14 w15 w16se w16cid w16 w16cex w16sdtdh w16sdtfl w16du wp14">
+  <w:abstractNum w:abstractNumId="0" w15:restartNumberingAfterBreak="0">
     <w:nsid w:val="0000A990"/>
     <w:multiLevelType w:val="multilevel"/>
+    <w:tmpl w:val="80966B96"/>
     <w:lvl w:ilvl="0">
       <w:numFmt w:val="bullet"/>
       <w:lvlText w:val=" "/>
@@ -2885,21 +3387,21 @@
       </w:pPr>
     </w:lvl>
   </w:abstractNum>
-  <w:num w:numId="1000">
-    <w:abstractNumId w:val="990"/>
+  <w:num w:numId="1" w16cid:durableId="694380648">
+    <w:abstractNumId w:val="0"/>
   </w:num>
 </w:numbering>
 </file>
 
 <file path=word/styles.xml><?xml version="1.0" encoding="utf-8"?>
-<w:styles xmlns:r="http://schemas.openxmlformats.org/officeDocument/2006/relationships" xmlns:w="http://schemas.openxmlformats.org/wordprocessingml/2006/main">
+<w:styles xmlns:mc="http://schemas.openxmlformats.org/markup-compatibility/2006" xmlns:r="http://schemas.openxmlformats.org/officeDocument/2006/relationships" xmlns:w="http://schemas.openxmlformats.org/wordprocessingml/2006/main" xmlns:w14="http://schemas.microsoft.com/office/word/2010/wordml" xmlns:w15="http://schemas.microsoft.com/office/word/2012/wordml" xmlns:w16cex="http://schemas.microsoft.com/office/word/2018/wordml/cex" xmlns:w16cid="http://schemas.microsoft.com/office/word/2016/wordml/cid" xmlns:w16="http://schemas.microsoft.com/office/word/2018/wordml" xmlns:w16du="http://schemas.microsoft.com/office/word/2023/wordml/word16du" xmlns:w16sdtdh="http://schemas.microsoft.com/office/word/2020/wordml/sdtdatahash" xmlns:w16sdtfl="http://schemas.microsoft.com/office/word/2024/wordml/sdtformatlock" xmlns:w16se="http://schemas.microsoft.com/office/word/2015/wordml/symex" mc:Ignorable="w14 w15 w16se w16cid w16 w16cex w16sdtdh w16sdtfl w16du">
   <w:docDefaults>
     <w:rPrDefault>
       <w:rPr>
-        <w:rFonts w:asciiTheme="minorHAnsi" w:cstheme="minorBidi" w:eastAsiaTheme="minorEastAsia" w:hAnsiTheme="minorHAnsi"/>
+        <w:rFonts w:asciiTheme="minorHAnsi" w:eastAsiaTheme="minorEastAsia" w:hAnsiTheme="minorHAnsi" w:cstheme="minorBidi"/>
         <w:sz w:val="24"/>
         <w:szCs w:val="24"/>
-        <w:lang w:bidi="ar-SA" w:eastAsia="zh-CN" w:val="en-US"/>
+        <w:lang w:val="en-US" w:eastAsia="zh-CN" w:bidi="ar-SA"/>
       </w:rPr>
     </w:rPrDefault>
     <w:pPrDefault>
@@ -2908,168 +3410,255 @@
       </w:pPr>
     </w:pPrDefault>
   </w:docDefaults>
-  <w:latentStyles w:count="276" w:defLockedState="0" w:defQFormat="0" w:defSemiHidden="0" w:defUIPriority="0" w:defUnhideWhenUsed="0"/>
-  <w:style w:default="1" w:styleId="Normal" w:type="paragraph">
+  <w:latentStyles w:defLockedState="0" w:defUIPriority="0" w:defSemiHidden="0" w:defUnhideWhenUsed="0" w:defQFormat="0" w:count="376">
+    <w:lsdException w:name="Normal Table" w:semiHidden="1" w:unhideWhenUsed="1"/>
+    <w:lsdException w:name="Table Simple 1" w:semiHidden="1" w:unhideWhenUsed="1"/>
+    <w:lsdException w:name="Table Simple 2" w:semiHidden="1" w:unhideWhenUsed="1"/>
+    <w:lsdException w:name="Table Simple 3" w:semiHidden="1" w:unhideWhenUsed="1"/>
+    <w:lsdException w:name="Table Classic 1" w:semiHidden="1" w:unhideWhenUsed="1"/>
+    <w:lsdException w:name="Table Classic 2" w:semiHidden="1" w:unhideWhenUsed="1"/>
+    <w:lsdException w:name="Table Classic 3" w:semiHidden="1" w:unhideWhenUsed="1"/>
+    <w:lsdException w:name="Table Classic 4" w:semiHidden="1" w:unhideWhenUsed="1"/>
+    <w:lsdException w:name="Table Colorful 1" w:semiHidden="1" w:unhideWhenUsed="1"/>
+    <w:lsdException w:name="Table Colorful 2" w:semiHidden="1" w:unhideWhenUsed="1"/>
+    <w:lsdException w:name="Table Colorful 3" w:semiHidden="1" w:unhideWhenUsed="1"/>
+    <w:lsdException w:name="Table Columns 1" w:semiHidden="1" w:unhideWhenUsed="1"/>
+    <w:lsdException w:name="Table Columns 2" w:semiHidden="1" w:unhideWhenUsed="1"/>
+    <w:lsdException w:name="Table Columns 3" w:semiHidden="1" w:unhideWhenUsed="1"/>
+    <w:lsdException w:name="Table Columns 4" w:semiHidden="1" w:unhideWhenUsed="1"/>
+    <w:lsdException w:name="Table Columns 5" w:semiHidden="1" w:unhideWhenUsed="1"/>
+    <w:lsdException w:name="Table Grid 1" w:semiHidden="1" w:unhideWhenUsed="1"/>
+    <w:lsdException w:name="Table Grid 2" w:semiHidden="1" w:unhideWhenUsed="1"/>
+    <w:lsdException w:name="Table Grid 3" w:semiHidden="1" w:unhideWhenUsed="1"/>
+    <w:lsdException w:name="Table Grid 4" w:semiHidden="1" w:unhideWhenUsed="1"/>
+    <w:lsdException w:name="Table Grid 5" w:semiHidden="1" w:unhideWhenUsed="1"/>
+    <w:lsdException w:name="Table Grid 6" w:semiHidden="1" w:unhideWhenUsed="1"/>
+    <w:lsdException w:name="Table Grid 7" w:semiHidden="1" w:unhideWhenUsed="1"/>
+    <w:lsdException w:name="Table Grid 8" w:semiHidden="1" w:unhideWhenUsed="1"/>
+    <w:lsdException w:name="Table List 1" w:semiHidden="1" w:unhideWhenUsed="1"/>
+    <w:lsdException w:name="Table List 2" w:semiHidden="1" w:unhideWhenUsed="1"/>
+    <w:lsdException w:name="Table List 3" w:semiHidden="1" w:unhideWhenUsed="1"/>
+    <w:lsdException w:name="Table List 4" w:semiHidden="1" w:unhideWhenUsed="1"/>
+    <w:lsdException w:name="Table List 5" w:semiHidden="1" w:unhideWhenUsed="1"/>
+    <w:lsdException w:name="Table List 6" w:semiHidden="1" w:unhideWhenUsed="1"/>
+    <w:lsdException w:name="Table List 7" w:semiHidden="1" w:unhideWhenUsed="1"/>
+    <w:lsdException w:name="Table List 8" w:semiHidden="1" w:unhideWhenUsed="1"/>
+    <w:lsdException w:name="Table 3D effects 1" w:semiHidden="1" w:unhideWhenUsed="1"/>
+    <w:lsdException w:name="Table 3D effects 2" w:semiHidden="1" w:unhideWhenUsed="1"/>
+    <w:lsdException w:name="Table 3D effects 3" w:semiHidden="1" w:unhideWhenUsed="1"/>
+    <w:lsdException w:name="Table Contemporary" w:semiHidden="1" w:unhideWhenUsed="1"/>
+    <w:lsdException w:name="Table Elegant" w:semiHidden="1" w:unhideWhenUsed="1"/>
+    <w:lsdException w:name="Table Professional" w:semiHidden="1" w:unhideWhenUsed="1"/>
+    <w:lsdException w:name="Table Subtle 1" w:semiHidden="1" w:unhideWhenUsed="1"/>
+    <w:lsdException w:name="Table Subtle 2" w:semiHidden="1" w:unhideWhenUsed="1"/>
+    <w:lsdException w:name="Table Web 1" w:semiHidden="1" w:unhideWhenUsed="1"/>
+    <w:lsdException w:name="Table Web 2" w:semiHidden="1" w:unhideWhenUsed="1"/>
+    <w:lsdException w:name="Table Web 3" w:semiHidden="1" w:unhideWhenUsed="1"/>
+    <w:lsdException w:name="Table Theme" w:semiHidden="1" w:unhideWhenUsed="1"/>
+    <w:lsdException w:name="Light Shading"/>
+    <w:lsdException w:name="Light List"/>
+    <w:lsdException w:name="Light Grid"/>
+    <w:lsdException w:name="Medium Shading 1"/>
+    <w:lsdException w:name="Medium Shading 2"/>
+    <w:lsdException w:name="Medium List 1"/>
+    <w:lsdException w:name="Medium List 2"/>
+    <w:lsdException w:name="Medium Grid 1"/>
+    <w:lsdException w:name="Medium Grid 2"/>
+    <w:lsdException w:name="Medium Grid 3"/>
+    <w:lsdException w:name="Dark List"/>
+    <w:lsdException w:name="Colorful Shading"/>
+    <w:lsdException w:name="Colorful List"/>
+    <w:lsdException w:name="Colorful Grid"/>
+    <w:lsdException w:name="Light Shading Accent 1"/>
+    <w:lsdException w:name="Light List Accent 1"/>
+    <w:lsdException w:name="Light Grid Accent 1"/>
+    <w:lsdException w:name="Medium Shading 1 Accent 1"/>
+    <w:lsdException w:name="Medium Shading 2 Accent 1"/>
+    <w:lsdException w:name="Medium List 1 Accent 1"/>
+    <w:lsdException w:name="Medium List 2 Accent 1"/>
+    <w:lsdException w:name="Medium Grid 1 Accent 1"/>
+    <w:lsdException w:name="Medium Grid 2 Accent 1"/>
+    <w:lsdException w:name="Medium Grid 3 Accent 1"/>
+    <w:lsdException w:name="Dark List Accent 1"/>
+    <w:lsdException w:name="Colorful Shading Accent 1"/>
+    <w:lsdException w:name="Colorful List Accent 1"/>
+    <w:lsdException w:name="Colorful Grid Accent 1"/>
+    <w:lsdException w:name="Light Shading Accent 2"/>
+    <w:lsdException w:name="Light List Accent 2"/>
+    <w:lsdException w:name="Light Grid Accent 2"/>
+    <w:lsdException w:name="Medium Shading 1 Accent 2"/>
+    <w:lsdException w:name="Medium Shading 2 Accent 2"/>
+    <w:lsdException w:name="Medium List 1 Accent 2"/>
+    <w:lsdException w:name="Medium List 2 Accent 2"/>
+    <w:lsdException w:name="Medium Grid 1 Accent 2"/>
+    <w:lsdException w:name="Medium Grid 2 Accent 2"/>
+    <w:lsdException w:name="Medium Grid 3 Accent 2"/>
+    <w:lsdException w:name="Dark List Accent 2"/>
+    <w:lsdException w:name="Colorful Shading Accent 2"/>
+    <w:lsdException w:name="Colorful List Accent 2"/>
+    <w:lsdException w:name="Colorful Grid Accent 2"/>
+    <w:lsdException w:name="Light Shading Accent 3"/>
+    <w:lsdException w:name="Light List Accent 3"/>
+    <w:lsdException w:name="Light Grid Accent 3"/>
+    <w:lsdException w:name="Medium Shading 1 Accent 3"/>
+    <w:lsdException w:name="Medium Shading 2 Accent 3"/>
+    <w:lsdException w:name="Medium List 1 Accent 3"/>
+    <w:lsdException w:name="Medium List 2 Accent 3"/>
+    <w:lsdException w:name="Medium Grid 1 Accent 3"/>
+    <w:lsdException w:name="Medium Grid 2 Accent 3"/>
+    <w:lsdException w:name="Medium Grid 3 Accent 3"/>
+    <w:lsdException w:name="Dark List Accent 3"/>
+    <w:lsdException w:name="Colorful Shading Accent 3"/>
+    <w:lsdException w:name="Colorful List Accent 3"/>
+    <w:lsdException w:name="Colorful Grid Accent 3"/>
+    <w:lsdException w:name="Light Shading Accent 4"/>
+    <w:lsdException w:name="Light List Accent 4"/>
+    <w:lsdException w:name="Light Grid Accent 4"/>
+    <w:lsdException w:name="Medium Shading 1 Accent 4"/>
+    <w:lsdException w:name="Medium Shading 2 Accent 4"/>
+    <w:lsdException w:name="Medium List 1 Accent 4"/>
+    <w:lsdException w:name="Medium List 2 Accent 4"/>
+    <w:lsdException w:name="Medium Grid 1 Accent 4"/>
+    <w:lsdException w:name="Medium Grid 2 Accent 4"/>
+    <w:lsdException w:name="Medium Grid 3 Accent 4"/>
+    <w:lsdException w:name="Dark List Accent 4"/>
+    <w:lsdException w:name="Colorful Shading Accent 4"/>
+    <w:lsdException w:name="Colorful List Accent 4"/>
+    <w:lsdException w:name="Colorful Grid Accent 4"/>
+    <w:lsdException w:name="Light Shading Accent 5"/>
+    <w:lsdException w:name="Light List Accent 5"/>
+    <w:lsdException w:name="Light Grid Accent 5"/>
+    <w:lsdException w:name="Medium Shading 1 Accent 5"/>
+    <w:lsdException w:name="Medium Shading 2 Accent 5"/>
+    <w:lsdException w:name="Medium List 1 Accent 5"/>
+    <w:lsdException w:name="Medium List 2 Accent 5"/>
+    <w:lsdException w:name="Medium Grid 1 Accent 5"/>
+    <w:lsdException w:name="Medium Grid 2 Accent 5"/>
+    <w:lsdException w:name="Medium Grid 3 Accent 5"/>
+    <w:lsdException w:name="Dark List Accent 5"/>
+    <w:lsdException w:name="Colorful Shading Accent 5"/>
+    <w:lsdException w:name="Colorful List Accent 5"/>
+    <w:lsdException w:name="Colorful Grid Accent 5"/>
+    <w:lsdException w:name="Light Shading Accent 6"/>
+    <w:lsdException w:name="Light List Accent 6"/>
+    <w:lsdException w:name="Light Grid Accent 6"/>
+    <w:lsdException w:name="Medium Shading 1 Accent 6"/>
+    <w:lsdException w:name="Medium Shading 2 Accent 6"/>
+    <w:lsdException w:name="Medium List 1 Accent 6"/>
+    <w:lsdException w:name="Medium List 2 Accent 6"/>
+    <w:lsdException w:name="Medium Grid 1 Accent 6"/>
+    <w:lsdException w:name="Medium Grid 2 Accent 6"/>
+    <w:lsdException w:name="Medium Grid 3 Accent 6"/>
+    <w:lsdException w:name="Dark List Accent 6"/>
+    <w:lsdException w:name="Colorful Shading Accent 6"/>
+    <w:lsdException w:name="Colorful List Accent 6"/>
+    <w:lsdException w:name="Colorful Grid Accent 6"/>
+    <w:lsdException w:name="Grid Table 4" w:uiPriority="49"/>
+    <w:lsdException w:name="Grid Table 5 Dark" w:uiPriority="50"/>
+    <w:lsdException w:name="Grid Table 6 Colorful" w:uiPriority="51"/>
+    <w:lsdException w:name="Grid Table 7 Colorful" w:uiPriority="52"/>
+    <w:lsdException w:name="Grid Table 1 Light Accent 1" w:uiPriority="46"/>
+    <w:lsdException w:name="Grid Table 2 Accent 1" w:uiPriority="47"/>
+    <w:lsdException w:name="Grid Table 3 Accent 1" w:uiPriority="48"/>
+    <w:lsdException w:name="Grid Table 4 Accent 1" w:uiPriority="49"/>
+    <w:lsdException w:name="Grid Table 5 Dark Accent 1" w:uiPriority="50"/>
+    <w:lsdException w:name="Grid Table 6 Colorful Accent 1" w:uiPriority="51"/>
+    <w:lsdException w:name="Grid Table 7 Colorful Accent 1" w:uiPriority="52"/>
+    <w:lsdException w:name="Grid Table 1 Light Accent 2" w:uiPriority="46"/>
+    <w:lsdException w:name="Grid Table 2 Accent 2" w:uiPriority="47"/>
+    <w:lsdException w:name="Grid Table 3 Accent 2" w:uiPriority="48"/>
+    <w:lsdException w:name="Grid Table 4 Accent 2" w:uiPriority="49"/>
+    <w:lsdException w:name="Grid Table 5 Dark Accent 2" w:uiPriority="50"/>
+    <w:lsdException w:name="Grid Table 6 Colorful Accent 2" w:uiPriority="51"/>
+    <w:lsdException w:name="Grid Table 7 Colorful Accent 2" w:uiPriority="52"/>
+    <w:lsdException w:name="Grid Table 1 Light Accent 3" w:uiPriority="46"/>
+    <w:lsdException w:name="Grid Table 2 Accent 3" w:uiPriority="47"/>
+    <w:lsdException w:name="Grid Table 3 Accent 3" w:uiPriority="48"/>
+    <w:lsdException w:name="Grid Table 4 Accent 3" w:uiPriority="49"/>
+    <w:lsdException w:name="Grid Table 5 Dark Accent 3" w:uiPriority="50"/>
+    <w:lsdException w:name="Grid Table 6 Colorful Accent 3" w:uiPriority="51"/>
+    <w:lsdException w:name="Grid Table 7 Colorful Accent 3" w:uiPriority="52"/>
+    <w:lsdException w:name="Grid Table 1 Light Accent 4" w:uiPriority="46"/>
+    <w:lsdException w:name="Grid Table 2 Accent 4" w:uiPriority="47"/>
+    <w:lsdException w:name="Grid Table 3 Accent 4" w:uiPriority="48"/>
+    <w:lsdException w:name="Grid Table 4 Accent 4" w:uiPriority="49"/>
+    <w:lsdException w:name="Grid Table 5 Dark Accent 4" w:uiPriority="50"/>
+    <w:lsdException w:name="Grid Table 6 Colorful Accent 4" w:uiPriority="51"/>
+    <w:lsdException w:name="Grid Table 7 Colorful Accent 4" w:uiPriority="52"/>
+    <w:lsdException w:name="Grid Table 1 Light Accent 5" w:uiPriority="46"/>
+    <w:lsdException w:name="Grid Table 2 Accent 5" w:uiPriority="47"/>
+    <w:lsdException w:name="Grid Table 3 Accent 5" w:uiPriority="48"/>
+    <w:lsdException w:name="Grid Table 4 Accent 5" w:uiPriority="49"/>
+    <w:lsdException w:name="Grid Table 5 Dark Accent 5" w:uiPriority="50"/>
+    <w:lsdException w:name="Grid Table 6 Colorful Accent 5" w:uiPriority="51"/>
+    <w:lsdException w:name="Grid Table 7 Colorful Accent 5" w:uiPriority="52"/>
+    <w:lsdException w:name="Grid Table 1 Light Accent 6" w:uiPriority="46"/>
+    <w:lsdException w:name="Grid Table 2 Accent 6" w:uiPriority="47"/>
+    <w:lsdException w:name="Grid Table 3 Accent 6" w:uiPriority="48"/>
+    <w:lsdException w:name="Grid Table 4 Accent 6" w:uiPriority="49"/>
+    <w:lsdException w:name="Grid Table 5 Dark Accent 6" w:uiPriority="50"/>
+    <w:lsdException w:name="Grid Table 6 Colorful Accent 6" w:uiPriority="51"/>
+    <w:lsdException w:name="Grid Table 7 Colorful Accent 6" w:uiPriority="52"/>
+    <w:lsdException w:name="List Table 1 Light" w:uiPriority="46"/>
+    <w:lsdException w:name="List Table 2" w:uiPriority="47"/>
+    <w:lsdException w:name="List Table 3" w:uiPriority="48"/>
+    <w:lsdException w:name="List Table 4" w:uiPriority="49"/>
+    <w:lsdException w:name="List Table 5 Dark" w:uiPriority="50"/>
+    <w:lsdException w:name="List Table 6 Colorful" w:uiPriority="51"/>
+    <w:lsdException w:name="List Table 7 Colorful" w:uiPriority="52"/>
+    <w:lsdException w:name="List Table 1 Light Accent 1" w:uiPriority="46"/>
+    <w:lsdException w:name="List Table 2 Accent 1" w:uiPriority="47"/>
+    <w:lsdException w:name="List Table 3 Accent 1" w:uiPriority="48"/>
+    <w:lsdException w:name="List Table 4 Accent 1" w:uiPriority="49"/>
+    <w:lsdException w:name="List Table 5 Dark Accent 1" w:uiPriority="50"/>
+    <w:lsdException w:name="List Table 6 Colorful Accent 1" w:uiPriority="51"/>
+    <w:lsdException w:name="List Table 7 Colorful Accent 1" w:uiPriority="52"/>
+    <w:lsdException w:name="List Table 1 Light Accent 2" w:uiPriority="46"/>
+    <w:lsdException w:name="List Table 2 Accent 2" w:uiPriority="47"/>
+    <w:lsdException w:name="List Table 3 Accent 2" w:uiPriority="48"/>
+    <w:lsdException w:name="List Table 4 Accent 2" w:uiPriority="49"/>
+    <w:lsdException w:name="List Table 5 Dark Accent 2" w:uiPriority="50"/>
+    <w:lsdException w:name="List Table 6 Colorful Accent 2" w:uiPriority="51"/>
+    <w:lsdException w:name="List Table 7 Colorful Accent 2" w:uiPriority="52"/>
+    <w:lsdException w:name="List Table 1 Light Accent 3" w:uiPriority="46"/>
+    <w:lsdException w:name="List Table 2 Accent 3" w:uiPriority="47"/>
+    <w:lsdException w:name="List Table 3 Accent 3" w:uiPriority="48"/>
+    <w:lsdException w:name="List Table 4 Accent 3" w:uiPriority="49"/>
+    <w:lsdException w:name="List Table 5 Dark Accent 3" w:uiPriority="50"/>
+    <w:lsdException w:name="List Table 6 Colorful Accent 3" w:uiPriority="51"/>
+    <w:lsdException w:name="List Table 7 Colorful Accent 3" w:uiPriority="52"/>
+    <w:lsdException w:name="List Table 1 Light Accent 4" w:uiPriority="46"/>
+    <w:lsdException w:name="List Table 2 Accent 4" w:uiPriority="47"/>
+    <w:lsdException w:name="List Table 3 Accent 4" w:uiPriority="48"/>
+    <w:lsdException w:name="List Table 4 Accent 4" w:uiPriority="49"/>
+    <w:lsdException w:name="List Table 5 Dark Accent 4" w:uiPriority="50"/>
+    <w:lsdException w:name="List Table 6 Colorful Accent 4" w:uiPriority="51"/>
+    <w:lsdException w:name="List Table 7 Colorful Accent 4" w:uiPriority="52"/>
+    <w:lsdException w:name="List Table 1 Light Accent 5" w:uiPriority="46"/>
+    <w:lsdException w:name="List Table 2 Accent 5" w:uiPriority="47"/>
+    <w:lsdException w:name="List Table 3 Accent 5" w:uiPriority="48"/>
+    <w:lsdException w:name="List Table 4 Accent 5" w:uiPriority="49"/>
+    <w:lsdException w:name="List Table 5 Dark Accent 5" w:uiPriority="50"/>
+    <w:lsdException w:name="List Table 6 Colorful Accent 5" w:uiPriority="51"/>
+    <w:lsdException w:name="List Table 7 Colorful Accent 5" w:uiPriority="52"/>
+    <w:lsdException w:name="List Table 1 Light Accent 6" w:uiPriority="46"/>
+    <w:lsdException w:name="List Table 2 Accent 6" w:uiPriority="47"/>
+    <w:lsdException w:name="List Table 3 Accent 6" w:uiPriority="48"/>
+    <w:lsdException w:name="List Table 4 Accent 6" w:uiPriority="49"/>
+    <w:lsdException w:name="List Table 5 Dark Accent 6" w:uiPriority="50"/>
+    <w:lsdException w:name="List Table 6 Colorful Accent 6" w:uiPriority="51"/>
+    <w:lsdException w:name="List Table 7 Colorful Accent 6" w:uiPriority="52"/>
+    <w:lsdException w:name="Mention" w:semiHidden="1" w:uiPriority="99" w:unhideWhenUsed="1"/>
+    <w:lsdException w:name="Smart Hyperlink" w:semiHidden="1" w:uiPriority="99" w:unhideWhenUsed="1"/>
+    <w:lsdException w:name="Hashtag" w:semiHidden="1" w:uiPriority="99" w:unhideWhenUsed="1"/>
+    <w:lsdException w:name="Unresolved Mention" w:semiHidden="1" w:uiPriority="99" w:unhideWhenUsed="1"/>
+    <w:lsdException w:name="Smart Link" w:semiHidden="1" w:uiPriority="99" w:unhideWhenUsed="1"/>
+  </w:latentStyles>
+  <w:style w:type="paragraph" w:default="1" w:styleId="Normal">
     <w:name w:val="Normal"/>
     <w:qFormat/>
   </w:style>
-  <w:style w:styleId="BodyText" w:type="paragraph">
-    <w:name w:val="Body Text"/>
-    <w:basedOn w:val="Normal"/>
-    <w:link w:val="BodyTextChar"/>
-    <w:qFormat/>
-    <w:pPr>
-      <w:spacing w:after="180" w:before="180"/>
-    </w:pPr>
-  </w:style>
-  <w:style w:customStyle="1" w:styleId="FirstParagraph" w:type="paragraph">
-    <w:name w:val="First Paragraph"/>
-    <w:basedOn w:val="BodyText"/>
-    <w:next w:val="BodyText"/>
-    <w:qFormat/>
-  </w:style>
-  <w:style w:customStyle="1" w:styleId="Compact" w:type="paragraph">
-    <w:name w:val="Compact"/>
-    <w:basedOn w:val="BodyText"/>
-    <w:qFormat/>
-    <w:pPr>
-      <w:spacing w:after="36" w:before="36"/>
-    </w:pPr>
-  </w:style>
-  <w:style w:styleId="Title" w:type="paragraph">
-    <w:name w:val="Title"/>
-    <w:basedOn w:val="Normal"/>
-    <w:next w:val="BodyText"/>
-    <w:link w:val="TitleChar"/>
-    <w:uiPriority w:val="10"/>
-    <w:qFormat/>
-    <w:rsid w:val="00A10FD9"/>
-    <w:pPr>
-      <w:spacing w:after="80" w:line="240" w:lineRule="auto"/>
-      <w:contextualSpacing/>
-      <w:jc w:val="center"/>
-    </w:pPr>
-    <w:rPr>
-      <w:rFonts w:asciiTheme="majorHAnsi" w:cstheme="majorBidi" w:eastAsiaTheme="majorEastAsia" w:hAnsiTheme="majorHAnsi"/>
-      <w:sz w:val="56"/>
-      <w:szCs w:val="56"/>
-    </w:rPr>
-  </w:style>
-  <w:style w:customStyle="1" w:styleId="TitleChar" w:type="character">
-    <w:name w:val="Title Char"/>
-    <w:basedOn w:val="DefaultParagraphFont"/>
-    <w:link w:val="Title"/>
-    <w:uiPriority w:val="10"/>
-    <w:rsid w:val="00A10FD9"/>
-    <w:rPr>
-      <w:rFonts w:asciiTheme="majorHAnsi" w:cstheme="majorBidi" w:eastAsiaTheme="majorEastAsia" w:hAnsiTheme="majorHAnsi"/>
-      <w:sz w:val="56"/>
-      <w:szCs w:val="56"/>
-    </w:rPr>
-  </w:style>
-  <w:style w:styleId="Subtitle" w:type="paragraph">
-    <w:name w:val="Subtitle"/>
-    <w:basedOn w:val="Title"/>
-    <w:next w:val="BodyText"/>
-    <w:link w:val="SubtitleChar"/>
-    <w:uiPriority w:val="11"/>
-    <w:qFormat/>
-    <w:rsid w:val="00A10FD9"/>
-    <w:pPr>
-      <w:numPr>
-        <w:ilvl w:val="1"/>
-      </w:numPr>
-    </w:pPr>
-    <w:rPr>
-      <w:rFonts w:cstheme="majorBidi" w:eastAsiaTheme="majorEastAsia"/>
-      <w:spacing w:val="15"/>
-      <w:sz w:val="28"/>
-      <w:szCs w:val="28"/>
-    </w:rPr>
-  </w:style>
-  <w:style w:customStyle="1" w:styleId="SubtitleChar" w:type="character">
-    <w:name w:val="Subtitle Char"/>
-    <w:basedOn w:val="DefaultParagraphFont"/>
-    <w:link w:val="Subtitle"/>
-    <w:uiPriority w:val="11"/>
-    <w:rsid w:val="00A10FD9"/>
-    <w:rPr>
-      <w:rFonts w:cstheme="majorBidi" w:eastAsiaTheme="majorEastAsia"/>
-      <w:color w:themeColor="text1" w:themeTint="A6" w:val="595959"/>
-      <w:spacing w:val="15"/>
-      <w:sz w:val="28"/>
-      <w:szCs w:val="28"/>
-    </w:rPr>
-  </w:style>
-  <w:style w:customStyle="1" w:styleId="Author" w:type="paragraph">
-    <w:name w:val="Author"/>
-    <w:basedOn w:val="Title"/>
-    <w:next w:val="BodyText"/>
-    <w:qFormat/>
-    <w:pPr>
-      <w:keepNext/>
-      <w:keepLines/>
-    </w:pPr>
-    <w:rPr>
-      <w:sz w:val="24"/>
-      <w:szCs w:val="24"/>
-    </w:rPr>
-  </w:style>
-  <w:style w:styleId="Date" w:type="paragraph">
-    <w:name w:val="Date"/>
-    <w:basedOn w:val="Title"/>
-    <w:next w:val="BodyText"/>
-    <w:qFormat/>
-    <w:pPr>
-      <w:keepNext/>
-      <w:keepLines/>
-    </w:pPr>
-    <w:rPr>
-      <w:sz w:val="24"/>
-      <w:szCs w:val="24"/>
-    </w:rPr>
-  </w:style>
-  <w:style w:customStyle="1" w:styleId="AbstractTitle" w:type="paragraph">
-    <w:name w:val="Abstract Title"/>
-    <w:basedOn w:val="Normal"/>
-    <w:next w:val="Abstract"/>
-    <w:qFormat/>
-    <w:pPr>
-      <w:keepNext/>
-      <w:keepLines/>
-      <w:spacing w:after="0" w:before="300"/>
-      <w:jc w:val="center"/>
-    </w:pPr>
-    <w:rPr>
-      <w:b/>
-      <w:sz w:val="20"/>
-      <w:szCs w:val="20"/>
-    </w:rPr>
-  </w:style>
-  <w:style w:customStyle="1" w:styleId="Abstract" w:type="paragraph">
-    <w:name w:val="Abstract"/>
-    <w:basedOn w:val="Normal"/>
-    <w:next w:val="BodyText"/>
-    <w:qFormat/>
-    <w:pPr>
-      <w:keepNext/>
-      <w:keepLines/>
-      <w:spacing w:after="300" w:before="100"/>
-    </w:pPr>
-    <w:rPr>
-      <w:sz w:val="20"/>
-      <w:szCs w:val="20"/>
-    </w:rPr>
-  </w:style>
-  <w:style w:styleId="Bibliography" w:type="paragraph">
-    <w:name w:val="Bibliography"/>
-    <w:basedOn w:val="Normal"/>
-    <w:next w:val="Bibliography"/>
-    <w:qFormat/>
-    <w:pPr/>
-    <w:rPr/>
-  </w:style>
-  <w:style w:styleId="Heading1" w:type="paragraph">
+  <w:style w:type="paragraph" w:styleId="Heading1">
     <w:name w:val="heading 1"/>
     <w:basedOn w:val="Normal"/>
     <w:next w:val="BodyText"/>
@@ -3080,17 +3669,17 @@
     <w:pPr>
       <w:keepNext/>
       <w:keepLines/>
-      <w:spacing w:after="80" w:before="360"/>
+      <w:spacing w:before="360" w:after="80"/>
       <w:outlineLvl w:val="0"/>
     </w:pPr>
     <w:rPr>
-      <w:rFonts w:asciiTheme="majorHAnsi" w:cstheme="majorBidi" w:eastAsiaTheme="majorEastAsia" w:hAnsiTheme="majorHAnsi"/>
-      <w:color w:themeColor="accent1" w:themeShade="BF" w:val="0F4761"/>
+      <w:rFonts w:asciiTheme="majorHAnsi" w:eastAsiaTheme="majorEastAsia" w:hAnsiTheme="majorHAnsi" w:cstheme="majorBidi"/>
+      <w:color w:val="0F4761" w:themeColor="accent1" w:themeShade="BF"/>
       <w:sz w:val="40"/>
       <w:szCs w:val="40"/>
     </w:rPr>
   </w:style>
-  <w:style w:styleId="Heading2" w:type="paragraph">
+  <w:style w:type="paragraph" w:styleId="Heading2">
     <w:name w:val="heading 2"/>
     <w:basedOn w:val="Normal"/>
     <w:next w:val="BodyText"/>
@@ -3103,17 +3692,17 @@
     <w:pPr>
       <w:keepNext/>
       <w:keepLines/>
-      <w:spacing w:after="80" w:before="160"/>
+      <w:spacing w:before="160" w:after="80"/>
       <w:outlineLvl w:val="1"/>
     </w:pPr>
     <w:rPr>
-      <w:rFonts w:asciiTheme="majorHAnsi" w:cstheme="majorBidi" w:eastAsiaTheme="majorEastAsia" w:hAnsiTheme="majorHAnsi"/>
-      <w:color w:themeColor="accent1" w:themeShade="BF" w:val="0F4761"/>
+      <w:rFonts w:asciiTheme="majorHAnsi" w:eastAsiaTheme="majorEastAsia" w:hAnsiTheme="majorHAnsi" w:cstheme="majorBidi"/>
+      <w:color w:val="0F4761" w:themeColor="accent1" w:themeShade="BF"/>
       <w:sz w:val="32"/>
       <w:szCs w:val="32"/>
     </w:rPr>
   </w:style>
-  <w:style w:styleId="Heading3" w:type="paragraph">
+  <w:style w:type="paragraph" w:styleId="Heading3">
     <w:name w:val="heading 3"/>
     <w:basedOn w:val="Normal"/>
     <w:next w:val="BodyText"/>
@@ -3126,17 +3715,17 @@
     <w:pPr>
       <w:keepNext/>
       <w:keepLines/>
-      <w:spacing w:after="80" w:before="160"/>
+      <w:spacing w:before="160" w:after="80"/>
       <w:outlineLvl w:val="2"/>
     </w:pPr>
     <w:rPr>
-      <w:rFonts w:cstheme="majorBidi" w:eastAsiaTheme="majorEastAsia"/>
-      <w:color w:themeColor="accent1" w:themeShade="BF" w:val="0F4761"/>
+      <w:rFonts w:eastAsiaTheme="majorEastAsia" w:cstheme="majorBidi"/>
+      <w:color w:val="0F4761" w:themeColor="accent1" w:themeShade="BF"/>
       <w:sz w:val="28"/>
       <w:szCs w:val="28"/>
     </w:rPr>
   </w:style>
-  <w:style w:styleId="Heading4" w:type="paragraph">
+  <w:style w:type="paragraph" w:styleId="Heading4">
     <w:name w:val="heading 4"/>
     <w:basedOn w:val="Normal"/>
     <w:next w:val="BodyText"/>
@@ -3149,17 +3738,17 @@
     <w:pPr>
       <w:keepNext/>
       <w:keepLines/>
-      <w:spacing w:after="40" w:before="80"/>
+      <w:spacing w:before="80" w:after="40"/>
       <w:outlineLvl w:val="3"/>
     </w:pPr>
     <w:rPr>
-      <w:rFonts w:cstheme="majorBidi" w:eastAsiaTheme="majorEastAsia"/>
+      <w:rFonts w:eastAsiaTheme="majorEastAsia" w:cstheme="majorBidi"/>
       <w:i/>
       <w:iCs/>
-      <w:color w:themeColor="accent1" w:themeShade="BF" w:val="0F4761"/>
-    </w:rPr>
-  </w:style>
-  <w:style w:styleId="Heading5" w:type="paragraph">
+      <w:color w:val="0F4761" w:themeColor="accent1" w:themeShade="BF"/>
+    </w:rPr>
+  </w:style>
+  <w:style w:type="paragraph" w:styleId="Heading5">
     <w:name w:val="heading 5"/>
     <w:basedOn w:val="Normal"/>
     <w:next w:val="BodyText"/>
@@ -3172,15 +3761,15 @@
     <w:pPr>
       <w:keepNext/>
       <w:keepLines/>
-      <w:spacing w:after="40" w:before="80"/>
+      <w:spacing w:before="80" w:after="40"/>
       <w:outlineLvl w:val="4"/>
     </w:pPr>
     <w:rPr>
-      <w:rFonts w:cstheme="majorBidi" w:eastAsiaTheme="majorEastAsia"/>
-      <w:color w:themeColor="accent1" w:themeShade="BF" w:val="0F4761"/>
-    </w:rPr>
-  </w:style>
-  <w:style w:styleId="Heading6" w:type="paragraph">
+      <w:rFonts w:eastAsiaTheme="majorEastAsia" w:cstheme="majorBidi"/>
+      <w:color w:val="0F4761" w:themeColor="accent1" w:themeShade="BF"/>
+    </w:rPr>
+  </w:style>
+  <w:style w:type="paragraph" w:styleId="Heading6">
     <w:name w:val="heading 6"/>
     <w:basedOn w:val="Normal"/>
     <w:next w:val="BodyText"/>
@@ -3193,17 +3782,17 @@
     <w:pPr>
       <w:keepNext/>
       <w:keepLines/>
-      <w:spacing w:after="0" w:before="40"/>
+      <w:spacing w:before="40" w:after="0"/>
       <w:outlineLvl w:val="5"/>
     </w:pPr>
     <w:rPr>
-      <w:rFonts w:cstheme="majorBidi" w:eastAsiaTheme="majorEastAsia"/>
+      <w:rFonts w:eastAsiaTheme="majorEastAsia" w:cstheme="majorBidi"/>
       <w:i/>
       <w:iCs/>
-      <w:color w:themeColor="text1" w:themeTint="A6" w:val="595959"/>
-    </w:rPr>
-  </w:style>
-  <w:style w:styleId="Heading7" w:type="paragraph">
+      <w:color w:val="595959" w:themeColor="text1" w:themeTint="A6"/>
+    </w:rPr>
+  </w:style>
+  <w:style w:type="paragraph" w:styleId="Heading7">
     <w:name w:val="heading 7"/>
     <w:basedOn w:val="Normal"/>
     <w:next w:val="BodyText"/>
@@ -3216,15 +3805,15 @@
     <w:pPr>
       <w:keepNext/>
       <w:keepLines/>
-      <w:spacing w:after="0" w:before="40"/>
+      <w:spacing w:before="40" w:after="0"/>
       <w:outlineLvl w:val="6"/>
     </w:pPr>
     <w:rPr>
-      <w:rFonts w:cstheme="majorBidi" w:eastAsiaTheme="majorEastAsia"/>
-      <w:color w:themeColor="text1" w:themeTint="A6" w:val="595959"/>
-    </w:rPr>
-  </w:style>
-  <w:style w:styleId="Heading8" w:type="paragraph">
+      <w:rFonts w:eastAsiaTheme="majorEastAsia" w:cstheme="majorBidi"/>
+      <w:color w:val="595959" w:themeColor="text1" w:themeTint="A6"/>
+    </w:rPr>
+  </w:style>
+  <w:style w:type="paragraph" w:styleId="Heading8">
     <w:name w:val="heading 8"/>
     <w:basedOn w:val="Normal"/>
     <w:next w:val="BodyText"/>
@@ -3241,13 +3830,13 @@
       <w:outlineLvl w:val="7"/>
     </w:pPr>
     <w:rPr>
-      <w:rFonts w:cstheme="majorBidi" w:eastAsiaTheme="majorEastAsia"/>
+      <w:rFonts w:eastAsiaTheme="majorEastAsia" w:cstheme="majorBidi"/>
       <w:i/>
       <w:iCs/>
-      <w:color w:themeColor="text1" w:themeTint="D8" w:val="272727"/>
-    </w:rPr>
-  </w:style>
-  <w:style w:styleId="Heading9" w:type="paragraph">
+      <w:color w:val="272727" w:themeColor="text1" w:themeTint="D8"/>
+    </w:rPr>
+  </w:style>
+  <w:style w:type="paragraph" w:styleId="Heading9">
     <w:name w:val="heading 9"/>
     <w:basedOn w:val="Normal"/>
     <w:next w:val="BodyText"/>
@@ -3264,24 +3853,202 @@
       <w:outlineLvl w:val="8"/>
     </w:pPr>
     <w:rPr>
-      <w:rFonts w:cstheme="majorBidi" w:eastAsiaTheme="majorEastAsia"/>
-      <w:color w:themeColor="text1" w:themeTint="D8" w:val="272727"/>
-    </w:rPr>
-  </w:style>
-  <w:style w:customStyle="1" w:styleId="Heading1Char" w:type="character">
+      <w:rFonts w:eastAsiaTheme="majorEastAsia" w:cstheme="majorBidi"/>
+      <w:color w:val="272727" w:themeColor="text1" w:themeTint="D8"/>
+    </w:rPr>
+  </w:style>
+  <w:style w:type="character" w:default="1" w:styleId="DefaultParagraphFont">
+    <w:name w:val="Default Paragraph Font"/>
+    <w:uiPriority w:val="1"/>
+    <w:semiHidden/>
+    <w:unhideWhenUsed/>
+  </w:style>
+  <w:style w:type="table" w:default="1" w:styleId="TableNormal">
+    <w:name w:val="Normal Table"/>
+    <w:uiPriority w:val="99"/>
+    <w:semiHidden/>
+    <w:unhideWhenUsed/>
+    <w:tblPr>
+      <w:tblInd w:w="0" w:type="dxa"/>
+      <w:tblCellMar>
+        <w:top w:w="0" w:type="dxa"/>
+        <w:left w:w="108" w:type="dxa"/>
+        <w:bottom w:w="0" w:type="dxa"/>
+        <w:right w:w="108" w:type="dxa"/>
+      </w:tblCellMar>
+    </w:tblPr>
+  </w:style>
+  <w:style w:type="numbering" w:default="1" w:styleId="NoList">
+    <w:name w:val="No List"/>
+    <w:uiPriority w:val="99"/>
+    <w:semiHidden/>
+    <w:unhideWhenUsed/>
+  </w:style>
+  <w:style w:type="paragraph" w:styleId="BodyText">
+    <w:name w:val="Body Text"/>
+    <w:basedOn w:val="Normal"/>
+    <w:qFormat/>
+    <w:pPr>
+      <w:spacing w:before="180" w:after="180"/>
+    </w:pPr>
+  </w:style>
+  <w:style w:type="paragraph" w:customStyle="1" w:styleId="FirstParagraph">
+    <w:name w:val="First Paragraph"/>
+    <w:basedOn w:val="BodyText"/>
+    <w:next w:val="BodyText"/>
+    <w:qFormat/>
+  </w:style>
+  <w:style w:type="paragraph" w:customStyle="1" w:styleId="Compact">
+    <w:name w:val="Compact"/>
+    <w:basedOn w:val="BodyText"/>
+    <w:qFormat/>
+    <w:pPr>
+      <w:spacing w:before="36" w:after="36"/>
+    </w:pPr>
+  </w:style>
+  <w:style w:type="paragraph" w:styleId="Title">
+    <w:name w:val="Title"/>
+    <w:basedOn w:val="Normal"/>
+    <w:next w:val="BodyText"/>
+    <w:link w:val="TitleChar"/>
+    <w:uiPriority w:val="10"/>
+    <w:qFormat/>
+    <w:rsid w:val="00A10FD9"/>
+    <w:pPr>
+      <w:spacing w:after="80"/>
+      <w:contextualSpacing/>
+      <w:jc w:val="center"/>
+    </w:pPr>
+    <w:rPr>
+      <w:rFonts w:asciiTheme="majorHAnsi" w:eastAsiaTheme="majorEastAsia" w:hAnsiTheme="majorHAnsi" w:cstheme="majorBidi"/>
+      <w:sz w:val="56"/>
+      <w:szCs w:val="56"/>
+    </w:rPr>
+  </w:style>
+  <w:style w:type="character" w:customStyle="1" w:styleId="TitleChar">
+    <w:name w:val="Title Char"/>
+    <w:basedOn w:val="DefaultParagraphFont"/>
+    <w:link w:val="Title"/>
+    <w:uiPriority w:val="10"/>
+    <w:rsid w:val="00A10FD9"/>
+    <w:rPr>
+      <w:rFonts w:asciiTheme="majorHAnsi" w:eastAsiaTheme="majorEastAsia" w:hAnsiTheme="majorHAnsi" w:cstheme="majorBidi"/>
+      <w:sz w:val="56"/>
+      <w:szCs w:val="56"/>
+    </w:rPr>
+  </w:style>
+  <w:style w:type="paragraph" w:styleId="Subtitle">
+    <w:name w:val="Subtitle"/>
+    <w:basedOn w:val="Title"/>
+    <w:next w:val="BodyText"/>
+    <w:link w:val="SubtitleChar"/>
+    <w:uiPriority w:val="11"/>
+    <w:qFormat/>
+    <w:rsid w:val="00A10FD9"/>
+    <w:pPr>
+      <w:numPr>
+        <w:ilvl w:val="1"/>
+      </w:numPr>
+    </w:pPr>
+    <w:rPr>
+      <w:spacing w:val="15"/>
+      <w:sz w:val="28"/>
+      <w:szCs w:val="28"/>
+    </w:rPr>
+  </w:style>
+  <w:style w:type="character" w:customStyle="1" w:styleId="SubtitleChar">
+    <w:name w:val="Subtitle Char"/>
+    <w:basedOn w:val="DefaultParagraphFont"/>
+    <w:link w:val="Subtitle"/>
+    <w:uiPriority w:val="11"/>
+    <w:rsid w:val="00A10FD9"/>
+    <w:rPr>
+      <w:rFonts w:eastAsiaTheme="majorEastAsia" w:cstheme="majorBidi"/>
+      <w:color w:val="595959" w:themeColor="text1" w:themeTint="A6"/>
+      <w:spacing w:val="15"/>
+      <w:sz w:val="28"/>
+      <w:szCs w:val="28"/>
+    </w:rPr>
+  </w:style>
+  <w:style w:type="paragraph" w:customStyle="1" w:styleId="Author">
+    <w:name w:val="Author"/>
+    <w:basedOn w:val="Title"/>
+    <w:next w:val="BodyText"/>
+    <w:qFormat/>
+    <w:pPr>
+      <w:keepNext/>
+      <w:keepLines/>
+    </w:pPr>
+    <w:rPr>
+      <w:sz w:val="24"/>
+      <w:szCs w:val="24"/>
+    </w:rPr>
+  </w:style>
+  <w:style w:type="paragraph" w:styleId="Date">
+    <w:name w:val="Date"/>
+    <w:basedOn w:val="Title"/>
+    <w:next w:val="BodyText"/>
+    <w:qFormat/>
+    <w:pPr>
+      <w:keepNext/>
+      <w:keepLines/>
+    </w:pPr>
+    <w:rPr>
+      <w:sz w:val="24"/>
+      <w:szCs w:val="24"/>
+    </w:rPr>
+  </w:style>
+  <w:style w:type="paragraph" w:customStyle="1" w:styleId="AbstractTitle">
+    <w:name w:val="Abstract Title"/>
+    <w:basedOn w:val="Normal"/>
+    <w:next w:val="Abstract"/>
+    <w:qFormat/>
+    <w:pPr>
+      <w:keepNext/>
+      <w:keepLines/>
+      <w:spacing w:before="300" w:after="0"/>
+      <w:jc w:val="center"/>
+    </w:pPr>
+    <w:rPr>
+      <w:b/>
+      <w:sz w:val="20"/>
+      <w:szCs w:val="20"/>
+    </w:rPr>
+  </w:style>
+  <w:style w:type="paragraph" w:customStyle="1" w:styleId="Abstract">
+    <w:name w:val="Abstract"/>
+    <w:basedOn w:val="Normal"/>
+    <w:next w:val="BodyText"/>
+    <w:qFormat/>
+    <w:pPr>
+      <w:keepNext/>
+      <w:keepLines/>
+      <w:spacing w:before="100" w:after="300"/>
+    </w:pPr>
+    <w:rPr>
+      <w:sz w:val="20"/>
+      <w:szCs w:val="20"/>
+    </w:rPr>
+  </w:style>
+  <w:style w:type="paragraph" w:styleId="Bibliography">
+    <w:name w:val="Bibliography"/>
+    <w:basedOn w:val="Normal"/>
+    <w:qFormat/>
+  </w:style>
+  <w:style w:type="character" w:customStyle="1" w:styleId="Heading1Char">
     <w:name w:val="Heading 1 Char"/>
     <w:basedOn w:val="DefaultParagraphFont"/>
     <w:link w:val="Heading1"/>
     <w:uiPriority w:val="9"/>
     <w:rsid w:val="00A10FD9"/>
     <w:rPr>
-      <w:rFonts w:asciiTheme="majorHAnsi" w:cstheme="majorBidi" w:eastAsiaTheme="majorEastAsia" w:hAnsiTheme="majorHAnsi"/>
-      <w:color w:themeColor="accent1" w:themeShade="BF" w:val="0F4761"/>
+      <w:rFonts w:asciiTheme="majorHAnsi" w:eastAsiaTheme="majorEastAsia" w:hAnsiTheme="majorHAnsi" w:cstheme="majorBidi"/>
+      <w:color w:val="0F4761" w:themeColor="accent1" w:themeShade="BF"/>
       <w:sz w:val="40"/>
       <w:szCs w:val="40"/>
     </w:rPr>
   </w:style>
-  <w:style w:customStyle="1" w:styleId="Heading2Char" w:type="character">
+  <w:style w:type="character" w:customStyle="1" w:styleId="Heading2Char">
     <w:name w:val="Heading 2 Char"/>
     <w:basedOn w:val="DefaultParagraphFont"/>
     <w:link w:val="Heading2"/>
@@ -3289,13 +4056,13 @@
     <w:semiHidden/>
     <w:rsid w:val="00A10FD9"/>
     <w:rPr>
-      <w:rFonts w:asciiTheme="majorHAnsi" w:cstheme="majorBidi" w:eastAsiaTheme="majorEastAsia" w:hAnsiTheme="majorHAnsi"/>
-      <w:color w:themeColor="accent1" w:themeShade="BF" w:val="0F4761"/>
+      <w:rFonts w:asciiTheme="majorHAnsi" w:eastAsiaTheme="majorEastAsia" w:hAnsiTheme="majorHAnsi" w:cstheme="majorBidi"/>
+      <w:color w:val="0F4761" w:themeColor="accent1" w:themeShade="BF"/>
       <w:sz w:val="32"/>
       <w:szCs w:val="32"/>
     </w:rPr>
   </w:style>
-  <w:style w:customStyle="1" w:styleId="Heading3Char" w:type="character">
+  <w:style w:type="character" w:customStyle="1" w:styleId="Heading3Char">
     <w:name w:val="Heading 3 Char"/>
     <w:basedOn w:val="DefaultParagraphFont"/>
     <w:link w:val="Heading3"/>
@@ -3303,13 +4070,13 @@
     <w:semiHidden/>
     <w:rsid w:val="00A10FD9"/>
     <w:rPr>
-      <w:rFonts w:cstheme="majorBidi" w:eastAsiaTheme="majorEastAsia"/>
-      <w:color w:themeColor="accent1" w:themeShade="BF" w:val="0F4761"/>
+      <w:rFonts w:eastAsiaTheme="majorEastAsia" w:cstheme="majorBidi"/>
+      <w:color w:val="0F4761" w:themeColor="accent1" w:themeShade="BF"/>
       <w:sz w:val="28"/>
       <w:szCs w:val="28"/>
     </w:rPr>
   </w:style>
-  <w:style w:customStyle="1" w:styleId="Heading4Char" w:type="character">
+  <w:style w:type="character" w:customStyle="1" w:styleId="Heading4Char">
     <w:name w:val="Heading 4 Char"/>
     <w:basedOn w:val="DefaultParagraphFont"/>
     <w:link w:val="Heading4"/>
@@ -3317,13 +4084,13 @@
     <w:semiHidden/>
     <w:rsid w:val="00A10FD9"/>
     <w:rPr>
-      <w:rFonts w:cstheme="majorBidi" w:eastAsiaTheme="majorEastAsia"/>
+      <w:rFonts w:eastAsiaTheme="majorEastAsia" w:cstheme="majorBidi"/>
       <w:i/>
       <w:iCs/>
-      <w:color w:themeColor="accent1" w:themeShade="BF" w:val="0F4761"/>
-    </w:rPr>
-  </w:style>
-  <w:style w:customStyle="1" w:styleId="Heading5Char" w:type="character">
+      <w:color w:val="0F4761" w:themeColor="accent1" w:themeShade="BF"/>
+    </w:rPr>
+  </w:style>
+  <w:style w:type="character" w:customStyle="1" w:styleId="Heading5Char">
     <w:name w:val="Heading 5 Char"/>
     <w:basedOn w:val="DefaultParagraphFont"/>
     <w:link w:val="Heading5"/>
@@ -3331,11 +4098,11 @@
     <w:semiHidden/>
     <w:rsid w:val="00A10FD9"/>
     <w:rPr>
-      <w:rFonts w:cstheme="majorBidi" w:eastAsiaTheme="majorEastAsia"/>
-      <w:color w:themeColor="accent1" w:themeShade="BF" w:val="0F4761"/>
-    </w:rPr>
-  </w:style>
-  <w:style w:customStyle="1" w:styleId="Heading6Char" w:type="character">
+      <w:rFonts w:eastAsiaTheme="majorEastAsia" w:cstheme="majorBidi"/>
+      <w:color w:val="0F4761" w:themeColor="accent1" w:themeShade="BF"/>
+    </w:rPr>
+  </w:style>
+  <w:style w:type="character" w:customStyle="1" w:styleId="Heading6Char">
     <w:name w:val="Heading 6 Char"/>
     <w:basedOn w:val="DefaultParagraphFont"/>
     <w:link w:val="Heading6"/>
@@ -3343,13 +4110,13 @@
     <w:semiHidden/>
     <w:rsid w:val="00A10FD9"/>
     <w:rPr>
-      <w:rFonts w:cstheme="majorBidi" w:eastAsiaTheme="majorEastAsia"/>
+      <w:rFonts w:eastAsiaTheme="majorEastAsia" w:cstheme="majorBidi"/>
       <w:i/>
       <w:iCs/>
-      <w:color w:themeColor="text1" w:themeTint="A6" w:val="595959"/>
-    </w:rPr>
-  </w:style>
-  <w:style w:customStyle="1" w:styleId="Heading7Char" w:type="character">
+      <w:color w:val="595959" w:themeColor="text1" w:themeTint="A6"/>
+    </w:rPr>
+  </w:style>
+  <w:style w:type="character" w:customStyle="1" w:styleId="Heading7Char">
     <w:name w:val="Heading 7 Char"/>
     <w:basedOn w:val="DefaultParagraphFont"/>
     <w:link w:val="Heading7"/>
@@ -3357,11 +4124,11 @@
     <w:semiHidden/>
     <w:rsid w:val="00A10FD9"/>
     <w:rPr>
-      <w:rFonts w:cstheme="majorBidi" w:eastAsiaTheme="majorEastAsia"/>
-      <w:color w:themeColor="text1" w:themeTint="A6" w:val="595959"/>
-    </w:rPr>
-  </w:style>
-  <w:style w:customStyle="1" w:styleId="Heading8Char" w:type="character">
+      <w:rFonts w:eastAsiaTheme="majorEastAsia" w:cstheme="majorBidi"/>
+      <w:color w:val="595959" w:themeColor="text1" w:themeTint="A6"/>
+    </w:rPr>
+  </w:style>
+  <w:style w:type="character" w:customStyle="1" w:styleId="Heading8Char">
     <w:name w:val="Heading 8 Char"/>
     <w:basedOn w:val="DefaultParagraphFont"/>
     <w:link w:val="Heading8"/>
@@ -3369,13 +4136,13 @@
     <w:semiHidden/>
     <w:rsid w:val="00A10FD9"/>
     <w:rPr>
-      <w:rFonts w:cstheme="majorBidi" w:eastAsiaTheme="majorEastAsia"/>
+      <w:rFonts w:eastAsiaTheme="majorEastAsia" w:cstheme="majorBidi"/>
       <w:i/>
       <w:iCs/>
-      <w:color w:themeColor="text1" w:themeTint="D8" w:val="272727"/>
-    </w:rPr>
-  </w:style>
-  <w:style w:customStyle="1" w:styleId="Heading9Char" w:type="character">
+      <w:color w:val="272727" w:themeColor="text1" w:themeTint="D8"/>
+    </w:rPr>
+  </w:style>
+  <w:style w:type="character" w:customStyle="1" w:styleId="Heading9Char">
     <w:name w:val="Heading 9 Char"/>
     <w:basedOn w:val="DefaultParagraphFont"/>
     <w:link w:val="Heading9"/>
@@ -3383,11 +4150,11 @@
     <w:semiHidden/>
     <w:rsid w:val="00A10FD9"/>
     <w:rPr>
-      <w:rFonts w:cstheme="majorBidi" w:eastAsiaTheme="majorEastAsia"/>
-      <w:color w:themeColor="text1" w:themeTint="D8" w:val="272727"/>
-    </w:rPr>
-  </w:style>
-  <w:style w:styleId="BlockText" w:type="paragraph">
+      <w:rFonts w:eastAsiaTheme="majorEastAsia" w:cstheme="majorBidi"/>
+      <w:color w:val="272727" w:themeColor="text1" w:themeTint="D8"/>
+    </w:rPr>
+  </w:style>
+  <w:style w:type="paragraph" w:styleId="BlockText">
     <w:name w:val="Block Text"/>
     <w:basedOn w:val="BodyText"/>
     <w:next w:val="BodyText"/>
@@ -3395,19 +4162,18 @@
     <w:unhideWhenUsed/>
     <w:qFormat/>
     <w:pPr>
-      <w:spacing w:after="100" w:before="100"/>
-      <w:ind w:firstLine="0" w:left="480" w:right="480"/>
+      <w:spacing w:before="100" w:after="100"/>
+      <w:ind w:left="480" w:right="480"/>
     </w:pPr>
   </w:style>
-  <w:style w:styleId="FootnoteText" w:type="paragraph">
-    <w:name w:val="Footnote Text"/>
+  <w:style w:type="paragraph" w:styleId="FootnoteText">
+    <w:name w:val="footnote text"/>
     <w:basedOn w:val="Normal"/>
-    <w:next w:val="FootnoteText"/>
     <w:uiPriority w:val="9"/>
     <w:unhideWhenUsed/>
     <w:qFormat/>
   </w:style>
-  <w:style w:styleId="FootnoteBlockText" w:type="paragraph">
+  <w:style w:type="paragraph" w:customStyle="1" w:styleId="FootnoteBlockText">
     <w:name w:val="Footnote Block Text"/>
     <w:basedOn w:val="FootnoteText"/>
     <w:next w:val="FootnoteText"/>
@@ -3415,40 +4181,35 @@
     <w:unhideWhenUsed/>
     <w:qFormat/>
     <w:pPr>
-      <w:spacing w:after="100" w:before="100"/>
-      <w:ind w:firstLine="0" w:left="480" w:right="480"/>
+      <w:spacing w:before="100" w:after="100"/>
+      <w:ind w:left="480" w:right="480"/>
     </w:pPr>
   </w:style>
-  <w:style w:default="1" w:styleId="DefaultParagraphFont" w:type="character">
-    <w:name w:val="Default Paragraph Font"/>
-    <w:semiHidden/>
-    <w:unhideWhenUsed/>
-  </w:style>
-  <w:style w:default="1" w:styleId="Table" w:type="table">
+  <w:style w:type="table" w:customStyle="1" w:styleId="Table">
     <w:name w:val="Table"/>
-    <w:basedOn w:val="TableNormal"/>
     <w:semiHidden/>
     <w:unhideWhenUsed/>
     <w:qFormat/>
     <w:tblPr>
-      <w:tblInd w:type="dxa" w:w="0"/>
+      <w:tblInd w:w="0" w:type="dxa"/>
       <w:tblCellMar>
-        <w:top w:type="dxa" w:w="0"/>
-        <w:left w:type="dxa" w:w="108"/>
-        <w:bottom w:type="dxa" w:w="0"/>
-        <w:right w:type="dxa" w:w="108"/>
+        <w:top w:w="0" w:type="dxa"/>
+        <w:left w:w="108" w:type="dxa"/>
+        <w:bottom w:w="0" w:type="dxa"/>
+        <w:right w:w="108" w:type="dxa"/>
       </w:tblCellMar>
     </w:tblPr>
     <w:tblStylePr w:type="firstRow">
+      <w:tblPr/>
       <w:tcPr>
         <w:tcBorders>
-          <w:bottom w:val="single"/>
+          <w:bottom w:val="single" w:sz="0" w:space="0" w:color="auto"/>
         </w:tcBorders>
         <w:vAlign w:val="bottom"/>
       </w:tcPr>
     </w:tblStylePr>
   </w:style>
-  <w:style w:customStyle="1" w:styleId="DefinitionTerm" w:type="paragraph">
+  <w:style w:type="paragraph" w:customStyle="1" w:styleId="DefinitionTerm">
     <w:name w:val="Definition Term"/>
     <w:basedOn w:val="Normal"/>
     <w:next w:val="Definition"/>
@@ -3461,75 +4222,76 @@
       <w:b/>
     </w:rPr>
   </w:style>
-  <w:style w:customStyle="1" w:styleId="Definition" w:type="paragraph">
+  <w:style w:type="paragraph" w:customStyle="1" w:styleId="Definition">
     <w:name w:val="Definition"/>
     <w:basedOn w:val="Normal"/>
   </w:style>
-  <w:style w:styleId="Caption" w:type="paragraph">
-    <w:name w:val="Caption"/>
+  <w:style w:type="paragraph" w:styleId="Caption">
+    <w:name w:val="caption"/>
     <w:basedOn w:val="Normal"/>
-    <w:link w:val="BodyTextChar"/>
+    <w:link w:val="CaptionChar"/>
     <w:pPr>
-      <w:spacing w:after="120" w:before="0"/>
+      <w:spacing w:after="120"/>
     </w:pPr>
     <w:rPr>
       <w:i/>
     </w:rPr>
   </w:style>
-  <w:style w:customStyle="1" w:styleId="TableCaption" w:type="paragraph">
+  <w:style w:type="paragraph" w:customStyle="1" w:styleId="TableCaption">
     <w:name w:val="Table Caption"/>
     <w:basedOn w:val="Caption"/>
     <w:pPr>
       <w:keepNext/>
     </w:pPr>
   </w:style>
-  <w:style w:customStyle="1" w:styleId="ImageCaption" w:type="paragraph">
+  <w:style w:type="paragraph" w:customStyle="1" w:styleId="ImageCaption">
     <w:name w:val="Image Caption"/>
     <w:basedOn w:val="Caption"/>
   </w:style>
-  <w:style w:customStyle="1" w:styleId="Figure" w:type="paragraph">
+  <w:style w:type="paragraph" w:customStyle="1" w:styleId="Figure">
     <w:name w:val="Figure"/>
     <w:basedOn w:val="Normal"/>
   </w:style>
-  <w:style w:customStyle="1" w:styleId="CaptionedFigure" w:type="paragraph">
+  <w:style w:type="paragraph" w:customStyle="1" w:styleId="CaptionedFigure">
     <w:name w:val="Captioned Figure"/>
     <w:basedOn w:val="Figure"/>
     <w:pPr>
       <w:keepNext/>
     </w:pPr>
   </w:style>
-  <w:style w:customStyle="1" w:styleId="BodyTextChar" w:type="character">
-    <w:name w:val="Body Text Char"/>
+  <w:style w:type="character" w:customStyle="1" w:styleId="CaptionChar">
+    <w:name w:val="Caption Char"/>
     <w:basedOn w:val="DefaultParagraphFont"/>
-    <w:link w:val="BodyText"/>
-  </w:style>
-  <w:style w:customStyle="1" w:styleId="VerbatimChar" w:type="character">
+    <w:link w:val="Caption"/>
+  </w:style>
+  <w:style w:type="character" w:customStyle="1" w:styleId="VerbatimChar">
     <w:name w:val="Verbatim Char"/>
-    <w:basedOn w:val="BodyTextChar"/>
+    <w:basedOn w:val="CaptionChar"/>
+    <w:link w:val="SourceCode"/>
     <w:rPr>
       <w:rFonts w:ascii="Consolas" w:hAnsi="Consolas"/>
       <w:sz w:val="22"/>
     </w:rPr>
   </w:style>
-  <w:style w:customStyle="1" w:styleId="SectionNumber" w:type="character">
+  <w:style w:type="character" w:customStyle="1" w:styleId="SectionNumber">
     <w:name w:val="Section Number"/>
-    <w:basedOn w:val="BodyTextChar"/>
-  </w:style>
-  <w:style w:styleId="FootnoteReference" w:type="character">
-    <w:name w:val="Footnote Reference"/>
-    <w:basedOn w:val="BodyTextChar"/>
+    <w:basedOn w:val="CaptionChar"/>
+  </w:style>
+  <w:style w:type="character" w:styleId="FootnoteReference">
+    <w:name w:val="footnote reference"/>
+    <w:basedOn w:val="CaptionChar"/>
     <w:rPr>
       <w:vertAlign w:val="superscript"/>
     </w:rPr>
   </w:style>
-  <w:style w:styleId="Hyperlink" w:type="character">
+  <w:style w:type="character" w:styleId="Hyperlink">
     <w:name w:val="Hyperlink"/>
-    <w:basedOn w:val="BodyTextChar"/>
-    <w:rPr>
-      <w:color w:themeColor="accent1" w:val="4F81BD"/>
-    </w:rPr>
-  </w:style>
-  <w:style w:styleId="TOCHeading" w:type="paragraph">
+    <w:basedOn w:val="CaptionChar"/>
+    <w:rPr>
+      <w:color w:val="156082" w:themeColor="accent1"/>
+    </w:rPr>
+  </w:style>
+  <w:style w:type="paragraph" w:styleId="TOCHeading">
     <w:name w:val="TOC Heading"/>
     <w:basedOn w:val="Heading1"/>
     <w:next w:val="BodyText"/>
@@ -3540,281 +4302,337 @@
       <w:spacing w:before="240" w:line="259" w:lineRule="auto"/>
       <w:outlineLvl w:val="9"/>
     </w:pPr>
-    <w:rPr>
-      <w:rFonts w:asciiTheme="majorHAnsi" w:cstheme="majorBidi" w:eastAsiaTheme="majorEastAsia" w:hAnsiTheme="majorHAnsi"/>
-      <w:b w:val="0"/>
-      <w:bCs w:val="0"/>
-      <w:color w:themeColor="accent1" w:themeShade="BF" w:val="365F91"/>
-    </w:rPr>
   </w:style>
   <w:style w:type="paragraph" w:customStyle="1" w:styleId="SourceCode">
     <w:name w:val="Source Code"/>
     <w:basedOn w:val="Normal"/>
     <w:link w:val="VerbatimChar"/>
     <w:pPr>
-      <w:wordWrap w:val="off"/>
-      <w:shd w:val="clear" w:fill="f8f8f8"/>
+      <w:shd w:val="clear" w:color="auto" w:fill="F8F8F8"/>
+      <w:wordWrap w:val="0"/>
     </w:pPr>
   </w:style>
   <w:style w:type="character" w:customStyle="1" w:styleId="KeywordTok">
     <w:name w:val="KeywordTok"/>
     <w:basedOn w:val="VerbatimChar"/>
     <w:rPr>
+      <w:rFonts w:ascii="Consolas" w:hAnsi="Consolas"/>
       <w:b/>
-      <w:color w:val="204a87"/>
-      <w:shd w:val="clear" w:fill="f8f8f8"/>
+      <w:color w:val="204A87"/>
+      <w:sz w:val="22"/>
+      <w:shd w:val="clear" w:color="auto" w:fill="F8F8F8"/>
     </w:rPr>
   </w:style>
   <w:style w:type="character" w:customStyle="1" w:styleId="DataTypeTok">
     <w:name w:val="DataTypeTok"/>
     <w:basedOn w:val="VerbatimChar"/>
     <w:rPr>
-      <w:color w:val="204a87"/>
-      <w:shd w:val="clear" w:fill="f8f8f8"/>
+      <w:rFonts w:ascii="Consolas" w:hAnsi="Consolas"/>
+      <w:color w:val="204A87"/>
+      <w:sz w:val="22"/>
+      <w:shd w:val="clear" w:color="auto" w:fill="F8F8F8"/>
     </w:rPr>
   </w:style>
   <w:style w:type="character" w:customStyle="1" w:styleId="DecValTok">
     <w:name w:val="DecValTok"/>
     <w:basedOn w:val="VerbatimChar"/>
     <w:rPr>
-      <w:color w:val="0000cf"/>
-      <w:shd w:val="clear" w:fill="f8f8f8"/>
+      <w:rFonts w:ascii="Consolas" w:hAnsi="Consolas"/>
+      <w:color w:val="0000CF"/>
+      <w:sz w:val="22"/>
+      <w:shd w:val="clear" w:color="auto" w:fill="F8F8F8"/>
     </w:rPr>
   </w:style>
   <w:style w:type="character" w:customStyle="1" w:styleId="BaseNTok">
     <w:name w:val="BaseNTok"/>
     <w:basedOn w:val="VerbatimChar"/>
     <w:rPr>
-      <w:color w:val="0000cf"/>
-      <w:shd w:val="clear" w:fill="f8f8f8"/>
+      <w:rFonts w:ascii="Consolas" w:hAnsi="Consolas"/>
+      <w:color w:val="0000CF"/>
+      <w:sz w:val="22"/>
+      <w:shd w:val="clear" w:color="auto" w:fill="F8F8F8"/>
     </w:rPr>
   </w:style>
   <w:style w:type="character" w:customStyle="1" w:styleId="FloatTok">
     <w:name w:val="FloatTok"/>
     <w:basedOn w:val="VerbatimChar"/>
     <w:rPr>
-      <w:color w:val="0000cf"/>
-      <w:shd w:val="clear" w:fill="f8f8f8"/>
+      <w:rFonts w:ascii="Consolas" w:hAnsi="Consolas"/>
+      <w:color w:val="0000CF"/>
+      <w:sz w:val="22"/>
+      <w:shd w:val="clear" w:color="auto" w:fill="F8F8F8"/>
     </w:rPr>
   </w:style>
   <w:style w:type="character" w:customStyle="1" w:styleId="ConstantTok">
     <w:name w:val="ConstantTok"/>
     <w:basedOn w:val="VerbatimChar"/>
     <w:rPr>
-      <w:color w:val="8f5902"/>
-      <w:shd w:val="clear" w:fill="f8f8f8"/>
+      <w:rFonts w:ascii="Consolas" w:hAnsi="Consolas"/>
+      <w:color w:val="8F5902"/>
+      <w:sz w:val="22"/>
+      <w:shd w:val="clear" w:color="auto" w:fill="F8F8F8"/>
     </w:rPr>
   </w:style>
   <w:style w:type="character" w:customStyle="1" w:styleId="CharTok">
     <w:name w:val="CharTok"/>
     <w:basedOn w:val="VerbatimChar"/>
     <w:rPr>
-      <w:color w:val="4e9a06"/>
-      <w:shd w:val="clear" w:fill="f8f8f8"/>
+      <w:rFonts w:ascii="Consolas" w:hAnsi="Consolas"/>
+      <w:color w:val="4E9A06"/>
+      <w:sz w:val="22"/>
+      <w:shd w:val="clear" w:color="auto" w:fill="F8F8F8"/>
     </w:rPr>
   </w:style>
   <w:style w:type="character" w:customStyle="1" w:styleId="SpecialCharTok">
     <w:name w:val="SpecialCharTok"/>
     <w:basedOn w:val="VerbatimChar"/>
     <w:rPr>
+      <w:rFonts w:ascii="Consolas" w:hAnsi="Consolas"/>
       <w:b/>
-      <w:color w:val="ce5c00"/>
-      <w:shd w:val="clear" w:fill="f8f8f8"/>
+      <w:color w:val="CE5C00"/>
+      <w:sz w:val="22"/>
+      <w:shd w:val="clear" w:color="auto" w:fill="F8F8F8"/>
     </w:rPr>
   </w:style>
   <w:style w:type="character" w:customStyle="1" w:styleId="StringTok">
     <w:name w:val="StringTok"/>
     <w:basedOn w:val="VerbatimChar"/>
     <w:rPr>
-      <w:color w:val="4e9a06"/>
-      <w:shd w:val="clear" w:fill="f8f8f8"/>
+      <w:rFonts w:ascii="Consolas" w:hAnsi="Consolas"/>
+      <w:color w:val="4E9A06"/>
+      <w:sz w:val="22"/>
+      <w:shd w:val="clear" w:color="auto" w:fill="F8F8F8"/>
     </w:rPr>
   </w:style>
   <w:style w:type="character" w:customStyle="1" w:styleId="VerbatimStringTok">
     <w:name w:val="VerbatimStringTok"/>
     <w:basedOn w:val="VerbatimChar"/>
     <w:rPr>
-      <w:color w:val="4e9a06"/>
-      <w:shd w:val="clear" w:fill="f8f8f8"/>
+      <w:rFonts w:ascii="Consolas" w:hAnsi="Consolas"/>
+      <w:color w:val="4E9A06"/>
+      <w:sz w:val="22"/>
+      <w:shd w:val="clear" w:color="auto" w:fill="F8F8F8"/>
     </w:rPr>
   </w:style>
   <w:style w:type="character" w:customStyle="1" w:styleId="SpecialStringTok">
     <w:name w:val="SpecialStringTok"/>
     <w:basedOn w:val="VerbatimChar"/>
     <w:rPr>
-      <w:color w:val="4e9a06"/>
-      <w:shd w:val="clear" w:fill="f8f8f8"/>
+      <w:rFonts w:ascii="Consolas" w:hAnsi="Consolas"/>
+      <w:color w:val="4E9A06"/>
+      <w:sz w:val="22"/>
+      <w:shd w:val="clear" w:color="auto" w:fill="F8F8F8"/>
     </w:rPr>
   </w:style>
   <w:style w:type="character" w:customStyle="1" w:styleId="ImportTok">
     <w:name w:val="ImportTok"/>
     <w:basedOn w:val="VerbatimChar"/>
     <w:rPr>
-      <w:shd w:val="clear" w:fill="f8f8f8"/>
+      <w:rFonts w:ascii="Consolas" w:hAnsi="Consolas"/>
+      <w:sz w:val="22"/>
+      <w:shd w:val="clear" w:color="auto" w:fill="F8F8F8"/>
     </w:rPr>
   </w:style>
   <w:style w:type="character" w:customStyle="1" w:styleId="CommentTok">
     <w:name w:val="CommentTok"/>
     <w:basedOn w:val="VerbatimChar"/>
     <w:rPr>
+      <w:rFonts w:ascii="Consolas" w:hAnsi="Consolas"/>
       <w:i/>
-      <w:color w:val="8f5902"/>
-      <w:shd w:val="clear" w:fill="f8f8f8"/>
+      <w:color w:val="8F5902"/>
+      <w:sz w:val="22"/>
+      <w:shd w:val="clear" w:color="auto" w:fill="F8F8F8"/>
     </w:rPr>
   </w:style>
   <w:style w:type="character" w:customStyle="1" w:styleId="DocumentationTok">
     <w:name w:val="DocumentationTok"/>
     <w:basedOn w:val="VerbatimChar"/>
     <w:rPr>
+      <w:rFonts w:ascii="Consolas" w:hAnsi="Consolas"/>
       <w:b/>
       <w:i/>
-      <w:color w:val="8f5902"/>
-      <w:shd w:val="clear" w:fill="f8f8f8"/>
+      <w:color w:val="8F5902"/>
+      <w:sz w:val="22"/>
+      <w:shd w:val="clear" w:color="auto" w:fill="F8F8F8"/>
     </w:rPr>
   </w:style>
   <w:style w:type="character" w:customStyle="1" w:styleId="AnnotationTok">
     <w:name w:val="AnnotationTok"/>
     <w:basedOn w:val="VerbatimChar"/>
     <w:rPr>
+      <w:rFonts w:ascii="Consolas" w:hAnsi="Consolas"/>
       <w:b/>
       <w:i/>
-      <w:color w:val="8f5902"/>
-      <w:shd w:val="clear" w:fill="f8f8f8"/>
+      <w:color w:val="8F5902"/>
+      <w:sz w:val="22"/>
+      <w:shd w:val="clear" w:color="auto" w:fill="F8F8F8"/>
     </w:rPr>
   </w:style>
   <w:style w:type="character" w:customStyle="1" w:styleId="CommentVarTok">
     <w:name w:val="CommentVarTok"/>
     <w:basedOn w:val="VerbatimChar"/>
     <w:rPr>
+      <w:rFonts w:ascii="Consolas" w:hAnsi="Consolas"/>
       <w:b/>
       <w:i/>
-      <w:color w:val="8f5902"/>
-      <w:shd w:val="clear" w:fill="f8f8f8"/>
+      <w:color w:val="8F5902"/>
+      <w:sz w:val="22"/>
+      <w:shd w:val="clear" w:color="auto" w:fill="F8F8F8"/>
     </w:rPr>
   </w:style>
   <w:style w:type="character" w:customStyle="1" w:styleId="OtherTok">
     <w:name w:val="OtherTok"/>
     <w:basedOn w:val="VerbatimChar"/>
     <w:rPr>
-      <w:color w:val="8f5902"/>
-      <w:shd w:val="clear" w:fill="f8f8f8"/>
+      <w:rFonts w:ascii="Consolas" w:hAnsi="Consolas"/>
+      <w:color w:val="8F5902"/>
+      <w:sz w:val="22"/>
+      <w:shd w:val="clear" w:color="auto" w:fill="F8F8F8"/>
     </w:rPr>
   </w:style>
   <w:style w:type="character" w:customStyle="1" w:styleId="FunctionTok">
     <w:name w:val="FunctionTok"/>
     <w:basedOn w:val="VerbatimChar"/>
     <w:rPr>
+      <w:rFonts w:ascii="Consolas" w:hAnsi="Consolas"/>
       <w:b/>
-      <w:color w:val="204a87"/>
-      <w:shd w:val="clear" w:fill="f8f8f8"/>
+      <w:color w:val="204A87"/>
+      <w:sz w:val="22"/>
+      <w:shd w:val="clear" w:color="auto" w:fill="F8F8F8"/>
     </w:rPr>
   </w:style>
   <w:style w:type="character" w:customStyle="1" w:styleId="VariableTok">
     <w:name w:val="VariableTok"/>
     <w:basedOn w:val="VerbatimChar"/>
     <w:rPr>
+      <w:rFonts w:ascii="Consolas" w:hAnsi="Consolas"/>
       <w:color w:val="000000"/>
-      <w:shd w:val="clear" w:fill="f8f8f8"/>
+      <w:sz w:val="22"/>
+      <w:shd w:val="clear" w:color="auto" w:fill="F8F8F8"/>
     </w:rPr>
   </w:style>
   <w:style w:type="character" w:customStyle="1" w:styleId="ControlFlowTok">
     <w:name w:val="ControlFlowTok"/>
     <w:basedOn w:val="VerbatimChar"/>
     <w:rPr>
+      <w:rFonts w:ascii="Consolas" w:hAnsi="Consolas"/>
       <w:b/>
-      <w:color w:val="204a87"/>
-      <w:shd w:val="clear" w:fill="f8f8f8"/>
+      <w:color w:val="204A87"/>
+      <w:sz w:val="22"/>
+      <w:shd w:val="clear" w:color="auto" w:fill="F8F8F8"/>
     </w:rPr>
   </w:style>
   <w:style w:type="character" w:customStyle="1" w:styleId="OperatorTok">
     <w:name w:val="OperatorTok"/>
     <w:basedOn w:val="VerbatimChar"/>
     <w:rPr>
+      <w:rFonts w:ascii="Consolas" w:hAnsi="Consolas"/>
       <w:b/>
-      <w:color w:val="ce5c00"/>
-      <w:shd w:val="clear" w:fill="f8f8f8"/>
+      <w:color w:val="CE5C00"/>
+      <w:sz w:val="22"/>
+      <w:shd w:val="clear" w:color="auto" w:fill="F8F8F8"/>
     </w:rPr>
   </w:style>
   <w:style w:type="character" w:customStyle="1" w:styleId="BuiltInTok">
     <w:name w:val="BuiltInTok"/>
     <w:basedOn w:val="VerbatimChar"/>
     <w:rPr>
-      <w:shd w:val="clear" w:fill="f8f8f8"/>
+      <w:rFonts w:ascii="Consolas" w:hAnsi="Consolas"/>
+      <w:sz w:val="22"/>
+      <w:shd w:val="clear" w:color="auto" w:fill="F8F8F8"/>
     </w:rPr>
   </w:style>
   <w:style w:type="character" w:customStyle="1" w:styleId="ExtensionTok">
     <w:name w:val="ExtensionTok"/>
     <w:basedOn w:val="VerbatimChar"/>
     <w:rPr>
-      <w:shd w:val="clear" w:fill="f8f8f8"/>
+      <w:rFonts w:ascii="Consolas" w:hAnsi="Consolas"/>
+      <w:sz w:val="22"/>
+      <w:shd w:val="clear" w:color="auto" w:fill="F8F8F8"/>
     </w:rPr>
   </w:style>
   <w:style w:type="character" w:customStyle="1" w:styleId="PreprocessorTok">
     <w:name w:val="PreprocessorTok"/>
     <w:basedOn w:val="VerbatimChar"/>
     <w:rPr>
+      <w:rFonts w:ascii="Consolas" w:hAnsi="Consolas"/>
       <w:i/>
-      <w:color w:val="8f5902"/>
-      <w:shd w:val="clear" w:fill="f8f8f8"/>
+      <w:color w:val="8F5902"/>
+      <w:sz w:val="22"/>
+      <w:shd w:val="clear" w:color="auto" w:fill="F8F8F8"/>
     </w:rPr>
   </w:style>
   <w:style w:type="character" w:customStyle="1" w:styleId="AttributeTok">
     <w:name w:val="AttributeTok"/>
     <w:basedOn w:val="VerbatimChar"/>
     <w:rPr>
-      <w:color w:val="204a87"/>
-      <w:shd w:val="clear" w:fill="f8f8f8"/>
+      <w:rFonts w:ascii="Consolas" w:hAnsi="Consolas"/>
+      <w:color w:val="204A87"/>
+      <w:sz w:val="22"/>
+      <w:shd w:val="clear" w:color="auto" w:fill="F8F8F8"/>
     </w:rPr>
   </w:style>
   <w:style w:type="character" w:customStyle="1" w:styleId="RegionMarkerTok">
     <w:name w:val="RegionMarkerTok"/>
     <w:basedOn w:val="VerbatimChar"/>
     <w:rPr>
-      <w:shd w:val="clear" w:fill="f8f8f8"/>
+      <w:rFonts w:ascii="Consolas" w:hAnsi="Consolas"/>
+      <w:sz w:val="22"/>
+      <w:shd w:val="clear" w:color="auto" w:fill="F8F8F8"/>
     </w:rPr>
   </w:style>
   <w:style w:type="character" w:customStyle="1" w:styleId="InformationTok">
     <w:name w:val="InformationTok"/>
     <w:basedOn w:val="VerbatimChar"/>
     <w:rPr>
+      <w:rFonts w:ascii="Consolas" w:hAnsi="Consolas"/>
       <w:b/>
       <w:i/>
-      <w:color w:val="8f5902"/>
-      <w:shd w:val="clear" w:fill="f8f8f8"/>
+      <w:color w:val="8F5902"/>
+      <w:sz w:val="22"/>
+      <w:shd w:val="clear" w:color="auto" w:fill="F8F8F8"/>
     </w:rPr>
   </w:style>
   <w:style w:type="character" w:customStyle="1" w:styleId="WarningTok">
     <w:name w:val="WarningTok"/>
     <w:basedOn w:val="VerbatimChar"/>
     <w:rPr>
+      <w:rFonts w:ascii="Consolas" w:hAnsi="Consolas"/>
       <w:b/>
       <w:i/>
-      <w:color w:val="8f5902"/>
-      <w:shd w:val="clear" w:fill="f8f8f8"/>
+      <w:color w:val="8F5902"/>
+      <w:sz w:val="22"/>
+      <w:shd w:val="clear" w:color="auto" w:fill="F8F8F8"/>
     </w:rPr>
   </w:style>
   <w:style w:type="character" w:customStyle="1" w:styleId="AlertTok">
     <w:name w:val="AlertTok"/>
     <w:basedOn w:val="VerbatimChar"/>
     <w:rPr>
-      <w:color w:val="ef2929"/>
-      <w:shd w:val="clear" w:fill="f8f8f8"/>
+      <w:rFonts w:ascii="Consolas" w:hAnsi="Consolas"/>
+      <w:color w:val="EF2929"/>
+      <w:sz w:val="22"/>
+      <w:shd w:val="clear" w:color="auto" w:fill="F8F8F8"/>
     </w:rPr>
   </w:style>
   <w:style w:type="character" w:customStyle="1" w:styleId="ErrorTok">
     <w:name w:val="ErrorTok"/>
     <w:basedOn w:val="VerbatimChar"/>
     <w:rPr>
+      <w:rFonts w:ascii="Consolas" w:hAnsi="Consolas"/>
       <w:b/>
-      <w:color w:val="a40000"/>
-      <w:shd w:val="clear" w:fill="f8f8f8"/>
+      <w:color w:val="A40000"/>
+      <w:sz w:val="22"/>
+      <w:shd w:val="clear" w:color="auto" w:fill="F8F8F8"/>
     </w:rPr>
   </w:style>
   <w:style w:type="character" w:customStyle="1" w:styleId="NormalTok">
     <w:name w:val="NormalTok"/>
     <w:basedOn w:val="VerbatimChar"/>
     <w:rPr>
-      <w:shd w:val="clear" w:fill="f8f8f8"/>
+      <w:rFonts w:ascii="Consolas" w:hAnsi="Consolas"/>
+      <w:sz w:val="22"/>
+      <w:shd w:val="clear" w:color="auto" w:fill="F8F8F8"/>
     </w:rPr>
   </w:style>
 </w:styles>

--- a/Preliminary_results.docx
+++ b/Preliminary_results.docx
@@ -26,7 +26,7 @@
         <w:t xml:space="preserve">2026-06-02</w:t>
       </w:r>
     </w:p>
-    <w:bookmarkStart w:id="18" w:name="preliminary-analysis"/>
+    <w:bookmarkStart w:id="27" w:name="preliminary-analysis"/>
     <w:p>
       <w:pPr>
         <w:pStyle w:val="Heading2"/>
@@ -161,43 +161,43 @@
         <w:rPr>
           <w:rStyle w:val="VerbatimChar"/>
         </w:rPr>
-        <w:t xml:space="preserve">##                          Df Sum Sq Mean Sq  F value    Pr(&gt;F)    </w:t>
-      </w:r>
-      <w:r>
-        <w:br/>
-      </w:r>
-      <w:r>
-        <w:rPr>
-          <w:rStyle w:val="VerbatimChar"/>
-        </w:rPr>
-        <w:t xml:space="preserve">## littersize                1  48.46  48.457 249.1284 &lt; 2.2e-16 ***</w:t>
-      </w:r>
-      <w:r>
-        <w:br/>
-      </w:r>
-      <w:r>
-        <w:rPr>
-          <w:rStyle w:val="VerbatimChar"/>
-        </w:rPr>
-        <w:t xml:space="preserve">## density_cat               2   6.12   3.062  15.7412 1.571e-07 ***</w:t>
-      </w:r>
-      <w:r>
-        <w:br/>
-      </w:r>
-      <w:r>
-        <w:rPr>
-          <w:rStyle w:val="VerbatimChar"/>
-        </w:rPr>
-        <w:t xml:space="preserve">## littersize:density_cat    2   0.30   0.150   0.7706    0.4628    </w:t>
-      </w:r>
-      <w:r>
-        <w:br/>
-      </w:r>
-      <w:r>
-        <w:rPr>
-          <w:rStyle w:val="VerbatimChar"/>
-        </w:rPr>
-        <w:t xml:space="preserve">## Residuals              3281 638.18   0.195                       </w:t>
+        <w:t xml:space="preserve">##                          Df Sum Sq Mean Sq  F value  Pr(&gt;F)    </w:t>
+      </w:r>
+      <w:r>
+        <w:br/>
+      </w:r>
+      <w:r>
+        <w:rPr>
+          <w:rStyle w:val="VerbatimChar"/>
+        </w:rPr>
+        <w:t xml:space="preserve">## littersize                1  48.16  48.160 246.6033 &lt; 2e-16 ***</w:t>
+      </w:r>
+      <w:r>
+        <w:br/>
+      </w:r>
+      <w:r>
+        <w:rPr>
+          <w:rStyle w:val="VerbatimChar"/>
+        </w:rPr>
+        <w:t xml:space="preserve">## density_cat               2   1.38   0.692   3.5418 0.02907 *  </w:t>
+      </w:r>
+      <w:r>
+        <w:br/>
+      </w:r>
+      <w:r>
+        <w:rPr>
+          <w:rStyle w:val="VerbatimChar"/>
+        </w:rPr>
+        <w:t xml:space="preserve">## littersize:density_cat    2   0.08   0.039   0.2003 0.81849    </w:t>
+      </w:r>
+      <w:r>
+        <w:br/>
+      </w:r>
+      <w:r>
+        <w:rPr>
+          <w:rStyle w:val="VerbatimChar"/>
+        </w:rPr>
+        <w:t xml:space="preserve">## Residuals              3274 639.39   0.195                     </w:t>
       </w:r>
       <w:r>
         <w:br/>
@@ -664,10 +664,85 @@
     </w:p>
     <w:p>
       <w:pPr>
-        <w:pStyle w:val="BodyText"/>
+        <w:pStyle w:val="SourceCode"/>
       </w:pPr>
       <w:r>
-        <w:t xml:space="preserve">Next, same thing but using the food data set. Add in food treatment as factor.</w:t>
+        <w:rPr>
+          <w:rStyle w:val="CommentTok"/>
+        </w:rPr>
+        <w:t xml:space="preserve">#this model is Growth Rate ~ Litter Size x Local Density Category using standardized</w:t>
+      </w:r>
+      <w:r>
+        <w:br/>
+      </w:r>
+      <w:r>
+        <w:rPr>
+          <w:rStyle w:val="NormalTok"/>
+        </w:rPr>
+        <w:t xml:space="preserve">bmod_std </w:t>
+      </w:r>
+      <w:r>
+        <w:rPr>
+          <w:rStyle w:val="OtherTok"/>
+        </w:rPr>
+        <w:t xml:space="preserve">&lt;-</w:t>
+      </w:r>
+      <w:r>
+        <w:rPr>
+          <w:rStyle w:val="NormalTok"/>
+        </w:rPr>
+        <w:t xml:space="preserve"> </w:t>
+      </w:r>
+      <w:r>
+        <w:rPr>
+          <w:rStyle w:val="FunctionTok"/>
+        </w:rPr>
+        <w:t xml:space="preserve">lm</w:t>
+      </w:r>
+      <w:r>
+        <w:rPr>
+          <w:rStyle w:val="NormalTok"/>
+        </w:rPr>
+        <w:t xml:space="preserve">(growthrate_std </w:t>
+      </w:r>
+      <w:r>
+        <w:rPr>
+          <w:rStyle w:val="SpecialCharTok"/>
+        </w:rPr>
+        <w:t xml:space="preserve">~</w:t>
+      </w:r>
+      <w:r>
+        <w:rPr>
+          <w:rStyle w:val="NormalTok"/>
+        </w:rPr>
+        <w:t xml:space="preserve"> littersize_std</w:t>
+      </w:r>
+      <w:r>
+        <w:rPr>
+          <w:rStyle w:val="SpecialCharTok"/>
+        </w:rPr>
+        <w:t xml:space="preserve">*</w:t>
+      </w:r>
+      <w:r>
+        <w:rPr>
+          <w:rStyle w:val="NormalTok"/>
+        </w:rPr>
+        <w:t xml:space="preserve">density_cat, control)</w:t>
+      </w:r>
+      <w:r>
+        <w:br/>
+      </w:r>
+      <w:r>
+        <w:rPr>
+          <w:rStyle w:val="FunctionTok"/>
+        </w:rPr>
+        <w:t xml:space="preserve">anova</w:t>
+      </w:r>
+      <w:r>
+        <w:rPr>
+          <w:rStyle w:val="NormalTok"/>
+        </w:rPr>
+        <w:t xml:space="preserve">(bmod_std)</w:t>
       </w:r>
     </w:p>
     <w:p>
@@ -676,84 +751,90 @@
       </w:pPr>
       <w:r>
         <w:rPr>
-          <w:rStyle w:val="NormalTok"/>
-        </w:rPr>
-        <w:t xml:space="preserve">fmod </w:t>
-      </w:r>
-      <w:r>
-        <w:rPr>
-          <w:rStyle w:val="OtherTok"/>
-        </w:rPr>
-        <w:t xml:space="preserve">&lt;-</w:t>
-      </w:r>
-      <w:r>
-        <w:rPr>
-          <w:rStyle w:val="NormalTok"/>
-        </w:rPr>
-        <w:t xml:space="preserve"> </w:t>
-      </w:r>
-      <w:r>
-        <w:rPr>
-          <w:rStyle w:val="FunctionTok"/>
-        </w:rPr>
-        <w:t xml:space="preserve">lm</w:t>
-      </w:r>
-      <w:r>
-        <w:rPr>
-          <w:rStyle w:val="NormalTok"/>
-        </w:rPr>
-        <w:t xml:space="preserve">(growthrate </w:t>
-      </w:r>
-      <w:r>
-        <w:rPr>
-          <w:rStyle w:val="SpecialCharTok"/>
-        </w:rPr>
-        <w:t xml:space="preserve">~</w:t>
-      </w:r>
-      <w:r>
-        <w:rPr>
-          <w:rStyle w:val="NormalTok"/>
-        </w:rPr>
-        <w:t xml:space="preserve"> littersize</w:t>
-      </w:r>
-      <w:r>
-        <w:rPr>
-          <w:rStyle w:val="SpecialCharTok"/>
-        </w:rPr>
-        <w:t xml:space="preserve">*</w:t>
-      </w:r>
-      <w:r>
-        <w:rPr>
-          <w:rStyle w:val="NormalTok"/>
-        </w:rPr>
-        <w:t xml:space="preserve">density_cat</w:t>
-      </w:r>
-      <w:r>
-        <w:rPr>
-          <w:rStyle w:val="SpecialCharTok"/>
-        </w:rPr>
-        <w:t xml:space="preserve">*</w:t>
-      </w:r>
-      <w:r>
-        <w:rPr>
-          <w:rStyle w:val="NormalTok"/>
-        </w:rPr>
-        <w:t xml:space="preserve">treatment_food, food)</w:t>
-      </w:r>
-      <w:r>
-        <w:br/>
-      </w:r>
-      <w:r>
-        <w:rPr>
-          <w:rStyle w:val="FunctionTok"/>
-        </w:rPr>
-        <w:t xml:space="preserve">anova</w:t>
-      </w:r>
-      <w:r>
-        <w:rPr>
-          <w:rStyle w:val="NormalTok"/>
-        </w:rPr>
-        <w:t xml:space="preserve">(fmod)</w:t>
+          <w:rStyle w:val="VerbatimChar"/>
+        </w:rPr>
+        <w:t xml:space="preserve">## Analysis of Variance Table</w:t>
+      </w:r>
+      <w:r>
+        <w:br/>
+      </w:r>
+      <w:r>
+        <w:rPr>
+          <w:rStyle w:val="VerbatimChar"/>
+        </w:rPr>
+        <w:t xml:space="preserve">## </w:t>
+      </w:r>
+      <w:r>
+        <w:br/>
+      </w:r>
+      <w:r>
+        <w:rPr>
+          <w:rStyle w:val="VerbatimChar"/>
+        </w:rPr>
+        <w:t xml:space="preserve">## Response: growthrate_std</w:t>
+      </w:r>
+      <w:r>
+        <w:br/>
+      </w:r>
+      <w:r>
+        <w:rPr>
+          <w:rStyle w:val="VerbatimChar"/>
+        </w:rPr>
+        <w:t xml:space="preserve">##                              Df  Sum Sq Mean Sq  F value  Pr(&gt;F)    </w:t>
+      </w:r>
+      <w:r>
+        <w:br/>
+      </w:r>
+      <w:r>
+        <w:rPr>
+          <w:rStyle w:val="VerbatimChar"/>
+        </w:rPr>
+        <w:t xml:space="preserve">## littersize_std                1  246.87 246.871 273.9708 &lt; 2e-16 ***</w:t>
+      </w:r>
+      <w:r>
+        <w:br/>
+      </w:r>
+      <w:r>
+        <w:rPr>
+          <w:rStyle w:val="VerbatimChar"/>
+        </w:rPr>
+        <w:t xml:space="preserve">## density_cat                   2    5.88   2.942   3.2653 0.03831 *  </w:t>
+      </w:r>
+      <w:r>
+        <w:br/>
+      </w:r>
+      <w:r>
+        <w:rPr>
+          <w:rStyle w:val="VerbatimChar"/>
+        </w:rPr>
+        <w:t xml:space="preserve">## littersize_std:density_cat    2    3.30   1.651   1.8324 0.16019    </w:t>
+      </w:r>
+      <w:r>
+        <w:br/>
+      </w:r>
+      <w:r>
+        <w:rPr>
+          <w:rStyle w:val="VerbatimChar"/>
+        </w:rPr>
+        <w:t xml:space="preserve">## Residuals                  3266 2942.94   0.901                     </w:t>
+      </w:r>
+      <w:r>
+        <w:br/>
+      </w:r>
+      <w:r>
+        <w:rPr>
+          <w:rStyle w:val="VerbatimChar"/>
+        </w:rPr>
+        <w:t xml:space="preserve">## ---</w:t>
+      </w:r>
+      <w:r>
+        <w:br/>
+      </w:r>
+      <w:r>
+        <w:rPr>
+          <w:rStyle w:val="VerbatimChar"/>
+        </w:rPr>
+        <w:t xml:space="preserve">## Signif. codes:  0 '***' 0.001 '**' 0.01 '*' 0.05 '.' 0.1 ' ' 1</w:t>
       </w:r>
     </w:p>
     <w:p>
@@ -762,207 +843,384 @@
       </w:pPr>
       <w:r>
         <w:rPr>
-          <w:rStyle w:val="VerbatimChar"/>
-        </w:rPr>
-        <w:t xml:space="preserve">## Analysis of Variance Table</w:t>
-      </w:r>
-      <w:r>
-        <w:br/>
-      </w:r>
-      <w:r>
-        <w:rPr>
-          <w:rStyle w:val="VerbatimChar"/>
-        </w:rPr>
-        <w:t xml:space="preserve">## </w:t>
-      </w:r>
-      <w:r>
-        <w:br/>
-      </w:r>
-      <w:r>
-        <w:rPr>
-          <w:rStyle w:val="VerbatimChar"/>
-        </w:rPr>
-        <w:t xml:space="preserve">## Response: growthrate</w:t>
-      </w:r>
-      <w:r>
-        <w:br/>
-      </w:r>
-      <w:r>
-        <w:rPr>
-          <w:rStyle w:val="VerbatimChar"/>
-        </w:rPr>
-        <w:t xml:space="preserve">##                                         Df  Sum Sq Mean Sq  F value    Pr(&gt;F)</w:t>
-      </w:r>
-      <w:r>
-        <w:br/>
-      </w:r>
-      <w:r>
-        <w:rPr>
-          <w:rStyle w:val="VerbatimChar"/>
-        </w:rPr>
-        <w:t xml:space="preserve">## littersize                               1   50.53  50.527 254.1788 &lt; 2.2e-16</w:t>
-      </w:r>
-      <w:r>
-        <w:br/>
-      </w:r>
-      <w:r>
-        <w:rPr>
-          <w:rStyle w:val="VerbatimChar"/>
-        </w:rPr>
-        <w:t xml:space="preserve">## density_cat                              2    8.92   4.460  22.4386 1.962e-10</w:t>
-      </w:r>
-      <w:r>
-        <w:br/>
-      </w:r>
-      <w:r>
-        <w:rPr>
-          <w:rStyle w:val="VerbatimChar"/>
-        </w:rPr>
-        <w:t xml:space="preserve">## treatment_food                           2   35.62  17.811  89.5962 &lt; 2.2e-16</w:t>
-      </w:r>
-      <w:r>
-        <w:br/>
-      </w:r>
-      <w:r>
-        <w:rPr>
-          <w:rStyle w:val="VerbatimChar"/>
-        </w:rPr>
-        <w:t xml:space="preserve">## littersize:density_cat                   2    0.27   0.134   0.6725  0.510454</w:t>
-      </w:r>
-      <w:r>
-        <w:br/>
-      </w:r>
-      <w:r>
-        <w:rPr>
-          <w:rStyle w:val="VerbatimChar"/>
-        </w:rPr>
-        <w:t xml:space="preserve">## littersize:treatment_food                2    2.49   1.246   6.2661  0.001913</w:t>
-      </w:r>
-      <w:r>
-        <w:br/>
-      </w:r>
-      <w:r>
-        <w:rPr>
-          <w:rStyle w:val="VerbatimChar"/>
-        </w:rPr>
-        <w:t xml:space="preserve">## density_cat:treatment_food               4    3.06   0.766   3.8530  0.003950</w:t>
-      </w:r>
-      <w:r>
-        <w:br/>
-      </w:r>
-      <w:r>
-        <w:rPr>
-          <w:rStyle w:val="VerbatimChar"/>
-        </w:rPr>
-        <w:t xml:space="preserve">## littersize:density_cat:treatment_food    4    0.49   0.123   0.6169  0.650487</w:t>
-      </w:r>
-      <w:r>
-        <w:br/>
-      </w:r>
-      <w:r>
-        <w:rPr>
-          <w:rStyle w:val="VerbatimChar"/>
-        </w:rPr>
-        <w:t xml:space="preserve">## Residuals                             5763 1145.61   0.199                   </w:t>
-      </w:r>
-      <w:r>
-        <w:br/>
-      </w:r>
-      <w:r>
-        <w:rPr>
-          <w:rStyle w:val="VerbatimChar"/>
-        </w:rPr>
-        <w:t xml:space="preserve">##                                          </w:t>
-      </w:r>
-      <w:r>
-        <w:br/>
-      </w:r>
-      <w:r>
-        <w:rPr>
-          <w:rStyle w:val="VerbatimChar"/>
-        </w:rPr>
-        <w:t xml:space="preserve">## littersize                            ***</w:t>
-      </w:r>
-      <w:r>
-        <w:br/>
-      </w:r>
-      <w:r>
-        <w:rPr>
-          <w:rStyle w:val="VerbatimChar"/>
-        </w:rPr>
-        <w:t xml:space="preserve">## density_cat                           ***</w:t>
-      </w:r>
-      <w:r>
-        <w:br/>
-      </w:r>
-      <w:r>
-        <w:rPr>
-          <w:rStyle w:val="VerbatimChar"/>
-        </w:rPr>
-        <w:t xml:space="preserve">## treatment_food                        ***</w:t>
-      </w:r>
-      <w:r>
-        <w:br/>
-      </w:r>
-      <w:r>
-        <w:rPr>
-          <w:rStyle w:val="VerbatimChar"/>
-        </w:rPr>
-        <w:t xml:space="preserve">## littersize:density_cat                   </w:t>
-      </w:r>
-      <w:r>
-        <w:br/>
-      </w:r>
-      <w:r>
-        <w:rPr>
-          <w:rStyle w:val="VerbatimChar"/>
-        </w:rPr>
-        <w:t xml:space="preserve">## littersize:treatment_food             ** </w:t>
-      </w:r>
-      <w:r>
-        <w:br/>
-      </w:r>
-      <w:r>
-        <w:rPr>
-          <w:rStyle w:val="VerbatimChar"/>
-        </w:rPr>
-        <w:t xml:space="preserve">## density_cat:treatment_food            ** </w:t>
-      </w:r>
-      <w:r>
-        <w:br/>
-      </w:r>
-      <w:r>
-        <w:rPr>
-          <w:rStyle w:val="VerbatimChar"/>
-        </w:rPr>
-        <w:t xml:space="preserve">## littersize:density_cat:treatment_food    </w:t>
-      </w:r>
-      <w:r>
-        <w:br/>
-      </w:r>
-      <w:r>
-        <w:rPr>
-          <w:rStyle w:val="VerbatimChar"/>
-        </w:rPr>
-        <w:t xml:space="preserve">## Residuals                                </w:t>
-      </w:r>
-      <w:r>
-        <w:br/>
-      </w:r>
-      <w:r>
-        <w:rPr>
-          <w:rStyle w:val="VerbatimChar"/>
-        </w:rPr>
-        <w:t xml:space="preserve">## ---</w:t>
-      </w:r>
-      <w:r>
-        <w:br/>
-      </w:r>
-      <w:r>
-        <w:rPr>
-          <w:rStyle w:val="VerbatimChar"/>
-        </w:rPr>
-        <w:t xml:space="preserve">## Signif. codes:  0 '***' 0.001 '**' 0.01 '*' 0.05 '.' 0.1 ' ' 1</w:t>
+          <w:rStyle w:val="CommentTok"/>
+        </w:rPr>
+        <w:t xml:space="preserve">#plot regressions on top of raw data</w:t>
+      </w:r>
+      <w:r>
+        <w:br/>
+      </w:r>
+      <w:r>
+        <w:rPr>
+          <w:rStyle w:val="FunctionTok"/>
+        </w:rPr>
+        <w:t xml:space="preserve">ggplot</w:t>
+      </w:r>
+      <w:r>
+        <w:rPr>
+          <w:rStyle w:val="NormalTok"/>
+        </w:rPr>
+        <w:t xml:space="preserve">(control, </w:t>
+      </w:r>
+      <w:r>
+        <w:rPr>
+          <w:rStyle w:val="FunctionTok"/>
+        </w:rPr>
+        <w:t xml:space="preserve">aes</w:t>
+      </w:r>
+      <w:r>
+        <w:rPr>
+          <w:rStyle w:val="NormalTok"/>
+        </w:rPr>
+        <w:t xml:space="preserve">(</w:t>
+      </w:r>
+      <w:r>
+        <w:rPr>
+          <w:rStyle w:val="AttributeTok"/>
+        </w:rPr>
+        <w:t xml:space="preserve">x =</w:t>
+      </w:r>
+      <w:r>
+        <w:rPr>
+          <w:rStyle w:val="NormalTok"/>
+        </w:rPr>
+        <w:t xml:space="preserve"> littersize_std, </w:t>
+      </w:r>
+      <w:r>
+        <w:rPr>
+          <w:rStyle w:val="AttributeTok"/>
+        </w:rPr>
+        <w:t xml:space="preserve">y =</w:t>
+      </w:r>
+      <w:r>
+        <w:rPr>
+          <w:rStyle w:val="NormalTok"/>
+        </w:rPr>
+        <w:t xml:space="preserve"> growthrate_std, </w:t>
+      </w:r>
+      <w:r>
+        <w:rPr>
+          <w:rStyle w:val="AttributeTok"/>
+        </w:rPr>
+        <w:t xml:space="preserve">group =</w:t>
+      </w:r>
+      <w:r>
+        <w:rPr>
+          <w:rStyle w:val="NormalTok"/>
+        </w:rPr>
+        <w:t xml:space="preserve"> </w:t>
+      </w:r>
+      <w:r>
+        <w:rPr>
+          <w:rStyle w:val="FunctionTok"/>
+        </w:rPr>
+        <w:t xml:space="preserve">interaction</w:t>
+      </w:r>
+      <w:r>
+        <w:rPr>
+          <w:rStyle w:val="NormalTok"/>
+        </w:rPr>
+        <w:t xml:space="preserve">(density_cat))) </w:t>
+      </w:r>
+      <w:r>
+        <w:rPr>
+          <w:rStyle w:val="SpecialCharTok"/>
+        </w:rPr>
+        <w:t xml:space="preserve">+</w:t>
+      </w:r>
+      <w:r>
+        <w:br/>
+      </w:r>
+      <w:r>
+        <w:rPr>
+          <w:rStyle w:val="NormalTok"/>
+        </w:rPr>
+        <w:t xml:space="preserve">  </w:t>
+      </w:r>
+      <w:r>
+        <w:rPr>
+          <w:rStyle w:val="FunctionTok"/>
+        </w:rPr>
+        <w:t xml:space="preserve">geom_point</w:t>
+      </w:r>
+      <w:r>
+        <w:rPr>
+          <w:rStyle w:val="NormalTok"/>
+        </w:rPr>
+        <w:t xml:space="preserve">(</w:t>
+      </w:r>
+      <w:r>
+        <w:rPr>
+          <w:rStyle w:val="AttributeTok"/>
+        </w:rPr>
+        <w:t xml:space="preserve">alpha =</w:t>
+      </w:r>
+      <w:r>
+        <w:rPr>
+          <w:rStyle w:val="NormalTok"/>
+        </w:rPr>
+        <w:t xml:space="preserve"> </w:t>
+      </w:r>
+      <w:r>
+        <w:rPr>
+          <w:rStyle w:val="FloatTok"/>
+        </w:rPr>
+        <w:t xml:space="preserve">0.3</w:t>
+      </w:r>
+      <w:r>
+        <w:rPr>
+          <w:rStyle w:val="NormalTok"/>
+        </w:rPr>
+        <w:t xml:space="preserve">, </w:t>
+      </w:r>
+      <w:r>
+        <w:rPr>
+          <w:rStyle w:val="FunctionTok"/>
+        </w:rPr>
+        <w:t xml:space="preserve">aes</w:t>
+      </w:r>
+      <w:r>
+        <w:rPr>
+          <w:rStyle w:val="NormalTok"/>
+        </w:rPr>
+        <w:t xml:space="preserve">(</w:t>
+      </w:r>
+      <w:r>
+        <w:rPr>
+          <w:rStyle w:val="AttributeTok"/>
+        </w:rPr>
+        <w:t xml:space="preserve">color =</w:t>
+      </w:r>
+      <w:r>
+        <w:rPr>
+          <w:rStyle w:val="NormalTok"/>
+        </w:rPr>
+        <w:t xml:space="preserve"> density_cat)) </w:t>
+      </w:r>
+      <w:r>
+        <w:rPr>
+          <w:rStyle w:val="SpecialCharTok"/>
+        </w:rPr>
+        <w:t xml:space="preserve">+</w:t>
+      </w:r>
+      <w:r>
+        <w:br/>
+      </w:r>
+      <w:r>
+        <w:rPr>
+          <w:rStyle w:val="NormalTok"/>
+        </w:rPr>
+        <w:t xml:space="preserve">  </w:t>
+      </w:r>
+      <w:r>
+        <w:rPr>
+          <w:rStyle w:val="FunctionTok"/>
+        </w:rPr>
+        <w:t xml:space="preserve">geom_smooth</w:t>
+      </w:r>
+      <w:r>
+        <w:rPr>
+          <w:rStyle w:val="NormalTok"/>
+        </w:rPr>
+        <w:t xml:space="preserve">(</w:t>
+      </w:r>
+      <w:r>
+        <w:rPr>
+          <w:rStyle w:val="AttributeTok"/>
+        </w:rPr>
+        <w:t xml:space="preserve">method =</w:t>
+      </w:r>
+      <w:r>
+        <w:rPr>
+          <w:rStyle w:val="NormalTok"/>
+        </w:rPr>
+        <w:t xml:space="preserve"> </w:t>
+      </w:r>
+      <w:r>
+        <w:rPr>
+          <w:rStyle w:val="StringTok"/>
+        </w:rPr>
+        <w:t xml:space="preserve">"lm"</w:t>
+      </w:r>
+      <w:r>
+        <w:rPr>
+          <w:rStyle w:val="NormalTok"/>
+        </w:rPr>
+        <w:t xml:space="preserve">, </w:t>
+      </w:r>
+      <w:r>
+        <w:rPr>
+          <w:rStyle w:val="FunctionTok"/>
+        </w:rPr>
+        <w:t xml:space="preserve">aes</w:t>
+      </w:r>
+      <w:r>
+        <w:rPr>
+          <w:rStyle w:val="NormalTok"/>
+        </w:rPr>
+        <w:t xml:space="preserve">(</w:t>
+      </w:r>
+      <w:r>
+        <w:rPr>
+          <w:rStyle w:val="AttributeTok"/>
+        </w:rPr>
+        <w:t xml:space="preserve">color =</w:t>
+      </w:r>
+      <w:r>
+        <w:rPr>
+          <w:rStyle w:val="NormalTok"/>
+        </w:rPr>
+        <w:t xml:space="preserve"> density_cat), </w:t>
+      </w:r>
+      <w:r>
+        <w:rPr>
+          <w:rStyle w:val="AttributeTok"/>
+        </w:rPr>
+        <w:t xml:space="preserve">se =</w:t>
+      </w:r>
+      <w:r>
+        <w:rPr>
+          <w:rStyle w:val="NormalTok"/>
+        </w:rPr>
+        <w:t xml:space="preserve"> </w:t>
+      </w:r>
+      <w:r>
+        <w:rPr>
+          <w:rStyle w:val="ConstantTok"/>
+        </w:rPr>
+        <w:t xml:space="preserve">FALSE</w:t>
+      </w:r>
+      <w:r>
+        <w:rPr>
+          <w:rStyle w:val="NormalTok"/>
+        </w:rPr>
+        <w:t xml:space="preserve">) </w:t>
+      </w:r>
+      <w:r>
+        <w:rPr>
+          <w:rStyle w:val="SpecialCharTok"/>
+        </w:rPr>
+        <w:t xml:space="preserve">+</w:t>
+      </w:r>
+      <w:r>
+        <w:br/>
+      </w:r>
+      <w:r>
+        <w:rPr>
+          <w:rStyle w:val="NormalTok"/>
+        </w:rPr>
+        <w:t xml:space="preserve">  </w:t>
+      </w:r>
+      <w:r>
+        <w:rPr>
+          <w:rStyle w:val="FunctionTok"/>
+        </w:rPr>
+        <w:t xml:space="preserve">labs</w:t>
+      </w:r>
+      <w:r>
+        <w:rPr>
+          <w:rStyle w:val="NormalTok"/>
+        </w:rPr>
+        <w:t xml:space="preserve">(</w:t>
+      </w:r>
+      <w:r>
+        <w:rPr>
+          <w:rStyle w:val="AttributeTok"/>
+        </w:rPr>
+        <w:t xml:space="preserve">x =</w:t>
+      </w:r>
+      <w:r>
+        <w:rPr>
+          <w:rStyle w:val="NormalTok"/>
+        </w:rPr>
+        <w:t xml:space="preserve"> </w:t>
+      </w:r>
+      <w:r>
+        <w:rPr>
+          <w:rStyle w:val="StringTok"/>
+        </w:rPr>
+        <w:t xml:space="preserve">"Litter size"</w:t>
+      </w:r>
+      <w:r>
+        <w:rPr>
+          <w:rStyle w:val="NormalTok"/>
+        </w:rPr>
+        <w:t xml:space="preserve">, </w:t>
+      </w:r>
+      <w:r>
+        <w:rPr>
+          <w:rStyle w:val="AttributeTok"/>
+        </w:rPr>
+        <w:t xml:space="preserve">y =</w:t>
+      </w:r>
+      <w:r>
+        <w:rPr>
+          <w:rStyle w:val="NormalTok"/>
+        </w:rPr>
+        <w:t xml:space="preserve"> </w:t>
+      </w:r>
+      <w:r>
+        <w:rPr>
+          <w:rStyle w:val="StringTok"/>
+        </w:rPr>
+        <w:t xml:space="preserve">"Growth rate (g/day)"</w:t>
+      </w:r>
+      <w:r>
+        <w:rPr>
+          <w:rStyle w:val="NormalTok"/>
+        </w:rPr>
+        <w:t xml:space="preserve">, </w:t>
+      </w:r>
+      <w:r>
+        <w:rPr>
+          <w:rStyle w:val="AttributeTok"/>
+        </w:rPr>
+        <w:t xml:space="preserve">color =</w:t>
+      </w:r>
+      <w:r>
+        <w:rPr>
+          <w:rStyle w:val="NormalTok"/>
+        </w:rPr>
+        <w:t xml:space="preserve"> </w:t>
+      </w:r>
+      <w:r>
+        <w:rPr>
+          <w:rStyle w:val="StringTok"/>
+        </w:rPr>
+        <w:t xml:space="preserve">"Density"</w:t>
+      </w:r>
+      <w:r>
+        <w:rPr>
+          <w:rStyle w:val="NormalTok"/>
+        </w:rPr>
+        <w:t xml:space="preserve">) </w:t>
+      </w:r>
+      <w:r>
+        <w:rPr>
+          <w:rStyle w:val="SpecialCharTok"/>
+        </w:rPr>
+        <w:t xml:space="preserve">+</w:t>
+      </w:r>
+      <w:r>
+        <w:br/>
+      </w:r>
+      <w:r>
+        <w:rPr>
+          <w:rStyle w:val="NormalTok"/>
+        </w:rPr>
+        <w:t xml:space="preserve">  </w:t>
+      </w:r>
+      <w:r>
+        <w:rPr>
+          <w:rStyle w:val="FunctionTok"/>
+        </w:rPr>
+        <w:t xml:space="preserve">theme_minimal</w:t>
+      </w:r>
+      <w:r>
+        <w:rPr>
+          <w:rStyle w:val="NormalTok"/>
+        </w:rPr>
+        <w:t xml:space="preserve">()</w:t>
       </w:r>
     </w:p>
     <w:p>
@@ -971,426 +1229,9 @@
       </w:pPr>
       <w:r>
         <w:rPr>
-          <w:rStyle w:val="FunctionTok"/>
-        </w:rPr>
-        <w:t xml:space="preserve">ggplot</w:t>
-      </w:r>
-      <w:r>
-        <w:rPr>
-          <w:rStyle w:val="NormalTok"/>
-        </w:rPr>
-        <w:t xml:space="preserve">(food, </w:t>
-      </w:r>
-      <w:r>
-        <w:rPr>
-          <w:rStyle w:val="FunctionTok"/>
-        </w:rPr>
-        <w:t xml:space="preserve">aes</w:t>
-      </w:r>
-      <w:r>
-        <w:rPr>
-          <w:rStyle w:val="NormalTok"/>
-        </w:rPr>
-        <w:t xml:space="preserve">(</w:t>
-      </w:r>
-      <w:r>
-        <w:rPr>
-          <w:rStyle w:val="AttributeTok"/>
-        </w:rPr>
-        <w:t xml:space="preserve">x =</w:t>
-      </w:r>
-      <w:r>
-        <w:rPr>
-          <w:rStyle w:val="NormalTok"/>
-        </w:rPr>
-        <w:t xml:space="preserve"> littersize, </w:t>
-      </w:r>
-      <w:r>
-        <w:rPr>
-          <w:rStyle w:val="AttributeTok"/>
-        </w:rPr>
-        <w:t xml:space="preserve">y =</w:t>
-      </w:r>
-      <w:r>
-        <w:rPr>
-          <w:rStyle w:val="NormalTok"/>
-        </w:rPr>
-        <w:t xml:space="preserve"> growthrate, </w:t>
-      </w:r>
-      <w:r>
-        <w:rPr>
-          <w:rStyle w:val="AttributeTok"/>
-        </w:rPr>
-        <w:t xml:space="preserve">group =</w:t>
-      </w:r>
-      <w:r>
-        <w:rPr>
-          <w:rStyle w:val="NormalTok"/>
-        </w:rPr>
-        <w:t xml:space="preserve"> </w:t>
-      </w:r>
-      <w:r>
-        <w:rPr>
-          <w:rStyle w:val="FunctionTok"/>
-        </w:rPr>
-        <w:t xml:space="preserve">interaction</w:t>
-      </w:r>
-      <w:r>
-        <w:rPr>
-          <w:rStyle w:val="NormalTok"/>
-        </w:rPr>
-        <w:t xml:space="preserve">(density_cat, treatment_food))) </w:t>
-      </w:r>
-      <w:r>
-        <w:rPr>
-          <w:rStyle w:val="SpecialCharTok"/>
-        </w:rPr>
-        <w:t xml:space="preserve">+</w:t>
-      </w:r>
-      <w:r>
-        <w:br/>
-      </w:r>
-      <w:r>
-        <w:rPr>
-          <w:rStyle w:val="NormalTok"/>
-        </w:rPr>
-        <w:t xml:space="preserve">  </w:t>
-      </w:r>
-      <w:r>
-        <w:rPr>
-          <w:rStyle w:val="FunctionTok"/>
-        </w:rPr>
-        <w:t xml:space="preserve">geom_point</w:t>
-      </w:r>
-      <w:r>
-        <w:rPr>
-          <w:rStyle w:val="NormalTok"/>
-        </w:rPr>
-        <w:t xml:space="preserve">(</w:t>
-      </w:r>
-      <w:r>
-        <w:rPr>
-          <w:rStyle w:val="AttributeTok"/>
-        </w:rPr>
-        <w:t xml:space="preserve">alpha =</w:t>
-      </w:r>
-      <w:r>
-        <w:rPr>
-          <w:rStyle w:val="NormalTok"/>
-        </w:rPr>
-        <w:t xml:space="preserve"> </w:t>
-      </w:r>
-      <w:r>
-        <w:rPr>
-          <w:rStyle w:val="FloatTok"/>
-        </w:rPr>
-        <w:t xml:space="preserve">0.3</w:t>
-      </w:r>
-      <w:r>
-        <w:rPr>
-          <w:rStyle w:val="NormalTok"/>
-        </w:rPr>
-        <w:t xml:space="preserve">, </w:t>
-      </w:r>
-      <w:r>
-        <w:rPr>
-          <w:rStyle w:val="FunctionTok"/>
-        </w:rPr>
-        <w:t xml:space="preserve">aes</w:t>
-      </w:r>
-      <w:r>
-        <w:rPr>
-          <w:rStyle w:val="NormalTok"/>
-        </w:rPr>
-        <w:t xml:space="preserve">(</w:t>
-      </w:r>
-      <w:r>
-        <w:rPr>
-          <w:rStyle w:val="AttributeTok"/>
-        </w:rPr>
-        <w:t xml:space="preserve">color =</w:t>
-      </w:r>
-      <w:r>
-        <w:rPr>
-          <w:rStyle w:val="NormalTok"/>
-        </w:rPr>
-        <w:t xml:space="preserve"> density_cat)) </w:t>
-      </w:r>
-      <w:r>
-        <w:rPr>
-          <w:rStyle w:val="SpecialCharTok"/>
-        </w:rPr>
-        <w:t xml:space="preserve">+</w:t>
-      </w:r>
-      <w:r>
-        <w:br/>
-      </w:r>
-      <w:r>
-        <w:rPr>
-          <w:rStyle w:val="NormalTok"/>
-        </w:rPr>
-        <w:t xml:space="preserve">  </w:t>
-      </w:r>
-      <w:r>
-        <w:rPr>
-          <w:rStyle w:val="FunctionTok"/>
-        </w:rPr>
-        <w:t xml:space="preserve">geom_smooth</w:t>
-      </w:r>
-      <w:r>
-        <w:rPr>
-          <w:rStyle w:val="NormalTok"/>
-        </w:rPr>
-        <w:t xml:space="preserve">(</w:t>
-      </w:r>
-      <w:r>
-        <w:rPr>
-          <w:rStyle w:val="AttributeTok"/>
-        </w:rPr>
-        <w:t xml:space="preserve">method =</w:t>
-      </w:r>
-      <w:r>
-        <w:rPr>
-          <w:rStyle w:val="NormalTok"/>
-        </w:rPr>
-        <w:t xml:space="preserve"> </w:t>
-      </w:r>
-      <w:r>
-        <w:rPr>
-          <w:rStyle w:val="StringTok"/>
-        </w:rPr>
-        <w:t xml:space="preserve">"lm"</w:t>
-      </w:r>
-      <w:r>
-        <w:rPr>
-          <w:rStyle w:val="NormalTok"/>
-        </w:rPr>
-        <w:t xml:space="preserve">, </w:t>
-      </w:r>
-      <w:r>
-        <w:rPr>
-          <w:rStyle w:val="FunctionTok"/>
-        </w:rPr>
-        <w:t xml:space="preserve">aes</w:t>
-      </w:r>
-      <w:r>
-        <w:rPr>
-          <w:rStyle w:val="NormalTok"/>
-        </w:rPr>
-        <w:t xml:space="preserve">(</w:t>
-      </w:r>
-      <w:r>
-        <w:rPr>
-          <w:rStyle w:val="AttributeTok"/>
-        </w:rPr>
-        <w:t xml:space="preserve">color =</w:t>
-      </w:r>
-      <w:r>
-        <w:rPr>
-          <w:rStyle w:val="NormalTok"/>
-        </w:rPr>
-        <w:t xml:space="preserve"> density_cat), </w:t>
-      </w:r>
-      <w:r>
-        <w:rPr>
-          <w:rStyle w:val="AttributeTok"/>
-        </w:rPr>
-        <w:t xml:space="preserve">se =</w:t>
-      </w:r>
-      <w:r>
-        <w:rPr>
-          <w:rStyle w:val="NormalTok"/>
-        </w:rPr>
-        <w:t xml:space="preserve"> </w:t>
-      </w:r>
-      <w:r>
-        <w:rPr>
-          <w:rStyle w:val="ConstantTok"/>
-        </w:rPr>
-        <w:t xml:space="preserve">FALSE</w:t>
-      </w:r>
-      <w:r>
-        <w:rPr>
-          <w:rStyle w:val="NormalTok"/>
-        </w:rPr>
-        <w:t xml:space="preserve">) </w:t>
-      </w:r>
-      <w:r>
-        <w:rPr>
-          <w:rStyle w:val="SpecialCharTok"/>
-        </w:rPr>
-        <w:t xml:space="preserve">+</w:t>
-      </w:r>
-      <w:r>
-        <w:br/>
-      </w:r>
-      <w:r>
-        <w:rPr>
-          <w:rStyle w:val="NormalTok"/>
-        </w:rPr>
-        <w:t xml:space="preserve">  </w:t>
-      </w:r>
-      <w:r>
-        <w:rPr>
-          <w:rStyle w:val="FunctionTok"/>
-        </w:rPr>
-        <w:t xml:space="preserve">facet_wrap</w:t>
-      </w:r>
-      <w:r>
-        <w:rPr>
-          <w:rStyle w:val="NormalTok"/>
-        </w:rPr>
-        <w:t xml:space="preserve">(</w:t>
-      </w:r>
-      <w:r>
-        <w:rPr>
-          <w:rStyle w:val="SpecialCharTok"/>
-        </w:rPr>
-        <w:t xml:space="preserve">~</w:t>
-      </w:r>
-      <w:r>
-        <w:rPr>
-          <w:rStyle w:val="NormalTok"/>
-        </w:rPr>
-        <w:t xml:space="preserve">treatment_food, </w:t>
-      </w:r>
-      <w:r>
-        <w:rPr>
-          <w:rStyle w:val="AttributeTok"/>
-        </w:rPr>
-        <w:t xml:space="preserve">labeller =</w:t>
-      </w:r>
-      <w:r>
-        <w:rPr>
-          <w:rStyle w:val="NormalTok"/>
-        </w:rPr>
-        <w:t xml:space="preserve"> label_both) </w:t>
-      </w:r>
-      <w:r>
-        <w:rPr>
-          <w:rStyle w:val="SpecialCharTok"/>
-        </w:rPr>
-        <w:t xml:space="preserve">+</w:t>
-      </w:r>
-      <w:r>
-        <w:br/>
-      </w:r>
-      <w:r>
-        <w:rPr>
-          <w:rStyle w:val="NormalTok"/>
-        </w:rPr>
-        <w:t xml:space="preserve">  </w:t>
-      </w:r>
-      <w:r>
-        <w:rPr>
-          <w:rStyle w:val="FunctionTok"/>
-        </w:rPr>
-        <w:t xml:space="preserve">labs</w:t>
-      </w:r>
-      <w:r>
-        <w:rPr>
-          <w:rStyle w:val="NormalTok"/>
-        </w:rPr>
-        <w:t xml:space="preserve">(</w:t>
-      </w:r>
-      <w:r>
-        <w:rPr>
-          <w:rStyle w:val="AttributeTok"/>
-        </w:rPr>
-        <w:t xml:space="preserve">x =</w:t>
-      </w:r>
-      <w:r>
-        <w:rPr>
-          <w:rStyle w:val="NormalTok"/>
-        </w:rPr>
-        <w:t xml:space="preserve"> </w:t>
-      </w:r>
-      <w:r>
-        <w:rPr>
-          <w:rStyle w:val="StringTok"/>
-        </w:rPr>
-        <w:t xml:space="preserve">"Litter size"</w:t>
-      </w:r>
-      <w:r>
-        <w:rPr>
-          <w:rStyle w:val="NormalTok"/>
-        </w:rPr>
-        <w:t xml:space="preserve">, </w:t>
-      </w:r>
-      <w:r>
-        <w:rPr>
-          <w:rStyle w:val="AttributeTok"/>
-        </w:rPr>
-        <w:t xml:space="preserve">y =</w:t>
-      </w:r>
-      <w:r>
-        <w:rPr>
-          <w:rStyle w:val="NormalTok"/>
-        </w:rPr>
-        <w:t xml:space="preserve"> </w:t>
-      </w:r>
-      <w:r>
-        <w:rPr>
-          <w:rStyle w:val="StringTok"/>
-        </w:rPr>
-        <w:t xml:space="preserve">"Growth rate (g/day)"</w:t>
-      </w:r>
-      <w:r>
-        <w:rPr>
-          <w:rStyle w:val="NormalTok"/>
-        </w:rPr>
-        <w:t xml:space="preserve">, </w:t>
-      </w:r>
-      <w:r>
-        <w:rPr>
-          <w:rStyle w:val="AttributeTok"/>
-        </w:rPr>
-        <w:t xml:space="preserve">color =</w:t>
-      </w:r>
-      <w:r>
-        <w:rPr>
-          <w:rStyle w:val="NormalTok"/>
-        </w:rPr>
-        <w:t xml:space="preserve"> </w:t>
-      </w:r>
-      <w:r>
-        <w:rPr>
-          <w:rStyle w:val="StringTok"/>
-        </w:rPr>
-        <w:t xml:space="preserve">"Density"</w:t>
-      </w:r>
-      <w:r>
-        <w:rPr>
-          <w:rStyle w:val="NormalTok"/>
-        </w:rPr>
-        <w:t xml:space="preserve">) </w:t>
-      </w:r>
-      <w:r>
-        <w:rPr>
-          <w:rStyle w:val="SpecialCharTok"/>
-        </w:rPr>
-        <w:t xml:space="preserve">+</w:t>
-      </w:r>
-      <w:r>
-        <w:br/>
-      </w:r>
-      <w:r>
-        <w:rPr>
-          <w:rStyle w:val="NormalTok"/>
-        </w:rPr>
-        <w:t xml:space="preserve">  </w:t>
-      </w:r>
-      <w:r>
-        <w:rPr>
-          <w:rStyle w:val="FunctionTok"/>
-        </w:rPr>
-        <w:t xml:space="preserve">theme_minimal</w:t>
-      </w:r>
-      <w:r>
-        <w:rPr>
-          <w:rStyle w:val="NormalTok"/>
-        </w:rPr>
-        <w:t xml:space="preserve">()</w:t>
+          <w:rStyle w:val="VerbatimChar"/>
+        </w:rPr>
+        <w:t xml:space="preserve">## `geom_smooth()` using formula = 'y ~ x'</w:t>
       </w:r>
     </w:p>
     <w:p>
@@ -1401,7 +1242,36 @@
         <w:rPr>
           <w:rStyle w:val="VerbatimChar"/>
         </w:rPr>
-        <w:t xml:space="preserve">## `geom_smooth()` using formula = 'y ~ x'</w:t>
+        <w:t xml:space="preserve">## Warning: Removed 8 rows containing non-finite outside the scale range</w:t>
+      </w:r>
+      <w:r>
+        <w:br/>
+      </w:r>
+      <w:r>
+        <w:rPr>
+          <w:rStyle w:val="VerbatimChar"/>
+        </w:rPr>
+        <w:t xml:space="preserve">## (`stat_smooth()`).</w:t>
+      </w:r>
+    </w:p>
+    <w:p>
+      <w:pPr>
+        <w:pStyle w:val="SourceCode"/>
+      </w:pPr>
+      <w:r>
+        <w:rPr>
+          <w:rStyle w:val="VerbatimChar"/>
+        </w:rPr>
+        <w:t xml:space="preserve">## Warning: Removed 8 rows containing missing values or values outside the scale range</w:t>
+      </w:r>
+      <w:r>
+        <w:br/>
+      </w:r>
+      <w:r>
+        <w:rPr>
+          <w:rStyle w:val="VerbatimChar"/>
+        </w:rPr>
+        <w:t xml:space="preserve">## (`geom_point()`).</w:t>
       </w:r>
     </w:p>
     <w:p>
@@ -1418,7 +1288,7 @@
               <a:graphicData uri="http://schemas.openxmlformats.org/drawingml/2006/picture">
                 <pic:pic>
                   <pic:nvPicPr>
-                    <pic:cNvPr descr="Preliminary_results_files/Preliminary_results_files/figure-docx/fig2-1.png" id="14" name="Picture"/>
+                    <pic:cNvPr descr="Preliminary_results_files/Preliminary_results_files/figure-docx/fig1 but standardized-1.png" id="14" name="Picture"/>
                     <pic:cNvPicPr>
                       <a:picLocks noChangeArrowheads="1" noChangeAspect="1"/>
                     </pic:cNvPicPr>
@@ -1456,7 +1326,7 @@
         <w:pStyle w:val="BodyText"/>
       </w:pPr>
       <w:r>
-        <w:t xml:space="preserve">Lastly, same thing but for the rattle data set. Incorporate rattle treatment.</w:t>
+        <w:t xml:space="preserve">Next, same thing but using the food data set. Add in food treatment as factor.</w:t>
       </w:r>
     </w:p>
     <w:p>
@@ -1467,7 +1337,7 @@
         <w:rPr>
           <w:rStyle w:val="NormalTok"/>
         </w:rPr>
-        <w:t xml:space="preserve">rmod </w:t>
+        <w:t xml:space="preserve">fmod </w:t>
       </w:r>
       <w:r>
         <w:rPr>
@@ -1527,7 +1397,7 @@
         <w:rPr>
           <w:rStyle w:val="NormalTok"/>
         </w:rPr>
-        <w:t xml:space="preserve">treatment, rattle)</w:t>
+        <w:t xml:space="preserve">treatment_food, food)</w:t>
       </w:r>
       <w:r>
         <w:br/>
@@ -1542,7 +1412,7 @@
         <w:rPr>
           <w:rStyle w:val="NormalTok"/>
         </w:rPr>
-        <w:t xml:space="preserve">(rmod)</w:t>
+        <w:t xml:space="preserve">(fmod)</w:t>
       </w:r>
     </w:p>
     <w:p>
@@ -1580,79 +1450,160 @@
         <w:rPr>
           <w:rStyle w:val="VerbatimChar"/>
         </w:rPr>
-        <w:t xml:space="preserve">##                                   Df Sum Sq Mean Sq F value    Pr(&gt;F)    </w:t>
-      </w:r>
-      <w:r>
-        <w:br/>
-      </w:r>
-      <w:r>
-        <w:rPr>
-          <w:rStyle w:val="VerbatimChar"/>
-        </w:rPr>
-        <w:t xml:space="preserve">## littersize                         1 15.735 15.7345 82.0492 &lt; 2.2e-16 ***</w:t>
-      </w:r>
-      <w:r>
-        <w:br/>
-      </w:r>
-      <w:r>
-        <w:rPr>
-          <w:rStyle w:val="VerbatimChar"/>
-        </w:rPr>
-        <w:t xml:space="preserve">## density_cat                        2  3.734  1.8671  9.7361 7.145e-05 ***</w:t>
-      </w:r>
-      <w:r>
-        <w:br/>
-      </w:r>
-      <w:r>
-        <w:rPr>
-          <w:rStyle w:val="VerbatimChar"/>
-        </w:rPr>
-        <w:t xml:space="preserve">## treatment                          1  0.530  0.5298  2.7626   0.09714 .  </w:t>
-      </w:r>
-      <w:r>
-        <w:br/>
-      </w:r>
-      <w:r>
-        <w:rPr>
-          <w:rStyle w:val="VerbatimChar"/>
-        </w:rPr>
-        <w:t xml:space="preserve">## littersize:density_cat             2  0.429  0.2145  1.1185   0.32762    </w:t>
-      </w:r>
-      <w:r>
-        <w:br/>
-      </w:r>
-      <w:r>
-        <w:rPr>
-          <w:rStyle w:val="VerbatimChar"/>
-        </w:rPr>
-        <w:t xml:space="preserve">## littersize:treatment               1  3.409  3.4093 17.7784 2.959e-05 ***</w:t>
-      </w:r>
-      <w:r>
-        <w:br/>
-      </w:r>
-      <w:r>
-        <w:rPr>
-          <w:rStyle w:val="VerbatimChar"/>
-        </w:rPr>
-        <w:t xml:space="preserve">## density_cat:treatment              2  0.110  0.0550  0.2868   0.75076    </w:t>
-      </w:r>
-      <w:r>
-        <w:br/>
-      </w:r>
-      <w:r>
-        <w:rPr>
-          <w:rStyle w:val="VerbatimChar"/>
-        </w:rPr>
-        <w:t xml:space="preserve">## littersize:density_cat:treatment   2  0.572  0.2862  1.4925   0.22584    </w:t>
-      </w:r>
-      <w:r>
-        <w:br/>
-      </w:r>
-      <w:r>
-        <w:rPr>
-          <w:rStyle w:val="VerbatimChar"/>
-        </w:rPr>
-        <w:t xml:space="preserve">## Residuals                        487 93.392  0.1918                      </w:t>
+        <w:t xml:space="preserve">##                                         Df  Sum Sq Mean Sq  F value    Pr(&gt;F)</w:t>
+      </w:r>
+      <w:r>
+        <w:br/>
+      </w:r>
+      <w:r>
+        <w:rPr>
+          <w:rStyle w:val="VerbatimChar"/>
+        </w:rPr>
+        <w:t xml:space="preserve">## littersize                               1   50.21  50.211 252.3836 &lt; 2.2e-16</w:t>
+      </w:r>
+      <w:r>
+        <w:br/>
+      </w:r>
+      <w:r>
+        <w:rPr>
+          <w:rStyle w:val="VerbatimChar"/>
+        </w:rPr>
+        <w:t xml:space="preserve">## density_cat                              2    4.32   2.161  10.8636 1.954e-05</w:t>
+      </w:r>
+      <w:r>
+        <w:br/>
+      </w:r>
+      <w:r>
+        <w:rPr>
+          <w:rStyle w:val="VerbatimChar"/>
+        </w:rPr>
+        <w:t xml:space="preserve">## treatment_food                           2   36.15  18.077  90.8630 &lt; 2.2e-16</w:t>
+      </w:r>
+      <w:r>
+        <w:br/>
+      </w:r>
+      <w:r>
+        <w:rPr>
+          <w:rStyle w:val="VerbatimChar"/>
+        </w:rPr>
+        <w:t xml:space="preserve">## littersize:density_cat                   2    0.12   0.060   0.3016 0.7396179</w:t>
+      </w:r>
+      <w:r>
+        <w:br/>
+      </w:r>
+      <w:r>
+        <w:rPr>
+          <w:rStyle w:val="VerbatimChar"/>
+        </w:rPr>
+        <w:t xml:space="preserve">## littersize:treatment_food                2    3.59   1.794   9.0164 0.0001231</w:t>
+      </w:r>
+      <w:r>
+        <w:br/>
+      </w:r>
+      <w:r>
+        <w:rPr>
+          <w:rStyle w:val="VerbatimChar"/>
+        </w:rPr>
+        <w:t xml:space="preserve">## density_cat:treatment_food               4    2.04   0.509   2.5584 0.0367850</w:t>
+      </w:r>
+      <w:r>
+        <w:br/>
+      </w:r>
+      <w:r>
+        <w:rPr>
+          <w:rStyle w:val="VerbatimChar"/>
+        </w:rPr>
+        <w:t xml:space="preserve">## littersize:density_cat:treatment_food    4    1.49   0.373   1.8733 0.1121596</w:t>
+      </w:r>
+      <w:r>
+        <w:br/>
+      </w:r>
+      <w:r>
+        <w:rPr>
+          <w:rStyle w:val="VerbatimChar"/>
+        </w:rPr>
+        <w:t xml:space="preserve">## Residuals                             5756 1145.15   0.199                   </w:t>
+      </w:r>
+      <w:r>
+        <w:br/>
+      </w:r>
+      <w:r>
+        <w:rPr>
+          <w:rStyle w:val="VerbatimChar"/>
+        </w:rPr>
+        <w:t xml:space="preserve">##                                          </w:t>
+      </w:r>
+      <w:r>
+        <w:br/>
+      </w:r>
+      <w:r>
+        <w:rPr>
+          <w:rStyle w:val="VerbatimChar"/>
+        </w:rPr>
+        <w:t xml:space="preserve">## littersize                            ***</w:t>
+      </w:r>
+      <w:r>
+        <w:br/>
+      </w:r>
+      <w:r>
+        <w:rPr>
+          <w:rStyle w:val="VerbatimChar"/>
+        </w:rPr>
+        <w:t xml:space="preserve">## density_cat                           ***</w:t>
+      </w:r>
+      <w:r>
+        <w:br/>
+      </w:r>
+      <w:r>
+        <w:rPr>
+          <w:rStyle w:val="VerbatimChar"/>
+        </w:rPr>
+        <w:t xml:space="preserve">## treatment_food                        ***</w:t>
+      </w:r>
+      <w:r>
+        <w:br/>
+      </w:r>
+      <w:r>
+        <w:rPr>
+          <w:rStyle w:val="VerbatimChar"/>
+        </w:rPr>
+        <w:t xml:space="preserve">## littersize:density_cat                   </w:t>
+      </w:r>
+      <w:r>
+        <w:br/>
+      </w:r>
+      <w:r>
+        <w:rPr>
+          <w:rStyle w:val="VerbatimChar"/>
+        </w:rPr>
+        <w:t xml:space="preserve">## littersize:treatment_food             ***</w:t>
+      </w:r>
+      <w:r>
+        <w:br/>
+      </w:r>
+      <w:r>
+        <w:rPr>
+          <w:rStyle w:val="VerbatimChar"/>
+        </w:rPr>
+        <w:t xml:space="preserve">## density_cat:treatment_food            *  </w:t>
+      </w:r>
+      <w:r>
+        <w:br/>
+      </w:r>
+      <w:r>
+        <w:rPr>
+          <w:rStyle w:val="VerbatimChar"/>
+        </w:rPr>
+        <w:t xml:space="preserve">## littersize:density_cat:treatment_food    </w:t>
+      </w:r>
+      <w:r>
+        <w:br/>
+      </w:r>
+      <w:r>
+        <w:rPr>
+          <w:rStyle w:val="VerbatimChar"/>
+        </w:rPr>
+        <w:t xml:space="preserve">## Residuals                                </w:t>
       </w:r>
       <w:r>
         <w:br/>
@@ -1687,7 +1638,7 @@
         <w:rPr>
           <w:rStyle w:val="NormalTok"/>
         </w:rPr>
-        <w:t xml:space="preserve">(rattle, </w:t>
+        <w:t xml:space="preserve">(food, </w:t>
       </w:r>
       <w:r>
         <w:rPr>
@@ -1747,7 +1698,7 @@
         <w:rPr>
           <w:rStyle w:val="NormalTok"/>
         </w:rPr>
-        <w:t xml:space="preserve">(density_cat, treatment))) </w:t>
+        <w:t xml:space="preserve">(density_cat, treatment_food))) </w:t>
       </w:r>
       <w:r>
         <w:rPr>
@@ -1960,7 +1911,7 @@
         <w:rPr>
           <w:rStyle w:val="NormalTok"/>
         </w:rPr>
-        <w:t xml:space="preserve">treatment, </w:t>
+        <w:t xml:space="preserve">treatment_food, </w:t>
       </w:r>
       <w:r>
         <w:rPr>
@@ -2126,7 +2077,7 @@
               <a:graphicData uri="http://schemas.openxmlformats.org/drawingml/2006/picture">
                 <pic:pic>
                   <pic:nvPicPr>
-                    <pic:cNvPr descr="Preliminary_results_files/Preliminary_results_files/figure-docx/fig 3-1.png" id="17" name="Picture"/>
+                    <pic:cNvPr descr="Preliminary_results_files/Preliminary_results_files/figure-docx/fig2-1.png" id="17" name="Picture"/>
                     <pic:cNvPicPr>
                       <a:picLocks noChangeArrowheads="1" noChangeAspect="1"/>
                     </pic:cNvPicPr>
@@ -2159,7 +2110,2276 @@
         </w:drawing>
       </w:r>
     </w:p>
-    <w:bookmarkEnd w:id="18"/>
+    <w:p>
+      <w:pPr>
+        <w:pStyle w:val="SourceCode"/>
+      </w:pPr>
+      <w:r>
+        <w:rPr>
+          <w:rStyle w:val="NormalTok"/>
+        </w:rPr>
+        <w:t xml:space="preserve">fmod_std </w:t>
+      </w:r>
+      <w:r>
+        <w:rPr>
+          <w:rStyle w:val="OtherTok"/>
+        </w:rPr>
+        <w:t xml:space="preserve">&lt;-</w:t>
+      </w:r>
+      <w:r>
+        <w:rPr>
+          <w:rStyle w:val="NormalTok"/>
+        </w:rPr>
+        <w:t xml:space="preserve"> </w:t>
+      </w:r>
+      <w:r>
+        <w:rPr>
+          <w:rStyle w:val="FunctionTok"/>
+        </w:rPr>
+        <w:t xml:space="preserve">lm</w:t>
+      </w:r>
+      <w:r>
+        <w:rPr>
+          <w:rStyle w:val="NormalTok"/>
+        </w:rPr>
+        <w:t xml:space="preserve">(growthrate_std </w:t>
+      </w:r>
+      <w:r>
+        <w:rPr>
+          <w:rStyle w:val="SpecialCharTok"/>
+        </w:rPr>
+        <w:t xml:space="preserve">~</w:t>
+      </w:r>
+      <w:r>
+        <w:rPr>
+          <w:rStyle w:val="NormalTok"/>
+        </w:rPr>
+        <w:t xml:space="preserve"> littersize_std</w:t>
+      </w:r>
+      <w:r>
+        <w:rPr>
+          <w:rStyle w:val="SpecialCharTok"/>
+        </w:rPr>
+        <w:t xml:space="preserve">*</w:t>
+      </w:r>
+      <w:r>
+        <w:rPr>
+          <w:rStyle w:val="NormalTok"/>
+        </w:rPr>
+        <w:t xml:space="preserve">density_cat</w:t>
+      </w:r>
+      <w:r>
+        <w:rPr>
+          <w:rStyle w:val="SpecialCharTok"/>
+        </w:rPr>
+        <w:t xml:space="preserve">*</w:t>
+      </w:r>
+      <w:r>
+        <w:rPr>
+          <w:rStyle w:val="NormalTok"/>
+        </w:rPr>
+        <w:t xml:space="preserve">treatment_food, food)</w:t>
+      </w:r>
+      <w:r>
+        <w:br/>
+      </w:r>
+      <w:r>
+        <w:rPr>
+          <w:rStyle w:val="FunctionTok"/>
+        </w:rPr>
+        <w:t xml:space="preserve">anova</w:t>
+      </w:r>
+      <w:r>
+        <w:rPr>
+          <w:rStyle w:val="NormalTok"/>
+        </w:rPr>
+        <w:t xml:space="preserve">(fmod_std)</w:t>
+      </w:r>
+    </w:p>
+    <w:p>
+      <w:pPr>
+        <w:pStyle w:val="SourceCode"/>
+      </w:pPr>
+      <w:r>
+        <w:rPr>
+          <w:rStyle w:val="VerbatimChar"/>
+        </w:rPr>
+        <w:t xml:space="preserve">## Analysis of Variance Table</w:t>
+      </w:r>
+      <w:r>
+        <w:br/>
+      </w:r>
+      <w:r>
+        <w:rPr>
+          <w:rStyle w:val="VerbatimChar"/>
+        </w:rPr>
+        <w:t xml:space="preserve">## </w:t>
+      </w:r>
+      <w:r>
+        <w:br/>
+      </w:r>
+      <w:r>
+        <w:rPr>
+          <w:rStyle w:val="VerbatimChar"/>
+        </w:rPr>
+        <w:t xml:space="preserve">## Response: growthrate_std</w:t>
+      </w:r>
+      <w:r>
+        <w:br/>
+      </w:r>
+      <w:r>
+        <w:rPr>
+          <w:rStyle w:val="VerbatimChar"/>
+        </w:rPr>
+        <w:t xml:space="preserve">##                                             Df Sum Sq Mean Sq  F value</w:t>
+      </w:r>
+      <w:r>
+        <w:br/>
+      </w:r>
+      <w:r>
+        <w:rPr>
+          <w:rStyle w:val="VerbatimChar"/>
+        </w:rPr>
+        <w:t xml:space="preserve">## littersize_std                               1  341.5  341.47 374.2897</w:t>
+      </w:r>
+      <w:r>
+        <w:br/>
+      </w:r>
+      <w:r>
+        <w:rPr>
+          <w:rStyle w:val="VerbatimChar"/>
+        </w:rPr>
+        <w:t xml:space="preserve">## density_cat                                  2   11.5    5.73   6.2790</w:t>
+      </w:r>
+      <w:r>
+        <w:br/>
+      </w:r>
+      <w:r>
+        <w:rPr>
+          <w:rStyle w:val="VerbatimChar"/>
+        </w:rPr>
+        <w:t xml:space="preserve">## treatment_food                               2   22.0   11.00  12.0526</w:t>
+      </w:r>
+      <w:r>
+        <w:br/>
+      </w:r>
+      <w:r>
+        <w:rPr>
+          <w:rStyle w:val="VerbatimChar"/>
+        </w:rPr>
+        <w:t xml:space="preserve">## littersize_std:density_cat                   2    0.5    0.23   0.2472</w:t>
+      </w:r>
+      <w:r>
+        <w:br/>
+      </w:r>
+      <w:r>
+        <w:rPr>
+          <w:rStyle w:val="VerbatimChar"/>
+        </w:rPr>
+        <w:t xml:space="preserve">## littersize_std:treatment_food                2    8.2    4.10   4.4964</w:t>
+      </w:r>
+      <w:r>
+        <w:br/>
+      </w:r>
+      <w:r>
+        <w:rPr>
+          <w:rStyle w:val="VerbatimChar"/>
+        </w:rPr>
+        <w:t xml:space="preserve">## density_cat:treatment_food                   4   13.6    3.41   3.7380</w:t>
+      </w:r>
+      <w:r>
+        <w:br/>
+      </w:r>
+      <w:r>
+        <w:rPr>
+          <w:rStyle w:val="VerbatimChar"/>
+        </w:rPr>
+        <w:t xml:space="preserve">## littersize_std:density_cat:treatment_food    4   19.3    4.82   5.2834</w:t>
+      </w:r>
+      <w:r>
+        <w:br/>
+      </w:r>
+      <w:r>
+        <w:rPr>
+          <w:rStyle w:val="VerbatimChar"/>
+        </w:rPr>
+        <w:t xml:space="preserve">## Residuals                                 5745 5241.3    0.91         </w:t>
+      </w:r>
+      <w:r>
+        <w:br/>
+      </w:r>
+      <w:r>
+        <w:rPr>
+          <w:rStyle w:val="VerbatimChar"/>
+        </w:rPr>
+        <w:t xml:space="preserve">##                                              Pr(&gt;F)    </w:t>
+      </w:r>
+      <w:r>
+        <w:br/>
+      </w:r>
+      <w:r>
+        <w:rPr>
+          <w:rStyle w:val="VerbatimChar"/>
+        </w:rPr>
+        <w:t xml:space="preserve">## littersize_std                            &lt; 2.2e-16 ***</w:t>
+      </w:r>
+      <w:r>
+        <w:br/>
+      </w:r>
+      <w:r>
+        <w:rPr>
+          <w:rStyle w:val="VerbatimChar"/>
+        </w:rPr>
+        <w:t xml:space="preserve">## density_cat                               0.0018881 ** </w:t>
+      </w:r>
+      <w:r>
+        <w:br/>
+      </w:r>
+      <w:r>
+        <w:rPr>
+          <w:rStyle w:val="VerbatimChar"/>
+        </w:rPr>
+        <w:t xml:space="preserve">## treatment_food                            5.978e-06 ***</w:t>
+      </w:r>
+      <w:r>
+        <w:br/>
+      </w:r>
+      <w:r>
+        <w:rPr>
+          <w:rStyle w:val="VerbatimChar"/>
+        </w:rPr>
+        <w:t xml:space="preserve">## littersize_std:density_cat                0.7810042    </w:t>
+      </w:r>
+      <w:r>
+        <w:br/>
+      </w:r>
+      <w:r>
+        <w:rPr>
+          <w:rStyle w:val="VerbatimChar"/>
+        </w:rPr>
+        <w:t xml:space="preserve">## littersize_std:treatment_food             0.0111888 *  </w:t>
+      </w:r>
+      <w:r>
+        <w:br/>
+      </w:r>
+      <w:r>
+        <w:rPr>
+          <w:rStyle w:val="VerbatimChar"/>
+        </w:rPr>
+        <w:t xml:space="preserve">## density_cat:treatment_food                0.0048379 ** </w:t>
+      </w:r>
+      <w:r>
+        <w:br/>
+      </w:r>
+      <w:r>
+        <w:rPr>
+          <w:rStyle w:val="VerbatimChar"/>
+        </w:rPr>
+        <w:t xml:space="preserve">## littersize_std:density_cat:treatment_food 0.0003027 ***</w:t>
+      </w:r>
+      <w:r>
+        <w:br/>
+      </w:r>
+      <w:r>
+        <w:rPr>
+          <w:rStyle w:val="VerbatimChar"/>
+        </w:rPr>
+        <w:t xml:space="preserve">## Residuals                                              </w:t>
+      </w:r>
+      <w:r>
+        <w:br/>
+      </w:r>
+      <w:r>
+        <w:rPr>
+          <w:rStyle w:val="VerbatimChar"/>
+        </w:rPr>
+        <w:t xml:space="preserve">## ---</w:t>
+      </w:r>
+      <w:r>
+        <w:br/>
+      </w:r>
+      <w:r>
+        <w:rPr>
+          <w:rStyle w:val="VerbatimChar"/>
+        </w:rPr>
+        <w:t xml:space="preserve">## Signif. codes:  0 '***' 0.001 '**' 0.01 '*' 0.05 '.' 0.1 ' ' 1</w:t>
+      </w:r>
+    </w:p>
+    <w:p>
+      <w:pPr>
+        <w:pStyle w:val="SourceCode"/>
+      </w:pPr>
+      <w:r>
+        <w:rPr>
+          <w:rStyle w:val="FunctionTok"/>
+        </w:rPr>
+        <w:t xml:space="preserve">ggplot</w:t>
+      </w:r>
+      <w:r>
+        <w:rPr>
+          <w:rStyle w:val="NormalTok"/>
+        </w:rPr>
+        <w:t xml:space="preserve">(food, </w:t>
+      </w:r>
+      <w:r>
+        <w:rPr>
+          <w:rStyle w:val="FunctionTok"/>
+        </w:rPr>
+        <w:t xml:space="preserve">aes</w:t>
+      </w:r>
+      <w:r>
+        <w:rPr>
+          <w:rStyle w:val="NormalTok"/>
+        </w:rPr>
+        <w:t xml:space="preserve">(</w:t>
+      </w:r>
+      <w:r>
+        <w:rPr>
+          <w:rStyle w:val="AttributeTok"/>
+        </w:rPr>
+        <w:t xml:space="preserve">x =</w:t>
+      </w:r>
+      <w:r>
+        <w:rPr>
+          <w:rStyle w:val="NormalTok"/>
+        </w:rPr>
+        <w:t xml:space="preserve"> littersize_std, </w:t>
+      </w:r>
+      <w:r>
+        <w:rPr>
+          <w:rStyle w:val="AttributeTok"/>
+        </w:rPr>
+        <w:t xml:space="preserve">y =</w:t>
+      </w:r>
+      <w:r>
+        <w:rPr>
+          <w:rStyle w:val="NormalTok"/>
+        </w:rPr>
+        <w:t xml:space="preserve"> growthrate_std, </w:t>
+      </w:r>
+      <w:r>
+        <w:rPr>
+          <w:rStyle w:val="AttributeTok"/>
+        </w:rPr>
+        <w:t xml:space="preserve">group =</w:t>
+      </w:r>
+      <w:r>
+        <w:rPr>
+          <w:rStyle w:val="NormalTok"/>
+        </w:rPr>
+        <w:t xml:space="preserve"> </w:t>
+      </w:r>
+      <w:r>
+        <w:rPr>
+          <w:rStyle w:val="FunctionTok"/>
+        </w:rPr>
+        <w:t xml:space="preserve">interaction</w:t>
+      </w:r>
+      <w:r>
+        <w:rPr>
+          <w:rStyle w:val="NormalTok"/>
+        </w:rPr>
+        <w:t xml:space="preserve">(density_cat, treatment_food))) </w:t>
+      </w:r>
+      <w:r>
+        <w:rPr>
+          <w:rStyle w:val="SpecialCharTok"/>
+        </w:rPr>
+        <w:t xml:space="preserve">+</w:t>
+      </w:r>
+      <w:r>
+        <w:br/>
+      </w:r>
+      <w:r>
+        <w:rPr>
+          <w:rStyle w:val="NormalTok"/>
+        </w:rPr>
+        <w:t xml:space="preserve">  </w:t>
+      </w:r>
+      <w:r>
+        <w:rPr>
+          <w:rStyle w:val="FunctionTok"/>
+        </w:rPr>
+        <w:t xml:space="preserve">geom_point</w:t>
+      </w:r>
+      <w:r>
+        <w:rPr>
+          <w:rStyle w:val="NormalTok"/>
+        </w:rPr>
+        <w:t xml:space="preserve">(</w:t>
+      </w:r>
+      <w:r>
+        <w:rPr>
+          <w:rStyle w:val="AttributeTok"/>
+        </w:rPr>
+        <w:t xml:space="preserve">alpha =</w:t>
+      </w:r>
+      <w:r>
+        <w:rPr>
+          <w:rStyle w:val="NormalTok"/>
+        </w:rPr>
+        <w:t xml:space="preserve"> </w:t>
+      </w:r>
+      <w:r>
+        <w:rPr>
+          <w:rStyle w:val="FloatTok"/>
+        </w:rPr>
+        <w:t xml:space="preserve">0.3</w:t>
+      </w:r>
+      <w:r>
+        <w:rPr>
+          <w:rStyle w:val="NormalTok"/>
+        </w:rPr>
+        <w:t xml:space="preserve">, </w:t>
+      </w:r>
+      <w:r>
+        <w:rPr>
+          <w:rStyle w:val="FunctionTok"/>
+        </w:rPr>
+        <w:t xml:space="preserve">aes</w:t>
+      </w:r>
+      <w:r>
+        <w:rPr>
+          <w:rStyle w:val="NormalTok"/>
+        </w:rPr>
+        <w:t xml:space="preserve">(</w:t>
+      </w:r>
+      <w:r>
+        <w:rPr>
+          <w:rStyle w:val="AttributeTok"/>
+        </w:rPr>
+        <w:t xml:space="preserve">color =</w:t>
+      </w:r>
+      <w:r>
+        <w:rPr>
+          <w:rStyle w:val="NormalTok"/>
+        </w:rPr>
+        <w:t xml:space="preserve"> density_cat)) </w:t>
+      </w:r>
+      <w:r>
+        <w:rPr>
+          <w:rStyle w:val="SpecialCharTok"/>
+        </w:rPr>
+        <w:t xml:space="preserve">+</w:t>
+      </w:r>
+      <w:r>
+        <w:br/>
+      </w:r>
+      <w:r>
+        <w:rPr>
+          <w:rStyle w:val="NormalTok"/>
+        </w:rPr>
+        <w:t xml:space="preserve">  </w:t>
+      </w:r>
+      <w:r>
+        <w:rPr>
+          <w:rStyle w:val="FunctionTok"/>
+        </w:rPr>
+        <w:t xml:space="preserve">geom_smooth</w:t>
+      </w:r>
+      <w:r>
+        <w:rPr>
+          <w:rStyle w:val="NormalTok"/>
+        </w:rPr>
+        <w:t xml:space="preserve">(</w:t>
+      </w:r>
+      <w:r>
+        <w:rPr>
+          <w:rStyle w:val="AttributeTok"/>
+        </w:rPr>
+        <w:t xml:space="preserve">method =</w:t>
+      </w:r>
+      <w:r>
+        <w:rPr>
+          <w:rStyle w:val="NormalTok"/>
+        </w:rPr>
+        <w:t xml:space="preserve"> </w:t>
+      </w:r>
+      <w:r>
+        <w:rPr>
+          <w:rStyle w:val="StringTok"/>
+        </w:rPr>
+        <w:t xml:space="preserve">"lm"</w:t>
+      </w:r>
+      <w:r>
+        <w:rPr>
+          <w:rStyle w:val="NormalTok"/>
+        </w:rPr>
+        <w:t xml:space="preserve">, </w:t>
+      </w:r>
+      <w:r>
+        <w:rPr>
+          <w:rStyle w:val="FunctionTok"/>
+        </w:rPr>
+        <w:t xml:space="preserve">aes</w:t>
+      </w:r>
+      <w:r>
+        <w:rPr>
+          <w:rStyle w:val="NormalTok"/>
+        </w:rPr>
+        <w:t xml:space="preserve">(</w:t>
+      </w:r>
+      <w:r>
+        <w:rPr>
+          <w:rStyle w:val="AttributeTok"/>
+        </w:rPr>
+        <w:t xml:space="preserve">color =</w:t>
+      </w:r>
+      <w:r>
+        <w:rPr>
+          <w:rStyle w:val="NormalTok"/>
+        </w:rPr>
+        <w:t xml:space="preserve"> density_cat), </w:t>
+      </w:r>
+      <w:r>
+        <w:rPr>
+          <w:rStyle w:val="AttributeTok"/>
+        </w:rPr>
+        <w:t xml:space="preserve">se =</w:t>
+      </w:r>
+      <w:r>
+        <w:rPr>
+          <w:rStyle w:val="NormalTok"/>
+        </w:rPr>
+        <w:t xml:space="preserve"> </w:t>
+      </w:r>
+      <w:r>
+        <w:rPr>
+          <w:rStyle w:val="ConstantTok"/>
+        </w:rPr>
+        <w:t xml:space="preserve">FALSE</w:t>
+      </w:r>
+      <w:r>
+        <w:rPr>
+          <w:rStyle w:val="NormalTok"/>
+        </w:rPr>
+        <w:t xml:space="preserve">) </w:t>
+      </w:r>
+      <w:r>
+        <w:rPr>
+          <w:rStyle w:val="SpecialCharTok"/>
+        </w:rPr>
+        <w:t xml:space="preserve">+</w:t>
+      </w:r>
+      <w:r>
+        <w:br/>
+      </w:r>
+      <w:r>
+        <w:rPr>
+          <w:rStyle w:val="NormalTok"/>
+        </w:rPr>
+        <w:t xml:space="preserve">  </w:t>
+      </w:r>
+      <w:r>
+        <w:rPr>
+          <w:rStyle w:val="FunctionTok"/>
+        </w:rPr>
+        <w:t xml:space="preserve">facet_wrap</w:t>
+      </w:r>
+      <w:r>
+        <w:rPr>
+          <w:rStyle w:val="NormalTok"/>
+        </w:rPr>
+        <w:t xml:space="preserve">(</w:t>
+      </w:r>
+      <w:r>
+        <w:rPr>
+          <w:rStyle w:val="SpecialCharTok"/>
+        </w:rPr>
+        <w:t xml:space="preserve">~</w:t>
+      </w:r>
+      <w:r>
+        <w:rPr>
+          <w:rStyle w:val="NormalTok"/>
+        </w:rPr>
+        <w:t xml:space="preserve">treatment_food, </w:t>
+      </w:r>
+      <w:r>
+        <w:rPr>
+          <w:rStyle w:val="AttributeTok"/>
+        </w:rPr>
+        <w:t xml:space="preserve">labeller =</w:t>
+      </w:r>
+      <w:r>
+        <w:rPr>
+          <w:rStyle w:val="NormalTok"/>
+        </w:rPr>
+        <w:t xml:space="preserve"> label_both) </w:t>
+      </w:r>
+      <w:r>
+        <w:rPr>
+          <w:rStyle w:val="SpecialCharTok"/>
+        </w:rPr>
+        <w:t xml:space="preserve">+</w:t>
+      </w:r>
+      <w:r>
+        <w:br/>
+      </w:r>
+      <w:r>
+        <w:rPr>
+          <w:rStyle w:val="NormalTok"/>
+        </w:rPr>
+        <w:t xml:space="preserve">  </w:t>
+      </w:r>
+      <w:r>
+        <w:rPr>
+          <w:rStyle w:val="FunctionTok"/>
+        </w:rPr>
+        <w:t xml:space="preserve">labs</w:t>
+      </w:r>
+      <w:r>
+        <w:rPr>
+          <w:rStyle w:val="NormalTok"/>
+        </w:rPr>
+        <w:t xml:space="preserve">(</w:t>
+      </w:r>
+      <w:r>
+        <w:rPr>
+          <w:rStyle w:val="AttributeTok"/>
+        </w:rPr>
+        <w:t xml:space="preserve">x =</w:t>
+      </w:r>
+      <w:r>
+        <w:rPr>
+          <w:rStyle w:val="NormalTok"/>
+        </w:rPr>
+        <w:t xml:space="preserve"> </w:t>
+      </w:r>
+      <w:r>
+        <w:rPr>
+          <w:rStyle w:val="StringTok"/>
+        </w:rPr>
+        <w:t xml:space="preserve">"Litter size"</w:t>
+      </w:r>
+      <w:r>
+        <w:rPr>
+          <w:rStyle w:val="NormalTok"/>
+        </w:rPr>
+        <w:t xml:space="preserve">, </w:t>
+      </w:r>
+      <w:r>
+        <w:rPr>
+          <w:rStyle w:val="AttributeTok"/>
+        </w:rPr>
+        <w:t xml:space="preserve">y =</w:t>
+      </w:r>
+      <w:r>
+        <w:rPr>
+          <w:rStyle w:val="NormalTok"/>
+        </w:rPr>
+        <w:t xml:space="preserve"> </w:t>
+      </w:r>
+      <w:r>
+        <w:rPr>
+          <w:rStyle w:val="StringTok"/>
+        </w:rPr>
+        <w:t xml:space="preserve">"Growth rate (g/day)"</w:t>
+      </w:r>
+      <w:r>
+        <w:rPr>
+          <w:rStyle w:val="NormalTok"/>
+        </w:rPr>
+        <w:t xml:space="preserve">, </w:t>
+      </w:r>
+      <w:r>
+        <w:rPr>
+          <w:rStyle w:val="AttributeTok"/>
+        </w:rPr>
+        <w:t xml:space="preserve">color =</w:t>
+      </w:r>
+      <w:r>
+        <w:rPr>
+          <w:rStyle w:val="NormalTok"/>
+        </w:rPr>
+        <w:t xml:space="preserve"> </w:t>
+      </w:r>
+      <w:r>
+        <w:rPr>
+          <w:rStyle w:val="StringTok"/>
+        </w:rPr>
+        <w:t xml:space="preserve">"Density"</w:t>
+      </w:r>
+      <w:r>
+        <w:rPr>
+          <w:rStyle w:val="NormalTok"/>
+        </w:rPr>
+        <w:t xml:space="preserve">) </w:t>
+      </w:r>
+      <w:r>
+        <w:rPr>
+          <w:rStyle w:val="SpecialCharTok"/>
+        </w:rPr>
+        <w:t xml:space="preserve">+</w:t>
+      </w:r>
+      <w:r>
+        <w:br/>
+      </w:r>
+      <w:r>
+        <w:rPr>
+          <w:rStyle w:val="NormalTok"/>
+        </w:rPr>
+        <w:t xml:space="preserve">  </w:t>
+      </w:r>
+      <w:r>
+        <w:rPr>
+          <w:rStyle w:val="FunctionTok"/>
+        </w:rPr>
+        <w:t xml:space="preserve">theme_minimal</w:t>
+      </w:r>
+      <w:r>
+        <w:rPr>
+          <w:rStyle w:val="NormalTok"/>
+        </w:rPr>
+        <w:t xml:space="preserve">()</w:t>
+      </w:r>
+    </w:p>
+    <w:p>
+      <w:pPr>
+        <w:pStyle w:val="SourceCode"/>
+      </w:pPr>
+      <w:r>
+        <w:rPr>
+          <w:rStyle w:val="VerbatimChar"/>
+        </w:rPr>
+        <w:t xml:space="preserve">## `geom_smooth()` using formula = 'y ~ x'</w:t>
+      </w:r>
+    </w:p>
+    <w:p>
+      <w:pPr>
+        <w:pStyle w:val="SourceCode"/>
+      </w:pPr>
+      <w:r>
+        <w:rPr>
+          <w:rStyle w:val="VerbatimChar"/>
+        </w:rPr>
+        <w:t xml:space="preserve">## Warning: Removed 11 rows containing non-finite outside the scale range</w:t>
+      </w:r>
+      <w:r>
+        <w:br/>
+      </w:r>
+      <w:r>
+        <w:rPr>
+          <w:rStyle w:val="VerbatimChar"/>
+        </w:rPr>
+        <w:t xml:space="preserve">## (`stat_smooth()`).</w:t>
+      </w:r>
+    </w:p>
+    <w:p>
+      <w:pPr>
+        <w:pStyle w:val="SourceCode"/>
+      </w:pPr>
+      <w:r>
+        <w:rPr>
+          <w:rStyle w:val="VerbatimChar"/>
+        </w:rPr>
+        <w:t xml:space="preserve">## Warning: Removed 11 rows containing missing values or values outside the scale range</w:t>
+      </w:r>
+      <w:r>
+        <w:br/>
+      </w:r>
+      <w:r>
+        <w:rPr>
+          <w:rStyle w:val="VerbatimChar"/>
+        </w:rPr>
+        <w:t xml:space="preserve">## (`geom_point()`).</w:t>
+      </w:r>
+    </w:p>
+    <w:p>
+      <w:pPr>
+        <w:pStyle w:val="FirstParagraph"/>
+      </w:pPr>
+      <w:r>
+        <w:drawing>
+          <wp:inline>
+            <wp:extent cx="4620126" cy="3696101"/>
+            <wp:effectExtent b="0" l="0" r="0" t="0"/>
+            <wp:docPr descr="" title="" id="19" name="Picture"/>
+            <a:graphic>
+              <a:graphicData uri="http://schemas.openxmlformats.org/drawingml/2006/picture">
+                <pic:pic>
+                  <pic:nvPicPr>
+                    <pic:cNvPr descr="Preliminary_results_files/Preliminary_results_files/figure-docx/fig2 but standardized-1.png" id="20" name="Picture"/>
+                    <pic:cNvPicPr>
+                      <a:picLocks noChangeArrowheads="1" noChangeAspect="1"/>
+                    </pic:cNvPicPr>
+                  </pic:nvPicPr>
+                  <pic:blipFill>
+                    <a:blip r:embed="rId18"/>
+                    <a:stretch>
+                      <a:fillRect/>
+                    </a:stretch>
+                  </pic:blipFill>
+                  <pic:spPr bwMode="auto">
+                    <a:xfrm>
+                      <a:off x="0" y="0"/>
+                      <a:ext cx="4620126" cy="3696101"/>
+                    </a:xfrm>
+                    <a:prstGeom prst="rect">
+                      <a:avLst/>
+                    </a:prstGeom>
+                    <a:noFill/>
+                    <a:ln w="9525">
+                      <a:noFill/>
+                      <a:headEnd/>
+                      <a:tailEnd/>
+                    </a:ln>
+                  </pic:spPr>
+                </pic:pic>
+              </a:graphicData>
+            </a:graphic>
+          </wp:inline>
+        </w:drawing>
+      </w:r>
+    </w:p>
+    <w:p>
+      <w:pPr>
+        <w:pStyle w:val="BodyText"/>
+      </w:pPr>
+      <w:r>
+        <w:t xml:space="preserve">Lastly, same thing but for the rattle data set. Incorporate rattle treatment.</w:t>
+      </w:r>
+    </w:p>
+    <w:p>
+      <w:pPr>
+        <w:pStyle w:val="SourceCode"/>
+      </w:pPr>
+      <w:r>
+        <w:rPr>
+          <w:rStyle w:val="NormalTok"/>
+        </w:rPr>
+        <w:t xml:space="preserve">rmod </w:t>
+      </w:r>
+      <w:r>
+        <w:rPr>
+          <w:rStyle w:val="OtherTok"/>
+        </w:rPr>
+        <w:t xml:space="preserve">&lt;-</w:t>
+      </w:r>
+      <w:r>
+        <w:rPr>
+          <w:rStyle w:val="NormalTok"/>
+        </w:rPr>
+        <w:t xml:space="preserve"> </w:t>
+      </w:r>
+      <w:r>
+        <w:rPr>
+          <w:rStyle w:val="FunctionTok"/>
+        </w:rPr>
+        <w:t xml:space="preserve">lm</w:t>
+      </w:r>
+      <w:r>
+        <w:rPr>
+          <w:rStyle w:val="NormalTok"/>
+        </w:rPr>
+        <w:t xml:space="preserve">(growthrate </w:t>
+      </w:r>
+      <w:r>
+        <w:rPr>
+          <w:rStyle w:val="SpecialCharTok"/>
+        </w:rPr>
+        <w:t xml:space="preserve">~</w:t>
+      </w:r>
+      <w:r>
+        <w:rPr>
+          <w:rStyle w:val="NormalTok"/>
+        </w:rPr>
+        <w:t xml:space="preserve"> littersize</w:t>
+      </w:r>
+      <w:r>
+        <w:rPr>
+          <w:rStyle w:val="SpecialCharTok"/>
+        </w:rPr>
+        <w:t xml:space="preserve">*</w:t>
+      </w:r>
+      <w:r>
+        <w:rPr>
+          <w:rStyle w:val="NormalTok"/>
+        </w:rPr>
+        <w:t xml:space="preserve">density_cat</w:t>
+      </w:r>
+      <w:r>
+        <w:rPr>
+          <w:rStyle w:val="SpecialCharTok"/>
+        </w:rPr>
+        <w:t xml:space="preserve">*</w:t>
+      </w:r>
+      <w:r>
+        <w:rPr>
+          <w:rStyle w:val="NormalTok"/>
+        </w:rPr>
+        <w:t xml:space="preserve">treatment, rattle)</w:t>
+      </w:r>
+      <w:r>
+        <w:br/>
+      </w:r>
+      <w:r>
+        <w:rPr>
+          <w:rStyle w:val="FunctionTok"/>
+        </w:rPr>
+        <w:t xml:space="preserve">anova</w:t>
+      </w:r>
+      <w:r>
+        <w:rPr>
+          <w:rStyle w:val="NormalTok"/>
+        </w:rPr>
+        <w:t xml:space="preserve">(rmod)</w:t>
+      </w:r>
+    </w:p>
+    <w:p>
+      <w:pPr>
+        <w:pStyle w:val="SourceCode"/>
+      </w:pPr>
+      <w:r>
+        <w:rPr>
+          <w:rStyle w:val="VerbatimChar"/>
+        </w:rPr>
+        <w:t xml:space="preserve">## Analysis of Variance Table</w:t>
+      </w:r>
+      <w:r>
+        <w:br/>
+      </w:r>
+      <w:r>
+        <w:rPr>
+          <w:rStyle w:val="VerbatimChar"/>
+        </w:rPr>
+        <w:t xml:space="preserve">## </w:t>
+      </w:r>
+      <w:r>
+        <w:br/>
+      </w:r>
+      <w:r>
+        <w:rPr>
+          <w:rStyle w:val="VerbatimChar"/>
+        </w:rPr>
+        <w:t xml:space="preserve">## Response: growthrate</w:t>
+      </w:r>
+      <w:r>
+        <w:br/>
+      </w:r>
+      <w:r>
+        <w:rPr>
+          <w:rStyle w:val="VerbatimChar"/>
+        </w:rPr>
+        <w:t xml:space="preserve">##                                   Df Sum Sq Mean Sq F value    Pr(&gt;F)    </w:t>
+      </w:r>
+      <w:r>
+        <w:br/>
+      </w:r>
+      <w:r>
+        <w:rPr>
+          <w:rStyle w:val="VerbatimChar"/>
+        </w:rPr>
+        <w:t xml:space="preserve">## littersize                         1 15.911 15.9112 86.0559 &lt; 2.2e-16 ***</w:t>
+      </w:r>
+      <w:r>
+        <w:br/>
+      </w:r>
+      <w:r>
+        <w:rPr>
+          <w:rStyle w:val="VerbatimChar"/>
+        </w:rPr>
+        <w:t xml:space="preserve">## density_cat                        2  3.938  1.9689 10.6487 2.964e-05 ***</w:t>
+      </w:r>
+      <w:r>
+        <w:br/>
+      </w:r>
+      <w:r>
+        <w:rPr>
+          <w:rStyle w:val="VerbatimChar"/>
+        </w:rPr>
+        <w:t xml:space="preserve">## treatment                          1  0.297  0.2969  1.6061   0.20564    </w:t>
+      </w:r>
+      <w:r>
+        <w:br/>
+      </w:r>
+      <w:r>
+        <w:rPr>
+          <w:rStyle w:val="VerbatimChar"/>
+        </w:rPr>
+        <w:t xml:space="preserve">## littersize:density_cat             2  0.969  0.4846  2.6212   0.07372 .  </w:t>
+      </w:r>
+      <w:r>
+        <w:br/>
+      </w:r>
+      <w:r>
+        <w:rPr>
+          <w:rStyle w:val="VerbatimChar"/>
+        </w:rPr>
+        <w:t xml:space="preserve">## littersize:treatment               1  3.506  3.5063 18.9639 1.619e-05 ***</w:t>
+      </w:r>
+      <w:r>
+        <w:br/>
+      </w:r>
+      <w:r>
+        <w:rPr>
+          <w:rStyle w:val="VerbatimChar"/>
+        </w:rPr>
+        <w:t xml:space="preserve">## density_cat:treatment              2  1.178  0.5890  3.1854   0.04221 *  </w:t>
+      </w:r>
+      <w:r>
+        <w:br/>
+      </w:r>
+      <w:r>
+        <w:rPr>
+          <w:rStyle w:val="VerbatimChar"/>
+        </w:rPr>
+        <w:t xml:space="preserve">## littersize:density_cat:treatment   2  1.709  0.8546  4.6223   0.01026 *  </w:t>
+      </w:r>
+      <w:r>
+        <w:br/>
+      </w:r>
+      <w:r>
+        <w:rPr>
+          <w:rStyle w:val="VerbatimChar"/>
+        </w:rPr>
+        <w:t xml:space="preserve">## Residuals                        496 91.707  0.1849                      </w:t>
+      </w:r>
+      <w:r>
+        <w:br/>
+      </w:r>
+      <w:r>
+        <w:rPr>
+          <w:rStyle w:val="VerbatimChar"/>
+        </w:rPr>
+        <w:t xml:space="preserve">## ---</w:t>
+      </w:r>
+      <w:r>
+        <w:br/>
+      </w:r>
+      <w:r>
+        <w:rPr>
+          <w:rStyle w:val="VerbatimChar"/>
+        </w:rPr>
+        <w:t xml:space="preserve">## Signif. codes:  0 '***' 0.001 '**' 0.01 '*' 0.05 '.' 0.1 ' ' 1</w:t>
+      </w:r>
+    </w:p>
+    <w:p>
+      <w:pPr>
+        <w:pStyle w:val="SourceCode"/>
+      </w:pPr>
+      <w:r>
+        <w:rPr>
+          <w:rStyle w:val="FunctionTok"/>
+        </w:rPr>
+        <w:t xml:space="preserve">ggplot</w:t>
+      </w:r>
+      <w:r>
+        <w:rPr>
+          <w:rStyle w:val="NormalTok"/>
+        </w:rPr>
+        <w:t xml:space="preserve">(rattle, </w:t>
+      </w:r>
+      <w:r>
+        <w:rPr>
+          <w:rStyle w:val="FunctionTok"/>
+        </w:rPr>
+        <w:t xml:space="preserve">aes</w:t>
+      </w:r>
+      <w:r>
+        <w:rPr>
+          <w:rStyle w:val="NormalTok"/>
+        </w:rPr>
+        <w:t xml:space="preserve">(</w:t>
+      </w:r>
+      <w:r>
+        <w:rPr>
+          <w:rStyle w:val="AttributeTok"/>
+        </w:rPr>
+        <w:t xml:space="preserve">x =</w:t>
+      </w:r>
+      <w:r>
+        <w:rPr>
+          <w:rStyle w:val="NormalTok"/>
+        </w:rPr>
+        <w:t xml:space="preserve"> littersize, </w:t>
+      </w:r>
+      <w:r>
+        <w:rPr>
+          <w:rStyle w:val="AttributeTok"/>
+        </w:rPr>
+        <w:t xml:space="preserve">y =</w:t>
+      </w:r>
+      <w:r>
+        <w:rPr>
+          <w:rStyle w:val="NormalTok"/>
+        </w:rPr>
+        <w:t xml:space="preserve"> growthrate, </w:t>
+      </w:r>
+      <w:r>
+        <w:rPr>
+          <w:rStyle w:val="AttributeTok"/>
+        </w:rPr>
+        <w:t xml:space="preserve">group =</w:t>
+      </w:r>
+      <w:r>
+        <w:rPr>
+          <w:rStyle w:val="NormalTok"/>
+        </w:rPr>
+        <w:t xml:space="preserve"> </w:t>
+      </w:r>
+      <w:r>
+        <w:rPr>
+          <w:rStyle w:val="FunctionTok"/>
+        </w:rPr>
+        <w:t xml:space="preserve">interaction</w:t>
+      </w:r>
+      <w:r>
+        <w:rPr>
+          <w:rStyle w:val="NormalTok"/>
+        </w:rPr>
+        <w:t xml:space="preserve">(density_cat, treatment))) </w:t>
+      </w:r>
+      <w:r>
+        <w:rPr>
+          <w:rStyle w:val="SpecialCharTok"/>
+        </w:rPr>
+        <w:t xml:space="preserve">+</w:t>
+      </w:r>
+      <w:r>
+        <w:br/>
+      </w:r>
+      <w:r>
+        <w:rPr>
+          <w:rStyle w:val="NormalTok"/>
+        </w:rPr>
+        <w:t xml:space="preserve">  </w:t>
+      </w:r>
+      <w:r>
+        <w:rPr>
+          <w:rStyle w:val="FunctionTok"/>
+        </w:rPr>
+        <w:t xml:space="preserve">geom_point</w:t>
+      </w:r>
+      <w:r>
+        <w:rPr>
+          <w:rStyle w:val="NormalTok"/>
+        </w:rPr>
+        <w:t xml:space="preserve">(</w:t>
+      </w:r>
+      <w:r>
+        <w:rPr>
+          <w:rStyle w:val="AttributeTok"/>
+        </w:rPr>
+        <w:t xml:space="preserve">alpha =</w:t>
+      </w:r>
+      <w:r>
+        <w:rPr>
+          <w:rStyle w:val="NormalTok"/>
+        </w:rPr>
+        <w:t xml:space="preserve"> </w:t>
+      </w:r>
+      <w:r>
+        <w:rPr>
+          <w:rStyle w:val="FloatTok"/>
+        </w:rPr>
+        <w:t xml:space="preserve">0.3</w:t>
+      </w:r>
+      <w:r>
+        <w:rPr>
+          <w:rStyle w:val="NormalTok"/>
+        </w:rPr>
+        <w:t xml:space="preserve">, </w:t>
+      </w:r>
+      <w:r>
+        <w:rPr>
+          <w:rStyle w:val="FunctionTok"/>
+        </w:rPr>
+        <w:t xml:space="preserve">aes</w:t>
+      </w:r>
+      <w:r>
+        <w:rPr>
+          <w:rStyle w:val="NormalTok"/>
+        </w:rPr>
+        <w:t xml:space="preserve">(</w:t>
+      </w:r>
+      <w:r>
+        <w:rPr>
+          <w:rStyle w:val="AttributeTok"/>
+        </w:rPr>
+        <w:t xml:space="preserve">color =</w:t>
+      </w:r>
+      <w:r>
+        <w:rPr>
+          <w:rStyle w:val="NormalTok"/>
+        </w:rPr>
+        <w:t xml:space="preserve"> density_cat)) </w:t>
+      </w:r>
+      <w:r>
+        <w:rPr>
+          <w:rStyle w:val="SpecialCharTok"/>
+        </w:rPr>
+        <w:t xml:space="preserve">+</w:t>
+      </w:r>
+      <w:r>
+        <w:br/>
+      </w:r>
+      <w:r>
+        <w:rPr>
+          <w:rStyle w:val="NormalTok"/>
+        </w:rPr>
+        <w:t xml:space="preserve">  </w:t>
+      </w:r>
+      <w:r>
+        <w:rPr>
+          <w:rStyle w:val="FunctionTok"/>
+        </w:rPr>
+        <w:t xml:space="preserve">geom_smooth</w:t>
+      </w:r>
+      <w:r>
+        <w:rPr>
+          <w:rStyle w:val="NormalTok"/>
+        </w:rPr>
+        <w:t xml:space="preserve">(</w:t>
+      </w:r>
+      <w:r>
+        <w:rPr>
+          <w:rStyle w:val="AttributeTok"/>
+        </w:rPr>
+        <w:t xml:space="preserve">method =</w:t>
+      </w:r>
+      <w:r>
+        <w:rPr>
+          <w:rStyle w:val="NormalTok"/>
+        </w:rPr>
+        <w:t xml:space="preserve"> </w:t>
+      </w:r>
+      <w:r>
+        <w:rPr>
+          <w:rStyle w:val="StringTok"/>
+        </w:rPr>
+        <w:t xml:space="preserve">"lm"</w:t>
+      </w:r>
+      <w:r>
+        <w:rPr>
+          <w:rStyle w:val="NormalTok"/>
+        </w:rPr>
+        <w:t xml:space="preserve">, </w:t>
+      </w:r>
+      <w:r>
+        <w:rPr>
+          <w:rStyle w:val="FunctionTok"/>
+        </w:rPr>
+        <w:t xml:space="preserve">aes</w:t>
+      </w:r>
+      <w:r>
+        <w:rPr>
+          <w:rStyle w:val="NormalTok"/>
+        </w:rPr>
+        <w:t xml:space="preserve">(</w:t>
+      </w:r>
+      <w:r>
+        <w:rPr>
+          <w:rStyle w:val="AttributeTok"/>
+        </w:rPr>
+        <w:t xml:space="preserve">color =</w:t>
+      </w:r>
+      <w:r>
+        <w:rPr>
+          <w:rStyle w:val="NormalTok"/>
+        </w:rPr>
+        <w:t xml:space="preserve"> density_cat), </w:t>
+      </w:r>
+      <w:r>
+        <w:rPr>
+          <w:rStyle w:val="AttributeTok"/>
+        </w:rPr>
+        <w:t xml:space="preserve">se =</w:t>
+      </w:r>
+      <w:r>
+        <w:rPr>
+          <w:rStyle w:val="NormalTok"/>
+        </w:rPr>
+        <w:t xml:space="preserve"> </w:t>
+      </w:r>
+      <w:r>
+        <w:rPr>
+          <w:rStyle w:val="ConstantTok"/>
+        </w:rPr>
+        <w:t xml:space="preserve">FALSE</w:t>
+      </w:r>
+      <w:r>
+        <w:rPr>
+          <w:rStyle w:val="NormalTok"/>
+        </w:rPr>
+        <w:t xml:space="preserve">) </w:t>
+      </w:r>
+      <w:r>
+        <w:rPr>
+          <w:rStyle w:val="SpecialCharTok"/>
+        </w:rPr>
+        <w:t xml:space="preserve">+</w:t>
+      </w:r>
+      <w:r>
+        <w:br/>
+      </w:r>
+      <w:r>
+        <w:rPr>
+          <w:rStyle w:val="NormalTok"/>
+        </w:rPr>
+        <w:t xml:space="preserve">  </w:t>
+      </w:r>
+      <w:r>
+        <w:rPr>
+          <w:rStyle w:val="FunctionTok"/>
+        </w:rPr>
+        <w:t xml:space="preserve">facet_wrap</w:t>
+      </w:r>
+      <w:r>
+        <w:rPr>
+          <w:rStyle w:val="NormalTok"/>
+        </w:rPr>
+        <w:t xml:space="preserve">(</w:t>
+      </w:r>
+      <w:r>
+        <w:rPr>
+          <w:rStyle w:val="SpecialCharTok"/>
+        </w:rPr>
+        <w:t xml:space="preserve">~</w:t>
+      </w:r>
+      <w:r>
+        <w:rPr>
+          <w:rStyle w:val="NormalTok"/>
+        </w:rPr>
+        <w:t xml:space="preserve">treatment, </w:t>
+      </w:r>
+      <w:r>
+        <w:rPr>
+          <w:rStyle w:val="AttributeTok"/>
+        </w:rPr>
+        <w:t xml:space="preserve">labeller =</w:t>
+      </w:r>
+      <w:r>
+        <w:rPr>
+          <w:rStyle w:val="NormalTok"/>
+        </w:rPr>
+        <w:t xml:space="preserve"> label_both) </w:t>
+      </w:r>
+      <w:r>
+        <w:rPr>
+          <w:rStyle w:val="SpecialCharTok"/>
+        </w:rPr>
+        <w:t xml:space="preserve">+</w:t>
+      </w:r>
+      <w:r>
+        <w:br/>
+      </w:r>
+      <w:r>
+        <w:rPr>
+          <w:rStyle w:val="NormalTok"/>
+        </w:rPr>
+        <w:t xml:space="preserve">  </w:t>
+      </w:r>
+      <w:r>
+        <w:rPr>
+          <w:rStyle w:val="FunctionTok"/>
+        </w:rPr>
+        <w:t xml:space="preserve">labs</w:t>
+      </w:r>
+      <w:r>
+        <w:rPr>
+          <w:rStyle w:val="NormalTok"/>
+        </w:rPr>
+        <w:t xml:space="preserve">(</w:t>
+      </w:r>
+      <w:r>
+        <w:rPr>
+          <w:rStyle w:val="AttributeTok"/>
+        </w:rPr>
+        <w:t xml:space="preserve">x =</w:t>
+      </w:r>
+      <w:r>
+        <w:rPr>
+          <w:rStyle w:val="NormalTok"/>
+        </w:rPr>
+        <w:t xml:space="preserve"> </w:t>
+      </w:r>
+      <w:r>
+        <w:rPr>
+          <w:rStyle w:val="StringTok"/>
+        </w:rPr>
+        <w:t xml:space="preserve">"Litter size"</w:t>
+      </w:r>
+      <w:r>
+        <w:rPr>
+          <w:rStyle w:val="NormalTok"/>
+        </w:rPr>
+        <w:t xml:space="preserve">, </w:t>
+      </w:r>
+      <w:r>
+        <w:rPr>
+          <w:rStyle w:val="AttributeTok"/>
+        </w:rPr>
+        <w:t xml:space="preserve">y =</w:t>
+      </w:r>
+      <w:r>
+        <w:rPr>
+          <w:rStyle w:val="NormalTok"/>
+        </w:rPr>
+        <w:t xml:space="preserve"> </w:t>
+      </w:r>
+      <w:r>
+        <w:rPr>
+          <w:rStyle w:val="StringTok"/>
+        </w:rPr>
+        <w:t xml:space="preserve">"Growth rate (g/day)"</w:t>
+      </w:r>
+      <w:r>
+        <w:rPr>
+          <w:rStyle w:val="NormalTok"/>
+        </w:rPr>
+        <w:t xml:space="preserve">, </w:t>
+      </w:r>
+      <w:r>
+        <w:rPr>
+          <w:rStyle w:val="AttributeTok"/>
+        </w:rPr>
+        <w:t xml:space="preserve">color =</w:t>
+      </w:r>
+      <w:r>
+        <w:rPr>
+          <w:rStyle w:val="NormalTok"/>
+        </w:rPr>
+        <w:t xml:space="preserve"> </w:t>
+      </w:r>
+      <w:r>
+        <w:rPr>
+          <w:rStyle w:val="StringTok"/>
+        </w:rPr>
+        <w:t xml:space="preserve">"Density"</w:t>
+      </w:r>
+      <w:r>
+        <w:rPr>
+          <w:rStyle w:val="NormalTok"/>
+        </w:rPr>
+        <w:t xml:space="preserve">) </w:t>
+      </w:r>
+      <w:r>
+        <w:rPr>
+          <w:rStyle w:val="SpecialCharTok"/>
+        </w:rPr>
+        <w:t xml:space="preserve">+</w:t>
+      </w:r>
+      <w:r>
+        <w:br/>
+      </w:r>
+      <w:r>
+        <w:rPr>
+          <w:rStyle w:val="NormalTok"/>
+        </w:rPr>
+        <w:t xml:space="preserve">  </w:t>
+      </w:r>
+      <w:r>
+        <w:rPr>
+          <w:rStyle w:val="FunctionTok"/>
+        </w:rPr>
+        <w:t xml:space="preserve">theme_minimal</w:t>
+      </w:r>
+      <w:r>
+        <w:rPr>
+          <w:rStyle w:val="NormalTok"/>
+        </w:rPr>
+        <w:t xml:space="preserve">()</w:t>
+      </w:r>
+    </w:p>
+    <w:p>
+      <w:pPr>
+        <w:pStyle w:val="SourceCode"/>
+      </w:pPr>
+      <w:r>
+        <w:rPr>
+          <w:rStyle w:val="VerbatimChar"/>
+        </w:rPr>
+        <w:t xml:space="preserve">## `geom_smooth()` using formula = 'y ~ x'</w:t>
+      </w:r>
+    </w:p>
+    <w:p>
+      <w:pPr>
+        <w:pStyle w:val="FirstParagraph"/>
+      </w:pPr>
+      <w:r>
+        <w:drawing>
+          <wp:inline>
+            <wp:extent cx="4620126" cy="3696101"/>
+            <wp:effectExtent b="0" l="0" r="0" t="0"/>
+            <wp:docPr descr="" title="" id="22" name="Picture"/>
+            <a:graphic>
+              <a:graphicData uri="http://schemas.openxmlformats.org/drawingml/2006/picture">
+                <pic:pic>
+                  <pic:nvPicPr>
+                    <pic:cNvPr descr="Preliminary_results_files/Preliminary_results_files/figure-docx/fig 3-1.png" id="23" name="Picture"/>
+                    <pic:cNvPicPr>
+                      <a:picLocks noChangeArrowheads="1" noChangeAspect="1"/>
+                    </pic:cNvPicPr>
+                  </pic:nvPicPr>
+                  <pic:blipFill>
+                    <a:blip r:embed="rId21"/>
+                    <a:stretch>
+                      <a:fillRect/>
+                    </a:stretch>
+                  </pic:blipFill>
+                  <pic:spPr bwMode="auto">
+                    <a:xfrm>
+                      <a:off x="0" y="0"/>
+                      <a:ext cx="4620126" cy="3696101"/>
+                    </a:xfrm>
+                    <a:prstGeom prst="rect">
+                      <a:avLst/>
+                    </a:prstGeom>
+                    <a:noFill/>
+                    <a:ln w="9525">
+                      <a:noFill/>
+                      <a:headEnd/>
+                      <a:tailEnd/>
+                    </a:ln>
+                  </pic:spPr>
+                </pic:pic>
+              </a:graphicData>
+            </a:graphic>
+          </wp:inline>
+        </w:drawing>
+      </w:r>
+    </w:p>
+    <w:p>
+      <w:pPr>
+        <w:pStyle w:val="SourceCode"/>
+      </w:pPr>
+      <w:r>
+        <w:rPr>
+          <w:rStyle w:val="NormalTok"/>
+        </w:rPr>
+        <w:t xml:space="preserve">rmod_std </w:t>
+      </w:r>
+      <w:r>
+        <w:rPr>
+          <w:rStyle w:val="OtherTok"/>
+        </w:rPr>
+        <w:t xml:space="preserve">&lt;-</w:t>
+      </w:r>
+      <w:r>
+        <w:rPr>
+          <w:rStyle w:val="NormalTok"/>
+        </w:rPr>
+        <w:t xml:space="preserve"> </w:t>
+      </w:r>
+      <w:r>
+        <w:rPr>
+          <w:rStyle w:val="FunctionTok"/>
+        </w:rPr>
+        <w:t xml:space="preserve">lm</w:t>
+      </w:r>
+      <w:r>
+        <w:rPr>
+          <w:rStyle w:val="NormalTok"/>
+        </w:rPr>
+        <w:t xml:space="preserve">(growthrate_std </w:t>
+      </w:r>
+      <w:r>
+        <w:rPr>
+          <w:rStyle w:val="SpecialCharTok"/>
+        </w:rPr>
+        <w:t xml:space="preserve">~</w:t>
+      </w:r>
+      <w:r>
+        <w:rPr>
+          <w:rStyle w:val="NormalTok"/>
+        </w:rPr>
+        <w:t xml:space="preserve"> littersize_std</w:t>
+      </w:r>
+      <w:r>
+        <w:rPr>
+          <w:rStyle w:val="SpecialCharTok"/>
+        </w:rPr>
+        <w:t xml:space="preserve">*</w:t>
+      </w:r>
+      <w:r>
+        <w:rPr>
+          <w:rStyle w:val="NormalTok"/>
+        </w:rPr>
+        <w:t xml:space="preserve">density_cat</w:t>
+      </w:r>
+      <w:r>
+        <w:rPr>
+          <w:rStyle w:val="SpecialCharTok"/>
+        </w:rPr>
+        <w:t xml:space="preserve">*</w:t>
+      </w:r>
+      <w:r>
+        <w:rPr>
+          <w:rStyle w:val="NormalTok"/>
+        </w:rPr>
+        <w:t xml:space="preserve">treatment, rattle)</w:t>
+      </w:r>
+      <w:r>
+        <w:br/>
+      </w:r>
+      <w:r>
+        <w:rPr>
+          <w:rStyle w:val="FunctionTok"/>
+        </w:rPr>
+        <w:t xml:space="preserve">anova</w:t>
+      </w:r>
+      <w:r>
+        <w:rPr>
+          <w:rStyle w:val="NormalTok"/>
+        </w:rPr>
+        <w:t xml:space="preserve">(rmod_std)</w:t>
+      </w:r>
+    </w:p>
+    <w:p>
+      <w:pPr>
+        <w:pStyle w:val="SourceCode"/>
+      </w:pPr>
+      <w:r>
+        <w:rPr>
+          <w:rStyle w:val="VerbatimChar"/>
+        </w:rPr>
+        <w:t xml:space="preserve">## Analysis of Variance Table</w:t>
+      </w:r>
+      <w:r>
+        <w:br/>
+      </w:r>
+      <w:r>
+        <w:rPr>
+          <w:rStyle w:val="VerbatimChar"/>
+        </w:rPr>
+        <w:t xml:space="preserve">## </w:t>
+      </w:r>
+      <w:r>
+        <w:br/>
+      </w:r>
+      <w:r>
+        <w:rPr>
+          <w:rStyle w:val="VerbatimChar"/>
+        </w:rPr>
+        <w:t xml:space="preserve">## Response: growthrate_std</w:t>
+      </w:r>
+      <w:r>
+        <w:br/>
+      </w:r>
+      <w:r>
+        <w:rPr>
+          <w:rStyle w:val="VerbatimChar"/>
+        </w:rPr>
+        <w:t xml:space="preserve">##                                       Df Sum Sq Mean Sq F value    Pr(&gt;F)    </w:t>
+      </w:r>
+      <w:r>
+        <w:br/>
+      </w:r>
+      <w:r>
+        <w:rPr>
+          <w:rStyle w:val="VerbatimChar"/>
+        </w:rPr>
+        <w:t xml:space="preserve">## littersize_std                         1  17.20 17.1972 19.1783 1.473e-05 ***</w:t>
+      </w:r>
+      <w:r>
+        <w:br/>
+      </w:r>
+      <w:r>
+        <w:rPr>
+          <w:rStyle w:val="VerbatimChar"/>
+        </w:rPr>
+        <w:t xml:space="preserve">## density_cat                            2  12.26  6.1320  6.8384  0.001183 ** </w:t>
+      </w:r>
+      <w:r>
+        <w:br/>
+      </w:r>
+      <w:r>
+        <w:rPr>
+          <w:rStyle w:val="VerbatimChar"/>
+        </w:rPr>
+        <w:t xml:space="preserve">## treatment                              1   0.05  0.0508  0.0566  0.812050    </w:t>
+      </w:r>
+      <w:r>
+        <w:br/>
+      </w:r>
+      <w:r>
+        <w:rPr>
+          <w:rStyle w:val="VerbatimChar"/>
+        </w:rPr>
+        <w:t xml:space="preserve">## littersize_std:density_cat             2   0.02  0.0107  0.0119  0.988135    </w:t>
+      </w:r>
+      <w:r>
+        <w:br/>
+      </w:r>
+      <w:r>
+        <w:rPr>
+          <w:rStyle w:val="VerbatimChar"/>
+        </w:rPr>
+        <w:t xml:space="preserve">## littersize_std:treatment               1  14.62 14.6191 16.3032 6.314e-05 ***</w:t>
+      </w:r>
+      <w:r>
+        <w:br/>
+      </w:r>
+      <w:r>
+        <w:rPr>
+          <w:rStyle w:val="VerbatimChar"/>
+        </w:rPr>
+        <w:t xml:space="preserve">## density_cat:treatment                  2   0.71  0.3541  0.3949  0.673968    </w:t>
+      </w:r>
+      <w:r>
+        <w:br/>
+      </w:r>
+      <w:r>
+        <w:rPr>
+          <w:rStyle w:val="VerbatimChar"/>
+        </w:rPr>
+        <w:t xml:space="preserve">## littersize_std:density_cat:treatment   2   0.07  0.0348  0.0388  0.961934    </w:t>
+      </w:r>
+      <w:r>
+        <w:br/>
+      </w:r>
+      <w:r>
+        <w:rPr>
+          <w:rStyle w:val="VerbatimChar"/>
+        </w:rPr>
+        <w:t xml:space="preserve">## Residuals                            464 416.07  0.8967                      </w:t>
+      </w:r>
+      <w:r>
+        <w:br/>
+      </w:r>
+      <w:r>
+        <w:rPr>
+          <w:rStyle w:val="VerbatimChar"/>
+        </w:rPr>
+        <w:t xml:space="preserve">## ---</w:t>
+      </w:r>
+      <w:r>
+        <w:br/>
+      </w:r>
+      <w:r>
+        <w:rPr>
+          <w:rStyle w:val="VerbatimChar"/>
+        </w:rPr>
+        <w:t xml:space="preserve">## Signif. codes:  0 '***' 0.001 '**' 0.01 '*' 0.05 '.' 0.1 ' ' 1</w:t>
+      </w:r>
+    </w:p>
+    <w:p>
+      <w:pPr>
+        <w:pStyle w:val="SourceCode"/>
+      </w:pPr>
+      <w:r>
+        <w:rPr>
+          <w:rStyle w:val="FunctionTok"/>
+        </w:rPr>
+        <w:t xml:space="preserve">ggplot</w:t>
+      </w:r>
+      <w:r>
+        <w:rPr>
+          <w:rStyle w:val="NormalTok"/>
+        </w:rPr>
+        <w:t xml:space="preserve">(rattle, </w:t>
+      </w:r>
+      <w:r>
+        <w:rPr>
+          <w:rStyle w:val="FunctionTok"/>
+        </w:rPr>
+        <w:t xml:space="preserve">aes</w:t>
+      </w:r>
+      <w:r>
+        <w:rPr>
+          <w:rStyle w:val="NormalTok"/>
+        </w:rPr>
+        <w:t xml:space="preserve">(</w:t>
+      </w:r>
+      <w:r>
+        <w:rPr>
+          <w:rStyle w:val="AttributeTok"/>
+        </w:rPr>
+        <w:t xml:space="preserve">x =</w:t>
+      </w:r>
+      <w:r>
+        <w:rPr>
+          <w:rStyle w:val="NormalTok"/>
+        </w:rPr>
+        <w:t xml:space="preserve"> littersize_std, </w:t>
+      </w:r>
+      <w:r>
+        <w:rPr>
+          <w:rStyle w:val="AttributeTok"/>
+        </w:rPr>
+        <w:t xml:space="preserve">y =</w:t>
+      </w:r>
+      <w:r>
+        <w:rPr>
+          <w:rStyle w:val="NormalTok"/>
+        </w:rPr>
+        <w:t xml:space="preserve"> growthrate_std, </w:t>
+      </w:r>
+      <w:r>
+        <w:rPr>
+          <w:rStyle w:val="AttributeTok"/>
+        </w:rPr>
+        <w:t xml:space="preserve">group =</w:t>
+      </w:r>
+      <w:r>
+        <w:rPr>
+          <w:rStyle w:val="NormalTok"/>
+        </w:rPr>
+        <w:t xml:space="preserve"> </w:t>
+      </w:r>
+      <w:r>
+        <w:rPr>
+          <w:rStyle w:val="FunctionTok"/>
+        </w:rPr>
+        <w:t xml:space="preserve">interaction</w:t>
+      </w:r>
+      <w:r>
+        <w:rPr>
+          <w:rStyle w:val="NormalTok"/>
+        </w:rPr>
+        <w:t xml:space="preserve">(density_cat, treatment))) </w:t>
+      </w:r>
+      <w:r>
+        <w:rPr>
+          <w:rStyle w:val="SpecialCharTok"/>
+        </w:rPr>
+        <w:t xml:space="preserve">+</w:t>
+      </w:r>
+      <w:r>
+        <w:br/>
+      </w:r>
+      <w:r>
+        <w:rPr>
+          <w:rStyle w:val="NormalTok"/>
+        </w:rPr>
+        <w:t xml:space="preserve">  </w:t>
+      </w:r>
+      <w:r>
+        <w:rPr>
+          <w:rStyle w:val="FunctionTok"/>
+        </w:rPr>
+        <w:t xml:space="preserve">geom_point</w:t>
+      </w:r>
+      <w:r>
+        <w:rPr>
+          <w:rStyle w:val="NormalTok"/>
+        </w:rPr>
+        <w:t xml:space="preserve">(</w:t>
+      </w:r>
+      <w:r>
+        <w:rPr>
+          <w:rStyle w:val="AttributeTok"/>
+        </w:rPr>
+        <w:t xml:space="preserve">alpha =</w:t>
+      </w:r>
+      <w:r>
+        <w:rPr>
+          <w:rStyle w:val="NormalTok"/>
+        </w:rPr>
+        <w:t xml:space="preserve"> </w:t>
+      </w:r>
+      <w:r>
+        <w:rPr>
+          <w:rStyle w:val="FloatTok"/>
+        </w:rPr>
+        <w:t xml:space="preserve">0.3</w:t>
+      </w:r>
+      <w:r>
+        <w:rPr>
+          <w:rStyle w:val="NormalTok"/>
+        </w:rPr>
+        <w:t xml:space="preserve">, </w:t>
+      </w:r>
+      <w:r>
+        <w:rPr>
+          <w:rStyle w:val="FunctionTok"/>
+        </w:rPr>
+        <w:t xml:space="preserve">aes</w:t>
+      </w:r>
+      <w:r>
+        <w:rPr>
+          <w:rStyle w:val="NormalTok"/>
+        </w:rPr>
+        <w:t xml:space="preserve">(</w:t>
+      </w:r>
+      <w:r>
+        <w:rPr>
+          <w:rStyle w:val="AttributeTok"/>
+        </w:rPr>
+        <w:t xml:space="preserve">color =</w:t>
+      </w:r>
+      <w:r>
+        <w:rPr>
+          <w:rStyle w:val="NormalTok"/>
+        </w:rPr>
+        <w:t xml:space="preserve"> density_cat)) </w:t>
+      </w:r>
+      <w:r>
+        <w:rPr>
+          <w:rStyle w:val="SpecialCharTok"/>
+        </w:rPr>
+        <w:t xml:space="preserve">+</w:t>
+      </w:r>
+      <w:r>
+        <w:br/>
+      </w:r>
+      <w:r>
+        <w:rPr>
+          <w:rStyle w:val="NormalTok"/>
+        </w:rPr>
+        <w:t xml:space="preserve">  </w:t>
+      </w:r>
+      <w:r>
+        <w:rPr>
+          <w:rStyle w:val="FunctionTok"/>
+        </w:rPr>
+        <w:t xml:space="preserve">geom_smooth</w:t>
+      </w:r>
+      <w:r>
+        <w:rPr>
+          <w:rStyle w:val="NormalTok"/>
+        </w:rPr>
+        <w:t xml:space="preserve">(</w:t>
+      </w:r>
+      <w:r>
+        <w:rPr>
+          <w:rStyle w:val="AttributeTok"/>
+        </w:rPr>
+        <w:t xml:space="preserve">method =</w:t>
+      </w:r>
+      <w:r>
+        <w:rPr>
+          <w:rStyle w:val="NormalTok"/>
+        </w:rPr>
+        <w:t xml:space="preserve"> </w:t>
+      </w:r>
+      <w:r>
+        <w:rPr>
+          <w:rStyle w:val="StringTok"/>
+        </w:rPr>
+        <w:t xml:space="preserve">"lm"</w:t>
+      </w:r>
+      <w:r>
+        <w:rPr>
+          <w:rStyle w:val="NormalTok"/>
+        </w:rPr>
+        <w:t xml:space="preserve">, </w:t>
+      </w:r>
+      <w:r>
+        <w:rPr>
+          <w:rStyle w:val="FunctionTok"/>
+        </w:rPr>
+        <w:t xml:space="preserve">aes</w:t>
+      </w:r>
+      <w:r>
+        <w:rPr>
+          <w:rStyle w:val="NormalTok"/>
+        </w:rPr>
+        <w:t xml:space="preserve">(</w:t>
+      </w:r>
+      <w:r>
+        <w:rPr>
+          <w:rStyle w:val="AttributeTok"/>
+        </w:rPr>
+        <w:t xml:space="preserve">color =</w:t>
+      </w:r>
+      <w:r>
+        <w:rPr>
+          <w:rStyle w:val="NormalTok"/>
+        </w:rPr>
+        <w:t xml:space="preserve"> density_cat), </w:t>
+      </w:r>
+      <w:r>
+        <w:rPr>
+          <w:rStyle w:val="AttributeTok"/>
+        </w:rPr>
+        <w:t xml:space="preserve">se =</w:t>
+      </w:r>
+      <w:r>
+        <w:rPr>
+          <w:rStyle w:val="NormalTok"/>
+        </w:rPr>
+        <w:t xml:space="preserve"> </w:t>
+      </w:r>
+      <w:r>
+        <w:rPr>
+          <w:rStyle w:val="ConstantTok"/>
+        </w:rPr>
+        <w:t xml:space="preserve">FALSE</w:t>
+      </w:r>
+      <w:r>
+        <w:rPr>
+          <w:rStyle w:val="NormalTok"/>
+        </w:rPr>
+        <w:t xml:space="preserve">) </w:t>
+      </w:r>
+      <w:r>
+        <w:rPr>
+          <w:rStyle w:val="SpecialCharTok"/>
+        </w:rPr>
+        <w:t xml:space="preserve">+</w:t>
+      </w:r>
+      <w:r>
+        <w:br/>
+      </w:r>
+      <w:r>
+        <w:rPr>
+          <w:rStyle w:val="NormalTok"/>
+        </w:rPr>
+        <w:t xml:space="preserve">  </w:t>
+      </w:r>
+      <w:r>
+        <w:rPr>
+          <w:rStyle w:val="FunctionTok"/>
+        </w:rPr>
+        <w:t xml:space="preserve">facet_wrap</w:t>
+      </w:r>
+      <w:r>
+        <w:rPr>
+          <w:rStyle w:val="NormalTok"/>
+        </w:rPr>
+        <w:t xml:space="preserve">(</w:t>
+      </w:r>
+      <w:r>
+        <w:rPr>
+          <w:rStyle w:val="SpecialCharTok"/>
+        </w:rPr>
+        <w:t xml:space="preserve">~</w:t>
+      </w:r>
+      <w:r>
+        <w:rPr>
+          <w:rStyle w:val="NormalTok"/>
+        </w:rPr>
+        <w:t xml:space="preserve">treatment, </w:t>
+      </w:r>
+      <w:r>
+        <w:rPr>
+          <w:rStyle w:val="AttributeTok"/>
+        </w:rPr>
+        <w:t xml:space="preserve">labeller =</w:t>
+      </w:r>
+      <w:r>
+        <w:rPr>
+          <w:rStyle w:val="NormalTok"/>
+        </w:rPr>
+        <w:t xml:space="preserve"> label_both) </w:t>
+      </w:r>
+      <w:r>
+        <w:rPr>
+          <w:rStyle w:val="SpecialCharTok"/>
+        </w:rPr>
+        <w:t xml:space="preserve">+</w:t>
+      </w:r>
+      <w:r>
+        <w:br/>
+      </w:r>
+      <w:r>
+        <w:rPr>
+          <w:rStyle w:val="NormalTok"/>
+        </w:rPr>
+        <w:t xml:space="preserve">  </w:t>
+      </w:r>
+      <w:r>
+        <w:rPr>
+          <w:rStyle w:val="FunctionTok"/>
+        </w:rPr>
+        <w:t xml:space="preserve">labs</w:t>
+      </w:r>
+      <w:r>
+        <w:rPr>
+          <w:rStyle w:val="NormalTok"/>
+        </w:rPr>
+        <w:t xml:space="preserve">(</w:t>
+      </w:r>
+      <w:r>
+        <w:rPr>
+          <w:rStyle w:val="AttributeTok"/>
+        </w:rPr>
+        <w:t xml:space="preserve">x =</w:t>
+      </w:r>
+      <w:r>
+        <w:rPr>
+          <w:rStyle w:val="NormalTok"/>
+        </w:rPr>
+        <w:t xml:space="preserve"> </w:t>
+      </w:r>
+      <w:r>
+        <w:rPr>
+          <w:rStyle w:val="StringTok"/>
+        </w:rPr>
+        <w:t xml:space="preserve">"Litter size"</w:t>
+      </w:r>
+      <w:r>
+        <w:rPr>
+          <w:rStyle w:val="NormalTok"/>
+        </w:rPr>
+        <w:t xml:space="preserve">, </w:t>
+      </w:r>
+      <w:r>
+        <w:rPr>
+          <w:rStyle w:val="AttributeTok"/>
+        </w:rPr>
+        <w:t xml:space="preserve">y =</w:t>
+      </w:r>
+      <w:r>
+        <w:rPr>
+          <w:rStyle w:val="NormalTok"/>
+        </w:rPr>
+        <w:t xml:space="preserve"> </w:t>
+      </w:r>
+      <w:r>
+        <w:rPr>
+          <w:rStyle w:val="StringTok"/>
+        </w:rPr>
+        <w:t xml:space="preserve">"Growth rate (g/day)"</w:t>
+      </w:r>
+      <w:r>
+        <w:rPr>
+          <w:rStyle w:val="NormalTok"/>
+        </w:rPr>
+        <w:t xml:space="preserve">, </w:t>
+      </w:r>
+      <w:r>
+        <w:rPr>
+          <w:rStyle w:val="AttributeTok"/>
+        </w:rPr>
+        <w:t xml:space="preserve">color =</w:t>
+      </w:r>
+      <w:r>
+        <w:rPr>
+          <w:rStyle w:val="NormalTok"/>
+        </w:rPr>
+        <w:t xml:space="preserve"> </w:t>
+      </w:r>
+      <w:r>
+        <w:rPr>
+          <w:rStyle w:val="StringTok"/>
+        </w:rPr>
+        <w:t xml:space="preserve">"Density"</w:t>
+      </w:r>
+      <w:r>
+        <w:rPr>
+          <w:rStyle w:val="NormalTok"/>
+        </w:rPr>
+        <w:t xml:space="preserve">) </w:t>
+      </w:r>
+      <w:r>
+        <w:rPr>
+          <w:rStyle w:val="SpecialCharTok"/>
+        </w:rPr>
+        <w:t xml:space="preserve">+</w:t>
+      </w:r>
+      <w:r>
+        <w:br/>
+      </w:r>
+      <w:r>
+        <w:rPr>
+          <w:rStyle w:val="NormalTok"/>
+        </w:rPr>
+        <w:t xml:space="preserve">  </w:t>
+      </w:r>
+      <w:r>
+        <w:rPr>
+          <w:rStyle w:val="FunctionTok"/>
+        </w:rPr>
+        <w:t xml:space="preserve">theme_minimal</w:t>
+      </w:r>
+      <w:r>
+        <w:rPr>
+          <w:rStyle w:val="NormalTok"/>
+        </w:rPr>
+        <w:t xml:space="preserve">()</w:t>
+      </w:r>
+    </w:p>
+    <w:p>
+      <w:pPr>
+        <w:pStyle w:val="SourceCode"/>
+      </w:pPr>
+      <w:r>
+        <w:rPr>
+          <w:rStyle w:val="VerbatimChar"/>
+        </w:rPr>
+        <w:t xml:space="preserve">## `geom_smooth()` using formula = 'y ~ x'</w:t>
+      </w:r>
+    </w:p>
+    <w:p>
+      <w:pPr>
+        <w:pStyle w:val="SourceCode"/>
+      </w:pPr>
+      <w:r>
+        <w:rPr>
+          <w:rStyle w:val="VerbatimChar"/>
+        </w:rPr>
+        <w:t xml:space="preserve">## Warning: Removed 32 rows containing non-finite outside the scale range</w:t>
+      </w:r>
+      <w:r>
+        <w:br/>
+      </w:r>
+      <w:r>
+        <w:rPr>
+          <w:rStyle w:val="VerbatimChar"/>
+        </w:rPr>
+        <w:t xml:space="preserve">## (`stat_smooth()`).</w:t>
+      </w:r>
+    </w:p>
+    <w:p>
+      <w:pPr>
+        <w:pStyle w:val="SourceCode"/>
+      </w:pPr>
+      <w:r>
+        <w:rPr>
+          <w:rStyle w:val="VerbatimChar"/>
+        </w:rPr>
+        <w:t xml:space="preserve">## Warning: Removed 32 rows containing missing values or values outside the scale range</w:t>
+      </w:r>
+      <w:r>
+        <w:br/>
+      </w:r>
+      <w:r>
+        <w:rPr>
+          <w:rStyle w:val="VerbatimChar"/>
+        </w:rPr>
+        <w:t xml:space="preserve">## (`geom_point()`).</w:t>
+      </w:r>
+    </w:p>
+    <w:p>
+      <w:pPr>
+        <w:pStyle w:val="FirstParagraph"/>
+      </w:pPr>
+      <w:r>
+        <w:drawing>
+          <wp:inline>
+            <wp:extent cx="4620126" cy="3696101"/>
+            <wp:effectExtent b="0" l="0" r="0" t="0"/>
+            <wp:docPr descr="" title="" id="25" name="Picture"/>
+            <a:graphic>
+              <a:graphicData uri="http://schemas.openxmlformats.org/drawingml/2006/picture">
+                <pic:pic>
+                  <pic:nvPicPr>
+                    <pic:cNvPr descr="Preliminary_results_files/Preliminary_results_files/figure-docx/fig 3 but standardized-1.png" id="26" name="Picture"/>
+                    <pic:cNvPicPr>
+                      <a:picLocks noChangeArrowheads="1" noChangeAspect="1"/>
+                    </pic:cNvPicPr>
+                  </pic:nvPicPr>
+                  <pic:blipFill>
+                    <a:blip r:embed="rId24"/>
+                    <a:stretch>
+                      <a:fillRect/>
+                    </a:stretch>
+                  </pic:blipFill>
+                  <pic:spPr bwMode="auto">
+                    <a:xfrm>
+                      <a:off x="0" y="0"/>
+                      <a:ext cx="4620126" cy="3696101"/>
+                    </a:xfrm>
+                    <a:prstGeom prst="rect">
+                      <a:avLst/>
+                    </a:prstGeom>
+                    <a:noFill/>
+                    <a:ln w="9525">
+                      <a:noFill/>
+                      <a:headEnd/>
+                      <a:tailEnd/>
+                    </a:ln>
+                  </pic:spPr>
+                </pic:pic>
+              </a:graphicData>
+            </a:graphic>
+          </wp:inline>
+        </w:drawing>
+      </w:r>
+    </w:p>
+    <w:bookmarkEnd w:id="27"/>
     <w:sectPr>
       <w:footnotePr>
         <w:numRestart w:val="eachSect"/>
